--- a/documentacao/Documentacao_Carteirinhas_v2_MySQL.docx
+++ b/documentacao/Documentacao_Carteirinhas_v2_MySQL.docx
@@ -22,13 +22,6 @@
         <w:spacing w:after="200"/>
         <w:jc w:val="center"/>
       </w:pPr>
-      <w:r>
-        <w:rPr>
-          <w:sz w:val="80"/>
-          <w:szCs w:val="80"/>
-        </w:rPr>
-        <w:t>🏫</w:t>
-      </w:r>
     </w:p>
     <w:p>
       <w:pPr>
@@ -139,7 +132,43 @@
                 <w:sz w:val="20"/>
                 <w:szCs w:val="20"/>
               </w:rPr>
-              <w:t>HTML • CSS • JavaScript • Python • Flask • MySQL</w:t>
+              <w:t xml:space="preserve">HTML • CSS • </w:t>
+            </w:r>
+            <w:proofErr w:type="spellStart"/>
+            <w:r>
+              <w:rPr>
+                <w:color w:val="444444"/>
+                <w:sz w:val="20"/>
+                <w:szCs w:val="20"/>
+              </w:rPr>
+              <w:t>JavaScript</w:t>
+            </w:r>
+            <w:proofErr w:type="spellEnd"/>
+            <w:r>
+              <w:rPr>
+                <w:color w:val="444444"/>
+                <w:sz w:val="20"/>
+                <w:szCs w:val="20"/>
+              </w:rPr>
+              <w:t xml:space="preserve"> • Python • </w:t>
+            </w:r>
+            <w:proofErr w:type="spellStart"/>
+            <w:r>
+              <w:rPr>
+                <w:color w:val="444444"/>
+                <w:sz w:val="20"/>
+                <w:szCs w:val="20"/>
+              </w:rPr>
+              <w:t>Flask</w:t>
+            </w:r>
+            <w:proofErr w:type="spellEnd"/>
+            <w:r>
+              <w:rPr>
+                <w:color w:val="444444"/>
+                <w:sz w:val="20"/>
+                <w:szCs w:val="20"/>
+              </w:rPr>
+              <w:t xml:space="preserve"> • MySQL</w:t>
             </w:r>
           </w:p>
           <w:p>
@@ -298,7 +327,25 @@
                 <w:sz w:val="20"/>
                 <w:szCs w:val="20"/>
               </w:rPr>
-              <w:t>Desenvolver um sistema web em rede local que permita cadastrar dados dos alunos (nome, turma, turno, foto) a partir de qualquer computador da escola, e gerar PDFs prontos para impressão com 8 carteirinhas por folha A4. Os dados ficam armazenados em um banco de dados MySQL centralizado no servidor da escola.</w:t>
+              <w:t xml:space="preserve">Desenvolver um sistema web em rede local que permita cadastrar dados dos alunos (nome, turma, turno, foto) a partir de qualquer computador da escola, e gerar </w:t>
+            </w:r>
+            <w:proofErr w:type="spellStart"/>
+            <w:r>
+              <w:rPr>
+                <w:color w:val="333333"/>
+                <w:sz w:val="20"/>
+                <w:szCs w:val="20"/>
+              </w:rPr>
+              <w:t>PDFs</w:t>
+            </w:r>
+            <w:proofErr w:type="spellEnd"/>
+            <w:r>
+              <w:rPr>
+                <w:color w:val="333333"/>
+                <w:sz w:val="20"/>
+                <w:szCs w:val="20"/>
+              </w:rPr>
+              <w:t xml:space="preserve"> prontos para impressão com 8 carteirinhas por folha A4. Os dados ficam armazenados em um banco de dados MySQL centralizado no servidor da escola.</w:t>
             </w:r>
           </w:p>
         </w:tc>
@@ -330,7 +377,21 @@
         <w:rPr>
           <w:color w:val="000000"/>
         </w:rPr>
-        <w:t>Com a arquitetura de rede local, os alunos vão aprender na prática como sistemas empresariais reais funcionam — com um servidor centralizado atendendo múltiplos clientes simultaneamente. Esse é o modelo usado em sistemas de RH, ERPs, sistemas hospitalares e praticamente todo software corporativo.</w:t>
+        <w:t xml:space="preserve">Com a arquitetura de rede local, os alunos vão aprender na prática como sistemas empresariais reais funcionam — com um servidor centralizado atendendo múltiplos clientes simultaneamente. Esse é o modelo usado em sistemas de RH, </w:t>
+      </w:r>
+      <w:proofErr w:type="spellStart"/>
+      <w:r>
+        <w:rPr>
+          <w:color w:val="000000"/>
+        </w:rPr>
+        <w:t>ERPs</w:t>
+      </w:r>
+      <w:proofErr w:type="spellEnd"/>
+      <w:r>
+        <w:rPr>
+          <w:color w:val="000000"/>
+        </w:rPr>
+        <w:t>, sistemas hospitalares e praticamente todo software corporativo.</w:t>
       </w:r>
     </w:p>
     <w:p>
@@ -499,6 +560,7 @@
             </w:tcMar>
           </w:tcPr>
           <w:p>
+            <w:proofErr w:type="spellStart"/>
             <w:r>
               <w:rPr>
                 <w:sz w:val="20"/>
@@ -506,6 +568,7 @@
               </w:rPr>
               <w:t>JavaScript</w:t>
             </w:r>
+            <w:proofErr w:type="spellEnd"/>
           </w:p>
         </w:tc>
         <w:tc>
@@ -531,8 +594,17 @@
                 <w:sz w:val="20"/>
                 <w:szCs w:val="20"/>
               </w:rPr>
-              <w:t>Manipulação do DOM, upload de fotos, geração de PDF com jsPDF</w:t>
-            </w:r>
+              <w:t xml:space="preserve">Manipulação do DOM, upload de fotos, geração de PDF com </w:t>
+            </w:r>
+            <w:proofErr w:type="spellStart"/>
+            <w:r>
+              <w:rPr>
+                <w:sz w:val="20"/>
+                <w:szCs w:val="20"/>
+              </w:rPr>
+              <w:t>jsPDF</w:t>
+            </w:r>
+            <w:proofErr w:type="spellEnd"/>
           </w:p>
         </w:tc>
       </w:tr>
@@ -560,8 +632,17 @@
                 <w:sz w:val="20"/>
                 <w:szCs w:val="20"/>
               </w:rPr>
-              <w:t>Python + Flask</w:t>
-            </w:r>
+              <w:t xml:space="preserve">Python + </w:t>
+            </w:r>
+            <w:proofErr w:type="spellStart"/>
+            <w:r>
+              <w:rPr>
+                <w:sz w:val="20"/>
+                <w:szCs w:val="20"/>
+              </w:rPr>
+              <w:t>Flask</w:t>
+            </w:r>
+            <w:proofErr w:type="spellEnd"/>
           </w:p>
         </w:tc>
         <w:tc>
@@ -723,12 +804,21 @@
             </w:tcMar>
           </w:tcPr>
           <w:p>
-            <w:r>
-              <w:rPr>
-                <w:sz w:val="20"/>
-                <w:szCs w:val="20"/>
-              </w:rPr>
-              <w:t>Git &amp; Trabalho em Equipe</w:t>
+            <w:proofErr w:type="spellStart"/>
+            <w:r>
+              <w:rPr>
+                <w:sz w:val="20"/>
+                <w:szCs w:val="20"/>
+              </w:rPr>
+              <w:t>Git</w:t>
+            </w:r>
+            <w:proofErr w:type="spellEnd"/>
+            <w:r>
+              <w:rPr>
+                <w:sz w:val="20"/>
+                <w:szCs w:val="20"/>
+              </w:rPr>
+              <w:t xml:space="preserve"> &amp; Trabalho em Equipe</w:t>
             </w:r>
           </w:p>
         </w:tc>
@@ -755,7 +845,23 @@
                 <w:sz w:val="20"/>
                 <w:szCs w:val="20"/>
               </w:rPr>
-              <w:t>Versionamento, branches, divisão de tarefas por camada</w:t>
+              <w:t xml:space="preserve">Versionamento, </w:t>
+            </w:r>
+            <w:proofErr w:type="spellStart"/>
+            <w:r>
+              <w:rPr>
+                <w:sz w:val="20"/>
+                <w:szCs w:val="20"/>
+              </w:rPr>
+              <w:t>branches</w:t>
+            </w:r>
+            <w:proofErr w:type="spellEnd"/>
+            <w:r>
+              <w:rPr>
+                <w:sz w:val="20"/>
+                <w:szCs w:val="20"/>
+              </w:rPr>
+              <w:t>, divisão de tarefas por camada</w:t>
             </w:r>
           </w:p>
         </w:tc>
@@ -1129,7 +1235,27 @@
                 <w:sz w:val="18"/>
                 <w:szCs w:val="18"/>
               </w:rPr>
-              <w:t xml:space="preserve">  │  PC Aluno C ──┘    │  │  Flask   │   │  MySQL Server │ │  │</w:t>
+              <w:t xml:space="preserve">  │  PC Aluno C ──┘    │  │  </w:t>
+            </w:r>
+            <w:proofErr w:type="spellStart"/>
+            <w:r>
+              <w:rPr>
+                <w:rFonts w:ascii="Courier New" w:eastAsia="Courier New" w:hAnsi="Courier New" w:cs="Courier New"/>
+                <w:color w:val="00FF41"/>
+                <w:sz w:val="18"/>
+                <w:szCs w:val="18"/>
+              </w:rPr>
+              <w:t>Flask</w:t>
+            </w:r>
+            <w:proofErr w:type="spellEnd"/>
+            <w:r>
+              <w:rPr>
+                <w:rFonts w:ascii="Courier New" w:eastAsia="Courier New" w:hAnsi="Courier New" w:cs="Courier New"/>
+                <w:color w:val="00FF41"/>
+                <w:sz w:val="18"/>
+                <w:szCs w:val="18"/>
+              </w:rPr>
+              <w:t xml:space="preserve">   │   │  MySQL Server │ │  │</w:t>
             </w:r>
           </w:p>
         </w:tc>
@@ -1580,7 +1706,23 @@
                 <w:sz w:val="20"/>
                 <w:szCs w:val="20"/>
               </w:rPr>
-              <w:t>Roda Flask + MySQL. Fica ligado durante o uso.</w:t>
+              <w:t xml:space="preserve">Roda </w:t>
+            </w:r>
+            <w:proofErr w:type="spellStart"/>
+            <w:r>
+              <w:rPr>
+                <w:sz w:val="20"/>
+                <w:szCs w:val="20"/>
+              </w:rPr>
+              <w:t>Flask</w:t>
+            </w:r>
+            <w:proofErr w:type="spellEnd"/>
+            <w:r>
+              <w:rPr>
+                <w:sz w:val="20"/>
+                <w:szCs w:val="20"/>
+              </w:rPr>
+              <w:t xml:space="preserve"> + MySQL. Fica ligado durante o uso.</w:t>
             </w:r>
           </w:p>
         </w:tc>
@@ -1607,8 +1749,17 @@
                 <w:sz w:val="20"/>
                 <w:szCs w:val="20"/>
               </w:rPr>
-              <w:t>Python 3.10+, MySQL Server 8.0, pip</w:t>
-            </w:r>
+              <w:t xml:space="preserve">Python 3.10+, MySQL Server 8.0, </w:t>
+            </w:r>
+            <w:proofErr w:type="spellStart"/>
+            <w:r>
+              <w:rPr>
+                <w:sz w:val="20"/>
+                <w:szCs w:val="20"/>
+              </w:rPr>
+              <w:t>pip</w:t>
+            </w:r>
+            <w:proofErr w:type="spellEnd"/>
           </w:p>
         </w:tc>
       </w:tr>
@@ -1746,7 +1897,23 @@
                 <w:sz w:val="20"/>
                 <w:szCs w:val="20"/>
               </w:rPr>
-              <w:t>Acessa o sistema e imprime os PDFs.</w:t>
+              <w:t xml:space="preserve">Acessa o sistema e imprime os </w:t>
+            </w:r>
+            <w:proofErr w:type="spellStart"/>
+            <w:r>
+              <w:rPr>
+                <w:sz w:val="20"/>
+                <w:szCs w:val="20"/>
+              </w:rPr>
+              <w:t>PDFs</w:t>
+            </w:r>
+            <w:proofErr w:type="spellEnd"/>
+            <w:r>
+              <w:rPr>
+                <w:sz w:val="20"/>
+                <w:szCs w:val="20"/>
+              </w:rPr>
+              <w:t>.</w:t>
             </w:r>
           </w:p>
         </w:tc>
@@ -2100,12 +2267,21 @@
             </w:tcMar>
           </w:tcPr>
           <w:p>
-            <w:r>
-              <w:rPr>
-                <w:sz w:val="20"/>
-                <w:szCs w:val="20"/>
-              </w:rPr>
-              <w:t>JavaScript (ES6+)</w:t>
+            <w:proofErr w:type="spellStart"/>
+            <w:r>
+              <w:rPr>
+                <w:sz w:val="20"/>
+                <w:szCs w:val="20"/>
+              </w:rPr>
+              <w:t>JavaScript</w:t>
+            </w:r>
+            <w:proofErr w:type="spellEnd"/>
+            <w:r>
+              <w:rPr>
+                <w:sz w:val="20"/>
+                <w:szCs w:val="20"/>
+              </w:rPr>
+              <w:t xml:space="preserve"> (ES6+)</w:t>
             </w:r>
           </w:p>
         </w:tc>
@@ -2183,6 +2359,7 @@
             </w:tcMar>
           </w:tcPr>
           <w:p>
+            <w:proofErr w:type="spellStart"/>
             <w:r>
               <w:rPr>
                 <w:sz w:val="20"/>
@@ -2190,6 +2367,7 @@
               </w:rPr>
               <w:t>jsPDF</w:t>
             </w:r>
+            <w:proofErr w:type="spellEnd"/>
           </w:p>
         </w:tc>
         <w:tc>
@@ -2325,8 +2503,17 @@
                 <w:sz w:val="20"/>
                 <w:szCs w:val="20"/>
               </w:rPr>
-              <w:t>Linguagem do backend</w:t>
-            </w:r>
+              <w:t xml:space="preserve">Linguagem do </w:t>
+            </w:r>
+            <w:proofErr w:type="spellStart"/>
+            <w:r>
+              <w:rPr>
+                <w:sz w:val="20"/>
+                <w:szCs w:val="20"/>
+              </w:rPr>
+              <w:t>backend</w:t>
+            </w:r>
+            <w:proofErr w:type="spellEnd"/>
           </w:p>
         </w:tc>
       </w:tr>
@@ -2349,6 +2536,7 @@
             </w:tcMar>
           </w:tcPr>
           <w:p>
+            <w:proofErr w:type="spellStart"/>
             <w:r>
               <w:rPr>
                 <w:sz w:val="20"/>
@@ -2356,6 +2544,7 @@
               </w:rPr>
               <w:t>Flask</w:t>
             </w:r>
+            <w:proofErr w:type="spellEnd"/>
           </w:p>
         </w:tc>
         <w:tc>
@@ -2432,6 +2621,7 @@
             </w:tcMar>
           </w:tcPr>
           <w:p>
+            <w:proofErr w:type="spellStart"/>
             <w:r>
               <w:rPr>
                 <w:sz w:val="20"/>
@@ -2439,6 +2629,7 @@
               </w:rPr>
               <w:t>mysql-connector-python</w:t>
             </w:r>
+            <w:proofErr w:type="spellEnd"/>
           </w:p>
         </w:tc>
         <w:tc>
@@ -2598,6 +2789,7 @@
             </w:tcMar>
           </w:tcPr>
           <w:p>
+            <w:proofErr w:type="spellStart"/>
             <w:r>
               <w:rPr>
                 <w:sz w:val="20"/>
@@ -2605,6 +2797,7 @@
               </w:rPr>
               <w:t>Git</w:t>
             </w:r>
+            <w:proofErr w:type="spellEnd"/>
           </w:p>
         </w:tc>
         <w:tc>
@@ -2682,8 +2875,13 @@
         <w:pStyle w:val="Ttulo2"/>
       </w:pPr>
       <w:r>
-        <w:t>3.1 Diferenças em relação ao SQLite</w:t>
+        <w:t xml:space="preserve">3.1 Diferenças em relação ao </w:t>
       </w:r>
+      <w:proofErr w:type="spellStart"/>
+      <w:r>
+        <w:t>SQLite</w:t>
+      </w:r>
+      <w:proofErr w:type="spellEnd"/>
     </w:p>
     <w:p>
       <w:pPr>
@@ -2693,7 +2891,21 @@
         <w:rPr>
           <w:color w:val="000000"/>
         </w:rPr>
-        <w:t>Ao migrar do SQLite para o MySQL, algumas coisas mudam conceitualmente — é importante que todos da equipe entendam essas diferenças:</w:t>
+        <w:t xml:space="preserve">Ao migrar do </w:t>
+      </w:r>
+      <w:proofErr w:type="spellStart"/>
+      <w:r>
+        <w:rPr>
+          <w:color w:val="000000"/>
+        </w:rPr>
+        <w:t>SQLite</w:t>
+      </w:r>
+      <w:proofErr w:type="spellEnd"/>
+      <w:r>
+        <w:rPr>
+          <w:color w:val="000000"/>
+        </w:rPr>
+        <w:t xml:space="preserve"> para o MySQL, algumas coisas mudam conceitualmente — é importante que todos da equipe entendam essas diferenças:</w:t>
       </w:r>
     </w:p>
     <w:p>
@@ -2775,6 +2987,7 @@
             </w:tcMar>
           </w:tcPr>
           <w:p>
+            <w:proofErr w:type="spellStart"/>
             <w:r>
               <w:rPr>
                 <w:b/>
@@ -2783,28 +2996,9 @@
                 <w:sz w:val="20"/>
                 <w:szCs w:val="20"/>
               </w:rPr>
-              <w:t>SQLite (versão anterior)</w:t>
-            </w:r>
-          </w:p>
-        </w:tc>
-        <w:tc>
-          <w:tcPr>
-            <w:tcW w:w="3626" w:type="dxa"/>
-            <w:tcBorders>
-              <w:top w:val="single" w:sz="1" w:space="0" w:color="CCCCCC"/>
-              <w:left w:val="single" w:sz="1" w:space="0" w:color="CCCCCC"/>
-              <w:bottom w:val="single" w:sz="1" w:space="0" w:color="CCCCCC"/>
-              <w:right w:val="single" w:sz="1" w:space="0" w:color="CCCCCC"/>
-            </w:tcBorders>
-            <w:shd w:val="clear" w:color="auto" w:fill="1A5276"/>
-            <w:tcMar>
-              <w:top w:w="80" w:type="dxa"/>
-              <w:left w:w="120" w:type="dxa"/>
-              <w:bottom w:w="80" w:type="dxa"/>
-              <w:right w:w="120" w:type="dxa"/>
-            </w:tcMar>
-          </w:tcPr>
-          <w:p>
+              <w:t>SQLite</w:t>
+            </w:r>
+            <w:proofErr w:type="spellEnd"/>
             <w:r>
               <w:rPr>
                 <w:b/>
@@ -2813,6 +3007,36 @@
                 <w:sz w:val="20"/>
                 <w:szCs w:val="20"/>
               </w:rPr>
+              <w:t xml:space="preserve"> (versão anterior)</w:t>
+            </w:r>
+          </w:p>
+        </w:tc>
+        <w:tc>
+          <w:tcPr>
+            <w:tcW w:w="3626" w:type="dxa"/>
+            <w:tcBorders>
+              <w:top w:val="single" w:sz="1" w:space="0" w:color="CCCCCC"/>
+              <w:left w:val="single" w:sz="1" w:space="0" w:color="CCCCCC"/>
+              <w:bottom w:val="single" w:sz="1" w:space="0" w:color="CCCCCC"/>
+              <w:right w:val="single" w:sz="1" w:space="0" w:color="CCCCCC"/>
+            </w:tcBorders>
+            <w:shd w:val="clear" w:color="auto" w:fill="1A5276"/>
+            <w:tcMar>
+              <w:top w:w="80" w:type="dxa"/>
+              <w:left w:w="120" w:type="dxa"/>
+              <w:bottom w:w="80" w:type="dxa"/>
+              <w:right w:w="120" w:type="dxa"/>
+            </w:tcMar>
+          </w:tcPr>
+          <w:p>
+            <w:r>
+              <w:rPr>
+                <w:b/>
+                <w:bCs/>
+                <w:color w:val="FFFFFF"/>
+                <w:sz w:val="20"/>
+                <w:szCs w:val="20"/>
+              </w:rPr>
               <w:t>MySQL (versão atual)</w:t>
             </w:r>
           </w:p>
@@ -2869,7 +3093,23 @@
                 <w:sz w:val="20"/>
                 <w:szCs w:val="20"/>
               </w:rPr>
-              <w:t>Arquivo .db na pasta do projeto</w:t>
+              <w:t>Arquivo .</w:t>
+            </w:r>
+            <w:proofErr w:type="spellStart"/>
+            <w:r>
+              <w:rPr>
+                <w:sz w:val="20"/>
+                <w:szCs w:val="20"/>
+              </w:rPr>
+              <w:t>db</w:t>
+            </w:r>
+            <w:proofErr w:type="spellEnd"/>
+            <w:r>
+              <w:rPr>
+                <w:sz w:val="20"/>
+                <w:szCs w:val="20"/>
+              </w:rPr>
+              <w:t xml:space="preserve"> na pasta do projeto</w:t>
             </w:r>
           </w:p>
         </w:tc>
@@ -3086,12 +3326,21 @@
             </w:tcMar>
           </w:tcPr>
           <w:p>
-            <w:r>
-              <w:rPr>
-                <w:sz w:val="20"/>
-                <w:szCs w:val="20"/>
-              </w:rPr>
-              <w:t>Placeholder SQL</w:t>
+            <w:proofErr w:type="spellStart"/>
+            <w:r>
+              <w:rPr>
+                <w:sz w:val="20"/>
+                <w:szCs w:val="20"/>
+              </w:rPr>
+              <w:t>Placeholder</w:t>
+            </w:r>
+            <w:proofErr w:type="spellEnd"/>
+            <w:r>
+              <w:rPr>
+                <w:sz w:val="20"/>
+                <w:szCs w:val="20"/>
+              </w:rPr>
+              <w:t xml:space="preserve"> SQL</w:t>
             </w:r>
           </w:p>
         </w:tc>
@@ -3284,8 +3533,17 @@
                 <w:sz w:val="20"/>
                 <w:szCs w:val="20"/>
               </w:rPr>
-              <w:t>DB Browser for SQLite</w:t>
-            </w:r>
+              <w:t xml:space="preserve">DB Browser for </w:t>
+            </w:r>
+            <w:proofErr w:type="spellStart"/>
+            <w:r>
+              <w:rPr>
+                <w:sz w:val="20"/>
+                <w:szCs w:val="20"/>
+              </w:rPr>
+              <w:t>SQLite</w:t>
+            </w:r>
+            <w:proofErr w:type="spellEnd"/>
           </w:p>
         </w:tc>
         <w:tc>
@@ -3918,7 +4176,23 @@
                 <w:sz w:val="20"/>
                 <w:szCs w:val="20"/>
               </w:rPr>
-              <w:t>Código da turma (ex: DS1A, DS2B)</w:t>
+              <w:t>Código da turma (</w:t>
+            </w:r>
+            <w:proofErr w:type="spellStart"/>
+            <w:r>
+              <w:rPr>
+                <w:sz w:val="20"/>
+                <w:szCs w:val="20"/>
+              </w:rPr>
+              <w:t>ex</w:t>
+            </w:r>
+            <w:proofErr w:type="spellEnd"/>
+            <w:r>
+              <w:rPr>
+                <w:sz w:val="20"/>
+                <w:szCs w:val="20"/>
+              </w:rPr>
+              <w:t>: DS1A, DS2B)</w:t>
             </w:r>
           </w:p>
         </w:tc>
@@ -4162,6 +4436,7 @@
             </w:tcMar>
           </w:tcPr>
           <w:p>
+            <w:proofErr w:type="spellStart"/>
             <w:r>
               <w:rPr>
                 <w:sz w:val="20"/>
@@ -4169,6 +4444,7 @@
               </w:rPr>
               <w:t>ano_letivo</w:t>
             </w:r>
+            <w:proofErr w:type="spellEnd"/>
           </w:p>
         </w:tc>
         <w:tc>
@@ -4382,6 +4658,7 @@
             </w:tcMar>
           </w:tcPr>
           <w:p>
+            <w:proofErr w:type="spellStart"/>
             <w:r>
               <w:rPr>
                 <w:sz w:val="20"/>
@@ -4389,6 +4666,7 @@
               </w:rPr>
               <w:t>created_at</w:t>
             </w:r>
+            <w:proofErr w:type="spellEnd"/>
           </w:p>
         </w:tc>
         <w:tc>
@@ -5020,7 +5298,27 @@
                 <w:sz w:val="18"/>
                 <w:szCs w:val="18"/>
               </w:rPr>
-              <w:t xml:space="preserve">    ano_letivo YEAR         NOT NULL DEFAULT 2025,</w:t>
+              <w:t xml:space="preserve">    </w:t>
+            </w:r>
+            <w:proofErr w:type="spellStart"/>
+            <w:r>
+              <w:rPr>
+                <w:rFonts w:ascii="Courier New" w:eastAsia="Courier New" w:hAnsi="Courier New" w:cs="Courier New"/>
+                <w:color w:val="00FF41"/>
+                <w:sz w:val="18"/>
+                <w:szCs w:val="18"/>
+              </w:rPr>
+              <w:t>ano_letivo</w:t>
+            </w:r>
+            <w:proofErr w:type="spellEnd"/>
+            <w:r>
+              <w:rPr>
+                <w:rFonts w:ascii="Courier New" w:eastAsia="Courier New" w:hAnsi="Courier New" w:cs="Courier New"/>
+                <w:color w:val="00FF41"/>
+                <w:sz w:val="18"/>
+                <w:szCs w:val="18"/>
+              </w:rPr>
+              <w:t xml:space="preserve"> YEAR         NOT NULL DEFAULT 2025,</w:t>
             </w:r>
           </w:p>
         </w:tc>
@@ -5082,7 +5380,27 @@
                 <w:sz w:val="18"/>
                 <w:szCs w:val="18"/>
               </w:rPr>
-              <w:t xml:space="preserve">    created_at DATETIME     NOT NULL DEFAULT NOW()</w:t>
+              <w:t xml:space="preserve">    </w:t>
+            </w:r>
+            <w:proofErr w:type="spellStart"/>
+            <w:r>
+              <w:rPr>
+                <w:rFonts w:ascii="Courier New" w:eastAsia="Courier New" w:hAnsi="Courier New" w:cs="Courier New"/>
+                <w:color w:val="00FF41"/>
+                <w:sz w:val="18"/>
+                <w:szCs w:val="18"/>
+              </w:rPr>
+              <w:t>created_at</w:t>
+            </w:r>
+            <w:proofErr w:type="spellEnd"/>
+            <w:r>
+              <w:rPr>
+                <w:rFonts w:ascii="Courier New" w:eastAsia="Courier New" w:hAnsi="Courier New" w:cs="Courier New"/>
+                <w:color w:val="00FF41"/>
+                <w:sz w:val="18"/>
+                <w:szCs w:val="18"/>
+              </w:rPr>
+              <w:t xml:space="preserve"> DATETIME     NOT NULL DEFAULT NOW()</w:t>
             </w:r>
           </w:p>
         </w:tc>
@@ -5206,7 +5524,47 @@
                 <w:sz w:val="18"/>
                 <w:szCs w:val="18"/>
               </w:rPr>
-              <w:t xml:space="preserve">  CREATE USER 'carteirinhas_user'@'localhost'</w:t>
+              <w:t xml:space="preserve">  CREATE USER 'carteirinhas_</w:t>
+            </w:r>
+            <w:proofErr w:type="spellStart"/>
+            <w:r>
+              <w:rPr>
+                <w:rFonts w:ascii="Courier New" w:eastAsia="Courier New" w:hAnsi="Courier New" w:cs="Courier New"/>
+                <w:color w:val="00FF41"/>
+                <w:sz w:val="18"/>
+                <w:szCs w:val="18"/>
+              </w:rPr>
+              <w:t>user</w:t>
+            </w:r>
+            <w:proofErr w:type="spellEnd"/>
+            <w:r>
+              <w:rPr>
+                <w:rFonts w:ascii="Courier New" w:eastAsia="Courier New" w:hAnsi="Courier New" w:cs="Courier New"/>
+                <w:color w:val="00FF41"/>
+                <w:sz w:val="18"/>
+                <w:szCs w:val="18"/>
+              </w:rPr>
+              <w:t>'@'</w:t>
+            </w:r>
+            <w:proofErr w:type="spellStart"/>
+            <w:r>
+              <w:rPr>
+                <w:rFonts w:ascii="Courier New" w:eastAsia="Courier New" w:hAnsi="Courier New" w:cs="Courier New"/>
+                <w:color w:val="00FF41"/>
+                <w:sz w:val="18"/>
+                <w:szCs w:val="18"/>
+              </w:rPr>
+              <w:t>localhost</w:t>
+            </w:r>
+            <w:proofErr w:type="spellEnd"/>
+            <w:r>
+              <w:rPr>
+                <w:rFonts w:ascii="Courier New" w:eastAsia="Courier New" w:hAnsi="Courier New" w:cs="Courier New"/>
+                <w:color w:val="00FF41"/>
+                <w:sz w:val="18"/>
+                <w:szCs w:val="18"/>
+              </w:rPr>
+              <w:t>'</w:t>
             </w:r>
           </w:p>
         </w:tc>
@@ -5330,7 +5688,47 @@
                 <w:sz w:val="18"/>
                 <w:szCs w:val="18"/>
               </w:rPr>
-              <w:t xml:space="preserve">    TO 'carteirinhas_user'@'localhost';</w:t>
+              <w:t xml:space="preserve">    TO 'carteirinhas_</w:t>
+            </w:r>
+            <w:proofErr w:type="spellStart"/>
+            <w:r>
+              <w:rPr>
+                <w:rFonts w:ascii="Courier New" w:eastAsia="Courier New" w:hAnsi="Courier New" w:cs="Courier New"/>
+                <w:color w:val="00FF41"/>
+                <w:sz w:val="18"/>
+                <w:szCs w:val="18"/>
+              </w:rPr>
+              <w:t>user</w:t>
+            </w:r>
+            <w:proofErr w:type="spellEnd"/>
+            <w:r>
+              <w:rPr>
+                <w:rFonts w:ascii="Courier New" w:eastAsia="Courier New" w:hAnsi="Courier New" w:cs="Courier New"/>
+                <w:color w:val="00FF41"/>
+                <w:sz w:val="18"/>
+                <w:szCs w:val="18"/>
+              </w:rPr>
+              <w:t>'@'</w:t>
+            </w:r>
+            <w:proofErr w:type="spellStart"/>
+            <w:r>
+              <w:rPr>
+                <w:rFonts w:ascii="Courier New" w:eastAsia="Courier New" w:hAnsi="Courier New" w:cs="Courier New"/>
+                <w:color w:val="00FF41"/>
+                <w:sz w:val="18"/>
+                <w:szCs w:val="18"/>
+              </w:rPr>
+              <w:t>localhost</w:t>
+            </w:r>
+            <w:proofErr w:type="spellEnd"/>
+            <w:r>
+              <w:rPr>
+                <w:rFonts w:ascii="Courier New" w:eastAsia="Courier New" w:hAnsi="Courier New" w:cs="Courier New"/>
+                <w:color w:val="00FF41"/>
+                <w:sz w:val="18"/>
+                <w:szCs w:val="18"/>
+              </w:rPr>
+              <w:t>';</w:t>
             </w:r>
           </w:p>
         </w:tc>
@@ -5450,7 +5848,7 @@
                 <w:b/>
                 <w:bCs/>
               </w:rPr>
-              <w:t>🔐  Segurança</w:t>
+              <w:t>Segurança</w:t>
             </w:r>
           </w:p>
           <w:p>
@@ -5460,7 +5858,79 @@
                 <w:sz w:val="20"/>
                 <w:szCs w:val="20"/>
               </w:rPr>
-              <w:t>Nunca use o usuário root da aplicação. Crie um usuário específico (carteirinhas_user) com acesso apenas ao banco carteirinhas. Escolha uma senha forte. Guarde as credenciais em um arquivo .env que NÃO deve ser versionado no Git.</w:t>
+              <w:t>Nunca use o usuário root da aplicação. Crie um usuário específico (</w:t>
+            </w:r>
+            <w:proofErr w:type="spellStart"/>
+            <w:r>
+              <w:rPr>
+                <w:color w:val="333333"/>
+                <w:sz w:val="20"/>
+                <w:szCs w:val="20"/>
+              </w:rPr>
+              <w:t>carteirinhas_user</w:t>
+            </w:r>
+            <w:proofErr w:type="spellEnd"/>
+            <w:r>
+              <w:rPr>
+                <w:color w:val="333333"/>
+                <w:sz w:val="20"/>
+                <w:szCs w:val="20"/>
+              </w:rPr>
+              <w:t>) com acesso apenas ao banco carteirinhas. Escolha uma senha forte. Guarde as credenciais em um arquivo .</w:t>
+            </w:r>
+            <w:proofErr w:type="spellStart"/>
+            <w:r>
+              <w:rPr>
+                <w:color w:val="333333"/>
+                <w:sz w:val="20"/>
+                <w:szCs w:val="20"/>
+              </w:rPr>
+              <w:t>env</w:t>
+            </w:r>
+            <w:proofErr w:type="spellEnd"/>
+            <w:r>
+              <w:rPr>
+                <w:color w:val="333333"/>
+                <w:sz w:val="20"/>
+                <w:szCs w:val="20"/>
+              </w:rPr>
+              <w:t xml:space="preserve"> que NÃO deve ser </w:t>
+            </w:r>
+            <w:proofErr w:type="spellStart"/>
+            <w:r>
+              <w:rPr>
+                <w:color w:val="333333"/>
+                <w:sz w:val="20"/>
+                <w:szCs w:val="20"/>
+              </w:rPr>
+              <w:t>versionado</w:t>
+            </w:r>
+            <w:proofErr w:type="spellEnd"/>
+            <w:r>
+              <w:rPr>
+                <w:color w:val="333333"/>
+                <w:sz w:val="20"/>
+                <w:szCs w:val="20"/>
+              </w:rPr>
+              <w:t xml:space="preserve"> no </w:t>
+            </w:r>
+            <w:proofErr w:type="spellStart"/>
+            <w:r>
+              <w:rPr>
+                <w:color w:val="333333"/>
+                <w:sz w:val="20"/>
+                <w:szCs w:val="20"/>
+              </w:rPr>
+              <w:t>Git</w:t>
+            </w:r>
+            <w:proofErr w:type="spellEnd"/>
+            <w:r>
+              <w:rPr>
+                <w:color w:val="333333"/>
+                <w:sz w:val="20"/>
+                <w:szCs w:val="20"/>
+              </w:rPr>
+              <w:t>.</w:t>
             </w:r>
           </w:p>
         </w:tc>
@@ -5741,7 +6211,47 @@
                 <w:sz w:val="18"/>
                 <w:szCs w:val="18"/>
               </w:rPr>
-              <w:t xml:space="preserve">  sudo apt update</w:t>
+              <w:t xml:space="preserve">  </w:t>
+            </w:r>
+            <w:proofErr w:type="spellStart"/>
+            <w:r>
+              <w:rPr>
+                <w:rFonts w:ascii="Courier New" w:eastAsia="Courier New" w:hAnsi="Courier New" w:cs="Courier New"/>
+                <w:color w:val="00FF41"/>
+                <w:sz w:val="18"/>
+                <w:szCs w:val="18"/>
+              </w:rPr>
+              <w:t>sudo</w:t>
+            </w:r>
+            <w:proofErr w:type="spellEnd"/>
+            <w:r>
+              <w:rPr>
+                <w:rFonts w:ascii="Courier New" w:eastAsia="Courier New" w:hAnsi="Courier New" w:cs="Courier New"/>
+                <w:color w:val="00FF41"/>
+                <w:sz w:val="18"/>
+                <w:szCs w:val="18"/>
+              </w:rPr>
+              <w:t xml:space="preserve"> </w:t>
+            </w:r>
+            <w:proofErr w:type="spellStart"/>
+            <w:r>
+              <w:rPr>
+                <w:rFonts w:ascii="Courier New" w:eastAsia="Courier New" w:hAnsi="Courier New" w:cs="Courier New"/>
+                <w:color w:val="00FF41"/>
+                <w:sz w:val="18"/>
+                <w:szCs w:val="18"/>
+              </w:rPr>
+              <w:t>apt</w:t>
+            </w:r>
+            <w:proofErr w:type="spellEnd"/>
+            <w:r>
+              <w:rPr>
+                <w:rFonts w:ascii="Courier New" w:eastAsia="Courier New" w:hAnsi="Courier New" w:cs="Courier New"/>
+                <w:color w:val="00FF41"/>
+                <w:sz w:val="18"/>
+                <w:szCs w:val="18"/>
+              </w:rPr>
+              <w:t xml:space="preserve"> update</w:t>
             </w:r>
           </w:p>
         </w:tc>
@@ -5772,7 +6282,87 @@
                 <w:sz w:val="18"/>
                 <w:szCs w:val="18"/>
               </w:rPr>
-              <w:t xml:space="preserve">  sudo apt install mysql-server -y</w:t>
+              <w:t xml:space="preserve">  </w:t>
+            </w:r>
+            <w:proofErr w:type="spellStart"/>
+            <w:r>
+              <w:rPr>
+                <w:rFonts w:ascii="Courier New" w:eastAsia="Courier New" w:hAnsi="Courier New" w:cs="Courier New"/>
+                <w:color w:val="00FF41"/>
+                <w:sz w:val="18"/>
+                <w:szCs w:val="18"/>
+              </w:rPr>
+              <w:t>sudo</w:t>
+            </w:r>
+            <w:proofErr w:type="spellEnd"/>
+            <w:r>
+              <w:rPr>
+                <w:rFonts w:ascii="Courier New" w:eastAsia="Courier New" w:hAnsi="Courier New" w:cs="Courier New"/>
+                <w:color w:val="00FF41"/>
+                <w:sz w:val="18"/>
+                <w:szCs w:val="18"/>
+              </w:rPr>
+              <w:t xml:space="preserve"> </w:t>
+            </w:r>
+            <w:proofErr w:type="spellStart"/>
+            <w:r>
+              <w:rPr>
+                <w:rFonts w:ascii="Courier New" w:eastAsia="Courier New" w:hAnsi="Courier New" w:cs="Courier New"/>
+                <w:color w:val="00FF41"/>
+                <w:sz w:val="18"/>
+                <w:szCs w:val="18"/>
+              </w:rPr>
+              <w:t>apt</w:t>
+            </w:r>
+            <w:proofErr w:type="spellEnd"/>
+            <w:r>
+              <w:rPr>
+                <w:rFonts w:ascii="Courier New" w:eastAsia="Courier New" w:hAnsi="Courier New" w:cs="Courier New"/>
+                <w:color w:val="00FF41"/>
+                <w:sz w:val="18"/>
+                <w:szCs w:val="18"/>
+              </w:rPr>
+              <w:t xml:space="preserve"> </w:t>
+            </w:r>
+            <w:proofErr w:type="spellStart"/>
+            <w:r>
+              <w:rPr>
+                <w:rFonts w:ascii="Courier New" w:eastAsia="Courier New" w:hAnsi="Courier New" w:cs="Courier New"/>
+                <w:color w:val="00FF41"/>
+                <w:sz w:val="18"/>
+                <w:szCs w:val="18"/>
+              </w:rPr>
+              <w:t>install</w:t>
+            </w:r>
+            <w:proofErr w:type="spellEnd"/>
+            <w:r>
+              <w:rPr>
+                <w:rFonts w:ascii="Courier New" w:eastAsia="Courier New" w:hAnsi="Courier New" w:cs="Courier New"/>
+                <w:color w:val="00FF41"/>
+                <w:sz w:val="18"/>
+                <w:szCs w:val="18"/>
+              </w:rPr>
+              <w:t xml:space="preserve"> </w:t>
+            </w:r>
+            <w:proofErr w:type="spellStart"/>
+            <w:r>
+              <w:rPr>
+                <w:rFonts w:ascii="Courier New" w:eastAsia="Courier New" w:hAnsi="Courier New" w:cs="Courier New"/>
+                <w:color w:val="00FF41"/>
+                <w:sz w:val="18"/>
+                <w:szCs w:val="18"/>
+              </w:rPr>
+              <w:t>mysql</w:t>
+            </w:r>
+            <w:proofErr w:type="spellEnd"/>
+            <w:r>
+              <w:rPr>
+                <w:rFonts w:ascii="Courier New" w:eastAsia="Courier New" w:hAnsi="Courier New" w:cs="Courier New"/>
+                <w:color w:val="00FF41"/>
+                <w:sz w:val="18"/>
+                <w:szCs w:val="18"/>
+              </w:rPr>
+              <w:t>-server -y</w:t>
             </w:r>
           </w:p>
         </w:tc>
@@ -5803,7 +6393,47 @@
                 <w:sz w:val="18"/>
                 <w:szCs w:val="18"/>
               </w:rPr>
-              <w:t xml:space="preserve">  sudo mysql_secure_installation   # assistente de segurança inicial</w:t>
+              <w:t xml:space="preserve">  </w:t>
+            </w:r>
+            <w:proofErr w:type="spellStart"/>
+            <w:r>
+              <w:rPr>
+                <w:rFonts w:ascii="Courier New" w:eastAsia="Courier New" w:hAnsi="Courier New" w:cs="Courier New"/>
+                <w:color w:val="00FF41"/>
+                <w:sz w:val="18"/>
+                <w:szCs w:val="18"/>
+              </w:rPr>
+              <w:t>sudo</w:t>
+            </w:r>
+            <w:proofErr w:type="spellEnd"/>
+            <w:r>
+              <w:rPr>
+                <w:rFonts w:ascii="Courier New" w:eastAsia="Courier New" w:hAnsi="Courier New" w:cs="Courier New"/>
+                <w:color w:val="00FF41"/>
+                <w:sz w:val="18"/>
+                <w:szCs w:val="18"/>
+              </w:rPr>
+              <w:t xml:space="preserve"> </w:t>
+            </w:r>
+            <w:proofErr w:type="spellStart"/>
+            <w:r>
+              <w:rPr>
+                <w:rFonts w:ascii="Courier New" w:eastAsia="Courier New" w:hAnsi="Courier New" w:cs="Courier New"/>
+                <w:color w:val="00FF41"/>
+                <w:sz w:val="18"/>
+                <w:szCs w:val="18"/>
+              </w:rPr>
+              <w:t>mysql_secure_installation</w:t>
+            </w:r>
+            <w:proofErr w:type="spellEnd"/>
+            <w:r>
+              <w:rPr>
+                <w:rFonts w:ascii="Courier New" w:eastAsia="Courier New" w:hAnsi="Courier New" w:cs="Courier New"/>
+                <w:color w:val="00FF41"/>
+                <w:sz w:val="18"/>
+                <w:szCs w:val="18"/>
+              </w:rPr>
+              <w:t xml:space="preserve">   # assistente de segurança inicial</w:t>
             </w:r>
           </w:p>
         </w:tc>
@@ -5909,8 +6539,39 @@
                 <w:sz w:val="18"/>
                 <w:szCs w:val="18"/>
               </w:rPr>
-              <w:t xml:space="preserve">  # Windows: abrir MySQL Workbench ou MySQL Command Line Client</w:t>
-            </w:r>
+              <w:t xml:space="preserve">  # Windows: abrir MySQL Workbench ou MySQL Command </w:t>
+            </w:r>
+            <w:proofErr w:type="spellStart"/>
+            <w:r>
+              <w:rPr>
+                <w:rFonts w:ascii="Courier New" w:eastAsia="Courier New" w:hAnsi="Courier New" w:cs="Courier New"/>
+                <w:color w:val="00FF41"/>
+                <w:sz w:val="18"/>
+                <w:szCs w:val="18"/>
+              </w:rPr>
+              <w:t>Line</w:t>
+            </w:r>
+            <w:proofErr w:type="spellEnd"/>
+            <w:r>
+              <w:rPr>
+                <w:rFonts w:ascii="Courier New" w:eastAsia="Courier New" w:hAnsi="Courier New" w:cs="Courier New"/>
+                <w:color w:val="00FF41"/>
+                <w:sz w:val="18"/>
+                <w:szCs w:val="18"/>
+              </w:rPr>
+              <w:t xml:space="preserve"> </w:t>
+            </w:r>
+            <w:proofErr w:type="spellStart"/>
+            <w:r>
+              <w:rPr>
+                <w:rFonts w:ascii="Courier New" w:eastAsia="Courier New" w:hAnsi="Courier New" w:cs="Courier New"/>
+                <w:color w:val="00FF41"/>
+                <w:sz w:val="18"/>
+                <w:szCs w:val="18"/>
+              </w:rPr>
+              <w:t>Client</w:t>
+            </w:r>
+            <w:proofErr w:type="spellEnd"/>
           </w:p>
         </w:tc>
       </w:tr>
@@ -5971,7 +6632,47 @@
                 <w:sz w:val="18"/>
                 <w:szCs w:val="18"/>
               </w:rPr>
-              <w:t xml:space="preserve">  sudo mysql -u root -p</w:t>
+              <w:t xml:space="preserve">  </w:t>
+            </w:r>
+            <w:proofErr w:type="spellStart"/>
+            <w:r>
+              <w:rPr>
+                <w:rFonts w:ascii="Courier New" w:eastAsia="Courier New" w:hAnsi="Courier New" w:cs="Courier New"/>
+                <w:color w:val="00FF41"/>
+                <w:sz w:val="18"/>
+                <w:szCs w:val="18"/>
+              </w:rPr>
+              <w:t>sudo</w:t>
+            </w:r>
+            <w:proofErr w:type="spellEnd"/>
+            <w:r>
+              <w:rPr>
+                <w:rFonts w:ascii="Courier New" w:eastAsia="Courier New" w:hAnsi="Courier New" w:cs="Courier New"/>
+                <w:color w:val="00FF41"/>
+                <w:sz w:val="18"/>
+                <w:szCs w:val="18"/>
+              </w:rPr>
+              <w:t xml:space="preserve"> </w:t>
+            </w:r>
+            <w:proofErr w:type="spellStart"/>
+            <w:r>
+              <w:rPr>
+                <w:rFonts w:ascii="Courier New" w:eastAsia="Courier New" w:hAnsi="Courier New" w:cs="Courier New"/>
+                <w:color w:val="00FF41"/>
+                <w:sz w:val="18"/>
+                <w:szCs w:val="18"/>
+              </w:rPr>
+              <w:t>mysql</w:t>
+            </w:r>
+            <w:proofErr w:type="spellEnd"/>
+            <w:r>
+              <w:rPr>
+                <w:rFonts w:ascii="Courier New" w:eastAsia="Courier New" w:hAnsi="Courier New" w:cs="Courier New"/>
+                <w:color w:val="00FF41"/>
+                <w:sz w:val="18"/>
+                <w:szCs w:val="18"/>
+              </w:rPr>
+              <w:t xml:space="preserve"> -u root -p</w:t>
             </w:r>
           </w:p>
         </w:tc>
@@ -6139,7 +6840,47 @@
                 <w:sz w:val="18"/>
                 <w:szCs w:val="18"/>
               </w:rPr>
-              <w:t xml:space="preserve">  python --version   # deve mostrar Python 3.10 ou superior</w:t>
+              <w:t xml:space="preserve">  </w:t>
+            </w:r>
+            <w:proofErr w:type="spellStart"/>
+            <w:r>
+              <w:rPr>
+                <w:rFonts w:ascii="Courier New" w:eastAsia="Courier New" w:hAnsi="Courier New" w:cs="Courier New"/>
+                <w:color w:val="00FF41"/>
+                <w:sz w:val="18"/>
+                <w:szCs w:val="18"/>
+              </w:rPr>
+              <w:t>python</w:t>
+            </w:r>
+            <w:proofErr w:type="spellEnd"/>
+            <w:r>
+              <w:rPr>
+                <w:rFonts w:ascii="Courier New" w:eastAsia="Courier New" w:hAnsi="Courier New" w:cs="Courier New"/>
+                <w:color w:val="00FF41"/>
+                <w:sz w:val="18"/>
+                <w:szCs w:val="18"/>
+              </w:rPr>
+              <w:t xml:space="preserve"> --</w:t>
+            </w:r>
+            <w:proofErr w:type="spellStart"/>
+            <w:r>
+              <w:rPr>
+                <w:rFonts w:ascii="Courier New" w:eastAsia="Courier New" w:hAnsi="Courier New" w:cs="Courier New"/>
+                <w:color w:val="00FF41"/>
+                <w:sz w:val="18"/>
+                <w:szCs w:val="18"/>
+              </w:rPr>
+              <w:t>version</w:t>
+            </w:r>
+            <w:proofErr w:type="spellEnd"/>
+            <w:r>
+              <w:rPr>
+                <w:rFonts w:ascii="Courier New" w:eastAsia="Courier New" w:hAnsi="Courier New" w:cs="Courier New"/>
+                <w:color w:val="00FF41"/>
+                <w:sz w:val="18"/>
+                <w:szCs w:val="18"/>
+              </w:rPr>
+              <w:t xml:space="preserve">   # deve mostrar Python 3.10 ou superior</w:t>
             </w:r>
           </w:p>
         </w:tc>
@@ -6232,7 +6973,27 @@
                 <w:sz w:val="18"/>
                 <w:szCs w:val="18"/>
               </w:rPr>
-              <w:t xml:space="preserve">  git clone https://github.com/sua-escola/carteirinhas.git</w:t>
+              <w:t xml:space="preserve">  </w:t>
+            </w:r>
+            <w:proofErr w:type="spellStart"/>
+            <w:r>
+              <w:rPr>
+                <w:rFonts w:ascii="Courier New" w:eastAsia="Courier New" w:hAnsi="Courier New" w:cs="Courier New"/>
+                <w:color w:val="00FF41"/>
+                <w:sz w:val="18"/>
+                <w:szCs w:val="18"/>
+              </w:rPr>
+              <w:t>git</w:t>
+            </w:r>
+            <w:proofErr w:type="spellEnd"/>
+            <w:r>
+              <w:rPr>
+                <w:rFonts w:ascii="Courier New" w:eastAsia="Courier New" w:hAnsi="Courier New" w:cs="Courier New"/>
+                <w:color w:val="00FF41"/>
+                <w:sz w:val="18"/>
+                <w:szCs w:val="18"/>
+              </w:rPr>
+              <w:t xml:space="preserve"> clone https://github.com/sua-escola/carteirinhas.git</w:t>
             </w:r>
           </w:p>
         </w:tc>
@@ -6263,7 +7024,27 @@
                 <w:sz w:val="18"/>
                 <w:szCs w:val="18"/>
               </w:rPr>
-              <w:t xml:space="preserve">  cd carteirinhas</w:t>
+              <w:t xml:space="preserve">  </w:t>
+            </w:r>
+            <w:proofErr w:type="spellStart"/>
+            <w:r>
+              <w:rPr>
+                <w:rFonts w:ascii="Courier New" w:eastAsia="Courier New" w:hAnsi="Courier New" w:cs="Courier New"/>
+                <w:color w:val="00FF41"/>
+                <w:sz w:val="18"/>
+                <w:szCs w:val="18"/>
+              </w:rPr>
+              <w:t>cd</w:t>
+            </w:r>
+            <w:proofErr w:type="spellEnd"/>
+            <w:r>
+              <w:rPr>
+                <w:rFonts w:ascii="Courier New" w:eastAsia="Courier New" w:hAnsi="Courier New" w:cs="Courier New"/>
+                <w:color w:val="00FF41"/>
+                <w:sz w:val="18"/>
+                <w:szCs w:val="18"/>
+              </w:rPr>
+              <w:t xml:space="preserve"> carteirinhas</w:t>
             </w:r>
           </w:p>
         </w:tc>
@@ -6356,8 +7137,59 @@
                 <w:sz w:val="18"/>
                 <w:szCs w:val="18"/>
               </w:rPr>
-              <w:t xml:space="preserve">  python -m venv venv</w:t>
-            </w:r>
+              <w:t xml:space="preserve">  </w:t>
+            </w:r>
+            <w:proofErr w:type="spellStart"/>
+            <w:r>
+              <w:rPr>
+                <w:rFonts w:ascii="Courier New" w:eastAsia="Courier New" w:hAnsi="Courier New" w:cs="Courier New"/>
+                <w:color w:val="00FF41"/>
+                <w:sz w:val="18"/>
+                <w:szCs w:val="18"/>
+              </w:rPr>
+              <w:t>python</w:t>
+            </w:r>
+            <w:proofErr w:type="spellEnd"/>
+            <w:r>
+              <w:rPr>
+                <w:rFonts w:ascii="Courier New" w:eastAsia="Courier New" w:hAnsi="Courier New" w:cs="Courier New"/>
+                <w:color w:val="00FF41"/>
+                <w:sz w:val="18"/>
+                <w:szCs w:val="18"/>
+              </w:rPr>
+              <w:t xml:space="preserve"> -m </w:t>
+            </w:r>
+            <w:proofErr w:type="spellStart"/>
+            <w:r>
+              <w:rPr>
+                <w:rFonts w:ascii="Courier New" w:eastAsia="Courier New" w:hAnsi="Courier New" w:cs="Courier New"/>
+                <w:color w:val="00FF41"/>
+                <w:sz w:val="18"/>
+                <w:szCs w:val="18"/>
+              </w:rPr>
+              <w:t>venv</w:t>
+            </w:r>
+            <w:proofErr w:type="spellEnd"/>
+            <w:r>
+              <w:rPr>
+                <w:rFonts w:ascii="Courier New" w:eastAsia="Courier New" w:hAnsi="Courier New" w:cs="Courier New"/>
+                <w:color w:val="00FF41"/>
+                <w:sz w:val="18"/>
+                <w:szCs w:val="18"/>
+              </w:rPr>
+              <w:t xml:space="preserve"> </w:t>
+            </w:r>
+            <w:proofErr w:type="spellStart"/>
+            <w:r>
+              <w:rPr>
+                <w:rFonts w:ascii="Courier New" w:eastAsia="Courier New" w:hAnsi="Courier New" w:cs="Courier New"/>
+                <w:color w:val="00FF41"/>
+                <w:sz w:val="18"/>
+                <w:szCs w:val="18"/>
+              </w:rPr>
+              <w:t>venv</w:t>
+            </w:r>
+            <w:proofErr w:type="spellEnd"/>
           </w:p>
         </w:tc>
       </w:tr>
@@ -6387,7 +7219,47 @@
                 <w:sz w:val="18"/>
                 <w:szCs w:val="18"/>
               </w:rPr>
-              <w:t xml:space="preserve">  venv\Scripts\activate        # Windows</w:t>
+              <w:t xml:space="preserve">  </w:t>
+            </w:r>
+            <w:proofErr w:type="spellStart"/>
+            <w:r>
+              <w:rPr>
+                <w:rFonts w:ascii="Courier New" w:eastAsia="Courier New" w:hAnsi="Courier New" w:cs="Courier New"/>
+                <w:color w:val="00FF41"/>
+                <w:sz w:val="18"/>
+                <w:szCs w:val="18"/>
+              </w:rPr>
+              <w:t>venv</w:t>
+            </w:r>
+            <w:proofErr w:type="spellEnd"/>
+            <w:r>
+              <w:rPr>
+                <w:rFonts w:ascii="Courier New" w:eastAsia="Courier New" w:hAnsi="Courier New" w:cs="Courier New"/>
+                <w:color w:val="00FF41"/>
+                <w:sz w:val="18"/>
+                <w:szCs w:val="18"/>
+              </w:rPr>
+              <w:t>\Scripts\</w:t>
+            </w:r>
+            <w:proofErr w:type="spellStart"/>
+            <w:r>
+              <w:rPr>
+                <w:rFonts w:ascii="Courier New" w:eastAsia="Courier New" w:hAnsi="Courier New" w:cs="Courier New"/>
+                <w:color w:val="00FF41"/>
+                <w:sz w:val="18"/>
+                <w:szCs w:val="18"/>
+              </w:rPr>
+              <w:t>activate</w:t>
+            </w:r>
+            <w:proofErr w:type="spellEnd"/>
+            <w:r>
+              <w:rPr>
+                <w:rFonts w:ascii="Courier New" w:eastAsia="Courier New" w:hAnsi="Courier New" w:cs="Courier New"/>
+                <w:color w:val="00FF41"/>
+                <w:sz w:val="18"/>
+                <w:szCs w:val="18"/>
+              </w:rPr>
+              <w:t xml:space="preserve">        # Windows</w:t>
             </w:r>
           </w:p>
         </w:tc>
@@ -6418,7 +7290,67 @@
                 <w:sz w:val="18"/>
                 <w:szCs w:val="18"/>
               </w:rPr>
-              <w:t xml:space="preserve">  source venv/bin/activate     # Linux</w:t>
+              <w:t xml:space="preserve">  </w:t>
+            </w:r>
+            <w:proofErr w:type="spellStart"/>
+            <w:r>
+              <w:rPr>
+                <w:rFonts w:ascii="Courier New" w:eastAsia="Courier New" w:hAnsi="Courier New" w:cs="Courier New"/>
+                <w:color w:val="00FF41"/>
+                <w:sz w:val="18"/>
+                <w:szCs w:val="18"/>
+              </w:rPr>
+              <w:t>source</w:t>
+            </w:r>
+            <w:proofErr w:type="spellEnd"/>
+            <w:r>
+              <w:rPr>
+                <w:rFonts w:ascii="Courier New" w:eastAsia="Courier New" w:hAnsi="Courier New" w:cs="Courier New"/>
+                <w:color w:val="00FF41"/>
+                <w:sz w:val="18"/>
+                <w:szCs w:val="18"/>
+              </w:rPr>
+              <w:t xml:space="preserve"> </w:t>
+            </w:r>
+            <w:proofErr w:type="spellStart"/>
+            <w:r>
+              <w:rPr>
+                <w:rFonts w:ascii="Courier New" w:eastAsia="Courier New" w:hAnsi="Courier New" w:cs="Courier New"/>
+                <w:color w:val="00FF41"/>
+                <w:sz w:val="18"/>
+                <w:szCs w:val="18"/>
+              </w:rPr>
+              <w:t>venv</w:t>
+            </w:r>
+            <w:proofErr w:type="spellEnd"/>
+            <w:r>
+              <w:rPr>
+                <w:rFonts w:ascii="Courier New" w:eastAsia="Courier New" w:hAnsi="Courier New" w:cs="Courier New"/>
+                <w:color w:val="00FF41"/>
+                <w:sz w:val="18"/>
+                <w:szCs w:val="18"/>
+              </w:rPr>
+              <w:t>/bin/</w:t>
+            </w:r>
+            <w:proofErr w:type="spellStart"/>
+            <w:r>
+              <w:rPr>
+                <w:rFonts w:ascii="Courier New" w:eastAsia="Courier New" w:hAnsi="Courier New" w:cs="Courier New"/>
+                <w:color w:val="00FF41"/>
+                <w:sz w:val="18"/>
+                <w:szCs w:val="18"/>
+              </w:rPr>
+              <w:t>activate</w:t>
+            </w:r>
+            <w:proofErr w:type="spellEnd"/>
+            <w:r>
+              <w:rPr>
+                <w:rFonts w:ascii="Courier New" w:eastAsia="Courier New" w:hAnsi="Courier New" w:cs="Courier New"/>
+                <w:color w:val="00FF41"/>
+                <w:sz w:val="18"/>
+                <w:szCs w:val="18"/>
+              </w:rPr>
+              <w:t xml:space="preserve">     # Linux</w:t>
             </w:r>
           </w:p>
         </w:tc>
@@ -6512,7 +7444,47 @@
                 <w:sz w:val="18"/>
                 <w:szCs w:val="18"/>
               </w:rPr>
-              <w:t xml:space="preserve">  pip install -r requirements.txt</w:t>
+              <w:t xml:space="preserve">  </w:t>
+            </w:r>
+            <w:proofErr w:type="spellStart"/>
+            <w:r>
+              <w:rPr>
+                <w:rFonts w:ascii="Courier New" w:eastAsia="Courier New" w:hAnsi="Courier New" w:cs="Courier New"/>
+                <w:color w:val="00FF41"/>
+                <w:sz w:val="18"/>
+                <w:szCs w:val="18"/>
+              </w:rPr>
+              <w:t>pip</w:t>
+            </w:r>
+            <w:proofErr w:type="spellEnd"/>
+            <w:r>
+              <w:rPr>
+                <w:rFonts w:ascii="Courier New" w:eastAsia="Courier New" w:hAnsi="Courier New" w:cs="Courier New"/>
+                <w:color w:val="00FF41"/>
+                <w:sz w:val="18"/>
+                <w:szCs w:val="18"/>
+              </w:rPr>
+              <w:t xml:space="preserve"> </w:t>
+            </w:r>
+            <w:proofErr w:type="spellStart"/>
+            <w:r>
+              <w:rPr>
+                <w:rFonts w:ascii="Courier New" w:eastAsia="Courier New" w:hAnsi="Courier New" w:cs="Courier New"/>
+                <w:color w:val="00FF41"/>
+                <w:sz w:val="18"/>
+                <w:szCs w:val="18"/>
+              </w:rPr>
+              <w:t>install</w:t>
+            </w:r>
+            <w:proofErr w:type="spellEnd"/>
+            <w:r>
+              <w:rPr>
+                <w:rFonts w:ascii="Courier New" w:eastAsia="Courier New" w:hAnsi="Courier New" w:cs="Courier New"/>
+                <w:color w:val="00FF41"/>
+                <w:sz w:val="18"/>
+                <w:szCs w:val="18"/>
+              </w:rPr>
+              <w:t xml:space="preserve"> -r requirements.txt</w:t>
             </w:r>
           </w:p>
         </w:tc>
@@ -6533,7 +7505,15 @@
         <w:pStyle w:val="Ttulo2"/>
       </w:pPr>
       <w:r>
-        <w:t>4.4 Configurar as Credenciais (arquivo .env)</w:t>
+        <w:t>4.4 Configurar as Credenciais (arquivo .</w:t>
+      </w:r>
+      <w:proofErr w:type="spellStart"/>
+      <w:r>
+        <w:t>env</w:t>
+      </w:r>
+      <w:proofErr w:type="spellEnd"/>
+      <w:r>
+        <w:t>)</w:t>
       </w:r>
     </w:p>
     <w:p>
@@ -6544,7 +7524,49 @@
         <w:rPr>
           <w:color w:val="000000"/>
         </w:rPr>
-        <w:t>Crie um arquivo chamado .env na raiz do projeto com as credenciais do banco. NUNCA versione este arquivo no Git:</w:t>
+        <w:t>Crie um arquivo chamado .</w:t>
+      </w:r>
+      <w:proofErr w:type="spellStart"/>
+      <w:r>
+        <w:rPr>
+          <w:color w:val="000000"/>
+        </w:rPr>
+        <w:t>env</w:t>
+      </w:r>
+      <w:proofErr w:type="spellEnd"/>
+      <w:r>
+        <w:rPr>
+          <w:color w:val="000000"/>
+        </w:rPr>
+        <w:t xml:space="preserve"> na raiz do projeto com as credenciais do banco. NUNCA </w:t>
+      </w:r>
+      <w:proofErr w:type="spellStart"/>
+      <w:r>
+        <w:rPr>
+          <w:color w:val="000000"/>
+        </w:rPr>
+        <w:t>versione</w:t>
+      </w:r>
+      <w:proofErr w:type="spellEnd"/>
+      <w:r>
+        <w:rPr>
+          <w:color w:val="000000"/>
+        </w:rPr>
+        <w:t xml:space="preserve"> este arquivo no </w:t>
+      </w:r>
+      <w:proofErr w:type="spellStart"/>
+      <w:r>
+        <w:rPr>
+          <w:color w:val="000000"/>
+        </w:rPr>
+        <w:t>Git</w:t>
+      </w:r>
+      <w:proofErr w:type="spellEnd"/>
+      <w:r>
+        <w:rPr>
+          <w:color w:val="000000"/>
+        </w:rPr>
+        <w:t>:</w:t>
       </w:r>
     </w:p>
     <w:p>
@@ -6598,7 +7620,27 @@
                 <w:sz w:val="18"/>
                 <w:szCs w:val="18"/>
               </w:rPr>
-              <w:t xml:space="preserve">  # Arquivo: .env (criar na pasta raiz do projeto)</w:t>
+              <w:t xml:space="preserve">  # Arquivo: .</w:t>
+            </w:r>
+            <w:proofErr w:type="spellStart"/>
+            <w:r>
+              <w:rPr>
+                <w:rFonts w:ascii="Courier New" w:eastAsia="Courier New" w:hAnsi="Courier New" w:cs="Courier New"/>
+                <w:color w:val="00FF41"/>
+                <w:sz w:val="18"/>
+                <w:szCs w:val="18"/>
+              </w:rPr>
+              <w:t>env</w:t>
+            </w:r>
+            <w:proofErr w:type="spellEnd"/>
+            <w:r>
+              <w:rPr>
+                <w:rFonts w:ascii="Courier New" w:eastAsia="Courier New" w:hAnsi="Courier New" w:cs="Courier New"/>
+                <w:color w:val="00FF41"/>
+                <w:sz w:val="18"/>
+                <w:szCs w:val="18"/>
+              </w:rPr>
+              <w:t xml:space="preserve"> (criar na pasta raiz do projeto)</w:t>
             </w:r>
           </w:p>
         </w:tc>
@@ -6629,8 +7671,19 @@
                 <w:sz w:val="18"/>
                 <w:szCs w:val="18"/>
               </w:rPr>
-              <w:t xml:space="preserve">  DB_HOST=localhost</w:t>
-            </w:r>
+              <w:t xml:space="preserve">  DB_HOST=</w:t>
+            </w:r>
+            <w:proofErr w:type="spellStart"/>
+            <w:r>
+              <w:rPr>
+                <w:rFonts w:ascii="Courier New" w:eastAsia="Courier New" w:hAnsi="Courier New" w:cs="Courier New"/>
+                <w:color w:val="00FF41"/>
+                <w:sz w:val="18"/>
+                <w:szCs w:val="18"/>
+              </w:rPr>
+              <w:t>localhost</w:t>
+            </w:r>
+            <w:proofErr w:type="spellEnd"/>
           </w:p>
         </w:tc>
       </w:tr>
@@ -6722,8 +7775,19 @@
                 <w:sz w:val="18"/>
                 <w:szCs w:val="18"/>
               </w:rPr>
-              <w:t xml:space="preserve">  DB_USER=carteirinhas_user</w:t>
-            </w:r>
+              <w:t xml:space="preserve">  DB_USER=</w:t>
+            </w:r>
+            <w:proofErr w:type="spellStart"/>
+            <w:r>
+              <w:rPr>
+                <w:rFonts w:ascii="Courier New" w:eastAsia="Courier New" w:hAnsi="Courier New" w:cs="Courier New"/>
+                <w:color w:val="00FF41"/>
+                <w:sz w:val="18"/>
+                <w:szCs w:val="18"/>
+              </w:rPr>
+              <w:t>carteirinhas_user</w:t>
+            </w:r>
+            <w:proofErr w:type="spellEnd"/>
           </w:p>
         </w:tc>
       </w:tr>
@@ -6890,7 +7954,27 @@
                 <w:sz w:val="18"/>
                 <w:szCs w:val="18"/>
               </w:rPr>
-              <w:t xml:space="preserve">  python app.py</w:t>
+              <w:t xml:space="preserve">  </w:t>
+            </w:r>
+            <w:proofErr w:type="spellStart"/>
+            <w:r>
+              <w:rPr>
+                <w:rFonts w:ascii="Courier New" w:eastAsia="Courier New" w:hAnsi="Courier New" w:cs="Courier New"/>
+                <w:color w:val="00FF41"/>
+                <w:sz w:val="18"/>
+                <w:szCs w:val="18"/>
+              </w:rPr>
+              <w:t>python</w:t>
+            </w:r>
+            <w:proofErr w:type="spellEnd"/>
+            <w:r>
+              <w:rPr>
+                <w:rFonts w:ascii="Courier New" w:eastAsia="Courier New" w:hAnsi="Courier New" w:cs="Courier New"/>
+                <w:color w:val="00FF41"/>
+                <w:sz w:val="18"/>
+                <w:szCs w:val="18"/>
+              </w:rPr>
+              <w:t xml:space="preserve"> app.py</w:t>
             </w:r>
           </w:p>
         </w:tc>
@@ -6952,7 +8036,27 @@
                 <w:sz w:val="18"/>
                 <w:szCs w:val="18"/>
               </w:rPr>
-              <w:t xml:space="preserve">  # O Flask vai iniciar e mostrar algo assim:</w:t>
+              <w:t xml:space="preserve">  # O </w:t>
+            </w:r>
+            <w:proofErr w:type="spellStart"/>
+            <w:r>
+              <w:rPr>
+                <w:rFonts w:ascii="Courier New" w:eastAsia="Courier New" w:hAnsi="Courier New" w:cs="Courier New"/>
+                <w:color w:val="00FF41"/>
+                <w:sz w:val="18"/>
+                <w:szCs w:val="18"/>
+              </w:rPr>
+              <w:t>Flask</w:t>
+            </w:r>
+            <w:proofErr w:type="spellEnd"/>
+            <w:r>
+              <w:rPr>
+                <w:rFonts w:ascii="Courier New" w:eastAsia="Courier New" w:hAnsi="Courier New" w:cs="Courier New"/>
+                <w:color w:val="00FF41"/>
+                <w:sz w:val="18"/>
+                <w:szCs w:val="18"/>
+              </w:rPr>
+              <w:t xml:space="preserve"> vai iniciar e mostrar algo assim:</w:t>
             </w:r>
           </w:p>
         </w:tc>
@@ -6983,7 +8087,27 @@
                 <w:sz w:val="18"/>
                 <w:szCs w:val="18"/>
               </w:rPr>
-              <w:t xml:space="preserve">  # * Running on http://0.0.0.0:5000</w:t>
+              <w:t xml:space="preserve">  # * Running </w:t>
+            </w:r>
+            <w:proofErr w:type="spellStart"/>
+            <w:r>
+              <w:rPr>
+                <w:rFonts w:ascii="Courier New" w:eastAsia="Courier New" w:hAnsi="Courier New" w:cs="Courier New"/>
+                <w:color w:val="00FF41"/>
+                <w:sz w:val="18"/>
+                <w:szCs w:val="18"/>
+              </w:rPr>
+              <w:t>on</w:t>
+            </w:r>
+            <w:proofErr w:type="spellEnd"/>
+            <w:r>
+              <w:rPr>
+                <w:rFonts w:ascii="Courier New" w:eastAsia="Courier New" w:hAnsi="Courier New" w:cs="Courier New"/>
+                <w:color w:val="00FF41"/>
+                <w:sz w:val="18"/>
+                <w:szCs w:val="18"/>
+              </w:rPr>
+              <w:t xml:space="preserve"> http://0.0.0.0:5000</w:t>
             </w:r>
           </w:p>
         </w:tc>
@@ -7014,7 +8138,27 @@
                 <w:sz w:val="18"/>
                 <w:szCs w:val="18"/>
               </w:rPr>
-              <w:t xml:space="preserve">  # * Running on http://192.168.1.10:5000  ← este é o endereço da rede</w:t>
+              <w:t xml:space="preserve">  # * Running </w:t>
+            </w:r>
+            <w:proofErr w:type="spellStart"/>
+            <w:r>
+              <w:rPr>
+                <w:rFonts w:ascii="Courier New" w:eastAsia="Courier New" w:hAnsi="Courier New" w:cs="Courier New"/>
+                <w:color w:val="00FF41"/>
+                <w:sz w:val="18"/>
+                <w:szCs w:val="18"/>
+              </w:rPr>
+              <w:t>on</w:t>
+            </w:r>
+            <w:proofErr w:type="spellEnd"/>
+            <w:r>
+              <w:rPr>
+                <w:rFonts w:ascii="Courier New" w:eastAsia="Courier New" w:hAnsi="Courier New" w:cs="Courier New"/>
+                <w:color w:val="00FF41"/>
+                <w:sz w:val="18"/>
+                <w:szCs w:val="18"/>
+              </w:rPr>
+              <w:t xml:space="preserve"> http://192.168.1.10:5000  ← este é o endereço da rede</w:t>
             </w:r>
           </w:p>
         </w:tc>
@@ -7175,7 +8319,79 @@
                 <w:sz w:val="20"/>
                 <w:szCs w:val="20"/>
               </w:rPr>
-              <w:t>No Windows, abra o Prompt de Comando e digite: ipconfig — procure pelo campo 'Endereço IPv4' na seção da rede Wi-Fi ou Ethernet. No Linux, use o comando: ip addr ou hostname -I. O IP geralmente começa com 192.168.x.x ou 10.x.x.x.</w:t>
+              <w:t xml:space="preserve">No Windows, abra o Prompt de Comando e digite: </w:t>
+            </w:r>
+            <w:proofErr w:type="spellStart"/>
+            <w:r>
+              <w:rPr>
+                <w:color w:val="333333"/>
+                <w:sz w:val="20"/>
+                <w:szCs w:val="20"/>
+              </w:rPr>
+              <w:t>ipconfig</w:t>
+            </w:r>
+            <w:proofErr w:type="spellEnd"/>
+            <w:r>
+              <w:rPr>
+                <w:color w:val="333333"/>
+                <w:sz w:val="20"/>
+                <w:szCs w:val="20"/>
+              </w:rPr>
+              <w:t xml:space="preserve"> — procure pelo campo 'Endereço IPv4' na seção da rede Wi-Fi ou Ethernet. No Linux, use o comando: </w:t>
+            </w:r>
+            <w:proofErr w:type="spellStart"/>
+            <w:r>
+              <w:rPr>
+                <w:color w:val="333333"/>
+                <w:sz w:val="20"/>
+                <w:szCs w:val="20"/>
+              </w:rPr>
+              <w:t>ip</w:t>
+            </w:r>
+            <w:proofErr w:type="spellEnd"/>
+            <w:r>
+              <w:rPr>
+                <w:color w:val="333333"/>
+                <w:sz w:val="20"/>
+                <w:szCs w:val="20"/>
+              </w:rPr>
+              <w:t xml:space="preserve"> </w:t>
+            </w:r>
+            <w:proofErr w:type="spellStart"/>
+            <w:r>
+              <w:rPr>
+                <w:color w:val="333333"/>
+                <w:sz w:val="20"/>
+                <w:szCs w:val="20"/>
+              </w:rPr>
+              <w:t>addr</w:t>
+            </w:r>
+            <w:proofErr w:type="spellEnd"/>
+            <w:r>
+              <w:rPr>
+                <w:color w:val="333333"/>
+                <w:sz w:val="20"/>
+                <w:szCs w:val="20"/>
+              </w:rPr>
+              <w:t xml:space="preserve"> ou </w:t>
+            </w:r>
+            <w:proofErr w:type="spellStart"/>
+            <w:r>
+              <w:rPr>
+                <w:color w:val="333333"/>
+                <w:sz w:val="20"/>
+                <w:szCs w:val="20"/>
+              </w:rPr>
+              <w:t>hostname</w:t>
+            </w:r>
+            <w:proofErr w:type="spellEnd"/>
+            <w:r>
+              <w:rPr>
+                <w:color w:val="333333"/>
+                <w:sz w:val="20"/>
+                <w:szCs w:val="20"/>
+              </w:rPr>
+              <w:t xml:space="preserve"> -I. O IP geralmente começa com 192.168.x.x ou 10.x.x.x.</w:t>
             </w:r>
           </w:p>
         </w:tc>
@@ -7303,7 +8519,27 @@
                 <w:sz w:val="18"/>
                 <w:szCs w:val="18"/>
               </w:rPr>
-              <w:t xml:space="preserve">  ├── app.py                  # Ponto de entrada — inicia Flask em 0.0.0.0:5000</w:t>
+              <w:t xml:space="preserve">  ├── app.py                  # Ponto de entrada — inicia </w:t>
+            </w:r>
+            <w:proofErr w:type="spellStart"/>
+            <w:r>
+              <w:rPr>
+                <w:rFonts w:ascii="Courier New" w:eastAsia="Courier New" w:hAnsi="Courier New" w:cs="Courier New"/>
+                <w:color w:val="00FF41"/>
+                <w:sz w:val="18"/>
+                <w:szCs w:val="18"/>
+              </w:rPr>
+              <w:t>Flask</w:t>
+            </w:r>
+            <w:proofErr w:type="spellEnd"/>
+            <w:r>
+              <w:rPr>
+                <w:rFonts w:ascii="Courier New" w:eastAsia="Courier New" w:hAnsi="Courier New" w:cs="Courier New"/>
+                <w:color w:val="00FF41"/>
+                <w:sz w:val="18"/>
+                <w:szCs w:val="18"/>
+              </w:rPr>
+              <w:t xml:space="preserve"> em 0.0.0.0:5000</w:t>
             </w:r>
           </w:p>
         </w:tc>
@@ -7396,7 +8632,67 @@
                 <w:sz w:val="18"/>
                 <w:szCs w:val="18"/>
               </w:rPr>
-              <w:t xml:space="preserve">  ├── .env                    # Credenciais do banco (NÃO versionar no Git!)</w:t>
+              <w:t xml:space="preserve">  ├── .</w:t>
+            </w:r>
+            <w:proofErr w:type="spellStart"/>
+            <w:r>
+              <w:rPr>
+                <w:rFonts w:ascii="Courier New" w:eastAsia="Courier New" w:hAnsi="Courier New" w:cs="Courier New"/>
+                <w:color w:val="00FF41"/>
+                <w:sz w:val="18"/>
+                <w:szCs w:val="18"/>
+              </w:rPr>
+              <w:t>env</w:t>
+            </w:r>
+            <w:proofErr w:type="spellEnd"/>
+            <w:r>
+              <w:rPr>
+                <w:rFonts w:ascii="Courier New" w:eastAsia="Courier New" w:hAnsi="Courier New" w:cs="Courier New"/>
+                <w:color w:val="00FF41"/>
+                <w:sz w:val="18"/>
+                <w:szCs w:val="18"/>
+              </w:rPr>
+              <w:t xml:space="preserve">                    # Credenciais do banco (NÃO </w:t>
+            </w:r>
+            <w:proofErr w:type="spellStart"/>
+            <w:r>
+              <w:rPr>
+                <w:rFonts w:ascii="Courier New" w:eastAsia="Courier New" w:hAnsi="Courier New" w:cs="Courier New"/>
+                <w:color w:val="00FF41"/>
+                <w:sz w:val="18"/>
+                <w:szCs w:val="18"/>
+              </w:rPr>
+              <w:t>versionar</w:t>
+            </w:r>
+            <w:proofErr w:type="spellEnd"/>
+            <w:r>
+              <w:rPr>
+                <w:rFonts w:ascii="Courier New" w:eastAsia="Courier New" w:hAnsi="Courier New" w:cs="Courier New"/>
+                <w:color w:val="00FF41"/>
+                <w:sz w:val="18"/>
+                <w:szCs w:val="18"/>
+              </w:rPr>
+              <w:t xml:space="preserve"> no </w:t>
+            </w:r>
+            <w:proofErr w:type="spellStart"/>
+            <w:r>
+              <w:rPr>
+                <w:rFonts w:ascii="Courier New" w:eastAsia="Courier New" w:hAnsi="Courier New" w:cs="Courier New"/>
+                <w:color w:val="00FF41"/>
+                <w:sz w:val="18"/>
+                <w:szCs w:val="18"/>
+              </w:rPr>
+              <w:t>Git</w:t>
+            </w:r>
+            <w:proofErr w:type="spellEnd"/>
+            <w:r>
+              <w:rPr>
+                <w:rFonts w:ascii="Courier New" w:eastAsia="Courier New" w:hAnsi="Courier New" w:cs="Courier New"/>
+                <w:color w:val="00FF41"/>
+                <w:sz w:val="18"/>
+                <w:szCs w:val="18"/>
+              </w:rPr>
+              <w:t>!)</w:t>
             </w:r>
           </w:p>
         </w:tc>
@@ -7427,7 +8723,67 @@
                 <w:sz w:val="18"/>
                 <w:szCs w:val="18"/>
               </w:rPr>
-              <w:t xml:space="preserve">  ├── .gitignore              # Ignora .env, uploads/, venv/</w:t>
+              <w:t xml:space="preserve">  ├── .</w:t>
+            </w:r>
+            <w:proofErr w:type="spellStart"/>
+            <w:r>
+              <w:rPr>
+                <w:rFonts w:ascii="Courier New" w:eastAsia="Courier New" w:hAnsi="Courier New" w:cs="Courier New"/>
+                <w:color w:val="00FF41"/>
+                <w:sz w:val="18"/>
+                <w:szCs w:val="18"/>
+              </w:rPr>
+              <w:t>gitignore</w:t>
+            </w:r>
+            <w:proofErr w:type="spellEnd"/>
+            <w:r>
+              <w:rPr>
+                <w:rFonts w:ascii="Courier New" w:eastAsia="Courier New" w:hAnsi="Courier New" w:cs="Courier New"/>
+                <w:color w:val="00FF41"/>
+                <w:sz w:val="18"/>
+                <w:szCs w:val="18"/>
+              </w:rPr>
+              <w:t xml:space="preserve">              # Ignora .</w:t>
+            </w:r>
+            <w:proofErr w:type="spellStart"/>
+            <w:r>
+              <w:rPr>
+                <w:rFonts w:ascii="Courier New" w:eastAsia="Courier New" w:hAnsi="Courier New" w:cs="Courier New"/>
+                <w:color w:val="00FF41"/>
+                <w:sz w:val="18"/>
+                <w:szCs w:val="18"/>
+              </w:rPr>
+              <w:t>env</w:t>
+            </w:r>
+            <w:proofErr w:type="spellEnd"/>
+            <w:r>
+              <w:rPr>
+                <w:rFonts w:ascii="Courier New" w:eastAsia="Courier New" w:hAnsi="Courier New" w:cs="Courier New"/>
+                <w:color w:val="00FF41"/>
+                <w:sz w:val="18"/>
+                <w:szCs w:val="18"/>
+              </w:rPr>
+              <w:t xml:space="preserve">, uploads/, </w:t>
+            </w:r>
+            <w:proofErr w:type="spellStart"/>
+            <w:r>
+              <w:rPr>
+                <w:rFonts w:ascii="Courier New" w:eastAsia="Courier New" w:hAnsi="Courier New" w:cs="Courier New"/>
+                <w:color w:val="00FF41"/>
+                <w:sz w:val="18"/>
+                <w:szCs w:val="18"/>
+              </w:rPr>
+              <w:t>venv</w:t>
+            </w:r>
+            <w:proofErr w:type="spellEnd"/>
+            <w:r>
+              <w:rPr>
+                <w:rFonts w:ascii="Courier New" w:eastAsia="Courier New" w:hAnsi="Courier New" w:cs="Courier New"/>
+                <w:color w:val="00FF41"/>
+                <w:sz w:val="18"/>
+                <w:szCs w:val="18"/>
+              </w:rPr>
+              <w:t>/</w:t>
             </w:r>
           </w:p>
         </w:tc>
@@ -7489,7 +8845,27 @@
                 <w:sz w:val="18"/>
                 <w:szCs w:val="18"/>
               </w:rPr>
-              <w:t xml:space="preserve">  ├── static/</w:t>
+              <w:t xml:space="preserve">  ├── </w:t>
+            </w:r>
+            <w:proofErr w:type="spellStart"/>
+            <w:r>
+              <w:rPr>
+                <w:rFonts w:ascii="Courier New" w:eastAsia="Courier New" w:hAnsi="Courier New" w:cs="Courier New"/>
+                <w:color w:val="00FF41"/>
+                <w:sz w:val="18"/>
+                <w:szCs w:val="18"/>
+              </w:rPr>
+              <w:t>static</w:t>
+            </w:r>
+            <w:proofErr w:type="spellEnd"/>
+            <w:r>
+              <w:rPr>
+                <w:rFonts w:ascii="Courier New" w:eastAsia="Courier New" w:hAnsi="Courier New" w:cs="Courier New"/>
+                <w:color w:val="00FF41"/>
+                <w:sz w:val="18"/>
+                <w:szCs w:val="18"/>
+              </w:rPr>
+              <w:t>/</w:t>
             </w:r>
           </w:p>
         </w:tc>
@@ -7520,7 +8896,27 @@
                 <w:sz w:val="18"/>
                 <w:szCs w:val="18"/>
               </w:rPr>
-              <w:t xml:space="preserve">  │   ├── css/style.css       # Estilos globais</w:t>
+              <w:t xml:space="preserve">  │   ├── </w:t>
+            </w:r>
+            <w:proofErr w:type="spellStart"/>
+            <w:r>
+              <w:rPr>
+                <w:rFonts w:ascii="Courier New" w:eastAsia="Courier New" w:hAnsi="Courier New" w:cs="Courier New"/>
+                <w:color w:val="00FF41"/>
+                <w:sz w:val="18"/>
+                <w:szCs w:val="18"/>
+              </w:rPr>
+              <w:t>css</w:t>
+            </w:r>
+            <w:proofErr w:type="spellEnd"/>
+            <w:r>
+              <w:rPr>
+                <w:rFonts w:ascii="Courier New" w:eastAsia="Courier New" w:hAnsi="Courier New" w:cs="Courier New"/>
+                <w:color w:val="00FF41"/>
+                <w:sz w:val="18"/>
+                <w:szCs w:val="18"/>
+              </w:rPr>
+              <w:t>/style.css       # Estilos globais</w:t>
             </w:r>
           </w:p>
         </w:tc>
@@ -7551,7 +8947,27 @@
                 <w:sz w:val="18"/>
                 <w:szCs w:val="18"/>
               </w:rPr>
-              <w:t xml:space="preserve">  │   ├── js/</w:t>
+              <w:t xml:space="preserve">  │   ├── </w:t>
+            </w:r>
+            <w:proofErr w:type="spellStart"/>
+            <w:r>
+              <w:rPr>
+                <w:rFonts w:ascii="Courier New" w:eastAsia="Courier New" w:hAnsi="Courier New" w:cs="Courier New"/>
+                <w:color w:val="00FF41"/>
+                <w:sz w:val="18"/>
+                <w:szCs w:val="18"/>
+              </w:rPr>
+              <w:t>js</w:t>
+            </w:r>
+            <w:proofErr w:type="spellEnd"/>
+            <w:r>
+              <w:rPr>
+                <w:rFonts w:ascii="Courier New" w:eastAsia="Courier New" w:hAnsi="Courier New" w:cs="Courier New"/>
+                <w:color w:val="00FF41"/>
+                <w:sz w:val="18"/>
+                <w:szCs w:val="18"/>
+              </w:rPr>
+              <w:t>/</w:t>
             </w:r>
           </w:p>
         </w:tc>
@@ -7644,7 +9060,27 @@
                 <w:sz w:val="18"/>
                 <w:szCs w:val="18"/>
               </w:rPr>
-              <w:t xml:space="preserve">  │   │   └── gerador.js      # Gerador de PDF (usa jsPDF)</w:t>
+              <w:t xml:space="preserve">  │   │   └── gerador.js      # Gerador de PDF (usa </w:t>
+            </w:r>
+            <w:proofErr w:type="spellStart"/>
+            <w:r>
+              <w:rPr>
+                <w:rFonts w:ascii="Courier New" w:eastAsia="Courier New" w:hAnsi="Courier New" w:cs="Courier New"/>
+                <w:color w:val="00FF41"/>
+                <w:sz w:val="18"/>
+                <w:szCs w:val="18"/>
+              </w:rPr>
+              <w:t>jsPDF</w:t>
+            </w:r>
+            <w:proofErr w:type="spellEnd"/>
+            <w:r>
+              <w:rPr>
+                <w:rFonts w:ascii="Courier New" w:eastAsia="Courier New" w:hAnsi="Courier New" w:cs="Courier New"/>
+                <w:color w:val="00FF41"/>
+                <w:sz w:val="18"/>
+                <w:szCs w:val="18"/>
+              </w:rPr>
+              <w:t>)</w:t>
             </w:r>
           </w:p>
         </w:tc>
@@ -7675,7 +9111,27 @@
                 <w:sz w:val="18"/>
                 <w:szCs w:val="18"/>
               </w:rPr>
-              <w:t xml:space="preserve">  │   ├── img/logo_escola.png # Logo para as carteirinhas</w:t>
+              <w:t xml:space="preserve">  │   ├── </w:t>
+            </w:r>
+            <w:proofErr w:type="spellStart"/>
+            <w:r>
+              <w:rPr>
+                <w:rFonts w:ascii="Courier New" w:eastAsia="Courier New" w:hAnsi="Courier New" w:cs="Courier New"/>
+                <w:color w:val="00FF41"/>
+                <w:sz w:val="18"/>
+                <w:szCs w:val="18"/>
+              </w:rPr>
+              <w:t>img</w:t>
+            </w:r>
+            <w:proofErr w:type="spellEnd"/>
+            <w:r>
+              <w:rPr>
+                <w:rFonts w:ascii="Courier New" w:eastAsia="Courier New" w:hAnsi="Courier New" w:cs="Courier New"/>
+                <w:color w:val="00FF41"/>
+                <w:sz w:val="18"/>
+                <w:szCs w:val="18"/>
+              </w:rPr>
+              <w:t>/logo_escola.png # Logo para as carteirinhas</w:t>
             </w:r>
           </w:p>
         </w:tc>
@@ -7706,8 +9162,39 @@
                 <w:sz w:val="18"/>
                 <w:szCs w:val="18"/>
               </w:rPr>
-              <w:t xml:space="preserve">  │   └── lib/jspdf.min.js    # Biblioteca jsPDF</w:t>
-            </w:r>
+              <w:t xml:space="preserve">  │   └── </w:t>
+            </w:r>
+            <w:proofErr w:type="spellStart"/>
+            <w:r>
+              <w:rPr>
+                <w:rFonts w:ascii="Courier New" w:eastAsia="Courier New" w:hAnsi="Courier New" w:cs="Courier New"/>
+                <w:color w:val="00FF41"/>
+                <w:sz w:val="18"/>
+                <w:szCs w:val="18"/>
+              </w:rPr>
+              <w:t>lib</w:t>
+            </w:r>
+            <w:proofErr w:type="spellEnd"/>
+            <w:r>
+              <w:rPr>
+                <w:rFonts w:ascii="Courier New" w:eastAsia="Courier New" w:hAnsi="Courier New" w:cs="Courier New"/>
+                <w:color w:val="00FF41"/>
+                <w:sz w:val="18"/>
+                <w:szCs w:val="18"/>
+              </w:rPr>
+              <w:t xml:space="preserve">/jspdf.min.js    # Biblioteca </w:t>
+            </w:r>
+            <w:proofErr w:type="spellStart"/>
+            <w:r>
+              <w:rPr>
+                <w:rFonts w:ascii="Courier New" w:eastAsia="Courier New" w:hAnsi="Courier New" w:cs="Courier New"/>
+                <w:color w:val="00FF41"/>
+                <w:sz w:val="18"/>
+                <w:szCs w:val="18"/>
+              </w:rPr>
+              <w:t>jsPDF</w:t>
+            </w:r>
+            <w:proofErr w:type="spellEnd"/>
           </w:p>
         </w:tc>
       </w:tr>
@@ -7768,7 +9255,27 @@
                 <w:sz w:val="18"/>
                 <w:szCs w:val="18"/>
               </w:rPr>
-              <w:t xml:space="preserve">  ├── templates/</w:t>
+              <w:t xml:space="preserve">  ├── </w:t>
+            </w:r>
+            <w:proofErr w:type="spellStart"/>
+            <w:r>
+              <w:rPr>
+                <w:rFonts w:ascii="Courier New" w:eastAsia="Courier New" w:hAnsi="Courier New" w:cs="Courier New"/>
+                <w:color w:val="00FF41"/>
+                <w:sz w:val="18"/>
+                <w:szCs w:val="18"/>
+              </w:rPr>
+              <w:t>templates</w:t>
+            </w:r>
+            <w:proofErr w:type="spellEnd"/>
+            <w:r>
+              <w:rPr>
+                <w:rFonts w:ascii="Courier New" w:eastAsia="Courier New" w:hAnsi="Courier New" w:cs="Courier New"/>
+                <w:color w:val="00FF41"/>
+                <w:sz w:val="18"/>
+                <w:szCs w:val="18"/>
+              </w:rPr>
+              <w:t>/</w:t>
             </w:r>
           </w:p>
         </w:tc>
@@ -7799,7 +9306,27 @@
                 <w:sz w:val="18"/>
                 <w:szCs w:val="18"/>
               </w:rPr>
-              <w:t xml:space="preserve">  │   ├── base.html           # Template base com menu de navegação</w:t>
+              <w:t xml:space="preserve">  │   ├── base.html           # </w:t>
+            </w:r>
+            <w:proofErr w:type="spellStart"/>
+            <w:r>
+              <w:rPr>
+                <w:rFonts w:ascii="Courier New" w:eastAsia="Courier New" w:hAnsi="Courier New" w:cs="Courier New"/>
+                <w:color w:val="00FF41"/>
+                <w:sz w:val="18"/>
+                <w:szCs w:val="18"/>
+              </w:rPr>
+              <w:t>Template</w:t>
+            </w:r>
+            <w:proofErr w:type="spellEnd"/>
+            <w:r>
+              <w:rPr>
+                <w:rFonts w:ascii="Courier New" w:eastAsia="Courier New" w:hAnsi="Courier New" w:cs="Courier New"/>
+                <w:color w:val="00FF41"/>
+                <w:sz w:val="18"/>
+                <w:szCs w:val="18"/>
+              </w:rPr>
+              <w:t xml:space="preserve"> base com menu de navegação</w:t>
             </w:r>
           </w:p>
         </w:tc>
@@ -8029,7 +9556,27 @@
                 <w:sz w:val="18"/>
                 <w:szCs w:val="18"/>
               </w:rPr>
-              <w:t xml:space="preserve">  flask==3.0.0</w:t>
+              <w:t xml:space="preserve">  </w:t>
+            </w:r>
+            <w:proofErr w:type="spellStart"/>
+            <w:r>
+              <w:rPr>
+                <w:rFonts w:ascii="Courier New" w:eastAsia="Courier New" w:hAnsi="Courier New" w:cs="Courier New"/>
+                <w:color w:val="00FF41"/>
+                <w:sz w:val="18"/>
+                <w:szCs w:val="18"/>
+              </w:rPr>
+              <w:t>flask</w:t>
+            </w:r>
+            <w:proofErr w:type="spellEnd"/>
+            <w:r>
+              <w:rPr>
+                <w:rFonts w:ascii="Courier New" w:eastAsia="Courier New" w:hAnsi="Courier New" w:cs="Courier New"/>
+                <w:color w:val="00FF41"/>
+                <w:sz w:val="18"/>
+                <w:szCs w:val="18"/>
+              </w:rPr>
+              <w:t>==3.0.0</w:t>
             </w:r>
           </w:p>
         </w:tc>
@@ -8060,7 +9607,27 @@
                 <w:sz w:val="18"/>
                 <w:szCs w:val="18"/>
               </w:rPr>
-              <w:t xml:space="preserve">  werkzeug==3.0.0</w:t>
+              <w:t xml:space="preserve">  </w:t>
+            </w:r>
+            <w:proofErr w:type="spellStart"/>
+            <w:r>
+              <w:rPr>
+                <w:rFonts w:ascii="Courier New" w:eastAsia="Courier New" w:hAnsi="Courier New" w:cs="Courier New"/>
+                <w:color w:val="00FF41"/>
+                <w:sz w:val="18"/>
+                <w:szCs w:val="18"/>
+              </w:rPr>
+              <w:t>werkzeug</w:t>
+            </w:r>
+            <w:proofErr w:type="spellEnd"/>
+            <w:r>
+              <w:rPr>
+                <w:rFonts w:ascii="Courier New" w:eastAsia="Courier New" w:hAnsi="Courier New" w:cs="Courier New"/>
+                <w:color w:val="00FF41"/>
+                <w:sz w:val="18"/>
+                <w:szCs w:val="18"/>
+              </w:rPr>
+              <w:t>==3.0.0</w:t>
             </w:r>
           </w:p>
         </w:tc>
@@ -8091,7 +9658,27 @@
                 <w:sz w:val="18"/>
                 <w:szCs w:val="18"/>
               </w:rPr>
-              <w:t xml:space="preserve">  mysql-connector-python==8.3.0</w:t>
+              <w:t xml:space="preserve">  </w:t>
+            </w:r>
+            <w:proofErr w:type="spellStart"/>
+            <w:r>
+              <w:rPr>
+                <w:rFonts w:ascii="Courier New" w:eastAsia="Courier New" w:hAnsi="Courier New" w:cs="Courier New"/>
+                <w:color w:val="00FF41"/>
+                <w:sz w:val="18"/>
+                <w:szCs w:val="18"/>
+              </w:rPr>
+              <w:t>mysql-connector-python</w:t>
+            </w:r>
+            <w:proofErr w:type="spellEnd"/>
+            <w:r>
+              <w:rPr>
+                <w:rFonts w:ascii="Courier New" w:eastAsia="Courier New" w:hAnsi="Courier New" w:cs="Courier New"/>
+                <w:color w:val="00FF41"/>
+                <w:sz w:val="18"/>
+                <w:szCs w:val="18"/>
+              </w:rPr>
+              <w:t>==8.3.0</w:t>
             </w:r>
           </w:p>
         </w:tc>
@@ -8122,7 +9709,27 @@
                 <w:sz w:val="18"/>
                 <w:szCs w:val="18"/>
               </w:rPr>
-              <w:t xml:space="preserve">  python-dotenv==1.0.0</w:t>
+              <w:t xml:space="preserve">  </w:t>
+            </w:r>
+            <w:proofErr w:type="spellStart"/>
+            <w:r>
+              <w:rPr>
+                <w:rFonts w:ascii="Courier New" w:eastAsia="Courier New" w:hAnsi="Courier New" w:cs="Courier New"/>
+                <w:color w:val="00FF41"/>
+                <w:sz w:val="18"/>
+                <w:szCs w:val="18"/>
+              </w:rPr>
+              <w:t>python-dotenv</w:t>
+            </w:r>
+            <w:proofErr w:type="spellEnd"/>
+            <w:r>
+              <w:rPr>
+                <w:rFonts w:ascii="Courier New" w:eastAsia="Courier New" w:hAnsi="Courier New" w:cs="Courier New"/>
+                <w:color w:val="00FF41"/>
+                <w:sz w:val="18"/>
+                <w:szCs w:val="18"/>
+              </w:rPr>
+              <w:t>==1.0.0</w:t>
             </w:r>
           </w:p>
         </w:tc>
@@ -8143,7 +9750,565 @@
         <w:pStyle w:val="Ttulo2"/>
       </w:pPr>
       <w:r>
-        <w:t>5.2 Conteúdo do .gitignore</w:t>
+        <w:t>5.2 Conteúdo do .</w:t>
+      </w:r>
+      <w:proofErr w:type="spellStart"/>
+      <w:r>
+        <w:t>gitignore</w:t>
+      </w:r>
+      <w:proofErr w:type="spellEnd"/>
+    </w:p>
+    <w:p>
+      <w:pPr>
+        <w:spacing w:after="160"/>
+      </w:pPr>
+    </w:p>
+    <w:tbl>
+      <w:tblPr>
+        <w:tblW w:w="9026" w:type="dxa"/>
+        <w:tblBorders>
+          <w:top w:val="single" w:sz="4" w:space="0" w:color="auto"/>
+          <w:left w:val="single" w:sz="4" w:space="0" w:color="auto"/>
+          <w:bottom w:val="single" w:sz="4" w:space="0" w:color="auto"/>
+          <w:right w:val="single" w:sz="4" w:space="0" w:color="auto"/>
+          <w:insideH w:val="single" w:sz="4" w:space="0" w:color="auto"/>
+          <w:insideV w:val="single" w:sz="4" w:space="0" w:color="auto"/>
+        </w:tblBorders>
+        <w:tblCellMar>
+          <w:left w:w="10" w:type="dxa"/>
+          <w:right w:w="10" w:type="dxa"/>
+        </w:tblCellMar>
+        <w:tblLook w:val="04A0" w:firstRow="1" w:lastRow="0" w:firstColumn="1" w:lastColumn="0" w:noHBand="0" w:noVBand="1"/>
+      </w:tblPr>
+      <w:tblGrid>
+        <w:gridCol w:w="9026"/>
+      </w:tblGrid>
+      <w:tr>
+        <w:tc>
+          <w:tcPr>
+            <w:tcW w:w="9026" w:type="dxa"/>
+            <w:tcBorders>
+              <w:top w:val="none" w:sz="0" w:space="0" w:color="FFFFFF"/>
+              <w:left w:val="none" w:sz="0" w:space="0" w:color="FFFFFF"/>
+              <w:bottom w:val="none" w:sz="0" w:space="0" w:color="FFFFFF"/>
+              <w:right w:val="none" w:sz="0" w:space="0" w:color="FFFFFF"/>
+            </w:tcBorders>
+            <w:shd w:val="clear" w:color="auto" w:fill="1E2329"/>
+            <w:tcMar>
+              <w:top w:w="40" w:type="dxa"/>
+              <w:left w:w="200" w:type="dxa"/>
+              <w:bottom w:w="40" w:type="dxa"/>
+              <w:right w:w="200" w:type="dxa"/>
+            </w:tcMar>
+          </w:tcPr>
+          <w:p>
+            <w:r>
+              <w:rPr>
+                <w:rFonts w:ascii="Courier New" w:eastAsia="Courier New" w:hAnsi="Courier New" w:cs="Courier New"/>
+                <w:color w:val="00FF41"/>
+                <w:sz w:val="18"/>
+                <w:szCs w:val="18"/>
+              </w:rPr>
+              <w:t xml:space="preserve">  # Credenciais — NUNCA </w:t>
+            </w:r>
+            <w:proofErr w:type="spellStart"/>
+            <w:r>
+              <w:rPr>
+                <w:rFonts w:ascii="Courier New" w:eastAsia="Courier New" w:hAnsi="Courier New" w:cs="Courier New"/>
+                <w:color w:val="00FF41"/>
+                <w:sz w:val="18"/>
+                <w:szCs w:val="18"/>
+              </w:rPr>
+              <w:t>versionar</w:t>
+            </w:r>
+            <w:proofErr w:type="spellEnd"/>
+          </w:p>
+        </w:tc>
+      </w:tr>
+      <w:tr>
+        <w:tc>
+          <w:tcPr>
+            <w:tcW w:w="9026" w:type="dxa"/>
+            <w:tcBorders>
+              <w:top w:val="none" w:sz="0" w:space="0" w:color="FFFFFF"/>
+              <w:left w:val="none" w:sz="0" w:space="0" w:color="FFFFFF"/>
+              <w:bottom w:val="none" w:sz="0" w:space="0" w:color="FFFFFF"/>
+              <w:right w:val="none" w:sz="0" w:space="0" w:color="FFFFFF"/>
+            </w:tcBorders>
+            <w:shd w:val="clear" w:color="auto" w:fill="1E2329"/>
+            <w:tcMar>
+              <w:top w:w="40" w:type="dxa"/>
+              <w:left w:w="200" w:type="dxa"/>
+              <w:bottom w:w="40" w:type="dxa"/>
+              <w:right w:w="200" w:type="dxa"/>
+            </w:tcMar>
+          </w:tcPr>
+          <w:p>
+            <w:r>
+              <w:rPr>
+                <w:rFonts w:ascii="Courier New" w:eastAsia="Courier New" w:hAnsi="Courier New" w:cs="Courier New"/>
+                <w:color w:val="00FF41"/>
+                <w:sz w:val="18"/>
+                <w:szCs w:val="18"/>
+              </w:rPr>
+              <w:t xml:space="preserve">  .</w:t>
+            </w:r>
+            <w:proofErr w:type="spellStart"/>
+            <w:r>
+              <w:rPr>
+                <w:rFonts w:ascii="Courier New" w:eastAsia="Courier New" w:hAnsi="Courier New" w:cs="Courier New"/>
+                <w:color w:val="00FF41"/>
+                <w:sz w:val="18"/>
+                <w:szCs w:val="18"/>
+              </w:rPr>
+              <w:t>env</w:t>
+            </w:r>
+            <w:proofErr w:type="spellEnd"/>
+          </w:p>
+        </w:tc>
+      </w:tr>
+      <w:tr>
+        <w:tc>
+          <w:tcPr>
+            <w:tcW w:w="9026" w:type="dxa"/>
+            <w:tcBorders>
+              <w:top w:val="none" w:sz="0" w:space="0" w:color="FFFFFF"/>
+              <w:left w:val="none" w:sz="0" w:space="0" w:color="FFFFFF"/>
+              <w:bottom w:val="none" w:sz="0" w:space="0" w:color="FFFFFF"/>
+              <w:right w:val="none" w:sz="0" w:space="0" w:color="FFFFFF"/>
+            </w:tcBorders>
+            <w:shd w:val="clear" w:color="auto" w:fill="1E2329"/>
+            <w:tcMar>
+              <w:top w:w="40" w:type="dxa"/>
+              <w:left w:w="200" w:type="dxa"/>
+              <w:bottom w:w="40" w:type="dxa"/>
+              <w:right w:w="200" w:type="dxa"/>
+            </w:tcMar>
+          </w:tcPr>
+          <w:p>
+            <w:r>
+              <w:rPr>
+                <w:rFonts w:ascii="Courier New" w:eastAsia="Courier New" w:hAnsi="Courier New" w:cs="Courier New"/>
+                <w:color w:val="00FF41"/>
+                <w:sz w:val="18"/>
+                <w:szCs w:val="18"/>
+              </w:rPr>
+              <w:t xml:space="preserve"> </w:t>
+            </w:r>
+          </w:p>
+        </w:tc>
+      </w:tr>
+      <w:tr>
+        <w:tc>
+          <w:tcPr>
+            <w:tcW w:w="9026" w:type="dxa"/>
+            <w:tcBorders>
+              <w:top w:val="none" w:sz="0" w:space="0" w:color="FFFFFF"/>
+              <w:left w:val="none" w:sz="0" w:space="0" w:color="FFFFFF"/>
+              <w:bottom w:val="none" w:sz="0" w:space="0" w:color="FFFFFF"/>
+              <w:right w:val="none" w:sz="0" w:space="0" w:color="FFFFFF"/>
+            </w:tcBorders>
+            <w:shd w:val="clear" w:color="auto" w:fill="1E2329"/>
+            <w:tcMar>
+              <w:top w:w="40" w:type="dxa"/>
+              <w:left w:w="200" w:type="dxa"/>
+              <w:bottom w:w="40" w:type="dxa"/>
+              <w:right w:w="200" w:type="dxa"/>
+            </w:tcMar>
+          </w:tcPr>
+          <w:p>
+            <w:r>
+              <w:rPr>
+                <w:rFonts w:ascii="Courier New" w:eastAsia="Courier New" w:hAnsi="Courier New" w:cs="Courier New"/>
+                <w:color w:val="00FF41"/>
+                <w:sz w:val="18"/>
+                <w:szCs w:val="18"/>
+              </w:rPr>
+              <w:t xml:space="preserve">  # Fotos dos alunos</w:t>
+            </w:r>
+          </w:p>
+        </w:tc>
+      </w:tr>
+      <w:tr>
+        <w:tc>
+          <w:tcPr>
+            <w:tcW w:w="9026" w:type="dxa"/>
+            <w:tcBorders>
+              <w:top w:val="none" w:sz="0" w:space="0" w:color="FFFFFF"/>
+              <w:left w:val="none" w:sz="0" w:space="0" w:color="FFFFFF"/>
+              <w:bottom w:val="none" w:sz="0" w:space="0" w:color="FFFFFF"/>
+              <w:right w:val="none" w:sz="0" w:space="0" w:color="FFFFFF"/>
+            </w:tcBorders>
+            <w:shd w:val="clear" w:color="auto" w:fill="1E2329"/>
+            <w:tcMar>
+              <w:top w:w="40" w:type="dxa"/>
+              <w:left w:w="200" w:type="dxa"/>
+              <w:bottom w:w="40" w:type="dxa"/>
+              <w:right w:w="200" w:type="dxa"/>
+            </w:tcMar>
+          </w:tcPr>
+          <w:p>
+            <w:r>
+              <w:rPr>
+                <w:rFonts w:ascii="Courier New" w:eastAsia="Courier New" w:hAnsi="Courier New" w:cs="Courier New"/>
+                <w:color w:val="00FF41"/>
+                <w:sz w:val="18"/>
+                <w:szCs w:val="18"/>
+              </w:rPr>
+              <w:t xml:space="preserve">  uploads/</w:t>
+            </w:r>
+          </w:p>
+        </w:tc>
+      </w:tr>
+      <w:tr>
+        <w:tc>
+          <w:tcPr>
+            <w:tcW w:w="9026" w:type="dxa"/>
+            <w:tcBorders>
+              <w:top w:val="none" w:sz="0" w:space="0" w:color="FFFFFF"/>
+              <w:left w:val="none" w:sz="0" w:space="0" w:color="FFFFFF"/>
+              <w:bottom w:val="none" w:sz="0" w:space="0" w:color="FFFFFF"/>
+              <w:right w:val="none" w:sz="0" w:space="0" w:color="FFFFFF"/>
+            </w:tcBorders>
+            <w:shd w:val="clear" w:color="auto" w:fill="1E2329"/>
+            <w:tcMar>
+              <w:top w:w="40" w:type="dxa"/>
+              <w:left w:w="200" w:type="dxa"/>
+              <w:bottom w:w="40" w:type="dxa"/>
+              <w:right w:w="200" w:type="dxa"/>
+            </w:tcMar>
+          </w:tcPr>
+          <w:p>
+            <w:r>
+              <w:rPr>
+                <w:rFonts w:ascii="Courier New" w:eastAsia="Courier New" w:hAnsi="Courier New" w:cs="Courier New"/>
+                <w:color w:val="00FF41"/>
+                <w:sz w:val="18"/>
+                <w:szCs w:val="18"/>
+              </w:rPr>
+              <w:t xml:space="preserve"> </w:t>
+            </w:r>
+          </w:p>
+        </w:tc>
+      </w:tr>
+      <w:tr>
+        <w:tc>
+          <w:tcPr>
+            <w:tcW w:w="9026" w:type="dxa"/>
+            <w:tcBorders>
+              <w:top w:val="none" w:sz="0" w:space="0" w:color="FFFFFF"/>
+              <w:left w:val="none" w:sz="0" w:space="0" w:color="FFFFFF"/>
+              <w:bottom w:val="none" w:sz="0" w:space="0" w:color="FFFFFF"/>
+              <w:right w:val="none" w:sz="0" w:space="0" w:color="FFFFFF"/>
+            </w:tcBorders>
+            <w:shd w:val="clear" w:color="auto" w:fill="1E2329"/>
+            <w:tcMar>
+              <w:top w:w="40" w:type="dxa"/>
+              <w:left w:w="200" w:type="dxa"/>
+              <w:bottom w:w="40" w:type="dxa"/>
+              <w:right w:w="200" w:type="dxa"/>
+            </w:tcMar>
+          </w:tcPr>
+          <w:p>
+            <w:r>
+              <w:rPr>
+                <w:rFonts w:ascii="Courier New" w:eastAsia="Courier New" w:hAnsi="Courier New" w:cs="Courier New"/>
+                <w:color w:val="00FF41"/>
+                <w:sz w:val="18"/>
+                <w:szCs w:val="18"/>
+              </w:rPr>
+              <w:lastRenderedPageBreak/>
+              <w:t xml:space="preserve">  # Ambiente virtual Python</w:t>
+            </w:r>
+          </w:p>
+        </w:tc>
+      </w:tr>
+      <w:tr>
+        <w:tc>
+          <w:tcPr>
+            <w:tcW w:w="9026" w:type="dxa"/>
+            <w:tcBorders>
+              <w:top w:val="none" w:sz="0" w:space="0" w:color="FFFFFF"/>
+              <w:left w:val="none" w:sz="0" w:space="0" w:color="FFFFFF"/>
+              <w:bottom w:val="none" w:sz="0" w:space="0" w:color="FFFFFF"/>
+              <w:right w:val="none" w:sz="0" w:space="0" w:color="FFFFFF"/>
+            </w:tcBorders>
+            <w:shd w:val="clear" w:color="auto" w:fill="1E2329"/>
+            <w:tcMar>
+              <w:top w:w="40" w:type="dxa"/>
+              <w:left w:w="200" w:type="dxa"/>
+              <w:bottom w:w="40" w:type="dxa"/>
+              <w:right w:w="200" w:type="dxa"/>
+            </w:tcMar>
+          </w:tcPr>
+          <w:p>
+            <w:r>
+              <w:rPr>
+                <w:rFonts w:ascii="Courier New" w:eastAsia="Courier New" w:hAnsi="Courier New" w:cs="Courier New"/>
+                <w:color w:val="00FF41"/>
+                <w:sz w:val="18"/>
+                <w:szCs w:val="18"/>
+              </w:rPr>
+              <w:t xml:space="preserve">  </w:t>
+            </w:r>
+            <w:proofErr w:type="spellStart"/>
+            <w:r>
+              <w:rPr>
+                <w:rFonts w:ascii="Courier New" w:eastAsia="Courier New" w:hAnsi="Courier New" w:cs="Courier New"/>
+                <w:color w:val="00FF41"/>
+                <w:sz w:val="18"/>
+                <w:szCs w:val="18"/>
+              </w:rPr>
+              <w:t>venv</w:t>
+            </w:r>
+            <w:proofErr w:type="spellEnd"/>
+            <w:r>
+              <w:rPr>
+                <w:rFonts w:ascii="Courier New" w:eastAsia="Courier New" w:hAnsi="Courier New" w:cs="Courier New"/>
+                <w:color w:val="00FF41"/>
+                <w:sz w:val="18"/>
+                <w:szCs w:val="18"/>
+              </w:rPr>
+              <w:t>/</w:t>
+            </w:r>
+          </w:p>
+        </w:tc>
+      </w:tr>
+      <w:tr>
+        <w:tc>
+          <w:tcPr>
+            <w:tcW w:w="9026" w:type="dxa"/>
+            <w:tcBorders>
+              <w:top w:val="none" w:sz="0" w:space="0" w:color="FFFFFF"/>
+              <w:left w:val="none" w:sz="0" w:space="0" w:color="FFFFFF"/>
+              <w:bottom w:val="none" w:sz="0" w:space="0" w:color="FFFFFF"/>
+              <w:right w:val="none" w:sz="0" w:space="0" w:color="FFFFFF"/>
+            </w:tcBorders>
+            <w:shd w:val="clear" w:color="auto" w:fill="1E2329"/>
+            <w:tcMar>
+              <w:top w:w="40" w:type="dxa"/>
+              <w:left w:w="200" w:type="dxa"/>
+              <w:bottom w:w="40" w:type="dxa"/>
+              <w:right w:w="200" w:type="dxa"/>
+            </w:tcMar>
+          </w:tcPr>
+          <w:p>
+            <w:r>
+              <w:rPr>
+                <w:rFonts w:ascii="Courier New" w:eastAsia="Courier New" w:hAnsi="Courier New" w:cs="Courier New"/>
+                <w:color w:val="00FF41"/>
+                <w:sz w:val="18"/>
+                <w:szCs w:val="18"/>
+              </w:rPr>
+              <w:t xml:space="preserve"> </w:t>
+            </w:r>
+          </w:p>
+        </w:tc>
+      </w:tr>
+      <w:tr>
+        <w:tc>
+          <w:tcPr>
+            <w:tcW w:w="9026" w:type="dxa"/>
+            <w:tcBorders>
+              <w:top w:val="none" w:sz="0" w:space="0" w:color="FFFFFF"/>
+              <w:left w:val="none" w:sz="0" w:space="0" w:color="FFFFFF"/>
+              <w:bottom w:val="none" w:sz="0" w:space="0" w:color="FFFFFF"/>
+              <w:right w:val="none" w:sz="0" w:space="0" w:color="FFFFFF"/>
+            </w:tcBorders>
+            <w:shd w:val="clear" w:color="auto" w:fill="1E2329"/>
+            <w:tcMar>
+              <w:top w:w="40" w:type="dxa"/>
+              <w:left w:w="200" w:type="dxa"/>
+              <w:bottom w:w="40" w:type="dxa"/>
+              <w:right w:w="200" w:type="dxa"/>
+            </w:tcMar>
+          </w:tcPr>
+          <w:p>
+            <w:r>
+              <w:rPr>
+                <w:rFonts w:ascii="Courier New" w:eastAsia="Courier New" w:hAnsi="Courier New" w:cs="Courier New"/>
+                <w:color w:val="00FF41"/>
+                <w:sz w:val="18"/>
+                <w:szCs w:val="18"/>
+              </w:rPr>
+              <w:t xml:space="preserve">  # Arquivos do sistema operacional</w:t>
+            </w:r>
+          </w:p>
+        </w:tc>
+      </w:tr>
+      <w:tr>
+        <w:tc>
+          <w:tcPr>
+            <w:tcW w:w="9026" w:type="dxa"/>
+            <w:tcBorders>
+              <w:top w:val="none" w:sz="0" w:space="0" w:color="FFFFFF"/>
+              <w:left w:val="none" w:sz="0" w:space="0" w:color="FFFFFF"/>
+              <w:bottom w:val="none" w:sz="0" w:space="0" w:color="FFFFFF"/>
+              <w:right w:val="none" w:sz="0" w:space="0" w:color="FFFFFF"/>
+            </w:tcBorders>
+            <w:shd w:val="clear" w:color="auto" w:fill="1E2329"/>
+            <w:tcMar>
+              <w:top w:w="40" w:type="dxa"/>
+              <w:left w:w="200" w:type="dxa"/>
+              <w:bottom w:w="40" w:type="dxa"/>
+              <w:right w:w="200" w:type="dxa"/>
+            </w:tcMar>
+          </w:tcPr>
+          <w:p>
+            <w:r>
+              <w:rPr>
+                <w:rFonts w:ascii="Courier New" w:eastAsia="Courier New" w:hAnsi="Courier New" w:cs="Courier New"/>
+                <w:color w:val="00FF41"/>
+                <w:sz w:val="18"/>
+                <w:szCs w:val="18"/>
+              </w:rPr>
+              <w:t xml:space="preserve">  __</w:t>
+            </w:r>
+            <w:proofErr w:type="spellStart"/>
+            <w:r>
+              <w:rPr>
+                <w:rFonts w:ascii="Courier New" w:eastAsia="Courier New" w:hAnsi="Courier New" w:cs="Courier New"/>
+                <w:color w:val="00FF41"/>
+                <w:sz w:val="18"/>
+                <w:szCs w:val="18"/>
+              </w:rPr>
+              <w:t>pycache</w:t>
+            </w:r>
+            <w:proofErr w:type="spellEnd"/>
+            <w:r>
+              <w:rPr>
+                <w:rFonts w:ascii="Courier New" w:eastAsia="Courier New" w:hAnsi="Courier New" w:cs="Courier New"/>
+                <w:color w:val="00FF41"/>
+                <w:sz w:val="18"/>
+                <w:szCs w:val="18"/>
+              </w:rPr>
+              <w:t>__/</w:t>
+            </w:r>
+          </w:p>
+        </w:tc>
+      </w:tr>
+      <w:tr>
+        <w:tc>
+          <w:tcPr>
+            <w:tcW w:w="9026" w:type="dxa"/>
+            <w:tcBorders>
+              <w:top w:val="none" w:sz="0" w:space="0" w:color="FFFFFF"/>
+              <w:left w:val="none" w:sz="0" w:space="0" w:color="FFFFFF"/>
+              <w:bottom w:val="none" w:sz="0" w:space="0" w:color="FFFFFF"/>
+              <w:right w:val="none" w:sz="0" w:space="0" w:color="FFFFFF"/>
+            </w:tcBorders>
+            <w:shd w:val="clear" w:color="auto" w:fill="1E2329"/>
+            <w:tcMar>
+              <w:top w:w="40" w:type="dxa"/>
+              <w:left w:w="200" w:type="dxa"/>
+              <w:bottom w:w="40" w:type="dxa"/>
+              <w:right w:w="200" w:type="dxa"/>
+            </w:tcMar>
+          </w:tcPr>
+          <w:p>
+            <w:r>
+              <w:rPr>
+                <w:rFonts w:ascii="Courier New" w:eastAsia="Courier New" w:hAnsi="Courier New" w:cs="Courier New"/>
+                <w:color w:val="00FF41"/>
+                <w:sz w:val="18"/>
+                <w:szCs w:val="18"/>
+              </w:rPr>
+              <w:t xml:space="preserve">  *.</w:t>
+            </w:r>
+            <w:proofErr w:type="spellStart"/>
+            <w:r>
+              <w:rPr>
+                <w:rFonts w:ascii="Courier New" w:eastAsia="Courier New" w:hAnsi="Courier New" w:cs="Courier New"/>
+                <w:color w:val="00FF41"/>
+                <w:sz w:val="18"/>
+                <w:szCs w:val="18"/>
+              </w:rPr>
+              <w:t>pyc</w:t>
+            </w:r>
+            <w:proofErr w:type="spellEnd"/>
+          </w:p>
+        </w:tc>
+      </w:tr>
+      <w:tr>
+        <w:tc>
+          <w:tcPr>
+            <w:tcW w:w="9026" w:type="dxa"/>
+            <w:tcBorders>
+              <w:top w:val="none" w:sz="0" w:space="0" w:color="FFFFFF"/>
+              <w:left w:val="none" w:sz="0" w:space="0" w:color="FFFFFF"/>
+              <w:bottom w:val="none" w:sz="0" w:space="0" w:color="FFFFFF"/>
+              <w:right w:val="none" w:sz="0" w:space="0" w:color="FFFFFF"/>
+            </w:tcBorders>
+            <w:shd w:val="clear" w:color="auto" w:fill="1E2329"/>
+            <w:tcMar>
+              <w:top w:w="40" w:type="dxa"/>
+              <w:left w:w="200" w:type="dxa"/>
+              <w:bottom w:w="40" w:type="dxa"/>
+              <w:right w:w="200" w:type="dxa"/>
+            </w:tcMar>
+          </w:tcPr>
+          <w:p>
+            <w:r>
+              <w:rPr>
+                <w:rFonts w:ascii="Courier New" w:eastAsia="Courier New" w:hAnsi="Courier New" w:cs="Courier New"/>
+                <w:color w:val="00FF41"/>
+                <w:sz w:val="18"/>
+                <w:szCs w:val="18"/>
+              </w:rPr>
+              <w:t xml:space="preserve">  .</w:t>
+            </w:r>
+            <w:proofErr w:type="spellStart"/>
+            <w:r>
+              <w:rPr>
+                <w:rFonts w:ascii="Courier New" w:eastAsia="Courier New" w:hAnsi="Courier New" w:cs="Courier New"/>
+                <w:color w:val="00FF41"/>
+                <w:sz w:val="18"/>
+                <w:szCs w:val="18"/>
+              </w:rPr>
+              <w:t>DS_Store</w:t>
+            </w:r>
+            <w:proofErr w:type="spellEnd"/>
+          </w:p>
+        </w:tc>
+      </w:tr>
+    </w:tbl>
+    <w:p>
+      <w:r>
+        <w:br w:type="page"/>
+      </w:r>
+    </w:p>
+    <w:p>
+      <w:pPr>
+        <w:pStyle w:val="Ttulo1"/>
+      </w:pPr>
+      <w:r>
+        <w:lastRenderedPageBreak/>
+        <w:t>6. Exemplo de Código — database.py</w:t>
+      </w:r>
+    </w:p>
+    <w:p>
+      <w:pPr>
+        <w:spacing w:after="120"/>
+      </w:pPr>
+      <w:r>
+        <w:rPr>
+          <w:color w:val="000000"/>
+        </w:rPr>
+        <w:t xml:space="preserve">Este arquivo concentra toda a comunicação com o MySQL. As rotas do </w:t>
+      </w:r>
+      <w:proofErr w:type="spellStart"/>
+      <w:r>
+        <w:rPr>
+          <w:color w:val="000000"/>
+        </w:rPr>
+        <w:t>Flask</w:t>
+      </w:r>
+      <w:proofErr w:type="spellEnd"/>
+      <w:r>
+        <w:rPr>
+          <w:color w:val="000000"/>
+        </w:rPr>
+        <w:t xml:space="preserve"> chamam estas funções, mas nunca escrevem SQL diretamente.</w:t>
       </w:r>
     </w:p>
     <w:p>
@@ -8197,8 +10362,39 @@
                 <w:sz w:val="18"/>
                 <w:szCs w:val="18"/>
               </w:rPr>
-              <w:t xml:space="preserve">  # Credenciais — NUNCA versionar</w:t>
-            </w:r>
+              <w:t xml:space="preserve">  </w:t>
+            </w:r>
+            <w:proofErr w:type="spellStart"/>
+            <w:r>
+              <w:rPr>
+                <w:rFonts w:ascii="Courier New" w:eastAsia="Courier New" w:hAnsi="Courier New" w:cs="Courier New"/>
+                <w:color w:val="00FF41"/>
+                <w:sz w:val="18"/>
+                <w:szCs w:val="18"/>
+              </w:rPr>
+              <w:t>import</w:t>
+            </w:r>
+            <w:proofErr w:type="spellEnd"/>
+            <w:r>
+              <w:rPr>
+                <w:rFonts w:ascii="Courier New" w:eastAsia="Courier New" w:hAnsi="Courier New" w:cs="Courier New"/>
+                <w:color w:val="00FF41"/>
+                <w:sz w:val="18"/>
+                <w:szCs w:val="18"/>
+              </w:rPr>
+              <w:t xml:space="preserve"> </w:t>
+            </w:r>
+            <w:proofErr w:type="spellStart"/>
+            <w:r>
+              <w:rPr>
+                <w:rFonts w:ascii="Courier New" w:eastAsia="Courier New" w:hAnsi="Courier New" w:cs="Courier New"/>
+                <w:color w:val="00FF41"/>
+                <w:sz w:val="18"/>
+                <w:szCs w:val="18"/>
+              </w:rPr>
+              <w:t>mysql.connector</w:t>
+            </w:r>
+            <w:proofErr w:type="spellEnd"/>
           </w:p>
         </w:tc>
       </w:tr>
@@ -8228,7 +10424,27 @@
                 <w:sz w:val="18"/>
                 <w:szCs w:val="18"/>
               </w:rPr>
-              <w:t xml:space="preserve">  .env</w:t>
+              <w:t xml:space="preserve">  </w:t>
+            </w:r>
+            <w:proofErr w:type="spellStart"/>
+            <w:r>
+              <w:rPr>
+                <w:rFonts w:ascii="Courier New" w:eastAsia="Courier New" w:hAnsi="Courier New" w:cs="Courier New"/>
+                <w:color w:val="00FF41"/>
+                <w:sz w:val="18"/>
+                <w:szCs w:val="18"/>
+              </w:rPr>
+              <w:t>import</w:t>
+            </w:r>
+            <w:proofErr w:type="spellEnd"/>
+            <w:r>
+              <w:rPr>
+                <w:rFonts w:ascii="Courier New" w:eastAsia="Courier New" w:hAnsi="Courier New" w:cs="Courier New"/>
+                <w:color w:val="00FF41"/>
+                <w:sz w:val="18"/>
+                <w:szCs w:val="18"/>
+              </w:rPr>
+              <w:t xml:space="preserve"> os</w:t>
             </w:r>
           </w:p>
         </w:tc>
@@ -8259,8 +10475,79 @@
                 <w:sz w:val="18"/>
                 <w:szCs w:val="18"/>
               </w:rPr>
+              <w:t xml:space="preserve">  </w:t>
+            </w:r>
+            <w:proofErr w:type="spellStart"/>
+            <w:r>
+              <w:rPr>
+                <w:rFonts w:ascii="Courier New" w:eastAsia="Courier New" w:hAnsi="Courier New" w:cs="Courier New"/>
+                <w:color w:val="00FF41"/>
+                <w:sz w:val="18"/>
+                <w:szCs w:val="18"/>
+              </w:rPr>
+              <w:t>from</w:t>
+            </w:r>
+            <w:proofErr w:type="spellEnd"/>
+            <w:r>
+              <w:rPr>
+                <w:rFonts w:ascii="Courier New" w:eastAsia="Courier New" w:hAnsi="Courier New" w:cs="Courier New"/>
+                <w:color w:val="00FF41"/>
+                <w:sz w:val="18"/>
+                <w:szCs w:val="18"/>
+              </w:rPr>
               <w:t xml:space="preserve"> </w:t>
             </w:r>
+            <w:proofErr w:type="spellStart"/>
+            <w:r>
+              <w:rPr>
+                <w:rFonts w:ascii="Courier New" w:eastAsia="Courier New" w:hAnsi="Courier New" w:cs="Courier New"/>
+                <w:color w:val="00FF41"/>
+                <w:sz w:val="18"/>
+                <w:szCs w:val="18"/>
+              </w:rPr>
+              <w:t>dotenv</w:t>
+            </w:r>
+            <w:proofErr w:type="spellEnd"/>
+            <w:r>
+              <w:rPr>
+                <w:rFonts w:ascii="Courier New" w:eastAsia="Courier New" w:hAnsi="Courier New" w:cs="Courier New"/>
+                <w:color w:val="00FF41"/>
+                <w:sz w:val="18"/>
+                <w:szCs w:val="18"/>
+              </w:rPr>
+              <w:t xml:space="preserve"> </w:t>
+            </w:r>
+            <w:proofErr w:type="spellStart"/>
+            <w:r>
+              <w:rPr>
+                <w:rFonts w:ascii="Courier New" w:eastAsia="Courier New" w:hAnsi="Courier New" w:cs="Courier New"/>
+                <w:color w:val="00FF41"/>
+                <w:sz w:val="18"/>
+                <w:szCs w:val="18"/>
+              </w:rPr>
+              <w:t>import</w:t>
+            </w:r>
+            <w:proofErr w:type="spellEnd"/>
+            <w:r>
+              <w:rPr>
+                <w:rFonts w:ascii="Courier New" w:eastAsia="Courier New" w:hAnsi="Courier New" w:cs="Courier New"/>
+                <w:color w:val="00FF41"/>
+                <w:sz w:val="18"/>
+                <w:szCs w:val="18"/>
+              </w:rPr>
+              <w:t xml:space="preserve"> </w:t>
+            </w:r>
+            <w:proofErr w:type="spellStart"/>
+            <w:r>
+              <w:rPr>
+                <w:rFonts w:ascii="Courier New" w:eastAsia="Courier New" w:hAnsi="Courier New" w:cs="Courier New"/>
+                <w:color w:val="00FF41"/>
+                <w:sz w:val="18"/>
+                <w:szCs w:val="18"/>
+              </w:rPr>
+              <w:t>load_dotenv</w:t>
+            </w:r>
+            <w:proofErr w:type="spellEnd"/>
           </w:p>
         </w:tc>
       </w:tr>
@@ -8290,7 +10577,7 @@
                 <w:sz w:val="18"/>
                 <w:szCs w:val="18"/>
               </w:rPr>
-              <w:t xml:space="preserve">  # Fotos dos alunos</w:t>
+              <w:t xml:space="preserve"> </w:t>
             </w:r>
           </w:p>
         </w:tc>
@@ -8321,8 +10608,39 @@
                 <w:sz w:val="18"/>
                 <w:szCs w:val="18"/>
               </w:rPr>
-              <w:t xml:space="preserve">  uploads/</w:t>
-            </w:r>
+              <w:t xml:space="preserve">  </w:t>
+            </w:r>
+            <w:proofErr w:type="spellStart"/>
+            <w:r>
+              <w:rPr>
+                <w:rFonts w:ascii="Courier New" w:eastAsia="Courier New" w:hAnsi="Courier New" w:cs="Courier New"/>
+                <w:color w:val="00FF41"/>
+                <w:sz w:val="18"/>
+                <w:szCs w:val="18"/>
+              </w:rPr>
+              <w:t>load_dotenv</w:t>
+            </w:r>
+            <w:proofErr w:type="spellEnd"/>
+            <w:r>
+              <w:rPr>
+                <w:rFonts w:ascii="Courier New" w:eastAsia="Courier New" w:hAnsi="Courier New" w:cs="Courier New"/>
+                <w:color w:val="00FF41"/>
+                <w:sz w:val="18"/>
+                <w:szCs w:val="18"/>
+              </w:rPr>
+              <w:t>()  # carrega variáveis do arquivo .</w:t>
+            </w:r>
+            <w:proofErr w:type="spellStart"/>
+            <w:r>
+              <w:rPr>
+                <w:rFonts w:ascii="Courier New" w:eastAsia="Courier New" w:hAnsi="Courier New" w:cs="Courier New"/>
+                <w:color w:val="00FF41"/>
+                <w:sz w:val="18"/>
+                <w:szCs w:val="18"/>
+              </w:rPr>
+              <w:t>env</w:t>
+            </w:r>
+            <w:proofErr w:type="spellEnd"/>
           </w:p>
         </w:tc>
       </w:tr>
@@ -8383,8 +10701,47 @@
                 <w:sz w:val="18"/>
                 <w:szCs w:val="18"/>
               </w:rPr>
-              <w:lastRenderedPageBreak/>
-              <w:t xml:space="preserve">  # Ambiente virtual Python</w:t>
+              <w:t xml:space="preserve">  </w:t>
+            </w:r>
+            <w:proofErr w:type="spellStart"/>
+            <w:r>
+              <w:rPr>
+                <w:rFonts w:ascii="Courier New" w:eastAsia="Courier New" w:hAnsi="Courier New" w:cs="Courier New"/>
+                <w:color w:val="00FF41"/>
+                <w:sz w:val="18"/>
+                <w:szCs w:val="18"/>
+              </w:rPr>
+              <w:t>def</w:t>
+            </w:r>
+            <w:proofErr w:type="spellEnd"/>
+            <w:r>
+              <w:rPr>
+                <w:rFonts w:ascii="Courier New" w:eastAsia="Courier New" w:hAnsi="Courier New" w:cs="Courier New"/>
+                <w:color w:val="00FF41"/>
+                <w:sz w:val="18"/>
+                <w:szCs w:val="18"/>
+              </w:rPr>
+              <w:t xml:space="preserve"> </w:t>
+            </w:r>
+            <w:proofErr w:type="spellStart"/>
+            <w:r>
+              <w:rPr>
+                <w:rFonts w:ascii="Courier New" w:eastAsia="Courier New" w:hAnsi="Courier New" w:cs="Courier New"/>
+                <w:color w:val="00FF41"/>
+                <w:sz w:val="18"/>
+                <w:szCs w:val="18"/>
+              </w:rPr>
+              <w:t>get_connection</w:t>
+            </w:r>
+            <w:proofErr w:type="spellEnd"/>
+            <w:r>
+              <w:rPr>
+                <w:rFonts w:ascii="Courier New" w:eastAsia="Courier New" w:hAnsi="Courier New" w:cs="Courier New"/>
+                <w:color w:val="00FF41"/>
+                <w:sz w:val="18"/>
+                <w:szCs w:val="18"/>
+              </w:rPr>
+              <w:t>():</w:t>
             </w:r>
           </w:p>
         </w:tc>
@@ -8415,7 +10772,47 @@
                 <w:sz w:val="18"/>
                 <w:szCs w:val="18"/>
               </w:rPr>
-              <w:t xml:space="preserve">  venv/</w:t>
+              <w:t xml:space="preserve">      </w:t>
+            </w:r>
+            <w:proofErr w:type="spellStart"/>
+            <w:r>
+              <w:rPr>
+                <w:rFonts w:ascii="Courier New" w:eastAsia="Courier New" w:hAnsi="Courier New" w:cs="Courier New"/>
+                <w:color w:val="00FF41"/>
+                <w:sz w:val="18"/>
+                <w:szCs w:val="18"/>
+              </w:rPr>
+              <w:t>return</w:t>
+            </w:r>
+            <w:proofErr w:type="spellEnd"/>
+            <w:r>
+              <w:rPr>
+                <w:rFonts w:ascii="Courier New" w:eastAsia="Courier New" w:hAnsi="Courier New" w:cs="Courier New"/>
+                <w:color w:val="00FF41"/>
+                <w:sz w:val="18"/>
+                <w:szCs w:val="18"/>
+              </w:rPr>
+              <w:t xml:space="preserve"> </w:t>
+            </w:r>
+            <w:proofErr w:type="spellStart"/>
+            <w:r>
+              <w:rPr>
+                <w:rFonts w:ascii="Courier New" w:eastAsia="Courier New" w:hAnsi="Courier New" w:cs="Courier New"/>
+                <w:color w:val="00FF41"/>
+                <w:sz w:val="18"/>
+                <w:szCs w:val="18"/>
+              </w:rPr>
+              <w:t>mysql.connector.connect</w:t>
+            </w:r>
+            <w:proofErr w:type="spellEnd"/>
+            <w:r>
+              <w:rPr>
+                <w:rFonts w:ascii="Courier New" w:eastAsia="Courier New" w:hAnsi="Courier New" w:cs="Courier New"/>
+                <w:color w:val="00FF41"/>
+                <w:sz w:val="18"/>
+                <w:szCs w:val="18"/>
+              </w:rPr>
+              <w:t>(</w:t>
             </w:r>
           </w:p>
         </w:tc>
@@ -8446,7 +10843,27 @@
                 <w:sz w:val="18"/>
                 <w:szCs w:val="18"/>
               </w:rPr>
-              <w:t xml:space="preserve"> </w:t>
+              <w:t xml:space="preserve">          host     = </w:t>
+            </w:r>
+            <w:proofErr w:type="spellStart"/>
+            <w:r>
+              <w:rPr>
+                <w:rFonts w:ascii="Courier New" w:eastAsia="Courier New" w:hAnsi="Courier New" w:cs="Courier New"/>
+                <w:color w:val="00FF41"/>
+                <w:sz w:val="18"/>
+                <w:szCs w:val="18"/>
+              </w:rPr>
+              <w:t>os.getenv</w:t>
+            </w:r>
+            <w:proofErr w:type="spellEnd"/>
+            <w:r>
+              <w:rPr>
+                <w:rFonts w:ascii="Courier New" w:eastAsia="Courier New" w:hAnsi="Courier New" w:cs="Courier New"/>
+                <w:color w:val="00FF41"/>
+                <w:sz w:val="18"/>
+                <w:szCs w:val="18"/>
+              </w:rPr>
+              <w:t>('DB_HOST'),</w:t>
             </w:r>
           </w:p>
         </w:tc>
@@ -8477,7 +10894,67 @@
                 <w:sz w:val="18"/>
                 <w:szCs w:val="18"/>
               </w:rPr>
-              <w:t xml:space="preserve">  # Arquivos do sistema operacional</w:t>
+              <w:t xml:space="preserve">          </w:t>
+            </w:r>
+            <w:proofErr w:type="spellStart"/>
+            <w:r>
+              <w:rPr>
+                <w:rFonts w:ascii="Courier New" w:eastAsia="Courier New" w:hAnsi="Courier New" w:cs="Courier New"/>
+                <w:color w:val="00FF41"/>
+                <w:sz w:val="18"/>
+                <w:szCs w:val="18"/>
+              </w:rPr>
+              <w:t>port</w:t>
+            </w:r>
+            <w:proofErr w:type="spellEnd"/>
+            <w:r>
+              <w:rPr>
+                <w:rFonts w:ascii="Courier New" w:eastAsia="Courier New" w:hAnsi="Courier New" w:cs="Courier New"/>
+                <w:color w:val="00FF41"/>
+                <w:sz w:val="18"/>
+                <w:szCs w:val="18"/>
+              </w:rPr>
+              <w:t xml:space="preserve">     = </w:t>
+            </w:r>
+            <w:proofErr w:type="spellStart"/>
+            <w:r>
+              <w:rPr>
+                <w:rFonts w:ascii="Courier New" w:eastAsia="Courier New" w:hAnsi="Courier New" w:cs="Courier New"/>
+                <w:color w:val="00FF41"/>
+                <w:sz w:val="18"/>
+                <w:szCs w:val="18"/>
+              </w:rPr>
+              <w:t>int</w:t>
+            </w:r>
+            <w:proofErr w:type="spellEnd"/>
+            <w:r>
+              <w:rPr>
+                <w:rFonts w:ascii="Courier New" w:eastAsia="Courier New" w:hAnsi="Courier New" w:cs="Courier New"/>
+                <w:color w:val="00FF41"/>
+                <w:sz w:val="18"/>
+                <w:szCs w:val="18"/>
+              </w:rPr>
+              <w:t>(</w:t>
+            </w:r>
+            <w:proofErr w:type="spellStart"/>
+            <w:r>
+              <w:rPr>
+                <w:rFonts w:ascii="Courier New" w:eastAsia="Courier New" w:hAnsi="Courier New" w:cs="Courier New"/>
+                <w:color w:val="00FF41"/>
+                <w:sz w:val="18"/>
+                <w:szCs w:val="18"/>
+              </w:rPr>
+              <w:t>os.getenv</w:t>
+            </w:r>
+            <w:proofErr w:type="spellEnd"/>
+            <w:r>
+              <w:rPr>
+                <w:rFonts w:ascii="Courier New" w:eastAsia="Courier New" w:hAnsi="Courier New" w:cs="Courier New"/>
+                <w:color w:val="00FF41"/>
+                <w:sz w:val="18"/>
+                <w:szCs w:val="18"/>
+              </w:rPr>
+              <w:t>('DB_PORT', 3306)),</w:t>
             </w:r>
           </w:p>
         </w:tc>
@@ -8508,7 +10985,47 @@
                 <w:sz w:val="18"/>
                 <w:szCs w:val="18"/>
               </w:rPr>
-              <w:t xml:space="preserve">  __pycache__/</w:t>
+              <w:t xml:space="preserve">          </w:t>
+            </w:r>
+            <w:proofErr w:type="spellStart"/>
+            <w:r>
+              <w:rPr>
+                <w:rFonts w:ascii="Courier New" w:eastAsia="Courier New" w:hAnsi="Courier New" w:cs="Courier New"/>
+                <w:color w:val="00FF41"/>
+                <w:sz w:val="18"/>
+                <w:szCs w:val="18"/>
+              </w:rPr>
+              <w:t>database</w:t>
+            </w:r>
+            <w:proofErr w:type="spellEnd"/>
+            <w:r>
+              <w:rPr>
+                <w:rFonts w:ascii="Courier New" w:eastAsia="Courier New" w:hAnsi="Courier New" w:cs="Courier New"/>
+                <w:color w:val="00FF41"/>
+                <w:sz w:val="18"/>
+                <w:szCs w:val="18"/>
+              </w:rPr>
+              <w:t xml:space="preserve"> = </w:t>
+            </w:r>
+            <w:proofErr w:type="spellStart"/>
+            <w:r>
+              <w:rPr>
+                <w:rFonts w:ascii="Courier New" w:eastAsia="Courier New" w:hAnsi="Courier New" w:cs="Courier New"/>
+                <w:color w:val="00FF41"/>
+                <w:sz w:val="18"/>
+                <w:szCs w:val="18"/>
+              </w:rPr>
+              <w:t>os.getenv</w:t>
+            </w:r>
+            <w:proofErr w:type="spellEnd"/>
+            <w:r>
+              <w:rPr>
+                <w:rFonts w:ascii="Courier New" w:eastAsia="Courier New" w:hAnsi="Courier New" w:cs="Courier New"/>
+                <w:color w:val="00FF41"/>
+                <w:sz w:val="18"/>
+                <w:szCs w:val="18"/>
+              </w:rPr>
+              <w:t>('DB_NAME'),</w:t>
             </w:r>
           </w:p>
         </w:tc>
@@ -8539,7 +11056,47 @@
                 <w:sz w:val="18"/>
                 <w:szCs w:val="18"/>
               </w:rPr>
-              <w:t xml:space="preserve">  *.pyc</w:t>
+              <w:t xml:space="preserve">          </w:t>
+            </w:r>
+            <w:proofErr w:type="spellStart"/>
+            <w:r>
+              <w:rPr>
+                <w:rFonts w:ascii="Courier New" w:eastAsia="Courier New" w:hAnsi="Courier New" w:cs="Courier New"/>
+                <w:color w:val="00FF41"/>
+                <w:sz w:val="18"/>
+                <w:szCs w:val="18"/>
+              </w:rPr>
+              <w:t>user</w:t>
+            </w:r>
+            <w:proofErr w:type="spellEnd"/>
+            <w:r>
+              <w:rPr>
+                <w:rFonts w:ascii="Courier New" w:eastAsia="Courier New" w:hAnsi="Courier New" w:cs="Courier New"/>
+                <w:color w:val="00FF41"/>
+                <w:sz w:val="18"/>
+                <w:szCs w:val="18"/>
+              </w:rPr>
+              <w:t xml:space="preserve">     = </w:t>
+            </w:r>
+            <w:proofErr w:type="spellStart"/>
+            <w:r>
+              <w:rPr>
+                <w:rFonts w:ascii="Courier New" w:eastAsia="Courier New" w:hAnsi="Courier New" w:cs="Courier New"/>
+                <w:color w:val="00FF41"/>
+                <w:sz w:val="18"/>
+                <w:szCs w:val="18"/>
+              </w:rPr>
+              <w:t>os.getenv</w:t>
+            </w:r>
+            <w:proofErr w:type="spellEnd"/>
+            <w:r>
+              <w:rPr>
+                <w:rFonts w:ascii="Courier New" w:eastAsia="Courier New" w:hAnsi="Courier New" w:cs="Courier New"/>
+                <w:color w:val="00FF41"/>
+                <w:sz w:val="18"/>
+                <w:szCs w:val="18"/>
+              </w:rPr>
+              <w:t>('DB_USER'),</w:t>
             </w:r>
           </w:p>
         </w:tc>
@@ -8570,24 +11127,1903 @@
                 <w:sz w:val="18"/>
                 <w:szCs w:val="18"/>
               </w:rPr>
-              <w:t xml:space="preserve">  .DS_Store</w:t>
-            </w:r>
+              <w:t xml:space="preserve">          </w:t>
+            </w:r>
+            <w:proofErr w:type="spellStart"/>
+            <w:r>
+              <w:rPr>
+                <w:rFonts w:ascii="Courier New" w:eastAsia="Courier New" w:hAnsi="Courier New" w:cs="Courier New"/>
+                <w:color w:val="00FF41"/>
+                <w:sz w:val="18"/>
+                <w:szCs w:val="18"/>
+              </w:rPr>
+              <w:t>password</w:t>
+            </w:r>
+            <w:proofErr w:type="spellEnd"/>
+            <w:r>
+              <w:rPr>
+                <w:rFonts w:ascii="Courier New" w:eastAsia="Courier New" w:hAnsi="Courier New" w:cs="Courier New"/>
+                <w:color w:val="00FF41"/>
+                <w:sz w:val="18"/>
+                <w:szCs w:val="18"/>
+              </w:rPr>
+              <w:t xml:space="preserve"> = </w:t>
+            </w:r>
+            <w:proofErr w:type="spellStart"/>
+            <w:r>
+              <w:rPr>
+                <w:rFonts w:ascii="Courier New" w:eastAsia="Courier New" w:hAnsi="Courier New" w:cs="Courier New"/>
+                <w:color w:val="00FF41"/>
+                <w:sz w:val="18"/>
+                <w:szCs w:val="18"/>
+              </w:rPr>
+              <w:t>os.getenv</w:t>
+            </w:r>
+            <w:proofErr w:type="spellEnd"/>
+            <w:r>
+              <w:rPr>
+                <w:rFonts w:ascii="Courier New" w:eastAsia="Courier New" w:hAnsi="Courier New" w:cs="Courier New"/>
+                <w:color w:val="00FF41"/>
+                <w:sz w:val="18"/>
+                <w:szCs w:val="18"/>
+              </w:rPr>
+              <w:t>('DB_PASSWORD'),</w:t>
+            </w:r>
+          </w:p>
+        </w:tc>
+      </w:tr>
+      <w:tr>
+        <w:tc>
+          <w:tcPr>
+            <w:tcW w:w="9026" w:type="dxa"/>
+            <w:tcBorders>
+              <w:top w:val="none" w:sz="0" w:space="0" w:color="FFFFFF"/>
+              <w:left w:val="none" w:sz="0" w:space="0" w:color="FFFFFF"/>
+              <w:bottom w:val="none" w:sz="0" w:space="0" w:color="FFFFFF"/>
+              <w:right w:val="none" w:sz="0" w:space="0" w:color="FFFFFF"/>
+            </w:tcBorders>
+            <w:shd w:val="clear" w:color="auto" w:fill="1E2329"/>
+            <w:tcMar>
+              <w:top w:w="40" w:type="dxa"/>
+              <w:left w:w="200" w:type="dxa"/>
+              <w:bottom w:w="40" w:type="dxa"/>
+              <w:right w:w="200" w:type="dxa"/>
+            </w:tcMar>
+          </w:tcPr>
+          <w:p>
+            <w:r>
+              <w:rPr>
+                <w:rFonts w:ascii="Courier New" w:eastAsia="Courier New" w:hAnsi="Courier New" w:cs="Courier New"/>
+                <w:color w:val="00FF41"/>
+                <w:sz w:val="18"/>
+                <w:szCs w:val="18"/>
+              </w:rPr>
+              <w:t xml:space="preserve">          </w:t>
+            </w:r>
+            <w:proofErr w:type="spellStart"/>
+            <w:r>
+              <w:rPr>
+                <w:rFonts w:ascii="Courier New" w:eastAsia="Courier New" w:hAnsi="Courier New" w:cs="Courier New"/>
+                <w:color w:val="00FF41"/>
+                <w:sz w:val="18"/>
+                <w:szCs w:val="18"/>
+              </w:rPr>
+              <w:t>charset</w:t>
+            </w:r>
+            <w:proofErr w:type="spellEnd"/>
+            <w:r>
+              <w:rPr>
+                <w:rFonts w:ascii="Courier New" w:eastAsia="Courier New" w:hAnsi="Courier New" w:cs="Courier New"/>
+                <w:color w:val="00FF41"/>
+                <w:sz w:val="18"/>
+                <w:szCs w:val="18"/>
+              </w:rPr>
+              <w:t xml:space="preserve">  = 'utf8mb4'</w:t>
+            </w:r>
+          </w:p>
+        </w:tc>
+      </w:tr>
+      <w:tr>
+        <w:tc>
+          <w:tcPr>
+            <w:tcW w:w="9026" w:type="dxa"/>
+            <w:tcBorders>
+              <w:top w:val="none" w:sz="0" w:space="0" w:color="FFFFFF"/>
+              <w:left w:val="none" w:sz="0" w:space="0" w:color="FFFFFF"/>
+              <w:bottom w:val="none" w:sz="0" w:space="0" w:color="FFFFFF"/>
+              <w:right w:val="none" w:sz="0" w:space="0" w:color="FFFFFF"/>
+            </w:tcBorders>
+            <w:shd w:val="clear" w:color="auto" w:fill="1E2329"/>
+            <w:tcMar>
+              <w:top w:w="40" w:type="dxa"/>
+              <w:left w:w="200" w:type="dxa"/>
+              <w:bottom w:w="40" w:type="dxa"/>
+              <w:right w:w="200" w:type="dxa"/>
+            </w:tcMar>
+          </w:tcPr>
+          <w:p>
+            <w:r>
+              <w:rPr>
+                <w:rFonts w:ascii="Courier New" w:eastAsia="Courier New" w:hAnsi="Courier New" w:cs="Courier New"/>
+                <w:color w:val="00FF41"/>
+                <w:sz w:val="18"/>
+                <w:szCs w:val="18"/>
+              </w:rPr>
+              <w:t xml:space="preserve">      )</w:t>
+            </w:r>
+          </w:p>
+        </w:tc>
+      </w:tr>
+      <w:tr>
+        <w:tc>
+          <w:tcPr>
+            <w:tcW w:w="9026" w:type="dxa"/>
+            <w:tcBorders>
+              <w:top w:val="none" w:sz="0" w:space="0" w:color="FFFFFF"/>
+              <w:left w:val="none" w:sz="0" w:space="0" w:color="FFFFFF"/>
+              <w:bottom w:val="none" w:sz="0" w:space="0" w:color="FFFFFF"/>
+              <w:right w:val="none" w:sz="0" w:space="0" w:color="FFFFFF"/>
+            </w:tcBorders>
+            <w:shd w:val="clear" w:color="auto" w:fill="1E2329"/>
+            <w:tcMar>
+              <w:top w:w="40" w:type="dxa"/>
+              <w:left w:w="200" w:type="dxa"/>
+              <w:bottom w:w="40" w:type="dxa"/>
+              <w:right w:w="200" w:type="dxa"/>
+            </w:tcMar>
+          </w:tcPr>
+          <w:p>
+            <w:r>
+              <w:rPr>
+                <w:rFonts w:ascii="Courier New" w:eastAsia="Courier New" w:hAnsi="Courier New" w:cs="Courier New"/>
+                <w:color w:val="00FF41"/>
+                <w:sz w:val="18"/>
+                <w:szCs w:val="18"/>
+              </w:rPr>
+              <w:t xml:space="preserve"> </w:t>
+            </w:r>
+          </w:p>
+        </w:tc>
+      </w:tr>
+      <w:tr>
+        <w:tc>
+          <w:tcPr>
+            <w:tcW w:w="9026" w:type="dxa"/>
+            <w:tcBorders>
+              <w:top w:val="none" w:sz="0" w:space="0" w:color="FFFFFF"/>
+              <w:left w:val="none" w:sz="0" w:space="0" w:color="FFFFFF"/>
+              <w:bottom w:val="none" w:sz="0" w:space="0" w:color="FFFFFF"/>
+              <w:right w:val="none" w:sz="0" w:space="0" w:color="FFFFFF"/>
+            </w:tcBorders>
+            <w:shd w:val="clear" w:color="auto" w:fill="1E2329"/>
+            <w:tcMar>
+              <w:top w:w="40" w:type="dxa"/>
+              <w:left w:w="200" w:type="dxa"/>
+              <w:bottom w:w="40" w:type="dxa"/>
+              <w:right w:w="200" w:type="dxa"/>
+            </w:tcMar>
+          </w:tcPr>
+          <w:p>
+            <w:r>
+              <w:rPr>
+                <w:rFonts w:ascii="Courier New" w:eastAsia="Courier New" w:hAnsi="Courier New" w:cs="Courier New"/>
+                <w:color w:val="00FF41"/>
+                <w:sz w:val="18"/>
+                <w:szCs w:val="18"/>
+              </w:rPr>
+              <w:t xml:space="preserve">  </w:t>
+            </w:r>
+            <w:proofErr w:type="spellStart"/>
+            <w:r>
+              <w:rPr>
+                <w:rFonts w:ascii="Courier New" w:eastAsia="Courier New" w:hAnsi="Courier New" w:cs="Courier New"/>
+                <w:color w:val="00FF41"/>
+                <w:sz w:val="18"/>
+                <w:szCs w:val="18"/>
+              </w:rPr>
+              <w:t>def</w:t>
+            </w:r>
+            <w:proofErr w:type="spellEnd"/>
+            <w:r>
+              <w:rPr>
+                <w:rFonts w:ascii="Courier New" w:eastAsia="Courier New" w:hAnsi="Courier New" w:cs="Courier New"/>
+                <w:color w:val="00FF41"/>
+                <w:sz w:val="18"/>
+                <w:szCs w:val="18"/>
+              </w:rPr>
+              <w:t xml:space="preserve"> </w:t>
+            </w:r>
+            <w:proofErr w:type="spellStart"/>
+            <w:r>
+              <w:rPr>
+                <w:rFonts w:ascii="Courier New" w:eastAsia="Courier New" w:hAnsi="Courier New" w:cs="Courier New"/>
+                <w:color w:val="00FF41"/>
+                <w:sz w:val="18"/>
+                <w:szCs w:val="18"/>
+              </w:rPr>
+              <w:t>listar_alunos</w:t>
+            </w:r>
+            <w:proofErr w:type="spellEnd"/>
+            <w:r>
+              <w:rPr>
+                <w:rFonts w:ascii="Courier New" w:eastAsia="Courier New" w:hAnsi="Courier New" w:cs="Courier New"/>
+                <w:color w:val="00FF41"/>
+                <w:sz w:val="18"/>
+                <w:szCs w:val="18"/>
+              </w:rPr>
+              <w:t>(turma=</w:t>
+            </w:r>
+            <w:proofErr w:type="spellStart"/>
+            <w:r>
+              <w:rPr>
+                <w:rFonts w:ascii="Courier New" w:eastAsia="Courier New" w:hAnsi="Courier New" w:cs="Courier New"/>
+                <w:color w:val="00FF41"/>
+                <w:sz w:val="18"/>
+                <w:szCs w:val="18"/>
+              </w:rPr>
+              <w:t>None</w:t>
+            </w:r>
+            <w:proofErr w:type="spellEnd"/>
+            <w:r>
+              <w:rPr>
+                <w:rFonts w:ascii="Courier New" w:eastAsia="Courier New" w:hAnsi="Courier New" w:cs="Courier New"/>
+                <w:color w:val="00FF41"/>
+                <w:sz w:val="18"/>
+                <w:szCs w:val="18"/>
+              </w:rPr>
+              <w:t>, turno=</w:t>
+            </w:r>
+            <w:proofErr w:type="spellStart"/>
+            <w:r>
+              <w:rPr>
+                <w:rFonts w:ascii="Courier New" w:eastAsia="Courier New" w:hAnsi="Courier New" w:cs="Courier New"/>
+                <w:color w:val="00FF41"/>
+                <w:sz w:val="18"/>
+                <w:szCs w:val="18"/>
+              </w:rPr>
+              <w:t>None</w:t>
+            </w:r>
+            <w:proofErr w:type="spellEnd"/>
+            <w:r>
+              <w:rPr>
+                <w:rFonts w:ascii="Courier New" w:eastAsia="Courier New" w:hAnsi="Courier New" w:cs="Courier New"/>
+                <w:color w:val="00FF41"/>
+                <w:sz w:val="18"/>
+                <w:szCs w:val="18"/>
+              </w:rPr>
+              <w:t>):</w:t>
+            </w:r>
+          </w:p>
+        </w:tc>
+      </w:tr>
+      <w:tr>
+        <w:tc>
+          <w:tcPr>
+            <w:tcW w:w="9026" w:type="dxa"/>
+            <w:tcBorders>
+              <w:top w:val="none" w:sz="0" w:space="0" w:color="FFFFFF"/>
+              <w:left w:val="none" w:sz="0" w:space="0" w:color="FFFFFF"/>
+              <w:bottom w:val="none" w:sz="0" w:space="0" w:color="FFFFFF"/>
+              <w:right w:val="none" w:sz="0" w:space="0" w:color="FFFFFF"/>
+            </w:tcBorders>
+            <w:shd w:val="clear" w:color="auto" w:fill="1E2329"/>
+            <w:tcMar>
+              <w:top w:w="40" w:type="dxa"/>
+              <w:left w:w="200" w:type="dxa"/>
+              <w:bottom w:w="40" w:type="dxa"/>
+              <w:right w:w="200" w:type="dxa"/>
+            </w:tcMar>
+          </w:tcPr>
+          <w:p>
+            <w:r>
+              <w:rPr>
+                <w:rFonts w:ascii="Courier New" w:eastAsia="Courier New" w:hAnsi="Courier New" w:cs="Courier New"/>
+                <w:color w:val="00FF41"/>
+                <w:sz w:val="18"/>
+                <w:szCs w:val="18"/>
+              </w:rPr>
+              <w:t xml:space="preserve">      </w:t>
+            </w:r>
+            <w:proofErr w:type="spellStart"/>
+            <w:r>
+              <w:rPr>
+                <w:rFonts w:ascii="Courier New" w:eastAsia="Courier New" w:hAnsi="Courier New" w:cs="Courier New"/>
+                <w:color w:val="00FF41"/>
+                <w:sz w:val="18"/>
+                <w:szCs w:val="18"/>
+              </w:rPr>
+              <w:t>conn</w:t>
+            </w:r>
+            <w:proofErr w:type="spellEnd"/>
+            <w:r>
+              <w:rPr>
+                <w:rFonts w:ascii="Courier New" w:eastAsia="Courier New" w:hAnsi="Courier New" w:cs="Courier New"/>
+                <w:color w:val="00FF41"/>
+                <w:sz w:val="18"/>
+                <w:szCs w:val="18"/>
+              </w:rPr>
+              <w:t xml:space="preserve">   = </w:t>
+            </w:r>
+            <w:proofErr w:type="spellStart"/>
+            <w:r>
+              <w:rPr>
+                <w:rFonts w:ascii="Courier New" w:eastAsia="Courier New" w:hAnsi="Courier New" w:cs="Courier New"/>
+                <w:color w:val="00FF41"/>
+                <w:sz w:val="18"/>
+                <w:szCs w:val="18"/>
+              </w:rPr>
+              <w:t>get_connection</w:t>
+            </w:r>
+            <w:proofErr w:type="spellEnd"/>
+            <w:r>
+              <w:rPr>
+                <w:rFonts w:ascii="Courier New" w:eastAsia="Courier New" w:hAnsi="Courier New" w:cs="Courier New"/>
+                <w:color w:val="00FF41"/>
+                <w:sz w:val="18"/>
+                <w:szCs w:val="18"/>
+              </w:rPr>
+              <w:t>()</w:t>
+            </w:r>
+          </w:p>
+        </w:tc>
+      </w:tr>
+      <w:tr>
+        <w:tc>
+          <w:tcPr>
+            <w:tcW w:w="9026" w:type="dxa"/>
+            <w:tcBorders>
+              <w:top w:val="none" w:sz="0" w:space="0" w:color="FFFFFF"/>
+              <w:left w:val="none" w:sz="0" w:space="0" w:color="FFFFFF"/>
+              <w:bottom w:val="none" w:sz="0" w:space="0" w:color="FFFFFF"/>
+              <w:right w:val="none" w:sz="0" w:space="0" w:color="FFFFFF"/>
+            </w:tcBorders>
+            <w:shd w:val="clear" w:color="auto" w:fill="1E2329"/>
+            <w:tcMar>
+              <w:top w:w="40" w:type="dxa"/>
+              <w:left w:w="200" w:type="dxa"/>
+              <w:bottom w:w="40" w:type="dxa"/>
+              <w:right w:w="200" w:type="dxa"/>
+            </w:tcMar>
+          </w:tcPr>
+          <w:p>
+            <w:r>
+              <w:rPr>
+                <w:rFonts w:ascii="Courier New" w:eastAsia="Courier New" w:hAnsi="Courier New" w:cs="Courier New"/>
+                <w:color w:val="00FF41"/>
+                <w:sz w:val="18"/>
+                <w:szCs w:val="18"/>
+              </w:rPr>
+              <w:t xml:space="preserve">      cursor = </w:t>
+            </w:r>
+            <w:proofErr w:type="spellStart"/>
+            <w:r>
+              <w:rPr>
+                <w:rFonts w:ascii="Courier New" w:eastAsia="Courier New" w:hAnsi="Courier New" w:cs="Courier New"/>
+                <w:color w:val="00FF41"/>
+                <w:sz w:val="18"/>
+                <w:szCs w:val="18"/>
+              </w:rPr>
+              <w:t>conn.cursor</w:t>
+            </w:r>
+            <w:proofErr w:type="spellEnd"/>
+            <w:r>
+              <w:rPr>
+                <w:rFonts w:ascii="Courier New" w:eastAsia="Courier New" w:hAnsi="Courier New" w:cs="Courier New"/>
+                <w:color w:val="00FF41"/>
+                <w:sz w:val="18"/>
+                <w:szCs w:val="18"/>
+              </w:rPr>
+              <w:t>(</w:t>
+            </w:r>
+            <w:proofErr w:type="spellStart"/>
+            <w:r>
+              <w:rPr>
+                <w:rFonts w:ascii="Courier New" w:eastAsia="Courier New" w:hAnsi="Courier New" w:cs="Courier New"/>
+                <w:color w:val="00FF41"/>
+                <w:sz w:val="18"/>
+                <w:szCs w:val="18"/>
+              </w:rPr>
+              <w:t>dictionary</w:t>
+            </w:r>
+            <w:proofErr w:type="spellEnd"/>
+            <w:r>
+              <w:rPr>
+                <w:rFonts w:ascii="Courier New" w:eastAsia="Courier New" w:hAnsi="Courier New" w:cs="Courier New"/>
+                <w:color w:val="00FF41"/>
+                <w:sz w:val="18"/>
+                <w:szCs w:val="18"/>
+              </w:rPr>
+              <w:t>=</w:t>
+            </w:r>
+            <w:proofErr w:type="spellStart"/>
+            <w:r>
+              <w:rPr>
+                <w:rFonts w:ascii="Courier New" w:eastAsia="Courier New" w:hAnsi="Courier New" w:cs="Courier New"/>
+                <w:color w:val="00FF41"/>
+                <w:sz w:val="18"/>
+                <w:szCs w:val="18"/>
+              </w:rPr>
+              <w:t>True</w:t>
+            </w:r>
+            <w:proofErr w:type="spellEnd"/>
+            <w:r>
+              <w:rPr>
+                <w:rFonts w:ascii="Courier New" w:eastAsia="Courier New" w:hAnsi="Courier New" w:cs="Courier New"/>
+                <w:color w:val="00FF41"/>
+                <w:sz w:val="18"/>
+                <w:szCs w:val="18"/>
+              </w:rPr>
+              <w:t>)</w:t>
+            </w:r>
+          </w:p>
+        </w:tc>
+      </w:tr>
+      <w:tr>
+        <w:tc>
+          <w:tcPr>
+            <w:tcW w:w="9026" w:type="dxa"/>
+            <w:tcBorders>
+              <w:top w:val="none" w:sz="0" w:space="0" w:color="FFFFFF"/>
+              <w:left w:val="none" w:sz="0" w:space="0" w:color="FFFFFF"/>
+              <w:bottom w:val="none" w:sz="0" w:space="0" w:color="FFFFFF"/>
+              <w:right w:val="none" w:sz="0" w:space="0" w:color="FFFFFF"/>
+            </w:tcBorders>
+            <w:shd w:val="clear" w:color="auto" w:fill="1E2329"/>
+            <w:tcMar>
+              <w:top w:w="40" w:type="dxa"/>
+              <w:left w:w="200" w:type="dxa"/>
+              <w:bottom w:w="40" w:type="dxa"/>
+              <w:right w:w="200" w:type="dxa"/>
+            </w:tcMar>
+          </w:tcPr>
+          <w:p>
+            <w:r>
+              <w:rPr>
+                <w:rFonts w:ascii="Courier New" w:eastAsia="Courier New" w:hAnsi="Courier New" w:cs="Courier New"/>
+                <w:color w:val="00FF41"/>
+                <w:sz w:val="18"/>
+                <w:szCs w:val="18"/>
+              </w:rPr>
+              <w:t xml:space="preserve">      </w:t>
+            </w:r>
+            <w:proofErr w:type="spellStart"/>
+            <w:r>
+              <w:rPr>
+                <w:rFonts w:ascii="Courier New" w:eastAsia="Courier New" w:hAnsi="Courier New" w:cs="Courier New"/>
+                <w:color w:val="00FF41"/>
+                <w:sz w:val="18"/>
+                <w:szCs w:val="18"/>
+              </w:rPr>
+              <w:t>sql</w:t>
+            </w:r>
+            <w:proofErr w:type="spellEnd"/>
+            <w:r>
+              <w:rPr>
+                <w:rFonts w:ascii="Courier New" w:eastAsia="Courier New" w:hAnsi="Courier New" w:cs="Courier New"/>
+                <w:color w:val="00FF41"/>
+                <w:sz w:val="18"/>
+                <w:szCs w:val="18"/>
+              </w:rPr>
+              <w:t xml:space="preserve">    = 'SELECT * FROM alunos WHERE 1=1'</w:t>
+            </w:r>
+          </w:p>
+        </w:tc>
+      </w:tr>
+      <w:tr>
+        <w:tc>
+          <w:tcPr>
+            <w:tcW w:w="9026" w:type="dxa"/>
+            <w:tcBorders>
+              <w:top w:val="none" w:sz="0" w:space="0" w:color="FFFFFF"/>
+              <w:left w:val="none" w:sz="0" w:space="0" w:color="FFFFFF"/>
+              <w:bottom w:val="none" w:sz="0" w:space="0" w:color="FFFFFF"/>
+              <w:right w:val="none" w:sz="0" w:space="0" w:color="FFFFFF"/>
+            </w:tcBorders>
+            <w:shd w:val="clear" w:color="auto" w:fill="1E2329"/>
+            <w:tcMar>
+              <w:top w:w="40" w:type="dxa"/>
+              <w:left w:w="200" w:type="dxa"/>
+              <w:bottom w:w="40" w:type="dxa"/>
+              <w:right w:w="200" w:type="dxa"/>
+            </w:tcMar>
+          </w:tcPr>
+          <w:p>
+            <w:r>
+              <w:rPr>
+                <w:rFonts w:ascii="Courier New" w:eastAsia="Courier New" w:hAnsi="Courier New" w:cs="Courier New"/>
+                <w:color w:val="00FF41"/>
+                <w:sz w:val="18"/>
+                <w:szCs w:val="18"/>
+              </w:rPr>
+              <w:t xml:space="preserve">      </w:t>
+            </w:r>
+            <w:proofErr w:type="spellStart"/>
+            <w:r>
+              <w:rPr>
+                <w:rFonts w:ascii="Courier New" w:eastAsia="Courier New" w:hAnsi="Courier New" w:cs="Courier New"/>
+                <w:color w:val="00FF41"/>
+                <w:sz w:val="18"/>
+                <w:szCs w:val="18"/>
+              </w:rPr>
+              <w:t>params</w:t>
+            </w:r>
+            <w:proofErr w:type="spellEnd"/>
+            <w:r>
+              <w:rPr>
+                <w:rFonts w:ascii="Courier New" w:eastAsia="Courier New" w:hAnsi="Courier New" w:cs="Courier New"/>
+                <w:color w:val="00FF41"/>
+                <w:sz w:val="18"/>
+                <w:szCs w:val="18"/>
+              </w:rPr>
+              <w:t xml:space="preserve"> = []</w:t>
+            </w:r>
+          </w:p>
+        </w:tc>
+      </w:tr>
+      <w:tr>
+        <w:tc>
+          <w:tcPr>
+            <w:tcW w:w="9026" w:type="dxa"/>
+            <w:tcBorders>
+              <w:top w:val="none" w:sz="0" w:space="0" w:color="FFFFFF"/>
+              <w:left w:val="none" w:sz="0" w:space="0" w:color="FFFFFF"/>
+              <w:bottom w:val="none" w:sz="0" w:space="0" w:color="FFFFFF"/>
+              <w:right w:val="none" w:sz="0" w:space="0" w:color="FFFFFF"/>
+            </w:tcBorders>
+            <w:shd w:val="clear" w:color="auto" w:fill="1E2329"/>
+            <w:tcMar>
+              <w:top w:w="40" w:type="dxa"/>
+              <w:left w:w="200" w:type="dxa"/>
+              <w:bottom w:w="40" w:type="dxa"/>
+              <w:right w:w="200" w:type="dxa"/>
+            </w:tcMar>
+          </w:tcPr>
+          <w:p>
+            <w:r>
+              <w:rPr>
+                <w:rFonts w:ascii="Courier New" w:eastAsia="Courier New" w:hAnsi="Courier New" w:cs="Courier New"/>
+                <w:color w:val="00FF41"/>
+                <w:sz w:val="18"/>
+                <w:szCs w:val="18"/>
+              </w:rPr>
+              <w:t xml:space="preserve">      </w:t>
+            </w:r>
+            <w:proofErr w:type="spellStart"/>
+            <w:r>
+              <w:rPr>
+                <w:rFonts w:ascii="Courier New" w:eastAsia="Courier New" w:hAnsi="Courier New" w:cs="Courier New"/>
+                <w:color w:val="00FF41"/>
+                <w:sz w:val="18"/>
+                <w:szCs w:val="18"/>
+              </w:rPr>
+              <w:t>if</w:t>
+            </w:r>
+            <w:proofErr w:type="spellEnd"/>
+            <w:r>
+              <w:rPr>
+                <w:rFonts w:ascii="Courier New" w:eastAsia="Courier New" w:hAnsi="Courier New" w:cs="Courier New"/>
+                <w:color w:val="00FF41"/>
+                <w:sz w:val="18"/>
+                <w:szCs w:val="18"/>
+              </w:rPr>
+              <w:t xml:space="preserve"> turma:</w:t>
+            </w:r>
+          </w:p>
+        </w:tc>
+      </w:tr>
+      <w:tr>
+        <w:tc>
+          <w:tcPr>
+            <w:tcW w:w="9026" w:type="dxa"/>
+            <w:tcBorders>
+              <w:top w:val="none" w:sz="0" w:space="0" w:color="FFFFFF"/>
+              <w:left w:val="none" w:sz="0" w:space="0" w:color="FFFFFF"/>
+              <w:bottom w:val="none" w:sz="0" w:space="0" w:color="FFFFFF"/>
+              <w:right w:val="none" w:sz="0" w:space="0" w:color="FFFFFF"/>
+            </w:tcBorders>
+            <w:shd w:val="clear" w:color="auto" w:fill="1E2329"/>
+            <w:tcMar>
+              <w:top w:w="40" w:type="dxa"/>
+              <w:left w:w="200" w:type="dxa"/>
+              <w:bottom w:w="40" w:type="dxa"/>
+              <w:right w:w="200" w:type="dxa"/>
+            </w:tcMar>
+          </w:tcPr>
+          <w:p>
+            <w:r>
+              <w:rPr>
+                <w:rFonts w:ascii="Courier New" w:eastAsia="Courier New" w:hAnsi="Courier New" w:cs="Courier New"/>
+                <w:color w:val="00FF41"/>
+                <w:sz w:val="18"/>
+                <w:szCs w:val="18"/>
+              </w:rPr>
+              <w:t xml:space="preserve">          </w:t>
+            </w:r>
+            <w:proofErr w:type="spellStart"/>
+            <w:r>
+              <w:rPr>
+                <w:rFonts w:ascii="Courier New" w:eastAsia="Courier New" w:hAnsi="Courier New" w:cs="Courier New"/>
+                <w:color w:val="00FF41"/>
+                <w:sz w:val="18"/>
+                <w:szCs w:val="18"/>
+              </w:rPr>
+              <w:t>sql</w:t>
+            </w:r>
+            <w:proofErr w:type="spellEnd"/>
+            <w:r>
+              <w:rPr>
+                <w:rFonts w:ascii="Courier New" w:eastAsia="Courier New" w:hAnsi="Courier New" w:cs="Courier New"/>
+                <w:color w:val="00FF41"/>
+                <w:sz w:val="18"/>
+                <w:szCs w:val="18"/>
+              </w:rPr>
+              <w:t xml:space="preserve"> += ' AND turma = %s'</w:t>
+            </w:r>
+          </w:p>
+        </w:tc>
+      </w:tr>
+      <w:tr>
+        <w:tc>
+          <w:tcPr>
+            <w:tcW w:w="9026" w:type="dxa"/>
+            <w:tcBorders>
+              <w:top w:val="none" w:sz="0" w:space="0" w:color="FFFFFF"/>
+              <w:left w:val="none" w:sz="0" w:space="0" w:color="FFFFFF"/>
+              <w:bottom w:val="none" w:sz="0" w:space="0" w:color="FFFFFF"/>
+              <w:right w:val="none" w:sz="0" w:space="0" w:color="FFFFFF"/>
+            </w:tcBorders>
+            <w:shd w:val="clear" w:color="auto" w:fill="1E2329"/>
+            <w:tcMar>
+              <w:top w:w="40" w:type="dxa"/>
+              <w:left w:w="200" w:type="dxa"/>
+              <w:bottom w:w="40" w:type="dxa"/>
+              <w:right w:w="200" w:type="dxa"/>
+            </w:tcMar>
+          </w:tcPr>
+          <w:p>
+            <w:r>
+              <w:rPr>
+                <w:rFonts w:ascii="Courier New" w:eastAsia="Courier New" w:hAnsi="Courier New" w:cs="Courier New"/>
+                <w:color w:val="00FF41"/>
+                <w:sz w:val="18"/>
+                <w:szCs w:val="18"/>
+              </w:rPr>
+              <w:t xml:space="preserve">          </w:t>
+            </w:r>
+            <w:proofErr w:type="spellStart"/>
+            <w:r>
+              <w:rPr>
+                <w:rFonts w:ascii="Courier New" w:eastAsia="Courier New" w:hAnsi="Courier New" w:cs="Courier New"/>
+                <w:color w:val="00FF41"/>
+                <w:sz w:val="18"/>
+                <w:szCs w:val="18"/>
+              </w:rPr>
+              <w:t>params.append</w:t>
+            </w:r>
+            <w:proofErr w:type="spellEnd"/>
+            <w:r>
+              <w:rPr>
+                <w:rFonts w:ascii="Courier New" w:eastAsia="Courier New" w:hAnsi="Courier New" w:cs="Courier New"/>
+                <w:color w:val="00FF41"/>
+                <w:sz w:val="18"/>
+                <w:szCs w:val="18"/>
+              </w:rPr>
+              <w:t>(turma)</w:t>
+            </w:r>
+          </w:p>
+        </w:tc>
+      </w:tr>
+      <w:tr>
+        <w:tc>
+          <w:tcPr>
+            <w:tcW w:w="9026" w:type="dxa"/>
+            <w:tcBorders>
+              <w:top w:val="none" w:sz="0" w:space="0" w:color="FFFFFF"/>
+              <w:left w:val="none" w:sz="0" w:space="0" w:color="FFFFFF"/>
+              <w:bottom w:val="none" w:sz="0" w:space="0" w:color="FFFFFF"/>
+              <w:right w:val="none" w:sz="0" w:space="0" w:color="FFFFFF"/>
+            </w:tcBorders>
+            <w:shd w:val="clear" w:color="auto" w:fill="1E2329"/>
+            <w:tcMar>
+              <w:top w:w="40" w:type="dxa"/>
+              <w:left w:w="200" w:type="dxa"/>
+              <w:bottom w:w="40" w:type="dxa"/>
+              <w:right w:w="200" w:type="dxa"/>
+            </w:tcMar>
+          </w:tcPr>
+          <w:p>
+            <w:r>
+              <w:rPr>
+                <w:rFonts w:ascii="Courier New" w:eastAsia="Courier New" w:hAnsi="Courier New" w:cs="Courier New"/>
+                <w:color w:val="00FF41"/>
+                <w:sz w:val="18"/>
+                <w:szCs w:val="18"/>
+              </w:rPr>
+              <w:t xml:space="preserve">      </w:t>
+            </w:r>
+            <w:proofErr w:type="spellStart"/>
+            <w:r>
+              <w:rPr>
+                <w:rFonts w:ascii="Courier New" w:eastAsia="Courier New" w:hAnsi="Courier New" w:cs="Courier New"/>
+                <w:color w:val="00FF41"/>
+                <w:sz w:val="18"/>
+                <w:szCs w:val="18"/>
+              </w:rPr>
+              <w:t>if</w:t>
+            </w:r>
+            <w:proofErr w:type="spellEnd"/>
+            <w:r>
+              <w:rPr>
+                <w:rFonts w:ascii="Courier New" w:eastAsia="Courier New" w:hAnsi="Courier New" w:cs="Courier New"/>
+                <w:color w:val="00FF41"/>
+                <w:sz w:val="18"/>
+                <w:szCs w:val="18"/>
+              </w:rPr>
+              <w:t xml:space="preserve"> turno:</w:t>
+            </w:r>
+          </w:p>
+        </w:tc>
+      </w:tr>
+      <w:tr>
+        <w:tc>
+          <w:tcPr>
+            <w:tcW w:w="9026" w:type="dxa"/>
+            <w:tcBorders>
+              <w:top w:val="none" w:sz="0" w:space="0" w:color="FFFFFF"/>
+              <w:left w:val="none" w:sz="0" w:space="0" w:color="FFFFFF"/>
+              <w:bottom w:val="none" w:sz="0" w:space="0" w:color="FFFFFF"/>
+              <w:right w:val="none" w:sz="0" w:space="0" w:color="FFFFFF"/>
+            </w:tcBorders>
+            <w:shd w:val="clear" w:color="auto" w:fill="1E2329"/>
+            <w:tcMar>
+              <w:top w:w="40" w:type="dxa"/>
+              <w:left w:w="200" w:type="dxa"/>
+              <w:bottom w:w="40" w:type="dxa"/>
+              <w:right w:w="200" w:type="dxa"/>
+            </w:tcMar>
+          </w:tcPr>
+          <w:p>
+            <w:r>
+              <w:rPr>
+                <w:rFonts w:ascii="Courier New" w:eastAsia="Courier New" w:hAnsi="Courier New" w:cs="Courier New"/>
+                <w:color w:val="00FF41"/>
+                <w:sz w:val="18"/>
+                <w:szCs w:val="18"/>
+              </w:rPr>
+              <w:t xml:space="preserve">          </w:t>
+            </w:r>
+            <w:proofErr w:type="spellStart"/>
+            <w:r>
+              <w:rPr>
+                <w:rFonts w:ascii="Courier New" w:eastAsia="Courier New" w:hAnsi="Courier New" w:cs="Courier New"/>
+                <w:color w:val="00FF41"/>
+                <w:sz w:val="18"/>
+                <w:szCs w:val="18"/>
+              </w:rPr>
+              <w:t>sql</w:t>
+            </w:r>
+            <w:proofErr w:type="spellEnd"/>
+            <w:r>
+              <w:rPr>
+                <w:rFonts w:ascii="Courier New" w:eastAsia="Courier New" w:hAnsi="Courier New" w:cs="Courier New"/>
+                <w:color w:val="00FF41"/>
+                <w:sz w:val="18"/>
+                <w:szCs w:val="18"/>
+              </w:rPr>
+              <w:t xml:space="preserve"> += ' AND turno = %s'</w:t>
+            </w:r>
+          </w:p>
+        </w:tc>
+      </w:tr>
+      <w:tr>
+        <w:tc>
+          <w:tcPr>
+            <w:tcW w:w="9026" w:type="dxa"/>
+            <w:tcBorders>
+              <w:top w:val="none" w:sz="0" w:space="0" w:color="FFFFFF"/>
+              <w:left w:val="none" w:sz="0" w:space="0" w:color="FFFFFF"/>
+              <w:bottom w:val="none" w:sz="0" w:space="0" w:color="FFFFFF"/>
+              <w:right w:val="none" w:sz="0" w:space="0" w:color="FFFFFF"/>
+            </w:tcBorders>
+            <w:shd w:val="clear" w:color="auto" w:fill="1E2329"/>
+            <w:tcMar>
+              <w:top w:w="40" w:type="dxa"/>
+              <w:left w:w="200" w:type="dxa"/>
+              <w:bottom w:w="40" w:type="dxa"/>
+              <w:right w:w="200" w:type="dxa"/>
+            </w:tcMar>
+          </w:tcPr>
+          <w:p>
+            <w:r>
+              <w:rPr>
+                <w:rFonts w:ascii="Courier New" w:eastAsia="Courier New" w:hAnsi="Courier New" w:cs="Courier New"/>
+                <w:color w:val="00FF41"/>
+                <w:sz w:val="18"/>
+                <w:szCs w:val="18"/>
+              </w:rPr>
+              <w:t xml:space="preserve">          </w:t>
+            </w:r>
+            <w:proofErr w:type="spellStart"/>
+            <w:r>
+              <w:rPr>
+                <w:rFonts w:ascii="Courier New" w:eastAsia="Courier New" w:hAnsi="Courier New" w:cs="Courier New"/>
+                <w:color w:val="00FF41"/>
+                <w:sz w:val="18"/>
+                <w:szCs w:val="18"/>
+              </w:rPr>
+              <w:t>params.append</w:t>
+            </w:r>
+            <w:proofErr w:type="spellEnd"/>
+            <w:r>
+              <w:rPr>
+                <w:rFonts w:ascii="Courier New" w:eastAsia="Courier New" w:hAnsi="Courier New" w:cs="Courier New"/>
+                <w:color w:val="00FF41"/>
+                <w:sz w:val="18"/>
+                <w:szCs w:val="18"/>
+              </w:rPr>
+              <w:t>(turno)</w:t>
+            </w:r>
+          </w:p>
+        </w:tc>
+      </w:tr>
+      <w:tr>
+        <w:tc>
+          <w:tcPr>
+            <w:tcW w:w="9026" w:type="dxa"/>
+            <w:tcBorders>
+              <w:top w:val="none" w:sz="0" w:space="0" w:color="FFFFFF"/>
+              <w:left w:val="none" w:sz="0" w:space="0" w:color="FFFFFF"/>
+              <w:bottom w:val="none" w:sz="0" w:space="0" w:color="FFFFFF"/>
+              <w:right w:val="none" w:sz="0" w:space="0" w:color="FFFFFF"/>
+            </w:tcBorders>
+            <w:shd w:val="clear" w:color="auto" w:fill="1E2329"/>
+            <w:tcMar>
+              <w:top w:w="40" w:type="dxa"/>
+              <w:left w:w="200" w:type="dxa"/>
+              <w:bottom w:w="40" w:type="dxa"/>
+              <w:right w:w="200" w:type="dxa"/>
+            </w:tcMar>
+          </w:tcPr>
+          <w:p>
+            <w:r>
+              <w:rPr>
+                <w:rFonts w:ascii="Courier New" w:eastAsia="Courier New" w:hAnsi="Courier New" w:cs="Courier New"/>
+                <w:color w:val="00FF41"/>
+                <w:sz w:val="18"/>
+                <w:szCs w:val="18"/>
+              </w:rPr>
+              <w:t xml:space="preserve">      </w:t>
+            </w:r>
+            <w:proofErr w:type="spellStart"/>
+            <w:r>
+              <w:rPr>
+                <w:rFonts w:ascii="Courier New" w:eastAsia="Courier New" w:hAnsi="Courier New" w:cs="Courier New"/>
+                <w:color w:val="00FF41"/>
+                <w:sz w:val="18"/>
+                <w:szCs w:val="18"/>
+              </w:rPr>
+              <w:t>cursor.execute</w:t>
+            </w:r>
+            <w:proofErr w:type="spellEnd"/>
+            <w:r>
+              <w:rPr>
+                <w:rFonts w:ascii="Courier New" w:eastAsia="Courier New" w:hAnsi="Courier New" w:cs="Courier New"/>
+                <w:color w:val="00FF41"/>
+                <w:sz w:val="18"/>
+                <w:szCs w:val="18"/>
+              </w:rPr>
+              <w:t>(</w:t>
+            </w:r>
+            <w:proofErr w:type="spellStart"/>
+            <w:r>
+              <w:rPr>
+                <w:rFonts w:ascii="Courier New" w:eastAsia="Courier New" w:hAnsi="Courier New" w:cs="Courier New"/>
+                <w:color w:val="00FF41"/>
+                <w:sz w:val="18"/>
+                <w:szCs w:val="18"/>
+              </w:rPr>
+              <w:t>sql</w:t>
+            </w:r>
+            <w:proofErr w:type="spellEnd"/>
+            <w:r>
+              <w:rPr>
+                <w:rFonts w:ascii="Courier New" w:eastAsia="Courier New" w:hAnsi="Courier New" w:cs="Courier New"/>
+                <w:color w:val="00FF41"/>
+                <w:sz w:val="18"/>
+                <w:szCs w:val="18"/>
+              </w:rPr>
+              <w:t xml:space="preserve">, </w:t>
+            </w:r>
+            <w:proofErr w:type="spellStart"/>
+            <w:r>
+              <w:rPr>
+                <w:rFonts w:ascii="Courier New" w:eastAsia="Courier New" w:hAnsi="Courier New" w:cs="Courier New"/>
+                <w:color w:val="00FF41"/>
+                <w:sz w:val="18"/>
+                <w:szCs w:val="18"/>
+              </w:rPr>
+              <w:t>params</w:t>
+            </w:r>
+            <w:proofErr w:type="spellEnd"/>
+            <w:r>
+              <w:rPr>
+                <w:rFonts w:ascii="Courier New" w:eastAsia="Courier New" w:hAnsi="Courier New" w:cs="Courier New"/>
+                <w:color w:val="00FF41"/>
+                <w:sz w:val="18"/>
+                <w:szCs w:val="18"/>
+              </w:rPr>
+              <w:t>)</w:t>
+            </w:r>
+          </w:p>
+        </w:tc>
+      </w:tr>
+      <w:tr>
+        <w:tc>
+          <w:tcPr>
+            <w:tcW w:w="9026" w:type="dxa"/>
+            <w:tcBorders>
+              <w:top w:val="none" w:sz="0" w:space="0" w:color="FFFFFF"/>
+              <w:left w:val="none" w:sz="0" w:space="0" w:color="FFFFFF"/>
+              <w:bottom w:val="none" w:sz="0" w:space="0" w:color="FFFFFF"/>
+              <w:right w:val="none" w:sz="0" w:space="0" w:color="FFFFFF"/>
+            </w:tcBorders>
+            <w:shd w:val="clear" w:color="auto" w:fill="1E2329"/>
+            <w:tcMar>
+              <w:top w:w="40" w:type="dxa"/>
+              <w:left w:w="200" w:type="dxa"/>
+              <w:bottom w:w="40" w:type="dxa"/>
+              <w:right w:w="200" w:type="dxa"/>
+            </w:tcMar>
+          </w:tcPr>
+          <w:p>
+            <w:r>
+              <w:rPr>
+                <w:rFonts w:ascii="Courier New" w:eastAsia="Courier New" w:hAnsi="Courier New" w:cs="Courier New"/>
+                <w:color w:val="00FF41"/>
+                <w:sz w:val="18"/>
+                <w:szCs w:val="18"/>
+              </w:rPr>
+              <w:t xml:space="preserve">      resultado = </w:t>
+            </w:r>
+            <w:proofErr w:type="spellStart"/>
+            <w:r>
+              <w:rPr>
+                <w:rFonts w:ascii="Courier New" w:eastAsia="Courier New" w:hAnsi="Courier New" w:cs="Courier New"/>
+                <w:color w:val="00FF41"/>
+                <w:sz w:val="18"/>
+                <w:szCs w:val="18"/>
+              </w:rPr>
+              <w:t>cursor.fetchall</w:t>
+            </w:r>
+            <w:proofErr w:type="spellEnd"/>
+            <w:r>
+              <w:rPr>
+                <w:rFonts w:ascii="Courier New" w:eastAsia="Courier New" w:hAnsi="Courier New" w:cs="Courier New"/>
+                <w:color w:val="00FF41"/>
+                <w:sz w:val="18"/>
+                <w:szCs w:val="18"/>
+              </w:rPr>
+              <w:t>()</w:t>
+            </w:r>
+          </w:p>
+        </w:tc>
+      </w:tr>
+      <w:tr>
+        <w:tc>
+          <w:tcPr>
+            <w:tcW w:w="9026" w:type="dxa"/>
+            <w:tcBorders>
+              <w:top w:val="none" w:sz="0" w:space="0" w:color="FFFFFF"/>
+              <w:left w:val="none" w:sz="0" w:space="0" w:color="FFFFFF"/>
+              <w:bottom w:val="none" w:sz="0" w:space="0" w:color="FFFFFF"/>
+              <w:right w:val="none" w:sz="0" w:space="0" w:color="FFFFFF"/>
+            </w:tcBorders>
+            <w:shd w:val="clear" w:color="auto" w:fill="1E2329"/>
+            <w:tcMar>
+              <w:top w:w="40" w:type="dxa"/>
+              <w:left w:w="200" w:type="dxa"/>
+              <w:bottom w:w="40" w:type="dxa"/>
+              <w:right w:w="200" w:type="dxa"/>
+            </w:tcMar>
+          </w:tcPr>
+          <w:p>
+            <w:r>
+              <w:rPr>
+                <w:rFonts w:ascii="Courier New" w:eastAsia="Courier New" w:hAnsi="Courier New" w:cs="Courier New"/>
+                <w:color w:val="00FF41"/>
+                <w:sz w:val="18"/>
+                <w:szCs w:val="18"/>
+              </w:rPr>
+              <w:t xml:space="preserve">      </w:t>
+            </w:r>
+            <w:proofErr w:type="spellStart"/>
+            <w:r>
+              <w:rPr>
+                <w:rFonts w:ascii="Courier New" w:eastAsia="Courier New" w:hAnsi="Courier New" w:cs="Courier New"/>
+                <w:color w:val="00FF41"/>
+                <w:sz w:val="18"/>
+                <w:szCs w:val="18"/>
+              </w:rPr>
+              <w:t>cursor.close</w:t>
+            </w:r>
+            <w:proofErr w:type="spellEnd"/>
+            <w:r>
+              <w:rPr>
+                <w:rFonts w:ascii="Courier New" w:eastAsia="Courier New" w:hAnsi="Courier New" w:cs="Courier New"/>
+                <w:color w:val="00FF41"/>
+                <w:sz w:val="18"/>
+                <w:szCs w:val="18"/>
+              </w:rPr>
+              <w:t>()</w:t>
+            </w:r>
+          </w:p>
+        </w:tc>
+      </w:tr>
+      <w:tr>
+        <w:tc>
+          <w:tcPr>
+            <w:tcW w:w="9026" w:type="dxa"/>
+            <w:tcBorders>
+              <w:top w:val="none" w:sz="0" w:space="0" w:color="FFFFFF"/>
+              <w:left w:val="none" w:sz="0" w:space="0" w:color="FFFFFF"/>
+              <w:bottom w:val="none" w:sz="0" w:space="0" w:color="FFFFFF"/>
+              <w:right w:val="none" w:sz="0" w:space="0" w:color="FFFFFF"/>
+            </w:tcBorders>
+            <w:shd w:val="clear" w:color="auto" w:fill="1E2329"/>
+            <w:tcMar>
+              <w:top w:w="40" w:type="dxa"/>
+              <w:left w:w="200" w:type="dxa"/>
+              <w:bottom w:w="40" w:type="dxa"/>
+              <w:right w:w="200" w:type="dxa"/>
+            </w:tcMar>
+          </w:tcPr>
+          <w:p>
+            <w:r>
+              <w:rPr>
+                <w:rFonts w:ascii="Courier New" w:eastAsia="Courier New" w:hAnsi="Courier New" w:cs="Courier New"/>
+                <w:color w:val="00FF41"/>
+                <w:sz w:val="18"/>
+                <w:szCs w:val="18"/>
+              </w:rPr>
+              <w:t xml:space="preserve">      </w:t>
+            </w:r>
+            <w:proofErr w:type="spellStart"/>
+            <w:r>
+              <w:rPr>
+                <w:rFonts w:ascii="Courier New" w:eastAsia="Courier New" w:hAnsi="Courier New" w:cs="Courier New"/>
+                <w:color w:val="00FF41"/>
+                <w:sz w:val="18"/>
+                <w:szCs w:val="18"/>
+              </w:rPr>
+              <w:t>conn.close</w:t>
+            </w:r>
+            <w:proofErr w:type="spellEnd"/>
+            <w:r>
+              <w:rPr>
+                <w:rFonts w:ascii="Courier New" w:eastAsia="Courier New" w:hAnsi="Courier New" w:cs="Courier New"/>
+                <w:color w:val="00FF41"/>
+                <w:sz w:val="18"/>
+                <w:szCs w:val="18"/>
+              </w:rPr>
+              <w:t>()</w:t>
+            </w:r>
+          </w:p>
+        </w:tc>
+      </w:tr>
+      <w:tr>
+        <w:tc>
+          <w:tcPr>
+            <w:tcW w:w="9026" w:type="dxa"/>
+            <w:tcBorders>
+              <w:top w:val="none" w:sz="0" w:space="0" w:color="FFFFFF"/>
+              <w:left w:val="none" w:sz="0" w:space="0" w:color="FFFFFF"/>
+              <w:bottom w:val="none" w:sz="0" w:space="0" w:color="FFFFFF"/>
+              <w:right w:val="none" w:sz="0" w:space="0" w:color="FFFFFF"/>
+            </w:tcBorders>
+            <w:shd w:val="clear" w:color="auto" w:fill="1E2329"/>
+            <w:tcMar>
+              <w:top w:w="40" w:type="dxa"/>
+              <w:left w:w="200" w:type="dxa"/>
+              <w:bottom w:w="40" w:type="dxa"/>
+              <w:right w:w="200" w:type="dxa"/>
+            </w:tcMar>
+          </w:tcPr>
+          <w:p>
+            <w:r>
+              <w:rPr>
+                <w:rFonts w:ascii="Courier New" w:eastAsia="Courier New" w:hAnsi="Courier New" w:cs="Courier New"/>
+                <w:color w:val="00FF41"/>
+                <w:sz w:val="18"/>
+                <w:szCs w:val="18"/>
+              </w:rPr>
+              <w:t xml:space="preserve">      </w:t>
+            </w:r>
+            <w:proofErr w:type="spellStart"/>
+            <w:r>
+              <w:rPr>
+                <w:rFonts w:ascii="Courier New" w:eastAsia="Courier New" w:hAnsi="Courier New" w:cs="Courier New"/>
+                <w:color w:val="00FF41"/>
+                <w:sz w:val="18"/>
+                <w:szCs w:val="18"/>
+              </w:rPr>
+              <w:t>return</w:t>
+            </w:r>
+            <w:proofErr w:type="spellEnd"/>
+            <w:r>
+              <w:rPr>
+                <w:rFonts w:ascii="Courier New" w:eastAsia="Courier New" w:hAnsi="Courier New" w:cs="Courier New"/>
+                <w:color w:val="00FF41"/>
+                <w:sz w:val="18"/>
+                <w:szCs w:val="18"/>
+              </w:rPr>
+              <w:t xml:space="preserve"> resultado</w:t>
+            </w:r>
+          </w:p>
+        </w:tc>
+      </w:tr>
+      <w:tr>
+        <w:tc>
+          <w:tcPr>
+            <w:tcW w:w="9026" w:type="dxa"/>
+            <w:tcBorders>
+              <w:top w:val="none" w:sz="0" w:space="0" w:color="FFFFFF"/>
+              <w:left w:val="none" w:sz="0" w:space="0" w:color="FFFFFF"/>
+              <w:bottom w:val="none" w:sz="0" w:space="0" w:color="FFFFFF"/>
+              <w:right w:val="none" w:sz="0" w:space="0" w:color="FFFFFF"/>
+            </w:tcBorders>
+            <w:shd w:val="clear" w:color="auto" w:fill="1E2329"/>
+            <w:tcMar>
+              <w:top w:w="40" w:type="dxa"/>
+              <w:left w:w="200" w:type="dxa"/>
+              <w:bottom w:w="40" w:type="dxa"/>
+              <w:right w:w="200" w:type="dxa"/>
+            </w:tcMar>
+          </w:tcPr>
+          <w:p>
+            <w:r>
+              <w:rPr>
+                <w:rFonts w:ascii="Courier New" w:eastAsia="Courier New" w:hAnsi="Courier New" w:cs="Courier New"/>
+                <w:color w:val="00FF41"/>
+                <w:sz w:val="18"/>
+                <w:szCs w:val="18"/>
+              </w:rPr>
+              <w:t xml:space="preserve"> </w:t>
+            </w:r>
+          </w:p>
+        </w:tc>
+      </w:tr>
+      <w:tr>
+        <w:tc>
+          <w:tcPr>
+            <w:tcW w:w="9026" w:type="dxa"/>
+            <w:tcBorders>
+              <w:top w:val="none" w:sz="0" w:space="0" w:color="FFFFFF"/>
+              <w:left w:val="none" w:sz="0" w:space="0" w:color="FFFFFF"/>
+              <w:bottom w:val="none" w:sz="0" w:space="0" w:color="FFFFFF"/>
+              <w:right w:val="none" w:sz="0" w:space="0" w:color="FFFFFF"/>
+            </w:tcBorders>
+            <w:shd w:val="clear" w:color="auto" w:fill="1E2329"/>
+            <w:tcMar>
+              <w:top w:w="40" w:type="dxa"/>
+              <w:left w:w="200" w:type="dxa"/>
+              <w:bottom w:w="40" w:type="dxa"/>
+              <w:right w:w="200" w:type="dxa"/>
+            </w:tcMar>
+          </w:tcPr>
+          <w:p>
+            <w:r>
+              <w:rPr>
+                <w:rFonts w:ascii="Courier New" w:eastAsia="Courier New" w:hAnsi="Courier New" w:cs="Courier New"/>
+                <w:color w:val="00FF41"/>
+                <w:sz w:val="18"/>
+                <w:szCs w:val="18"/>
+              </w:rPr>
+              <w:t xml:space="preserve">  </w:t>
+            </w:r>
+            <w:proofErr w:type="spellStart"/>
+            <w:r>
+              <w:rPr>
+                <w:rFonts w:ascii="Courier New" w:eastAsia="Courier New" w:hAnsi="Courier New" w:cs="Courier New"/>
+                <w:color w:val="00FF41"/>
+                <w:sz w:val="18"/>
+                <w:szCs w:val="18"/>
+              </w:rPr>
+              <w:t>def</w:t>
+            </w:r>
+            <w:proofErr w:type="spellEnd"/>
+            <w:r>
+              <w:rPr>
+                <w:rFonts w:ascii="Courier New" w:eastAsia="Courier New" w:hAnsi="Courier New" w:cs="Courier New"/>
+                <w:color w:val="00FF41"/>
+                <w:sz w:val="18"/>
+                <w:szCs w:val="18"/>
+              </w:rPr>
+              <w:t xml:space="preserve"> </w:t>
+            </w:r>
+            <w:proofErr w:type="spellStart"/>
+            <w:r>
+              <w:rPr>
+                <w:rFonts w:ascii="Courier New" w:eastAsia="Courier New" w:hAnsi="Courier New" w:cs="Courier New"/>
+                <w:color w:val="00FF41"/>
+                <w:sz w:val="18"/>
+                <w:szCs w:val="18"/>
+              </w:rPr>
+              <w:t>inserir_aluno</w:t>
+            </w:r>
+            <w:proofErr w:type="spellEnd"/>
+            <w:r>
+              <w:rPr>
+                <w:rFonts w:ascii="Courier New" w:eastAsia="Courier New" w:hAnsi="Courier New" w:cs="Courier New"/>
+                <w:color w:val="00FF41"/>
+                <w:sz w:val="18"/>
+                <w:szCs w:val="18"/>
+              </w:rPr>
+              <w:t xml:space="preserve">(nome, matricula, turma, turno, foto, </w:t>
+            </w:r>
+            <w:proofErr w:type="spellStart"/>
+            <w:r>
+              <w:rPr>
+                <w:rFonts w:ascii="Courier New" w:eastAsia="Courier New" w:hAnsi="Courier New" w:cs="Courier New"/>
+                <w:color w:val="00FF41"/>
+                <w:sz w:val="18"/>
+                <w:szCs w:val="18"/>
+              </w:rPr>
+              <w:t>ano_letivo</w:t>
+            </w:r>
+            <w:proofErr w:type="spellEnd"/>
+            <w:r>
+              <w:rPr>
+                <w:rFonts w:ascii="Courier New" w:eastAsia="Courier New" w:hAnsi="Courier New" w:cs="Courier New"/>
+                <w:color w:val="00FF41"/>
+                <w:sz w:val="18"/>
+                <w:szCs w:val="18"/>
+              </w:rPr>
+              <w:t>):</w:t>
+            </w:r>
+          </w:p>
+        </w:tc>
+      </w:tr>
+      <w:tr>
+        <w:tc>
+          <w:tcPr>
+            <w:tcW w:w="9026" w:type="dxa"/>
+            <w:tcBorders>
+              <w:top w:val="none" w:sz="0" w:space="0" w:color="FFFFFF"/>
+              <w:left w:val="none" w:sz="0" w:space="0" w:color="FFFFFF"/>
+              <w:bottom w:val="none" w:sz="0" w:space="0" w:color="FFFFFF"/>
+              <w:right w:val="none" w:sz="0" w:space="0" w:color="FFFFFF"/>
+            </w:tcBorders>
+            <w:shd w:val="clear" w:color="auto" w:fill="1E2329"/>
+            <w:tcMar>
+              <w:top w:w="40" w:type="dxa"/>
+              <w:left w:w="200" w:type="dxa"/>
+              <w:bottom w:w="40" w:type="dxa"/>
+              <w:right w:w="200" w:type="dxa"/>
+            </w:tcMar>
+          </w:tcPr>
+          <w:p>
+            <w:r>
+              <w:rPr>
+                <w:rFonts w:ascii="Courier New" w:eastAsia="Courier New" w:hAnsi="Courier New" w:cs="Courier New"/>
+                <w:color w:val="00FF41"/>
+                <w:sz w:val="18"/>
+                <w:szCs w:val="18"/>
+              </w:rPr>
+              <w:t xml:space="preserve">      </w:t>
+            </w:r>
+            <w:proofErr w:type="spellStart"/>
+            <w:r>
+              <w:rPr>
+                <w:rFonts w:ascii="Courier New" w:eastAsia="Courier New" w:hAnsi="Courier New" w:cs="Courier New"/>
+                <w:color w:val="00FF41"/>
+                <w:sz w:val="18"/>
+                <w:szCs w:val="18"/>
+              </w:rPr>
+              <w:t>conn</w:t>
+            </w:r>
+            <w:proofErr w:type="spellEnd"/>
+            <w:r>
+              <w:rPr>
+                <w:rFonts w:ascii="Courier New" w:eastAsia="Courier New" w:hAnsi="Courier New" w:cs="Courier New"/>
+                <w:color w:val="00FF41"/>
+                <w:sz w:val="18"/>
+                <w:szCs w:val="18"/>
+              </w:rPr>
+              <w:t xml:space="preserve">   = </w:t>
+            </w:r>
+            <w:proofErr w:type="spellStart"/>
+            <w:r>
+              <w:rPr>
+                <w:rFonts w:ascii="Courier New" w:eastAsia="Courier New" w:hAnsi="Courier New" w:cs="Courier New"/>
+                <w:color w:val="00FF41"/>
+                <w:sz w:val="18"/>
+                <w:szCs w:val="18"/>
+              </w:rPr>
+              <w:t>get_connection</w:t>
+            </w:r>
+            <w:proofErr w:type="spellEnd"/>
+            <w:r>
+              <w:rPr>
+                <w:rFonts w:ascii="Courier New" w:eastAsia="Courier New" w:hAnsi="Courier New" w:cs="Courier New"/>
+                <w:color w:val="00FF41"/>
+                <w:sz w:val="18"/>
+                <w:szCs w:val="18"/>
+              </w:rPr>
+              <w:t>()</w:t>
+            </w:r>
+          </w:p>
+        </w:tc>
+      </w:tr>
+      <w:tr>
+        <w:tc>
+          <w:tcPr>
+            <w:tcW w:w="9026" w:type="dxa"/>
+            <w:tcBorders>
+              <w:top w:val="none" w:sz="0" w:space="0" w:color="FFFFFF"/>
+              <w:left w:val="none" w:sz="0" w:space="0" w:color="FFFFFF"/>
+              <w:bottom w:val="none" w:sz="0" w:space="0" w:color="FFFFFF"/>
+              <w:right w:val="none" w:sz="0" w:space="0" w:color="FFFFFF"/>
+            </w:tcBorders>
+            <w:shd w:val="clear" w:color="auto" w:fill="1E2329"/>
+            <w:tcMar>
+              <w:top w:w="40" w:type="dxa"/>
+              <w:left w:w="200" w:type="dxa"/>
+              <w:bottom w:w="40" w:type="dxa"/>
+              <w:right w:w="200" w:type="dxa"/>
+            </w:tcMar>
+          </w:tcPr>
+          <w:p>
+            <w:r>
+              <w:rPr>
+                <w:rFonts w:ascii="Courier New" w:eastAsia="Courier New" w:hAnsi="Courier New" w:cs="Courier New"/>
+                <w:color w:val="00FF41"/>
+                <w:sz w:val="18"/>
+                <w:szCs w:val="18"/>
+              </w:rPr>
+              <w:t xml:space="preserve">      cursor = </w:t>
+            </w:r>
+            <w:proofErr w:type="spellStart"/>
+            <w:r>
+              <w:rPr>
+                <w:rFonts w:ascii="Courier New" w:eastAsia="Courier New" w:hAnsi="Courier New" w:cs="Courier New"/>
+                <w:color w:val="00FF41"/>
+                <w:sz w:val="18"/>
+                <w:szCs w:val="18"/>
+              </w:rPr>
+              <w:t>conn.cursor</w:t>
+            </w:r>
+            <w:proofErr w:type="spellEnd"/>
+            <w:r>
+              <w:rPr>
+                <w:rFonts w:ascii="Courier New" w:eastAsia="Courier New" w:hAnsi="Courier New" w:cs="Courier New"/>
+                <w:color w:val="00FF41"/>
+                <w:sz w:val="18"/>
+                <w:szCs w:val="18"/>
+              </w:rPr>
+              <w:t>()</w:t>
+            </w:r>
+          </w:p>
+        </w:tc>
+      </w:tr>
+      <w:tr>
+        <w:tc>
+          <w:tcPr>
+            <w:tcW w:w="9026" w:type="dxa"/>
+            <w:tcBorders>
+              <w:top w:val="none" w:sz="0" w:space="0" w:color="FFFFFF"/>
+              <w:left w:val="none" w:sz="0" w:space="0" w:color="FFFFFF"/>
+              <w:bottom w:val="none" w:sz="0" w:space="0" w:color="FFFFFF"/>
+              <w:right w:val="none" w:sz="0" w:space="0" w:color="FFFFFF"/>
+            </w:tcBorders>
+            <w:shd w:val="clear" w:color="auto" w:fill="1E2329"/>
+            <w:tcMar>
+              <w:top w:w="40" w:type="dxa"/>
+              <w:left w:w="200" w:type="dxa"/>
+              <w:bottom w:w="40" w:type="dxa"/>
+              <w:right w:w="200" w:type="dxa"/>
+            </w:tcMar>
+          </w:tcPr>
+          <w:p>
+            <w:r>
+              <w:rPr>
+                <w:rFonts w:ascii="Courier New" w:eastAsia="Courier New" w:hAnsi="Courier New" w:cs="Courier New"/>
+                <w:color w:val="00FF41"/>
+                <w:sz w:val="18"/>
+                <w:szCs w:val="18"/>
+              </w:rPr>
+              <w:t xml:space="preserve">      </w:t>
+            </w:r>
+            <w:proofErr w:type="spellStart"/>
+            <w:r>
+              <w:rPr>
+                <w:rFonts w:ascii="Courier New" w:eastAsia="Courier New" w:hAnsi="Courier New" w:cs="Courier New"/>
+                <w:color w:val="00FF41"/>
+                <w:sz w:val="18"/>
+                <w:szCs w:val="18"/>
+              </w:rPr>
+              <w:t>sql</w:t>
+            </w:r>
+            <w:proofErr w:type="spellEnd"/>
+            <w:r>
+              <w:rPr>
+                <w:rFonts w:ascii="Courier New" w:eastAsia="Courier New" w:hAnsi="Courier New" w:cs="Courier New"/>
+                <w:color w:val="00FF41"/>
+                <w:sz w:val="18"/>
+                <w:szCs w:val="18"/>
+              </w:rPr>
+              <w:t xml:space="preserve"> = '''INSERT INTO alunos</w:t>
+            </w:r>
+          </w:p>
+        </w:tc>
+      </w:tr>
+      <w:tr>
+        <w:tc>
+          <w:tcPr>
+            <w:tcW w:w="9026" w:type="dxa"/>
+            <w:tcBorders>
+              <w:top w:val="none" w:sz="0" w:space="0" w:color="FFFFFF"/>
+              <w:left w:val="none" w:sz="0" w:space="0" w:color="FFFFFF"/>
+              <w:bottom w:val="none" w:sz="0" w:space="0" w:color="FFFFFF"/>
+              <w:right w:val="none" w:sz="0" w:space="0" w:color="FFFFFF"/>
+            </w:tcBorders>
+            <w:shd w:val="clear" w:color="auto" w:fill="1E2329"/>
+            <w:tcMar>
+              <w:top w:w="40" w:type="dxa"/>
+              <w:left w:w="200" w:type="dxa"/>
+              <w:bottom w:w="40" w:type="dxa"/>
+              <w:right w:w="200" w:type="dxa"/>
+            </w:tcMar>
+          </w:tcPr>
+          <w:p>
+            <w:r>
+              <w:rPr>
+                <w:rFonts w:ascii="Courier New" w:eastAsia="Courier New" w:hAnsi="Courier New" w:cs="Courier New"/>
+                <w:color w:val="00FF41"/>
+                <w:sz w:val="18"/>
+                <w:szCs w:val="18"/>
+              </w:rPr>
+              <w:t xml:space="preserve">               (nome, matricula, turma, turno, foto, </w:t>
+            </w:r>
+            <w:proofErr w:type="spellStart"/>
+            <w:r>
+              <w:rPr>
+                <w:rFonts w:ascii="Courier New" w:eastAsia="Courier New" w:hAnsi="Courier New" w:cs="Courier New"/>
+                <w:color w:val="00FF41"/>
+                <w:sz w:val="18"/>
+                <w:szCs w:val="18"/>
+              </w:rPr>
+              <w:t>ano_letivo</w:t>
+            </w:r>
+            <w:proofErr w:type="spellEnd"/>
+            <w:r>
+              <w:rPr>
+                <w:rFonts w:ascii="Courier New" w:eastAsia="Courier New" w:hAnsi="Courier New" w:cs="Courier New"/>
+                <w:color w:val="00FF41"/>
+                <w:sz w:val="18"/>
+                <w:szCs w:val="18"/>
+              </w:rPr>
+              <w:t>)</w:t>
+            </w:r>
+          </w:p>
+        </w:tc>
+      </w:tr>
+      <w:tr>
+        <w:tc>
+          <w:tcPr>
+            <w:tcW w:w="9026" w:type="dxa"/>
+            <w:tcBorders>
+              <w:top w:val="none" w:sz="0" w:space="0" w:color="FFFFFF"/>
+              <w:left w:val="none" w:sz="0" w:space="0" w:color="FFFFFF"/>
+              <w:bottom w:val="none" w:sz="0" w:space="0" w:color="FFFFFF"/>
+              <w:right w:val="none" w:sz="0" w:space="0" w:color="FFFFFF"/>
+            </w:tcBorders>
+            <w:shd w:val="clear" w:color="auto" w:fill="1E2329"/>
+            <w:tcMar>
+              <w:top w:w="40" w:type="dxa"/>
+              <w:left w:w="200" w:type="dxa"/>
+              <w:bottom w:w="40" w:type="dxa"/>
+              <w:right w:w="200" w:type="dxa"/>
+            </w:tcMar>
+          </w:tcPr>
+          <w:p>
+            <w:r>
+              <w:rPr>
+                <w:rFonts w:ascii="Courier New" w:eastAsia="Courier New" w:hAnsi="Courier New" w:cs="Courier New"/>
+                <w:color w:val="00FF41"/>
+                <w:sz w:val="18"/>
+                <w:szCs w:val="18"/>
+              </w:rPr>
+              <w:t xml:space="preserve">               VALUES (%s, %s, %s, %s, %s, %s)'''</w:t>
+            </w:r>
+          </w:p>
+        </w:tc>
+      </w:tr>
+      <w:tr>
+        <w:tc>
+          <w:tcPr>
+            <w:tcW w:w="9026" w:type="dxa"/>
+            <w:tcBorders>
+              <w:top w:val="none" w:sz="0" w:space="0" w:color="FFFFFF"/>
+              <w:left w:val="none" w:sz="0" w:space="0" w:color="FFFFFF"/>
+              <w:bottom w:val="none" w:sz="0" w:space="0" w:color="FFFFFF"/>
+              <w:right w:val="none" w:sz="0" w:space="0" w:color="FFFFFF"/>
+            </w:tcBorders>
+            <w:shd w:val="clear" w:color="auto" w:fill="1E2329"/>
+            <w:tcMar>
+              <w:top w:w="40" w:type="dxa"/>
+              <w:left w:w="200" w:type="dxa"/>
+              <w:bottom w:w="40" w:type="dxa"/>
+              <w:right w:w="200" w:type="dxa"/>
+            </w:tcMar>
+          </w:tcPr>
+          <w:p>
+            <w:r>
+              <w:rPr>
+                <w:rFonts w:ascii="Courier New" w:eastAsia="Courier New" w:hAnsi="Courier New" w:cs="Courier New"/>
+                <w:color w:val="00FF41"/>
+                <w:sz w:val="18"/>
+                <w:szCs w:val="18"/>
+              </w:rPr>
+              <w:t xml:space="preserve">      </w:t>
+            </w:r>
+            <w:proofErr w:type="spellStart"/>
+            <w:r>
+              <w:rPr>
+                <w:rFonts w:ascii="Courier New" w:eastAsia="Courier New" w:hAnsi="Courier New" w:cs="Courier New"/>
+                <w:color w:val="00FF41"/>
+                <w:sz w:val="18"/>
+                <w:szCs w:val="18"/>
+              </w:rPr>
+              <w:t>cursor.execute</w:t>
+            </w:r>
+            <w:proofErr w:type="spellEnd"/>
+            <w:r>
+              <w:rPr>
+                <w:rFonts w:ascii="Courier New" w:eastAsia="Courier New" w:hAnsi="Courier New" w:cs="Courier New"/>
+                <w:color w:val="00FF41"/>
+                <w:sz w:val="18"/>
+                <w:szCs w:val="18"/>
+              </w:rPr>
+              <w:t>(</w:t>
+            </w:r>
+            <w:proofErr w:type="spellStart"/>
+            <w:r>
+              <w:rPr>
+                <w:rFonts w:ascii="Courier New" w:eastAsia="Courier New" w:hAnsi="Courier New" w:cs="Courier New"/>
+                <w:color w:val="00FF41"/>
+                <w:sz w:val="18"/>
+                <w:szCs w:val="18"/>
+              </w:rPr>
+              <w:t>sql</w:t>
+            </w:r>
+            <w:proofErr w:type="spellEnd"/>
+            <w:r>
+              <w:rPr>
+                <w:rFonts w:ascii="Courier New" w:eastAsia="Courier New" w:hAnsi="Courier New" w:cs="Courier New"/>
+                <w:color w:val="00FF41"/>
+                <w:sz w:val="18"/>
+                <w:szCs w:val="18"/>
+              </w:rPr>
+              <w:t xml:space="preserve">, (nome, matricula, turma, turno, foto, </w:t>
+            </w:r>
+            <w:proofErr w:type="spellStart"/>
+            <w:r>
+              <w:rPr>
+                <w:rFonts w:ascii="Courier New" w:eastAsia="Courier New" w:hAnsi="Courier New" w:cs="Courier New"/>
+                <w:color w:val="00FF41"/>
+                <w:sz w:val="18"/>
+                <w:szCs w:val="18"/>
+              </w:rPr>
+              <w:t>ano_letivo</w:t>
+            </w:r>
+            <w:proofErr w:type="spellEnd"/>
+            <w:r>
+              <w:rPr>
+                <w:rFonts w:ascii="Courier New" w:eastAsia="Courier New" w:hAnsi="Courier New" w:cs="Courier New"/>
+                <w:color w:val="00FF41"/>
+                <w:sz w:val="18"/>
+                <w:szCs w:val="18"/>
+              </w:rPr>
+              <w:t>))</w:t>
+            </w:r>
+          </w:p>
+        </w:tc>
+      </w:tr>
+      <w:tr>
+        <w:tc>
+          <w:tcPr>
+            <w:tcW w:w="9026" w:type="dxa"/>
+            <w:tcBorders>
+              <w:top w:val="none" w:sz="0" w:space="0" w:color="FFFFFF"/>
+              <w:left w:val="none" w:sz="0" w:space="0" w:color="FFFFFF"/>
+              <w:bottom w:val="none" w:sz="0" w:space="0" w:color="FFFFFF"/>
+              <w:right w:val="none" w:sz="0" w:space="0" w:color="FFFFFF"/>
+            </w:tcBorders>
+            <w:shd w:val="clear" w:color="auto" w:fill="1E2329"/>
+            <w:tcMar>
+              <w:top w:w="40" w:type="dxa"/>
+              <w:left w:w="200" w:type="dxa"/>
+              <w:bottom w:w="40" w:type="dxa"/>
+              <w:right w:w="200" w:type="dxa"/>
+            </w:tcMar>
+          </w:tcPr>
+          <w:p>
+            <w:r>
+              <w:rPr>
+                <w:rFonts w:ascii="Courier New" w:eastAsia="Courier New" w:hAnsi="Courier New" w:cs="Courier New"/>
+                <w:color w:val="00FF41"/>
+                <w:sz w:val="18"/>
+                <w:szCs w:val="18"/>
+              </w:rPr>
+              <w:t xml:space="preserve">      </w:t>
+            </w:r>
+            <w:proofErr w:type="spellStart"/>
+            <w:r>
+              <w:rPr>
+                <w:rFonts w:ascii="Courier New" w:eastAsia="Courier New" w:hAnsi="Courier New" w:cs="Courier New"/>
+                <w:color w:val="00FF41"/>
+                <w:sz w:val="18"/>
+                <w:szCs w:val="18"/>
+              </w:rPr>
+              <w:t>conn.commit</w:t>
+            </w:r>
+            <w:proofErr w:type="spellEnd"/>
+            <w:r>
+              <w:rPr>
+                <w:rFonts w:ascii="Courier New" w:eastAsia="Courier New" w:hAnsi="Courier New" w:cs="Courier New"/>
+                <w:color w:val="00FF41"/>
+                <w:sz w:val="18"/>
+                <w:szCs w:val="18"/>
+              </w:rPr>
+              <w:t>()</w:t>
+            </w:r>
+          </w:p>
+        </w:tc>
+      </w:tr>
+      <w:tr>
+        <w:tc>
+          <w:tcPr>
+            <w:tcW w:w="9026" w:type="dxa"/>
+            <w:tcBorders>
+              <w:top w:val="none" w:sz="0" w:space="0" w:color="FFFFFF"/>
+              <w:left w:val="none" w:sz="0" w:space="0" w:color="FFFFFF"/>
+              <w:bottom w:val="none" w:sz="0" w:space="0" w:color="FFFFFF"/>
+              <w:right w:val="none" w:sz="0" w:space="0" w:color="FFFFFF"/>
+            </w:tcBorders>
+            <w:shd w:val="clear" w:color="auto" w:fill="1E2329"/>
+            <w:tcMar>
+              <w:top w:w="40" w:type="dxa"/>
+              <w:left w:w="200" w:type="dxa"/>
+              <w:bottom w:w="40" w:type="dxa"/>
+              <w:right w:w="200" w:type="dxa"/>
+            </w:tcMar>
+          </w:tcPr>
+          <w:p>
+            <w:r>
+              <w:rPr>
+                <w:rFonts w:ascii="Courier New" w:eastAsia="Courier New" w:hAnsi="Courier New" w:cs="Courier New"/>
+                <w:color w:val="00FF41"/>
+                <w:sz w:val="18"/>
+                <w:szCs w:val="18"/>
+              </w:rPr>
+              <w:t xml:space="preserve">      </w:t>
+            </w:r>
+            <w:proofErr w:type="spellStart"/>
+            <w:r>
+              <w:rPr>
+                <w:rFonts w:ascii="Courier New" w:eastAsia="Courier New" w:hAnsi="Courier New" w:cs="Courier New"/>
+                <w:color w:val="00FF41"/>
+                <w:sz w:val="18"/>
+                <w:szCs w:val="18"/>
+              </w:rPr>
+              <w:t>novo_id</w:t>
+            </w:r>
+            <w:proofErr w:type="spellEnd"/>
+            <w:r>
+              <w:rPr>
+                <w:rFonts w:ascii="Courier New" w:eastAsia="Courier New" w:hAnsi="Courier New" w:cs="Courier New"/>
+                <w:color w:val="00FF41"/>
+                <w:sz w:val="18"/>
+                <w:szCs w:val="18"/>
+              </w:rPr>
+              <w:t xml:space="preserve"> = </w:t>
+            </w:r>
+            <w:proofErr w:type="spellStart"/>
+            <w:r>
+              <w:rPr>
+                <w:rFonts w:ascii="Courier New" w:eastAsia="Courier New" w:hAnsi="Courier New" w:cs="Courier New"/>
+                <w:color w:val="00FF41"/>
+                <w:sz w:val="18"/>
+                <w:szCs w:val="18"/>
+              </w:rPr>
+              <w:t>cursor.lastrowid</w:t>
+            </w:r>
+            <w:proofErr w:type="spellEnd"/>
+          </w:p>
+        </w:tc>
+      </w:tr>
+      <w:tr>
+        <w:tc>
+          <w:tcPr>
+            <w:tcW w:w="9026" w:type="dxa"/>
+            <w:tcBorders>
+              <w:top w:val="none" w:sz="0" w:space="0" w:color="FFFFFF"/>
+              <w:left w:val="none" w:sz="0" w:space="0" w:color="FFFFFF"/>
+              <w:bottom w:val="none" w:sz="0" w:space="0" w:color="FFFFFF"/>
+              <w:right w:val="none" w:sz="0" w:space="0" w:color="FFFFFF"/>
+            </w:tcBorders>
+            <w:shd w:val="clear" w:color="auto" w:fill="1E2329"/>
+            <w:tcMar>
+              <w:top w:w="40" w:type="dxa"/>
+              <w:left w:w="200" w:type="dxa"/>
+              <w:bottom w:w="40" w:type="dxa"/>
+              <w:right w:w="200" w:type="dxa"/>
+            </w:tcMar>
+          </w:tcPr>
+          <w:p>
+            <w:r>
+              <w:rPr>
+                <w:rFonts w:ascii="Courier New" w:eastAsia="Courier New" w:hAnsi="Courier New" w:cs="Courier New"/>
+                <w:color w:val="00FF41"/>
+                <w:sz w:val="18"/>
+                <w:szCs w:val="18"/>
+              </w:rPr>
+              <w:lastRenderedPageBreak/>
+              <w:t xml:space="preserve">      </w:t>
+            </w:r>
+            <w:proofErr w:type="spellStart"/>
+            <w:r>
+              <w:rPr>
+                <w:rFonts w:ascii="Courier New" w:eastAsia="Courier New" w:hAnsi="Courier New" w:cs="Courier New"/>
+                <w:color w:val="00FF41"/>
+                <w:sz w:val="18"/>
+                <w:szCs w:val="18"/>
+              </w:rPr>
+              <w:t>cursor.close</w:t>
+            </w:r>
+            <w:proofErr w:type="spellEnd"/>
+            <w:r>
+              <w:rPr>
+                <w:rFonts w:ascii="Courier New" w:eastAsia="Courier New" w:hAnsi="Courier New" w:cs="Courier New"/>
+                <w:color w:val="00FF41"/>
+                <w:sz w:val="18"/>
+                <w:szCs w:val="18"/>
+              </w:rPr>
+              <w:t>()</w:t>
+            </w:r>
+          </w:p>
+        </w:tc>
+      </w:tr>
+      <w:tr>
+        <w:tc>
+          <w:tcPr>
+            <w:tcW w:w="9026" w:type="dxa"/>
+            <w:tcBorders>
+              <w:top w:val="none" w:sz="0" w:space="0" w:color="FFFFFF"/>
+              <w:left w:val="none" w:sz="0" w:space="0" w:color="FFFFFF"/>
+              <w:bottom w:val="none" w:sz="0" w:space="0" w:color="FFFFFF"/>
+              <w:right w:val="none" w:sz="0" w:space="0" w:color="FFFFFF"/>
+            </w:tcBorders>
+            <w:shd w:val="clear" w:color="auto" w:fill="1E2329"/>
+            <w:tcMar>
+              <w:top w:w="40" w:type="dxa"/>
+              <w:left w:w="200" w:type="dxa"/>
+              <w:bottom w:w="40" w:type="dxa"/>
+              <w:right w:w="200" w:type="dxa"/>
+            </w:tcMar>
+          </w:tcPr>
+          <w:p>
+            <w:r>
+              <w:rPr>
+                <w:rFonts w:ascii="Courier New" w:eastAsia="Courier New" w:hAnsi="Courier New" w:cs="Courier New"/>
+                <w:color w:val="00FF41"/>
+                <w:sz w:val="18"/>
+                <w:szCs w:val="18"/>
+              </w:rPr>
+              <w:t xml:space="preserve">      </w:t>
+            </w:r>
+            <w:proofErr w:type="spellStart"/>
+            <w:r>
+              <w:rPr>
+                <w:rFonts w:ascii="Courier New" w:eastAsia="Courier New" w:hAnsi="Courier New" w:cs="Courier New"/>
+                <w:color w:val="00FF41"/>
+                <w:sz w:val="18"/>
+                <w:szCs w:val="18"/>
+              </w:rPr>
+              <w:t>conn.close</w:t>
+            </w:r>
+            <w:proofErr w:type="spellEnd"/>
+            <w:r>
+              <w:rPr>
+                <w:rFonts w:ascii="Courier New" w:eastAsia="Courier New" w:hAnsi="Courier New" w:cs="Courier New"/>
+                <w:color w:val="00FF41"/>
+                <w:sz w:val="18"/>
+                <w:szCs w:val="18"/>
+              </w:rPr>
+              <w:t>()</w:t>
+            </w:r>
+          </w:p>
+        </w:tc>
+      </w:tr>
+      <w:tr>
+        <w:tc>
+          <w:tcPr>
+            <w:tcW w:w="9026" w:type="dxa"/>
+            <w:tcBorders>
+              <w:top w:val="none" w:sz="0" w:space="0" w:color="FFFFFF"/>
+              <w:left w:val="none" w:sz="0" w:space="0" w:color="FFFFFF"/>
+              <w:bottom w:val="none" w:sz="0" w:space="0" w:color="FFFFFF"/>
+              <w:right w:val="none" w:sz="0" w:space="0" w:color="FFFFFF"/>
+            </w:tcBorders>
+            <w:shd w:val="clear" w:color="auto" w:fill="1E2329"/>
+            <w:tcMar>
+              <w:top w:w="40" w:type="dxa"/>
+              <w:left w:w="200" w:type="dxa"/>
+              <w:bottom w:w="40" w:type="dxa"/>
+              <w:right w:w="200" w:type="dxa"/>
+            </w:tcMar>
+          </w:tcPr>
+          <w:p>
+            <w:r>
+              <w:rPr>
+                <w:rFonts w:ascii="Courier New" w:eastAsia="Courier New" w:hAnsi="Courier New" w:cs="Courier New"/>
+                <w:color w:val="00FF41"/>
+                <w:sz w:val="18"/>
+                <w:szCs w:val="18"/>
+              </w:rPr>
+              <w:t xml:space="preserve">      </w:t>
+            </w:r>
+            <w:proofErr w:type="spellStart"/>
+            <w:r>
+              <w:rPr>
+                <w:rFonts w:ascii="Courier New" w:eastAsia="Courier New" w:hAnsi="Courier New" w:cs="Courier New"/>
+                <w:color w:val="00FF41"/>
+                <w:sz w:val="18"/>
+                <w:szCs w:val="18"/>
+              </w:rPr>
+              <w:t>return</w:t>
+            </w:r>
+            <w:proofErr w:type="spellEnd"/>
+            <w:r>
+              <w:rPr>
+                <w:rFonts w:ascii="Courier New" w:eastAsia="Courier New" w:hAnsi="Courier New" w:cs="Courier New"/>
+                <w:color w:val="00FF41"/>
+                <w:sz w:val="18"/>
+                <w:szCs w:val="18"/>
+              </w:rPr>
+              <w:t xml:space="preserve"> </w:t>
+            </w:r>
+            <w:proofErr w:type="spellStart"/>
+            <w:r>
+              <w:rPr>
+                <w:rFonts w:ascii="Courier New" w:eastAsia="Courier New" w:hAnsi="Courier New" w:cs="Courier New"/>
+                <w:color w:val="00FF41"/>
+                <w:sz w:val="18"/>
+                <w:szCs w:val="18"/>
+              </w:rPr>
+              <w:t>novo_id</w:t>
+            </w:r>
+            <w:proofErr w:type="spellEnd"/>
           </w:p>
         </w:tc>
       </w:tr>
     </w:tbl>
     <w:p>
-      <w:r>
-        <w:br w:type="page"/>
-      </w:r>
+      <w:pPr>
+        <w:spacing w:after="160"/>
+      </w:pPr>
     </w:p>
     <w:p>
       <w:pPr>
-        <w:pStyle w:val="Ttulo1"/>
+        <w:spacing w:after="160"/>
+      </w:pPr>
+    </w:p>
+    <w:p>
+      <w:pPr>
+        <w:pStyle w:val="Ttulo2"/>
       </w:pPr>
       <w:r>
-        <w:lastRenderedPageBreak/>
-        <w:t>6. Exemplo de Código — database.py</w:t>
+        <w:t>6.1 Ponto de Atenção — app.py</w:t>
       </w:r>
     </w:p>
     <w:p>
@@ -8598,7 +13034,21 @@
         <w:rPr>
           <w:color w:val="000000"/>
         </w:rPr>
-        <w:t>Este arquivo concentra toda a comunicação com o MySQL. As rotas do Flask chamam estas funções, mas nunca escrevem SQL diretamente.</w:t>
+        <w:t xml:space="preserve">O </w:t>
+      </w:r>
+      <w:proofErr w:type="spellStart"/>
+      <w:r>
+        <w:rPr>
+          <w:color w:val="000000"/>
+        </w:rPr>
+        <w:t>Flask</w:t>
+      </w:r>
+      <w:proofErr w:type="spellEnd"/>
+      <w:r>
+        <w:rPr>
+          <w:color w:val="000000"/>
+        </w:rPr>
+        <w:t xml:space="preserve"> precisa aceitar conexões de outros computadores da rede. Para isso, o servidor deve ser iniciado com host='0.0.0.0':</w:t>
       </w:r>
     </w:p>
     <w:p>
@@ -8652,7 +13102,7 @@
                 <w:sz w:val="18"/>
                 <w:szCs w:val="18"/>
               </w:rPr>
-              <w:t xml:space="preserve">  import mysql.connector</w:t>
+              <w:t xml:space="preserve">  # app.py — trecho final</w:t>
             </w:r>
           </w:p>
         </w:tc>
@@ -8683,7 +13133,67 @@
                 <w:sz w:val="18"/>
                 <w:szCs w:val="18"/>
               </w:rPr>
-              <w:t xml:space="preserve">  import os</w:t>
+              <w:t xml:space="preserve">  </w:t>
+            </w:r>
+            <w:proofErr w:type="spellStart"/>
+            <w:r>
+              <w:rPr>
+                <w:rFonts w:ascii="Courier New" w:eastAsia="Courier New" w:hAnsi="Courier New" w:cs="Courier New"/>
+                <w:color w:val="00FF41"/>
+                <w:sz w:val="18"/>
+                <w:szCs w:val="18"/>
+              </w:rPr>
+              <w:t>if</w:t>
+            </w:r>
+            <w:proofErr w:type="spellEnd"/>
+            <w:r>
+              <w:rPr>
+                <w:rFonts w:ascii="Courier New" w:eastAsia="Courier New" w:hAnsi="Courier New" w:cs="Courier New"/>
+                <w:color w:val="00FF41"/>
+                <w:sz w:val="18"/>
+                <w:szCs w:val="18"/>
+              </w:rPr>
+              <w:t xml:space="preserve"> __</w:t>
+            </w:r>
+            <w:proofErr w:type="spellStart"/>
+            <w:r>
+              <w:rPr>
+                <w:rFonts w:ascii="Courier New" w:eastAsia="Courier New" w:hAnsi="Courier New" w:cs="Courier New"/>
+                <w:color w:val="00FF41"/>
+                <w:sz w:val="18"/>
+                <w:szCs w:val="18"/>
+              </w:rPr>
+              <w:t>name</w:t>
+            </w:r>
+            <w:proofErr w:type="spellEnd"/>
+            <w:r>
+              <w:rPr>
+                <w:rFonts w:ascii="Courier New" w:eastAsia="Courier New" w:hAnsi="Courier New" w:cs="Courier New"/>
+                <w:color w:val="00FF41"/>
+                <w:sz w:val="18"/>
+                <w:szCs w:val="18"/>
+              </w:rPr>
+              <w:t>__ == '__</w:t>
+            </w:r>
+            <w:proofErr w:type="spellStart"/>
+            <w:r>
+              <w:rPr>
+                <w:rFonts w:ascii="Courier New" w:eastAsia="Courier New" w:hAnsi="Courier New" w:cs="Courier New"/>
+                <w:color w:val="00FF41"/>
+                <w:sz w:val="18"/>
+                <w:szCs w:val="18"/>
+              </w:rPr>
+              <w:t>main</w:t>
+            </w:r>
+            <w:proofErr w:type="spellEnd"/>
+            <w:r>
+              <w:rPr>
+                <w:rFonts w:ascii="Courier New" w:eastAsia="Courier New" w:hAnsi="Courier New" w:cs="Courier New"/>
+                <w:color w:val="00FF41"/>
+                <w:sz w:val="18"/>
+                <w:szCs w:val="18"/>
+              </w:rPr>
+              <w:t>__':</w:t>
             </w:r>
           </w:p>
         </w:tc>
@@ -8714,7 +13224,27 @@
                 <w:sz w:val="18"/>
                 <w:szCs w:val="18"/>
               </w:rPr>
-              <w:t xml:space="preserve">  from dotenv import load_dotenv</w:t>
+              <w:t xml:space="preserve">      </w:t>
+            </w:r>
+            <w:proofErr w:type="spellStart"/>
+            <w:r>
+              <w:rPr>
+                <w:rFonts w:ascii="Courier New" w:eastAsia="Courier New" w:hAnsi="Courier New" w:cs="Courier New"/>
+                <w:color w:val="00FF41"/>
+                <w:sz w:val="18"/>
+                <w:szCs w:val="18"/>
+              </w:rPr>
+              <w:t>app.run</w:t>
+            </w:r>
+            <w:proofErr w:type="spellEnd"/>
+            <w:r>
+              <w:rPr>
+                <w:rFonts w:ascii="Courier New" w:eastAsia="Courier New" w:hAnsi="Courier New" w:cs="Courier New"/>
+                <w:color w:val="00FF41"/>
+                <w:sz w:val="18"/>
+                <w:szCs w:val="18"/>
+              </w:rPr>
+              <w:t>(</w:t>
             </w:r>
           </w:p>
         </w:tc>
@@ -8745,7 +13275,7 @@
                 <w:sz w:val="18"/>
                 <w:szCs w:val="18"/>
               </w:rPr>
-              <w:t xml:space="preserve"> </w:t>
+              <w:t xml:space="preserve">          host  = '0.0.0.0',   # aceita conexões de qualquer IP da rede</w:t>
             </w:r>
           </w:p>
         </w:tc>
@@ -8776,1458 +13306,27 @@
                 <w:sz w:val="18"/>
                 <w:szCs w:val="18"/>
               </w:rPr>
-              <w:t xml:space="preserve">  load_dotenv()  # carrega variáveis do arquivo .env</w:t>
-            </w:r>
-          </w:p>
-        </w:tc>
-      </w:tr>
-      <w:tr>
-        <w:tc>
-          <w:tcPr>
-            <w:tcW w:w="9026" w:type="dxa"/>
-            <w:tcBorders>
-              <w:top w:val="none" w:sz="0" w:space="0" w:color="FFFFFF"/>
-              <w:left w:val="none" w:sz="0" w:space="0" w:color="FFFFFF"/>
-              <w:bottom w:val="none" w:sz="0" w:space="0" w:color="FFFFFF"/>
-              <w:right w:val="none" w:sz="0" w:space="0" w:color="FFFFFF"/>
-            </w:tcBorders>
-            <w:shd w:val="clear" w:color="auto" w:fill="1E2329"/>
-            <w:tcMar>
-              <w:top w:w="40" w:type="dxa"/>
-              <w:left w:w="200" w:type="dxa"/>
-              <w:bottom w:w="40" w:type="dxa"/>
-              <w:right w:w="200" w:type="dxa"/>
-            </w:tcMar>
-          </w:tcPr>
-          <w:p>
-            <w:r>
-              <w:rPr>
-                <w:rFonts w:ascii="Courier New" w:eastAsia="Courier New" w:hAnsi="Courier New" w:cs="Courier New"/>
-                <w:color w:val="00FF41"/>
-                <w:sz w:val="18"/>
-                <w:szCs w:val="18"/>
-              </w:rPr>
-              <w:t xml:space="preserve"> </w:t>
-            </w:r>
-          </w:p>
-        </w:tc>
-      </w:tr>
-      <w:tr>
-        <w:tc>
-          <w:tcPr>
-            <w:tcW w:w="9026" w:type="dxa"/>
-            <w:tcBorders>
-              <w:top w:val="none" w:sz="0" w:space="0" w:color="FFFFFF"/>
-              <w:left w:val="none" w:sz="0" w:space="0" w:color="FFFFFF"/>
-              <w:bottom w:val="none" w:sz="0" w:space="0" w:color="FFFFFF"/>
-              <w:right w:val="none" w:sz="0" w:space="0" w:color="FFFFFF"/>
-            </w:tcBorders>
-            <w:shd w:val="clear" w:color="auto" w:fill="1E2329"/>
-            <w:tcMar>
-              <w:top w:w="40" w:type="dxa"/>
-              <w:left w:w="200" w:type="dxa"/>
-              <w:bottom w:w="40" w:type="dxa"/>
-              <w:right w:w="200" w:type="dxa"/>
-            </w:tcMar>
-          </w:tcPr>
-          <w:p>
-            <w:r>
-              <w:rPr>
-                <w:rFonts w:ascii="Courier New" w:eastAsia="Courier New" w:hAnsi="Courier New" w:cs="Courier New"/>
-                <w:color w:val="00FF41"/>
-                <w:sz w:val="18"/>
-                <w:szCs w:val="18"/>
-              </w:rPr>
-              <w:t xml:space="preserve">  def get_connection():</w:t>
-            </w:r>
-          </w:p>
-        </w:tc>
-      </w:tr>
-      <w:tr>
-        <w:tc>
-          <w:tcPr>
-            <w:tcW w:w="9026" w:type="dxa"/>
-            <w:tcBorders>
-              <w:top w:val="none" w:sz="0" w:space="0" w:color="FFFFFF"/>
-              <w:left w:val="none" w:sz="0" w:space="0" w:color="FFFFFF"/>
-              <w:bottom w:val="none" w:sz="0" w:space="0" w:color="FFFFFF"/>
-              <w:right w:val="none" w:sz="0" w:space="0" w:color="FFFFFF"/>
-            </w:tcBorders>
-            <w:shd w:val="clear" w:color="auto" w:fill="1E2329"/>
-            <w:tcMar>
-              <w:top w:w="40" w:type="dxa"/>
-              <w:left w:w="200" w:type="dxa"/>
-              <w:bottom w:w="40" w:type="dxa"/>
-              <w:right w:w="200" w:type="dxa"/>
-            </w:tcMar>
-          </w:tcPr>
-          <w:p>
-            <w:r>
-              <w:rPr>
-                <w:rFonts w:ascii="Courier New" w:eastAsia="Courier New" w:hAnsi="Courier New" w:cs="Courier New"/>
-                <w:color w:val="00FF41"/>
-                <w:sz w:val="18"/>
-                <w:szCs w:val="18"/>
-              </w:rPr>
-              <w:t xml:space="preserve">      return mysql.connector.connect(</w:t>
-            </w:r>
-          </w:p>
-        </w:tc>
-      </w:tr>
-      <w:tr>
-        <w:tc>
-          <w:tcPr>
-            <w:tcW w:w="9026" w:type="dxa"/>
-            <w:tcBorders>
-              <w:top w:val="none" w:sz="0" w:space="0" w:color="FFFFFF"/>
-              <w:left w:val="none" w:sz="0" w:space="0" w:color="FFFFFF"/>
-              <w:bottom w:val="none" w:sz="0" w:space="0" w:color="FFFFFF"/>
-              <w:right w:val="none" w:sz="0" w:space="0" w:color="FFFFFF"/>
-            </w:tcBorders>
-            <w:shd w:val="clear" w:color="auto" w:fill="1E2329"/>
-            <w:tcMar>
-              <w:top w:w="40" w:type="dxa"/>
-              <w:left w:w="200" w:type="dxa"/>
-              <w:bottom w:w="40" w:type="dxa"/>
-              <w:right w:w="200" w:type="dxa"/>
-            </w:tcMar>
-          </w:tcPr>
-          <w:p>
-            <w:r>
-              <w:rPr>
-                <w:rFonts w:ascii="Courier New" w:eastAsia="Courier New" w:hAnsi="Courier New" w:cs="Courier New"/>
-                <w:color w:val="00FF41"/>
-                <w:sz w:val="18"/>
-                <w:szCs w:val="18"/>
-              </w:rPr>
-              <w:t xml:space="preserve">          host     = os.getenv('DB_HOST'),</w:t>
-            </w:r>
-          </w:p>
-        </w:tc>
-      </w:tr>
-      <w:tr>
-        <w:tc>
-          <w:tcPr>
-            <w:tcW w:w="9026" w:type="dxa"/>
-            <w:tcBorders>
-              <w:top w:val="none" w:sz="0" w:space="0" w:color="FFFFFF"/>
-              <w:left w:val="none" w:sz="0" w:space="0" w:color="FFFFFF"/>
-              <w:bottom w:val="none" w:sz="0" w:space="0" w:color="FFFFFF"/>
-              <w:right w:val="none" w:sz="0" w:space="0" w:color="FFFFFF"/>
-            </w:tcBorders>
-            <w:shd w:val="clear" w:color="auto" w:fill="1E2329"/>
-            <w:tcMar>
-              <w:top w:w="40" w:type="dxa"/>
-              <w:left w:w="200" w:type="dxa"/>
-              <w:bottom w:w="40" w:type="dxa"/>
-              <w:right w:w="200" w:type="dxa"/>
-            </w:tcMar>
-          </w:tcPr>
-          <w:p>
-            <w:r>
-              <w:rPr>
-                <w:rFonts w:ascii="Courier New" w:eastAsia="Courier New" w:hAnsi="Courier New" w:cs="Courier New"/>
-                <w:color w:val="00FF41"/>
-                <w:sz w:val="18"/>
-                <w:szCs w:val="18"/>
-              </w:rPr>
-              <w:t xml:space="preserve">          port     = int(os.getenv('DB_PORT', 3306)),</w:t>
-            </w:r>
-          </w:p>
-        </w:tc>
-      </w:tr>
-      <w:tr>
-        <w:tc>
-          <w:tcPr>
-            <w:tcW w:w="9026" w:type="dxa"/>
-            <w:tcBorders>
-              <w:top w:val="none" w:sz="0" w:space="0" w:color="FFFFFF"/>
-              <w:left w:val="none" w:sz="0" w:space="0" w:color="FFFFFF"/>
-              <w:bottom w:val="none" w:sz="0" w:space="0" w:color="FFFFFF"/>
-              <w:right w:val="none" w:sz="0" w:space="0" w:color="FFFFFF"/>
-            </w:tcBorders>
-            <w:shd w:val="clear" w:color="auto" w:fill="1E2329"/>
-            <w:tcMar>
-              <w:top w:w="40" w:type="dxa"/>
-              <w:left w:w="200" w:type="dxa"/>
-              <w:bottom w:w="40" w:type="dxa"/>
-              <w:right w:w="200" w:type="dxa"/>
-            </w:tcMar>
-          </w:tcPr>
-          <w:p>
-            <w:r>
-              <w:rPr>
-                <w:rFonts w:ascii="Courier New" w:eastAsia="Courier New" w:hAnsi="Courier New" w:cs="Courier New"/>
-                <w:color w:val="00FF41"/>
-                <w:sz w:val="18"/>
-                <w:szCs w:val="18"/>
-              </w:rPr>
-              <w:t xml:space="preserve">          database = os.getenv('DB_NAME'),</w:t>
-            </w:r>
-          </w:p>
-        </w:tc>
-      </w:tr>
-      <w:tr>
-        <w:tc>
-          <w:tcPr>
-            <w:tcW w:w="9026" w:type="dxa"/>
-            <w:tcBorders>
-              <w:top w:val="none" w:sz="0" w:space="0" w:color="FFFFFF"/>
-              <w:left w:val="none" w:sz="0" w:space="0" w:color="FFFFFF"/>
-              <w:bottom w:val="none" w:sz="0" w:space="0" w:color="FFFFFF"/>
-              <w:right w:val="none" w:sz="0" w:space="0" w:color="FFFFFF"/>
-            </w:tcBorders>
-            <w:shd w:val="clear" w:color="auto" w:fill="1E2329"/>
-            <w:tcMar>
-              <w:top w:w="40" w:type="dxa"/>
-              <w:left w:w="200" w:type="dxa"/>
-              <w:bottom w:w="40" w:type="dxa"/>
-              <w:right w:w="200" w:type="dxa"/>
-            </w:tcMar>
-          </w:tcPr>
-          <w:p>
-            <w:r>
-              <w:rPr>
-                <w:rFonts w:ascii="Courier New" w:eastAsia="Courier New" w:hAnsi="Courier New" w:cs="Courier New"/>
-                <w:color w:val="00FF41"/>
-                <w:sz w:val="18"/>
-                <w:szCs w:val="18"/>
-              </w:rPr>
-              <w:t xml:space="preserve">          user     = os.getenv('DB_USER'),</w:t>
-            </w:r>
-          </w:p>
-        </w:tc>
-      </w:tr>
-      <w:tr>
-        <w:tc>
-          <w:tcPr>
-            <w:tcW w:w="9026" w:type="dxa"/>
-            <w:tcBorders>
-              <w:top w:val="none" w:sz="0" w:space="0" w:color="FFFFFF"/>
-              <w:left w:val="none" w:sz="0" w:space="0" w:color="FFFFFF"/>
-              <w:bottom w:val="none" w:sz="0" w:space="0" w:color="FFFFFF"/>
-              <w:right w:val="none" w:sz="0" w:space="0" w:color="FFFFFF"/>
-            </w:tcBorders>
-            <w:shd w:val="clear" w:color="auto" w:fill="1E2329"/>
-            <w:tcMar>
-              <w:top w:w="40" w:type="dxa"/>
-              <w:left w:w="200" w:type="dxa"/>
-              <w:bottom w:w="40" w:type="dxa"/>
-              <w:right w:w="200" w:type="dxa"/>
-            </w:tcMar>
-          </w:tcPr>
-          <w:p>
-            <w:r>
-              <w:rPr>
-                <w:rFonts w:ascii="Courier New" w:eastAsia="Courier New" w:hAnsi="Courier New" w:cs="Courier New"/>
-                <w:color w:val="00FF41"/>
-                <w:sz w:val="18"/>
-                <w:szCs w:val="18"/>
-              </w:rPr>
-              <w:t xml:space="preserve">          password = os.getenv('DB_PASSWORD'),</w:t>
-            </w:r>
-          </w:p>
-        </w:tc>
-      </w:tr>
-      <w:tr>
-        <w:tc>
-          <w:tcPr>
-            <w:tcW w:w="9026" w:type="dxa"/>
-            <w:tcBorders>
-              <w:top w:val="none" w:sz="0" w:space="0" w:color="FFFFFF"/>
-              <w:left w:val="none" w:sz="0" w:space="0" w:color="FFFFFF"/>
-              <w:bottom w:val="none" w:sz="0" w:space="0" w:color="FFFFFF"/>
-              <w:right w:val="none" w:sz="0" w:space="0" w:color="FFFFFF"/>
-            </w:tcBorders>
-            <w:shd w:val="clear" w:color="auto" w:fill="1E2329"/>
-            <w:tcMar>
-              <w:top w:w="40" w:type="dxa"/>
-              <w:left w:w="200" w:type="dxa"/>
-              <w:bottom w:w="40" w:type="dxa"/>
-              <w:right w:w="200" w:type="dxa"/>
-            </w:tcMar>
-          </w:tcPr>
-          <w:p>
-            <w:r>
-              <w:rPr>
-                <w:rFonts w:ascii="Courier New" w:eastAsia="Courier New" w:hAnsi="Courier New" w:cs="Courier New"/>
-                <w:color w:val="00FF41"/>
-                <w:sz w:val="18"/>
-                <w:szCs w:val="18"/>
-              </w:rPr>
-              <w:t xml:space="preserve">          charset  = 'utf8mb4'</w:t>
-            </w:r>
-          </w:p>
-        </w:tc>
-      </w:tr>
-      <w:tr>
-        <w:tc>
-          <w:tcPr>
-            <w:tcW w:w="9026" w:type="dxa"/>
-            <w:tcBorders>
-              <w:top w:val="none" w:sz="0" w:space="0" w:color="FFFFFF"/>
-              <w:left w:val="none" w:sz="0" w:space="0" w:color="FFFFFF"/>
-              <w:bottom w:val="none" w:sz="0" w:space="0" w:color="FFFFFF"/>
-              <w:right w:val="none" w:sz="0" w:space="0" w:color="FFFFFF"/>
-            </w:tcBorders>
-            <w:shd w:val="clear" w:color="auto" w:fill="1E2329"/>
-            <w:tcMar>
-              <w:top w:w="40" w:type="dxa"/>
-              <w:left w:w="200" w:type="dxa"/>
-              <w:bottom w:w="40" w:type="dxa"/>
-              <w:right w:w="200" w:type="dxa"/>
-            </w:tcMar>
-          </w:tcPr>
-          <w:p>
-            <w:r>
-              <w:rPr>
-                <w:rFonts w:ascii="Courier New" w:eastAsia="Courier New" w:hAnsi="Courier New" w:cs="Courier New"/>
-                <w:color w:val="00FF41"/>
-                <w:sz w:val="18"/>
-                <w:szCs w:val="18"/>
-              </w:rPr>
-              <w:t xml:space="preserve">      )</w:t>
-            </w:r>
-          </w:p>
-        </w:tc>
-      </w:tr>
-      <w:tr>
-        <w:tc>
-          <w:tcPr>
-            <w:tcW w:w="9026" w:type="dxa"/>
-            <w:tcBorders>
-              <w:top w:val="none" w:sz="0" w:space="0" w:color="FFFFFF"/>
-              <w:left w:val="none" w:sz="0" w:space="0" w:color="FFFFFF"/>
-              <w:bottom w:val="none" w:sz="0" w:space="0" w:color="FFFFFF"/>
-              <w:right w:val="none" w:sz="0" w:space="0" w:color="FFFFFF"/>
-            </w:tcBorders>
-            <w:shd w:val="clear" w:color="auto" w:fill="1E2329"/>
-            <w:tcMar>
-              <w:top w:w="40" w:type="dxa"/>
-              <w:left w:w="200" w:type="dxa"/>
-              <w:bottom w:w="40" w:type="dxa"/>
-              <w:right w:w="200" w:type="dxa"/>
-            </w:tcMar>
-          </w:tcPr>
-          <w:p>
-            <w:r>
-              <w:rPr>
-                <w:rFonts w:ascii="Courier New" w:eastAsia="Courier New" w:hAnsi="Courier New" w:cs="Courier New"/>
-                <w:color w:val="00FF41"/>
-                <w:sz w:val="18"/>
-                <w:szCs w:val="18"/>
-              </w:rPr>
-              <w:t xml:space="preserve"> </w:t>
-            </w:r>
-          </w:p>
-        </w:tc>
-      </w:tr>
-      <w:tr>
-        <w:tc>
-          <w:tcPr>
-            <w:tcW w:w="9026" w:type="dxa"/>
-            <w:tcBorders>
-              <w:top w:val="none" w:sz="0" w:space="0" w:color="FFFFFF"/>
-              <w:left w:val="none" w:sz="0" w:space="0" w:color="FFFFFF"/>
-              <w:bottom w:val="none" w:sz="0" w:space="0" w:color="FFFFFF"/>
-              <w:right w:val="none" w:sz="0" w:space="0" w:color="FFFFFF"/>
-            </w:tcBorders>
-            <w:shd w:val="clear" w:color="auto" w:fill="1E2329"/>
-            <w:tcMar>
-              <w:top w:w="40" w:type="dxa"/>
-              <w:left w:w="200" w:type="dxa"/>
-              <w:bottom w:w="40" w:type="dxa"/>
-              <w:right w:w="200" w:type="dxa"/>
-            </w:tcMar>
-          </w:tcPr>
-          <w:p>
-            <w:r>
-              <w:rPr>
-                <w:rFonts w:ascii="Courier New" w:eastAsia="Courier New" w:hAnsi="Courier New" w:cs="Courier New"/>
-                <w:color w:val="00FF41"/>
-                <w:sz w:val="18"/>
-                <w:szCs w:val="18"/>
-              </w:rPr>
-              <w:t xml:space="preserve">  def listar_alunos(turma=None, turno=None):</w:t>
-            </w:r>
-          </w:p>
-        </w:tc>
-      </w:tr>
-      <w:tr>
-        <w:tc>
-          <w:tcPr>
-            <w:tcW w:w="9026" w:type="dxa"/>
-            <w:tcBorders>
-              <w:top w:val="none" w:sz="0" w:space="0" w:color="FFFFFF"/>
-              <w:left w:val="none" w:sz="0" w:space="0" w:color="FFFFFF"/>
-              <w:bottom w:val="none" w:sz="0" w:space="0" w:color="FFFFFF"/>
-              <w:right w:val="none" w:sz="0" w:space="0" w:color="FFFFFF"/>
-            </w:tcBorders>
-            <w:shd w:val="clear" w:color="auto" w:fill="1E2329"/>
-            <w:tcMar>
-              <w:top w:w="40" w:type="dxa"/>
-              <w:left w:w="200" w:type="dxa"/>
-              <w:bottom w:w="40" w:type="dxa"/>
-              <w:right w:w="200" w:type="dxa"/>
-            </w:tcMar>
-          </w:tcPr>
-          <w:p>
-            <w:r>
-              <w:rPr>
-                <w:rFonts w:ascii="Courier New" w:eastAsia="Courier New" w:hAnsi="Courier New" w:cs="Courier New"/>
-                <w:color w:val="00FF41"/>
-                <w:sz w:val="18"/>
-                <w:szCs w:val="18"/>
-              </w:rPr>
-              <w:t xml:space="preserve">      conn   = get_connection()</w:t>
-            </w:r>
-          </w:p>
-        </w:tc>
-      </w:tr>
-      <w:tr>
-        <w:tc>
-          <w:tcPr>
-            <w:tcW w:w="9026" w:type="dxa"/>
-            <w:tcBorders>
-              <w:top w:val="none" w:sz="0" w:space="0" w:color="FFFFFF"/>
-              <w:left w:val="none" w:sz="0" w:space="0" w:color="FFFFFF"/>
-              <w:bottom w:val="none" w:sz="0" w:space="0" w:color="FFFFFF"/>
-              <w:right w:val="none" w:sz="0" w:space="0" w:color="FFFFFF"/>
-            </w:tcBorders>
-            <w:shd w:val="clear" w:color="auto" w:fill="1E2329"/>
-            <w:tcMar>
-              <w:top w:w="40" w:type="dxa"/>
-              <w:left w:w="200" w:type="dxa"/>
-              <w:bottom w:w="40" w:type="dxa"/>
-              <w:right w:w="200" w:type="dxa"/>
-            </w:tcMar>
-          </w:tcPr>
-          <w:p>
-            <w:r>
-              <w:rPr>
-                <w:rFonts w:ascii="Courier New" w:eastAsia="Courier New" w:hAnsi="Courier New" w:cs="Courier New"/>
-                <w:color w:val="00FF41"/>
-                <w:sz w:val="18"/>
-                <w:szCs w:val="18"/>
-              </w:rPr>
-              <w:t xml:space="preserve">      cursor = conn.cursor(dictionary=True)</w:t>
-            </w:r>
-          </w:p>
-        </w:tc>
-      </w:tr>
-      <w:tr>
-        <w:tc>
-          <w:tcPr>
-            <w:tcW w:w="9026" w:type="dxa"/>
-            <w:tcBorders>
-              <w:top w:val="none" w:sz="0" w:space="0" w:color="FFFFFF"/>
-              <w:left w:val="none" w:sz="0" w:space="0" w:color="FFFFFF"/>
-              <w:bottom w:val="none" w:sz="0" w:space="0" w:color="FFFFFF"/>
-              <w:right w:val="none" w:sz="0" w:space="0" w:color="FFFFFF"/>
-            </w:tcBorders>
-            <w:shd w:val="clear" w:color="auto" w:fill="1E2329"/>
-            <w:tcMar>
-              <w:top w:w="40" w:type="dxa"/>
-              <w:left w:w="200" w:type="dxa"/>
-              <w:bottom w:w="40" w:type="dxa"/>
-              <w:right w:w="200" w:type="dxa"/>
-            </w:tcMar>
-          </w:tcPr>
-          <w:p>
-            <w:r>
-              <w:rPr>
-                <w:rFonts w:ascii="Courier New" w:eastAsia="Courier New" w:hAnsi="Courier New" w:cs="Courier New"/>
-                <w:color w:val="00FF41"/>
-                <w:sz w:val="18"/>
-                <w:szCs w:val="18"/>
-              </w:rPr>
-              <w:t xml:space="preserve">      sql    = 'SELECT * FROM alunos WHERE 1=1'</w:t>
-            </w:r>
-          </w:p>
-        </w:tc>
-      </w:tr>
-      <w:tr>
-        <w:tc>
-          <w:tcPr>
-            <w:tcW w:w="9026" w:type="dxa"/>
-            <w:tcBorders>
-              <w:top w:val="none" w:sz="0" w:space="0" w:color="FFFFFF"/>
-              <w:left w:val="none" w:sz="0" w:space="0" w:color="FFFFFF"/>
-              <w:bottom w:val="none" w:sz="0" w:space="0" w:color="FFFFFF"/>
-              <w:right w:val="none" w:sz="0" w:space="0" w:color="FFFFFF"/>
-            </w:tcBorders>
-            <w:shd w:val="clear" w:color="auto" w:fill="1E2329"/>
-            <w:tcMar>
-              <w:top w:w="40" w:type="dxa"/>
-              <w:left w:w="200" w:type="dxa"/>
-              <w:bottom w:w="40" w:type="dxa"/>
-              <w:right w:w="200" w:type="dxa"/>
-            </w:tcMar>
-          </w:tcPr>
-          <w:p>
-            <w:r>
-              <w:rPr>
-                <w:rFonts w:ascii="Courier New" w:eastAsia="Courier New" w:hAnsi="Courier New" w:cs="Courier New"/>
-                <w:color w:val="00FF41"/>
-                <w:sz w:val="18"/>
-                <w:szCs w:val="18"/>
-              </w:rPr>
-              <w:t xml:space="preserve">      params = []</w:t>
-            </w:r>
-          </w:p>
-        </w:tc>
-      </w:tr>
-      <w:tr>
-        <w:tc>
-          <w:tcPr>
-            <w:tcW w:w="9026" w:type="dxa"/>
-            <w:tcBorders>
-              <w:top w:val="none" w:sz="0" w:space="0" w:color="FFFFFF"/>
-              <w:left w:val="none" w:sz="0" w:space="0" w:color="FFFFFF"/>
-              <w:bottom w:val="none" w:sz="0" w:space="0" w:color="FFFFFF"/>
-              <w:right w:val="none" w:sz="0" w:space="0" w:color="FFFFFF"/>
-            </w:tcBorders>
-            <w:shd w:val="clear" w:color="auto" w:fill="1E2329"/>
-            <w:tcMar>
-              <w:top w:w="40" w:type="dxa"/>
-              <w:left w:w="200" w:type="dxa"/>
-              <w:bottom w:w="40" w:type="dxa"/>
-              <w:right w:w="200" w:type="dxa"/>
-            </w:tcMar>
-          </w:tcPr>
-          <w:p>
-            <w:r>
-              <w:rPr>
-                <w:rFonts w:ascii="Courier New" w:eastAsia="Courier New" w:hAnsi="Courier New" w:cs="Courier New"/>
-                <w:color w:val="00FF41"/>
-                <w:sz w:val="18"/>
-                <w:szCs w:val="18"/>
-              </w:rPr>
-              <w:t xml:space="preserve">      if turma:</w:t>
-            </w:r>
-          </w:p>
-        </w:tc>
-      </w:tr>
-      <w:tr>
-        <w:tc>
-          <w:tcPr>
-            <w:tcW w:w="9026" w:type="dxa"/>
-            <w:tcBorders>
-              <w:top w:val="none" w:sz="0" w:space="0" w:color="FFFFFF"/>
-              <w:left w:val="none" w:sz="0" w:space="0" w:color="FFFFFF"/>
-              <w:bottom w:val="none" w:sz="0" w:space="0" w:color="FFFFFF"/>
-              <w:right w:val="none" w:sz="0" w:space="0" w:color="FFFFFF"/>
-            </w:tcBorders>
-            <w:shd w:val="clear" w:color="auto" w:fill="1E2329"/>
-            <w:tcMar>
-              <w:top w:w="40" w:type="dxa"/>
-              <w:left w:w="200" w:type="dxa"/>
-              <w:bottom w:w="40" w:type="dxa"/>
-              <w:right w:w="200" w:type="dxa"/>
-            </w:tcMar>
-          </w:tcPr>
-          <w:p>
-            <w:r>
-              <w:rPr>
-                <w:rFonts w:ascii="Courier New" w:eastAsia="Courier New" w:hAnsi="Courier New" w:cs="Courier New"/>
-                <w:color w:val="00FF41"/>
-                <w:sz w:val="18"/>
-                <w:szCs w:val="18"/>
-              </w:rPr>
-              <w:t xml:space="preserve">          sql += ' AND turma = %s'</w:t>
-            </w:r>
-          </w:p>
-        </w:tc>
-      </w:tr>
-      <w:tr>
-        <w:tc>
-          <w:tcPr>
-            <w:tcW w:w="9026" w:type="dxa"/>
-            <w:tcBorders>
-              <w:top w:val="none" w:sz="0" w:space="0" w:color="FFFFFF"/>
-              <w:left w:val="none" w:sz="0" w:space="0" w:color="FFFFFF"/>
-              <w:bottom w:val="none" w:sz="0" w:space="0" w:color="FFFFFF"/>
-              <w:right w:val="none" w:sz="0" w:space="0" w:color="FFFFFF"/>
-            </w:tcBorders>
-            <w:shd w:val="clear" w:color="auto" w:fill="1E2329"/>
-            <w:tcMar>
-              <w:top w:w="40" w:type="dxa"/>
-              <w:left w:w="200" w:type="dxa"/>
-              <w:bottom w:w="40" w:type="dxa"/>
-              <w:right w:w="200" w:type="dxa"/>
-            </w:tcMar>
-          </w:tcPr>
-          <w:p>
-            <w:r>
-              <w:rPr>
-                <w:rFonts w:ascii="Courier New" w:eastAsia="Courier New" w:hAnsi="Courier New" w:cs="Courier New"/>
-                <w:color w:val="00FF41"/>
-                <w:sz w:val="18"/>
-                <w:szCs w:val="18"/>
-              </w:rPr>
-              <w:t xml:space="preserve">          params.append(turma)</w:t>
-            </w:r>
-          </w:p>
-        </w:tc>
-      </w:tr>
-      <w:tr>
-        <w:tc>
-          <w:tcPr>
-            <w:tcW w:w="9026" w:type="dxa"/>
-            <w:tcBorders>
-              <w:top w:val="none" w:sz="0" w:space="0" w:color="FFFFFF"/>
-              <w:left w:val="none" w:sz="0" w:space="0" w:color="FFFFFF"/>
-              <w:bottom w:val="none" w:sz="0" w:space="0" w:color="FFFFFF"/>
-              <w:right w:val="none" w:sz="0" w:space="0" w:color="FFFFFF"/>
-            </w:tcBorders>
-            <w:shd w:val="clear" w:color="auto" w:fill="1E2329"/>
-            <w:tcMar>
-              <w:top w:w="40" w:type="dxa"/>
-              <w:left w:w="200" w:type="dxa"/>
-              <w:bottom w:w="40" w:type="dxa"/>
-              <w:right w:w="200" w:type="dxa"/>
-            </w:tcMar>
-          </w:tcPr>
-          <w:p>
-            <w:r>
-              <w:rPr>
-                <w:rFonts w:ascii="Courier New" w:eastAsia="Courier New" w:hAnsi="Courier New" w:cs="Courier New"/>
-                <w:color w:val="00FF41"/>
-                <w:sz w:val="18"/>
-                <w:szCs w:val="18"/>
-              </w:rPr>
-              <w:t xml:space="preserve">      if turno:</w:t>
-            </w:r>
-          </w:p>
-        </w:tc>
-      </w:tr>
-      <w:tr>
-        <w:tc>
-          <w:tcPr>
-            <w:tcW w:w="9026" w:type="dxa"/>
-            <w:tcBorders>
-              <w:top w:val="none" w:sz="0" w:space="0" w:color="FFFFFF"/>
-              <w:left w:val="none" w:sz="0" w:space="0" w:color="FFFFFF"/>
-              <w:bottom w:val="none" w:sz="0" w:space="0" w:color="FFFFFF"/>
-              <w:right w:val="none" w:sz="0" w:space="0" w:color="FFFFFF"/>
-            </w:tcBorders>
-            <w:shd w:val="clear" w:color="auto" w:fill="1E2329"/>
-            <w:tcMar>
-              <w:top w:w="40" w:type="dxa"/>
-              <w:left w:w="200" w:type="dxa"/>
-              <w:bottom w:w="40" w:type="dxa"/>
-              <w:right w:w="200" w:type="dxa"/>
-            </w:tcMar>
-          </w:tcPr>
-          <w:p>
-            <w:r>
-              <w:rPr>
-                <w:rFonts w:ascii="Courier New" w:eastAsia="Courier New" w:hAnsi="Courier New" w:cs="Courier New"/>
-                <w:color w:val="00FF41"/>
-                <w:sz w:val="18"/>
-                <w:szCs w:val="18"/>
-              </w:rPr>
-              <w:t xml:space="preserve">          sql += ' AND turno = %s'</w:t>
-            </w:r>
-          </w:p>
-        </w:tc>
-      </w:tr>
-      <w:tr>
-        <w:tc>
-          <w:tcPr>
-            <w:tcW w:w="9026" w:type="dxa"/>
-            <w:tcBorders>
-              <w:top w:val="none" w:sz="0" w:space="0" w:color="FFFFFF"/>
-              <w:left w:val="none" w:sz="0" w:space="0" w:color="FFFFFF"/>
-              <w:bottom w:val="none" w:sz="0" w:space="0" w:color="FFFFFF"/>
-              <w:right w:val="none" w:sz="0" w:space="0" w:color="FFFFFF"/>
-            </w:tcBorders>
-            <w:shd w:val="clear" w:color="auto" w:fill="1E2329"/>
-            <w:tcMar>
-              <w:top w:w="40" w:type="dxa"/>
-              <w:left w:w="200" w:type="dxa"/>
-              <w:bottom w:w="40" w:type="dxa"/>
-              <w:right w:w="200" w:type="dxa"/>
-            </w:tcMar>
-          </w:tcPr>
-          <w:p>
-            <w:r>
-              <w:rPr>
-                <w:rFonts w:ascii="Courier New" w:eastAsia="Courier New" w:hAnsi="Courier New" w:cs="Courier New"/>
-                <w:color w:val="00FF41"/>
-                <w:sz w:val="18"/>
-                <w:szCs w:val="18"/>
-              </w:rPr>
-              <w:t xml:space="preserve">          params.append(turno)</w:t>
-            </w:r>
-          </w:p>
-        </w:tc>
-      </w:tr>
-      <w:tr>
-        <w:tc>
-          <w:tcPr>
-            <w:tcW w:w="9026" w:type="dxa"/>
-            <w:tcBorders>
-              <w:top w:val="none" w:sz="0" w:space="0" w:color="FFFFFF"/>
-              <w:left w:val="none" w:sz="0" w:space="0" w:color="FFFFFF"/>
-              <w:bottom w:val="none" w:sz="0" w:space="0" w:color="FFFFFF"/>
-              <w:right w:val="none" w:sz="0" w:space="0" w:color="FFFFFF"/>
-            </w:tcBorders>
-            <w:shd w:val="clear" w:color="auto" w:fill="1E2329"/>
-            <w:tcMar>
-              <w:top w:w="40" w:type="dxa"/>
-              <w:left w:w="200" w:type="dxa"/>
-              <w:bottom w:w="40" w:type="dxa"/>
-              <w:right w:w="200" w:type="dxa"/>
-            </w:tcMar>
-          </w:tcPr>
-          <w:p>
-            <w:r>
-              <w:rPr>
-                <w:rFonts w:ascii="Courier New" w:eastAsia="Courier New" w:hAnsi="Courier New" w:cs="Courier New"/>
-                <w:color w:val="00FF41"/>
-                <w:sz w:val="18"/>
-                <w:szCs w:val="18"/>
-              </w:rPr>
-              <w:t xml:space="preserve">      cursor.execute(sql, params)</w:t>
-            </w:r>
-          </w:p>
-        </w:tc>
-      </w:tr>
-      <w:tr>
-        <w:tc>
-          <w:tcPr>
-            <w:tcW w:w="9026" w:type="dxa"/>
-            <w:tcBorders>
-              <w:top w:val="none" w:sz="0" w:space="0" w:color="FFFFFF"/>
-              <w:left w:val="none" w:sz="0" w:space="0" w:color="FFFFFF"/>
-              <w:bottom w:val="none" w:sz="0" w:space="0" w:color="FFFFFF"/>
-              <w:right w:val="none" w:sz="0" w:space="0" w:color="FFFFFF"/>
-            </w:tcBorders>
-            <w:shd w:val="clear" w:color="auto" w:fill="1E2329"/>
-            <w:tcMar>
-              <w:top w:w="40" w:type="dxa"/>
-              <w:left w:w="200" w:type="dxa"/>
-              <w:bottom w:w="40" w:type="dxa"/>
-              <w:right w:w="200" w:type="dxa"/>
-            </w:tcMar>
-          </w:tcPr>
-          <w:p>
-            <w:r>
-              <w:rPr>
-                <w:rFonts w:ascii="Courier New" w:eastAsia="Courier New" w:hAnsi="Courier New" w:cs="Courier New"/>
-                <w:color w:val="00FF41"/>
-                <w:sz w:val="18"/>
-                <w:szCs w:val="18"/>
-              </w:rPr>
-              <w:t xml:space="preserve">      resultado = cursor.fetchall()</w:t>
-            </w:r>
-          </w:p>
-        </w:tc>
-      </w:tr>
-      <w:tr>
-        <w:tc>
-          <w:tcPr>
-            <w:tcW w:w="9026" w:type="dxa"/>
-            <w:tcBorders>
-              <w:top w:val="none" w:sz="0" w:space="0" w:color="FFFFFF"/>
-              <w:left w:val="none" w:sz="0" w:space="0" w:color="FFFFFF"/>
-              <w:bottom w:val="none" w:sz="0" w:space="0" w:color="FFFFFF"/>
-              <w:right w:val="none" w:sz="0" w:space="0" w:color="FFFFFF"/>
-            </w:tcBorders>
-            <w:shd w:val="clear" w:color="auto" w:fill="1E2329"/>
-            <w:tcMar>
-              <w:top w:w="40" w:type="dxa"/>
-              <w:left w:w="200" w:type="dxa"/>
-              <w:bottom w:w="40" w:type="dxa"/>
-              <w:right w:w="200" w:type="dxa"/>
-            </w:tcMar>
-          </w:tcPr>
-          <w:p>
-            <w:r>
-              <w:rPr>
-                <w:rFonts w:ascii="Courier New" w:eastAsia="Courier New" w:hAnsi="Courier New" w:cs="Courier New"/>
-                <w:color w:val="00FF41"/>
-                <w:sz w:val="18"/>
-                <w:szCs w:val="18"/>
-              </w:rPr>
-              <w:t xml:space="preserve">      cursor.close()</w:t>
-            </w:r>
-          </w:p>
-        </w:tc>
-      </w:tr>
-      <w:tr>
-        <w:tc>
-          <w:tcPr>
-            <w:tcW w:w="9026" w:type="dxa"/>
-            <w:tcBorders>
-              <w:top w:val="none" w:sz="0" w:space="0" w:color="FFFFFF"/>
-              <w:left w:val="none" w:sz="0" w:space="0" w:color="FFFFFF"/>
-              <w:bottom w:val="none" w:sz="0" w:space="0" w:color="FFFFFF"/>
-              <w:right w:val="none" w:sz="0" w:space="0" w:color="FFFFFF"/>
-            </w:tcBorders>
-            <w:shd w:val="clear" w:color="auto" w:fill="1E2329"/>
-            <w:tcMar>
-              <w:top w:w="40" w:type="dxa"/>
-              <w:left w:w="200" w:type="dxa"/>
-              <w:bottom w:w="40" w:type="dxa"/>
-              <w:right w:w="200" w:type="dxa"/>
-            </w:tcMar>
-          </w:tcPr>
-          <w:p>
-            <w:r>
-              <w:rPr>
-                <w:rFonts w:ascii="Courier New" w:eastAsia="Courier New" w:hAnsi="Courier New" w:cs="Courier New"/>
-                <w:color w:val="00FF41"/>
-                <w:sz w:val="18"/>
-                <w:szCs w:val="18"/>
-              </w:rPr>
-              <w:t xml:space="preserve">      conn.close()</w:t>
-            </w:r>
-          </w:p>
-        </w:tc>
-      </w:tr>
-      <w:tr>
-        <w:tc>
-          <w:tcPr>
-            <w:tcW w:w="9026" w:type="dxa"/>
-            <w:tcBorders>
-              <w:top w:val="none" w:sz="0" w:space="0" w:color="FFFFFF"/>
-              <w:left w:val="none" w:sz="0" w:space="0" w:color="FFFFFF"/>
-              <w:bottom w:val="none" w:sz="0" w:space="0" w:color="FFFFFF"/>
-              <w:right w:val="none" w:sz="0" w:space="0" w:color="FFFFFF"/>
-            </w:tcBorders>
-            <w:shd w:val="clear" w:color="auto" w:fill="1E2329"/>
-            <w:tcMar>
-              <w:top w:w="40" w:type="dxa"/>
-              <w:left w:w="200" w:type="dxa"/>
-              <w:bottom w:w="40" w:type="dxa"/>
-              <w:right w:w="200" w:type="dxa"/>
-            </w:tcMar>
-          </w:tcPr>
-          <w:p>
-            <w:r>
-              <w:rPr>
-                <w:rFonts w:ascii="Courier New" w:eastAsia="Courier New" w:hAnsi="Courier New" w:cs="Courier New"/>
-                <w:color w:val="00FF41"/>
-                <w:sz w:val="18"/>
-                <w:szCs w:val="18"/>
-              </w:rPr>
-              <w:t xml:space="preserve">      return resultado</w:t>
-            </w:r>
-          </w:p>
-        </w:tc>
-      </w:tr>
-      <w:tr>
-        <w:tc>
-          <w:tcPr>
-            <w:tcW w:w="9026" w:type="dxa"/>
-            <w:tcBorders>
-              <w:top w:val="none" w:sz="0" w:space="0" w:color="FFFFFF"/>
-              <w:left w:val="none" w:sz="0" w:space="0" w:color="FFFFFF"/>
-              <w:bottom w:val="none" w:sz="0" w:space="0" w:color="FFFFFF"/>
-              <w:right w:val="none" w:sz="0" w:space="0" w:color="FFFFFF"/>
-            </w:tcBorders>
-            <w:shd w:val="clear" w:color="auto" w:fill="1E2329"/>
-            <w:tcMar>
-              <w:top w:w="40" w:type="dxa"/>
-              <w:left w:w="200" w:type="dxa"/>
-              <w:bottom w:w="40" w:type="dxa"/>
-              <w:right w:w="200" w:type="dxa"/>
-            </w:tcMar>
-          </w:tcPr>
-          <w:p>
-            <w:r>
-              <w:rPr>
-                <w:rFonts w:ascii="Courier New" w:eastAsia="Courier New" w:hAnsi="Courier New" w:cs="Courier New"/>
-                <w:color w:val="00FF41"/>
-                <w:sz w:val="18"/>
-                <w:szCs w:val="18"/>
-              </w:rPr>
-              <w:t xml:space="preserve"> </w:t>
-            </w:r>
-          </w:p>
-        </w:tc>
-      </w:tr>
-      <w:tr>
-        <w:tc>
-          <w:tcPr>
-            <w:tcW w:w="9026" w:type="dxa"/>
-            <w:tcBorders>
-              <w:top w:val="none" w:sz="0" w:space="0" w:color="FFFFFF"/>
-              <w:left w:val="none" w:sz="0" w:space="0" w:color="FFFFFF"/>
-              <w:bottom w:val="none" w:sz="0" w:space="0" w:color="FFFFFF"/>
-              <w:right w:val="none" w:sz="0" w:space="0" w:color="FFFFFF"/>
-            </w:tcBorders>
-            <w:shd w:val="clear" w:color="auto" w:fill="1E2329"/>
-            <w:tcMar>
-              <w:top w:w="40" w:type="dxa"/>
-              <w:left w:w="200" w:type="dxa"/>
-              <w:bottom w:w="40" w:type="dxa"/>
-              <w:right w:w="200" w:type="dxa"/>
-            </w:tcMar>
-          </w:tcPr>
-          <w:p>
-            <w:r>
-              <w:rPr>
-                <w:rFonts w:ascii="Courier New" w:eastAsia="Courier New" w:hAnsi="Courier New" w:cs="Courier New"/>
-                <w:color w:val="00FF41"/>
-                <w:sz w:val="18"/>
-                <w:szCs w:val="18"/>
-              </w:rPr>
-              <w:t xml:space="preserve">  def inserir_aluno(nome, matricula, turma, turno, foto, ano_letivo):</w:t>
-            </w:r>
-          </w:p>
-        </w:tc>
-      </w:tr>
-      <w:tr>
-        <w:tc>
-          <w:tcPr>
-            <w:tcW w:w="9026" w:type="dxa"/>
-            <w:tcBorders>
-              <w:top w:val="none" w:sz="0" w:space="0" w:color="FFFFFF"/>
-              <w:left w:val="none" w:sz="0" w:space="0" w:color="FFFFFF"/>
-              <w:bottom w:val="none" w:sz="0" w:space="0" w:color="FFFFFF"/>
-              <w:right w:val="none" w:sz="0" w:space="0" w:color="FFFFFF"/>
-            </w:tcBorders>
-            <w:shd w:val="clear" w:color="auto" w:fill="1E2329"/>
-            <w:tcMar>
-              <w:top w:w="40" w:type="dxa"/>
-              <w:left w:w="200" w:type="dxa"/>
-              <w:bottom w:w="40" w:type="dxa"/>
-              <w:right w:w="200" w:type="dxa"/>
-            </w:tcMar>
-          </w:tcPr>
-          <w:p>
-            <w:r>
-              <w:rPr>
-                <w:rFonts w:ascii="Courier New" w:eastAsia="Courier New" w:hAnsi="Courier New" w:cs="Courier New"/>
-                <w:color w:val="00FF41"/>
-                <w:sz w:val="18"/>
-                <w:szCs w:val="18"/>
-              </w:rPr>
-              <w:t xml:space="preserve">      conn   = get_connection()</w:t>
-            </w:r>
-          </w:p>
-        </w:tc>
-      </w:tr>
-      <w:tr>
-        <w:tc>
-          <w:tcPr>
-            <w:tcW w:w="9026" w:type="dxa"/>
-            <w:tcBorders>
-              <w:top w:val="none" w:sz="0" w:space="0" w:color="FFFFFF"/>
-              <w:left w:val="none" w:sz="0" w:space="0" w:color="FFFFFF"/>
-              <w:bottom w:val="none" w:sz="0" w:space="0" w:color="FFFFFF"/>
-              <w:right w:val="none" w:sz="0" w:space="0" w:color="FFFFFF"/>
-            </w:tcBorders>
-            <w:shd w:val="clear" w:color="auto" w:fill="1E2329"/>
-            <w:tcMar>
-              <w:top w:w="40" w:type="dxa"/>
-              <w:left w:w="200" w:type="dxa"/>
-              <w:bottom w:w="40" w:type="dxa"/>
-              <w:right w:w="200" w:type="dxa"/>
-            </w:tcMar>
-          </w:tcPr>
-          <w:p>
-            <w:r>
-              <w:rPr>
-                <w:rFonts w:ascii="Courier New" w:eastAsia="Courier New" w:hAnsi="Courier New" w:cs="Courier New"/>
-                <w:color w:val="00FF41"/>
-                <w:sz w:val="18"/>
-                <w:szCs w:val="18"/>
-              </w:rPr>
-              <w:t xml:space="preserve">      cursor = conn.cursor()</w:t>
-            </w:r>
-          </w:p>
-        </w:tc>
-      </w:tr>
-      <w:tr>
-        <w:tc>
-          <w:tcPr>
-            <w:tcW w:w="9026" w:type="dxa"/>
-            <w:tcBorders>
-              <w:top w:val="none" w:sz="0" w:space="0" w:color="FFFFFF"/>
-              <w:left w:val="none" w:sz="0" w:space="0" w:color="FFFFFF"/>
-              <w:bottom w:val="none" w:sz="0" w:space="0" w:color="FFFFFF"/>
-              <w:right w:val="none" w:sz="0" w:space="0" w:color="FFFFFF"/>
-            </w:tcBorders>
-            <w:shd w:val="clear" w:color="auto" w:fill="1E2329"/>
-            <w:tcMar>
-              <w:top w:w="40" w:type="dxa"/>
-              <w:left w:w="200" w:type="dxa"/>
-              <w:bottom w:w="40" w:type="dxa"/>
-              <w:right w:w="200" w:type="dxa"/>
-            </w:tcMar>
-          </w:tcPr>
-          <w:p>
-            <w:r>
-              <w:rPr>
-                <w:rFonts w:ascii="Courier New" w:eastAsia="Courier New" w:hAnsi="Courier New" w:cs="Courier New"/>
-                <w:color w:val="00FF41"/>
-                <w:sz w:val="18"/>
-                <w:szCs w:val="18"/>
-              </w:rPr>
-              <w:t xml:space="preserve">      sql = '''INSERT INTO alunos</w:t>
-            </w:r>
-          </w:p>
-        </w:tc>
-      </w:tr>
-      <w:tr>
-        <w:tc>
-          <w:tcPr>
-            <w:tcW w:w="9026" w:type="dxa"/>
-            <w:tcBorders>
-              <w:top w:val="none" w:sz="0" w:space="0" w:color="FFFFFF"/>
-              <w:left w:val="none" w:sz="0" w:space="0" w:color="FFFFFF"/>
-              <w:bottom w:val="none" w:sz="0" w:space="0" w:color="FFFFFF"/>
-              <w:right w:val="none" w:sz="0" w:space="0" w:color="FFFFFF"/>
-            </w:tcBorders>
-            <w:shd w:val="clear" w:color="auto" w:fill="1E2329"/>
-            <w:tcMar>
-              <w:top w:w="40" w:type="dxa"/>
-              <w:left w:w="200" w:type="dxa"/>
-              <w:bottom w:w="40" w:type="dxa"/>
-              <w:right w:w="200" w:type="dxa"/>
-            </w:tcMar>
-          </w:tcPr>
-          <w:p>
-            <w:r>
-              <w:rPr>
-                <w:rFonts w:ascii="Courier New" w:eastAsia="Courier New" w:hAnsi="Courier New" w:cs="Courier New"/>
-                <w:color w:val="00FF41"/>
-                <w:sz w:val="18"/>
-                <w:szCs w:val="18"/>
-              </w:rPr>
-              <w:t xml:space="preserve">               (nome, matricula, turma, turno, foto, ano_letivo)</w:t>
-            </w:r>
-          </w:p>
-        </w:tc>
-      </w:tr>
-      <w:tr>
-        <w:tc>
-          <w:tcPr>
-            <w:tcW w:w="9026" w:type="dxa"/>
-            <w:tcBorders>
-              <w:top w:val="none" w:sz="0" w:space="0" w:color="FFFFFF"/>
-              <w:left w:val="none" w:sz="0" w:space="0" w:color="FFFFFF"/>
-              <w:bottom w:val="none" w:sz="0" w:space="0" w:color="FFFFFF"/>
-              <w:right w:val="none" w:sz="0" w:space="0" w:color="FFFFFF"/>
-            </w:tcBorders>
-            <w:shd w:val="clear" w:color="auto" w:fill="1E2329"/>
-            <w:tcMar>
-              <w:top w:w="40" w:type="dxa"/>
-              <w:left w:w="200" w:type="dxa"/>
-              <w:bottom w:w="40" w:type="dxa"/>
-              <w:right w:w="200" w:type="dxa"/>
-            </w:tcMar>
-          </w:tcPr>
-          <w:p>
-            <w:r>
-              <w:rPr>
-                <w:rFonts w:ascii="Courier New" w:eastAsia="Courier New" w:hAnsi="Courier New" w:cs="Courier New"/>
-                <w:color w:val="00FF41"/>
-                <w:sz w:val="18"/>
-                <w:szCs w:val="18"/>
-              </w:rPr>
-              <w:t xml:space="preserve">               VALUES (%s, %s, %s, %s, %s, %s)'''</w:t>
-            </w:r>
-          </w:p>
-        </w:tc>
-      </w:tr>
-      <w:tr>
-        <w:tc>
-          <w:tcPr>
-            <w:tcW w:w="9026" w:type="dxa"/>
-            <w:tcBorders>
-              <w:top w:val="none" w:sz="0" w:space="0" w:color="FFFFFF"/>
-              <w:left w:val="none" w:sz="0" w:space="0" w:color="FFFFFF"/>
-              <w:bottom w:val="none" w:sz="0" w:space="0" w:color="FFFFFF"/>
-              <w:right w:val="none" w:sz="0" w:space="0" w:color="FFFFFF"/>
-            </w:tcBorders>
-            <w:shd w:val="clear" w:color="auto" w:fill="1E2329"/>
-            <w:tcMar>
-              <w:top w:w="40" w:type="dxa"/>
-              <w:left w:w="200" w:type="dxa"/>
-              <w:bottom w:w="40" w:type="dxa"/>
-              <w:right w:w="200" w:type="dxa"/>
-            </w:tcMar>
-          </w:tcPr>
-          <w:p>
-            <w:r>
-              <w:rPr>
-                <w:rFonts w:ascii="Courier New" w:eastAsia="Courier New" w:hAnsi="Courier New" w:cs="Courier New"/>
-                <w:color w:val="00FF41"/>
-                <w:sz w:val="18"/>
-                <w:szCs w:val="18"/>
-              </w:rPr>
-              <w:t xml:space="preserve">      cursor.execute(sql, (nome, matricula, turma, turno, foto, ano_letivo))</w:t>
-            </w:r>
-          </w:p>
-        </w:tc>
-      </w:tr>
-      <w:tr>
-        <w:tc>
-          <w:tcPr>
-            <w:tcW w:w="9026" w:type="dxa"/>
-            <w:tcBorders>
-              <w:top w:val="none" w:sz="0" w:space="0" w:color="FFFFFF"/>
-              <w:left w:val="none" w:sz="0" w:space="0" w:color="FFFFFF"/>
-              <w:bottom w:val="none" w:sz="0" w:space="0" w:color="FFFFFF"/>
-              <w:right w:val="none" w:sz="0" w:space="0" w:color="FFFFFF"/>
-            </w:tcBorders>
-            <w:shd w:val="clear" w:color="auto" w:fill="1E2329"/>
-            <w:tcMar>
-              <w:top w:w="40" w:type="dxa"/>
-              <w:left w:w="200" w:type="dxa"/>
-              <w:bottom w:w="40" w:type="dxa"/>
-              <w:right w:w="200" w:type="dxa"/>
-            </w:tcMar>
-          </w:tcPr>
-          <w:p>
-            <w:r>
-              <w:rPr>
-                <w:rFonts w:ascii="Courier New" w:eastAsia="Courier New" w:hAnsi="Courier New" w:cs="Courier New"/>
-                <w:color w:val="00FF41"/>
-                <w:sz w:val="18"/>
-                <w:szCs w:val="18"/>
-              </w:rPr>
-              <w:t xml:space="preserve">      conn.commit()</w:t>
-            </w:r>
-          </w:p>
-        </w:tc>
-      </w:tr>
-      <w:tr>
-        <w:tc>
-          <w:tcPr>
-            <w:tcW w:w="9026" w:type="dxa"/>
-            <w:tcBorders>
-              <w:top w:val="none" w:sz="0" w:space="0" w:color="FFFFFF"/>
-              <w:left w:val="none" w:sz="0" w:space="0" w:color="FFFFFF"/>
-              <w:bottom w:val="none" w:sz="0" w:space="0" w:color="FFFFFF"/>
-              <w:right w:val="none" w:sz="0" w:space="0" w:color="FFFFFF"/>
-            </w:tcBorders>
-            <w:shd w:val="clear" w:color="auto" w:fill="1E2329"/>
-            <w:tcMar>
-              <w:top w:w="40" w:type="dxa"/>
-              <w:left w:w="200" w:type="dxa"/>
-              <w:bottom w:w="40" w:type="dxa"/>
-              <w:right w:w="200" w:type="dxa"/>
-            </w:tcMar>
-          </w:tcPr>
-          <w:p>
-            <w:r>
-              <w:rPr>
-                <w:rFonts w:ascii="Courier New" w:eastAsia="Courier New" w:hAnsi="Courier New" w:cs="Courier New"/>
-                <w:color w:val="00FF41"/>
-                <w:sz w:val="18"/>
-                <w:szCs w:val="18"/>
-              </w:rPr>
-              <w:t xml:space="preserve">      novo_id = cursor.lastrowid</w:t>
-            </w:r>
-          </w:p>
-        </w:tc>
-      </w:tr>
-      <w:tr>
-        <w:tc>
-          <w:tcPr>
-            <w:tcW w:w="9026" w:type="dxa"/>
-            <w:tcBorders>
-              <w:top w:val="none" w:sz="0" w:space="0" w:color="FFFFFF"/>
-              <w:left w:val="none" w:sz="0" w:space="0" w:color="FFFFFF"/>
-              <w:bottom w:val="none" w:sz="0" w:space="0" w:color="FFFFFF"/>
-              <w:right w:val="none" w:sz="0" w:space="0" w:color="FFFFFF"/>
-            </w:tcBorders>
-            <w:shd w:val="clear" w:color="auto" w:fill="1E2329"/>
-            <w:tcMar>
-              <w:top w:w="40" w:type="dxa"/>
-              <w:left w:w="200" w:type="dxa"/>
-              <w:bottom w:w="40" w:type="dxa"/>
-              <w:right w:w="200" w:type="dxa"/>
-            </w:tcMar>
-          </w:tcPr>
-          <w:p>
-            <w:r>
-              <w:rPr>
-                <w:rFonts w:ascii="Courier New" w:eastAsia="Courier New" w:hAnsi="Courier New" w:cs="Courier New"/>
-                <w:color w:val="00FF41"/>
-                <w:sz w:val="18"/>
-                <w:szCs w:val="18"/>
-              </w:rPr>
-              <w:lastRenderedPageBreak/>
-              <w:t xml:space="preserve">      cursor.close()</w:t>
-            </w:r>
-          </w:p>
-        </w:tc>
-      </w:tr>
-      <w:tr>
-        <w:tc>
-          <w:tcPr>
-            <w:tcW w:w="9026" w:type="dxa"/>
-            <w:tcBorders>
-              <w:top w:val="none" w:sz="0" w:space="0" w:color="FFFFFF"/>
-              <w:left w:val="none" w:sz="0" w:space="0" w:color="FFFFFF"/>
-              <w:bottom w:val="none" w:sz="0" w:space="0" w:color="FFFFFF"/>
-              <w:right w:val="none" w:sz="0" w:space="0" w:color="FFFFFF"/>
-            </w:tcBorders>
-            <w:shd w:val="clear" w:color="auto" w:fill="1E2329"/>
-            <w:tcMar>
-              <w:top w:w="40" w:type="dxa"/>
-              <w:left w:w="200" w:type="dxa"/>
-              <w:bottom w:w="40" w:type="dxa"/>
-              <w:right w:w="200" w:type="dxa"/>
-            </w:tcMar>
-          </w:tcPr>
-          <w:p>
-            <w:r>
-              <w:rPr>
-                <w:rFonts w:ascii="Courier New" w:eastAsia="Courier New" w:hAnsi="Courier New" w:cs="Courier New"/>
-                <w:color w:val="00FF41"/>
-                <w:sz w:val="18"/>
-                <w:szCs w:val="18"/>
-              </w:rPr>
-              <w:t xml:space="preserve">      conn.close()</w:t>
-            </w:r>
-          </w:p>
-        </w:tc>
-      </w:tr>
-      <w:tr>
-        <w:tc>
-          <w:tcPr>
-            <w:tcW w:w="9026" w:type="dxa"/>
-            <w:tcBorders>
-              <w:top w:val="none" w:sz="0" w:space="0" w:color="FFFFFF"/>
-              <w:left w:val="none" w:sz="0" w:space="0" w:color="FFFFFF"/>
-              <w:bottom w:val="none" w:sz="0" w:space="0" w:color="FFFFFF"/>
-              <w:right w:val="none" w:sz="0" w:space="0" w:color="FFFFFF"/>
-            </w:tcBorders>
-            <w:shd w:val="clear" w:color="auto" w:fill="1E2329"/>
-            <w:tcMar>
-              <w:top w:w="40" w:type="dxa"/>
-              <w:left w:w="200" w:type="dxa"/>
-              <w:bottom w:w="40" w:type="dxa"/>
-              <w:right w:w="200" w:type="dxa"/>
-            </w:tcMar>
-          </w:tcPr>
-          <w:p>
-            <w:r>
-              <w:rPr>
-                <w:rFonts w:ascii="Courier New" w:eastAsia="Courier New" w:hAnsi="Courier New" w:cs="Courier New"/>
-                <w:color w:val="00FF41"/>
-                <w:sz w:val="18"/>
-                <w:szCs w:val="18"/>
-              </w:rPr>
-              <w:t xml:space="preserve">      return novo_id</w:t>
-            </w:r>
-          </w:p>
-        </w:tc>
-      </w:tr>
-    </w:tbl>
-    <w:p>
-      <w:pPr>
-        <w:spacing w:after="160"/>
-      </w:pPr>
-    </w:p>
-    <w:p>
-      <w:pPr>
-        <w:spacing w:after="160"/>
-      </w:pPr>
-    </w:p>
-    <w:p>
-      <w:pPr>
-        <w:pStyle w:val="Ttulo2"/>
-      </w:pPr>
-      <w:r>
-        <w:t>6.1 Ponto de Atenção — app.py</w:t>
-      </w:r>
-    </w:p>
-    <w:p>
-      <w:pPr>
-        <w:spacing w:after="120"/>
-      </w:pPr>
-      <w:r>
-        <w:rPr>
-          <w:color w:val="000000"/>
-        </w:rPr>
-        <w:t>O Flask precisa aceitar conexões de outros computadores da rede. Para isso, o servidor deve ser iniciado com host='0.0.0.0':</w:t>
-      </w:r>
-    </w:p>
-    <w:p>
-      <w:pPr>
-        <w:spacing w:after="160"/>
-      </w:pPr>
-    </w:p>
-    <w:tbl>
-      <w:tblPr>
-        <w:tblW w:w="9026" w:type="dxa"/>
-        <w:tblBorders>
-          <w:top w:val="single" w:sz="4" w:space="0" w:color="auto"/>
-          <w:left w:val="single" w:sz="4" w:space="0" w:color="auto"/>
-          <w:bottom w:val="single" w:sz="4" w:space="0" w:color="auto"/>
-          <w:right w:val="single" w:sz="4" w:space="0" w:color="auto"/>
-          <w:insideH w:val="single" w:sz="4" w:space="0" w:color="auto"/>
-          <w:insideV w:val="single" w:sz="4" w:space="0" w:color="auto"/>
-        </w:tblBorders>
-        <w:tblCellMar>
-          <w:left w:w="10" w:type="dxa"/>
-          <w:right w:w="10" w:type="dxa"/>
-        </w:tblCellMar>
-        <w:tblLook w:val="04A0" w:firstRow="1" w:lastRow="0" w:firstColumn="1" w:lastColumn="0" w:noHBand="0" w:noVBand="1"/>
-      </w:tblPr>
-      <w:tblGrid>
-        <w:gridCol w:w="9026"/>
-      </w:tblGrid>
-      <w:tr>
-        <w:tc>
-          <w:tcPr>
-            <w:tcW w:w="9026" w:type="dxa"/>
-            <w:tcBorders>
-              <w:top w:val="none" w:sz="0" w:space="0" w:color="FFFFFF"/>
-              <w:left w:val="none" w:sz="0" w:space="0" w:color="FFFFFF"/>
-              <w:bottom w:val="none" w:sz="0" w:space="0" w:color="FFFFFF"/>
-              <w:right w:val="none" w:sz="0" w:space="0" w:color="FFFFFF"/>
-            </w:tcBorders>
-            <w:shd w:val="clear" w:color="auto" w:fill="1E2329"/>
-            <w:tcMar>
-              <w:top w:w="40" w:type="dxa"/>
-              <w:left w:w="200" w:type="dxa"/>
-              <w:bottom w:w="40" w:type="dxa"/>
-              <w:right w:w="200" w:type="dxa"/>
-            </w:tcMar>
-          </w:tcPr>
-          <w:p>
-            <w:r>
-              <w:rPr>
-                <w:rFonts w:ascii="Courier New" w:eastAsia="Courier New" w:hAnsi="Courier New" w:cs="Courier New"/>
-                <w:color w:val="00FF41"/>
-                <w:sz w:val="18"/>
-                <w:szCs w:val="18"/>
-              </w:rPr>
-              <w:t xml:space="preserve">  # app.py — trecho final</w:t>
-            </w:r>
-          </w:p>
-        </w:tc>
-      </w:tr>
-      <w:tr>
-        <w:tc>
-          <w:tcPr>
-            <w:tcW w:w="9026" w:type="dxa"/>
-            <w:tcBorders>
-              <w:top w:val="none" w:sz="0" w:space="0" w:color="FFFFFF"/>
-              <w:left w:val="none" w:sz="0" w:space="0" w:color="FFFFFF"/>
-              <w:bottom w:val="none" w:sz="0" w:space="0" w:color="FFFFFF"/>
-              <w:right w:val="none" w:sz="0" w:space="0" w:color="FFFFFF"/>
-            </w:tcBorders>
-            <w:shd w:val="clear" w:color="auto" w:fill="1E2329"/>
-            <w:tcMar>
-              <w:top w:w="40" w:type="dxa"/>
-              <w:left w:w="200" w:type="dxa"/>
-              <w:bottom w:w="40" w:type="dxa"/>
-              <w:right w:w="200" w:type="dxa"/>
-            </w:tcMar>
-          </w:tcPr>
-          <w:p>
-            <w:r>
-              <w:rPr>
-                <w:rFonts w:ascii="Courier New" w:eastAsia="Courier New" w:hAnsi="Courier New" w:cs="Courier New"/>
-                <w:color w:val="00FF41"/>
-                <w:sz w:val="18"/>
-                <w:szCs w:val="18"/>
-              </w:rPr>
-              <w:t xml:space="preserve">  if __name__ == '__main__':</w:t>
-            </w:r>
-          </w:p>
-        </w:tc>
-      </w:tr>
-      <w:tr>
-        <w:tc>
-          <w:tcPr>
-            <w:tcW w:w="9026" w:type="dxa"/>
-            <w:tcBorders>
-              <w:top w:val="none" w:sz="0" w:space="0" w:color="FFFFFF"/>
-              <w:left w:val="none" w:sz="0" w:space="0" w:color="FFFFFF"/>
-              <w:bottom w:val="none" w:sz="0" w:space="0" w:color="FFFFFF"/>
-              <w:right w:val="none" w:sz="0" w:space="0" w:color="FFFFFF"/>
-            </w:tcBorders>
-            <w:shd w:val="clear" w:color="auto" w:fill="1E2329"/>
-            <w:tcMar>
-              <w:top w:w="40" w:type="dxa"/>
-              <w:left w:w="200" w:type="dxa"/>
-              <w:bottom w:w="40" w:type="dxa"/>
-              <w:right w:w="200" w:type="dxa"/>
-            </w:tcMar>
-          </w:tcPr>
-          <w:p>
-            <w:r>
-              <w:rPr>
-                <w:rFonts w:ascii="Courier New" w:eastAsia="Courier New" w:hAnsi="Courier New" w:cs="Courier New"/>
-                <w:color w:val="00FF41"/>
-                <w:sz w:val="18"/>
-                <w:szCs w:val="18"/>
-              </w:rPr>
-              <w:t xml:space="preserve">      app.run(</w:t>
-            </w:r>
-          </w:p>
-        </w:tc>
-      </w:tr>
-      <w:tr>
-        <w:tc>
-          <w:tcPr>
-            <w:tcW w:w="9026" w:type="dxa"/>
-            <w:tcBorders>
-              <w:top w:val="none" w:sz="0" w:space="0" w:color="FFFFFF"/>
-              <w:left w:val="none" w:sz="0" w:space="0" w:color="FFFFFF"/>
-              <w:bottom w:val="none" w:sz="0" w:space="0" w:color="FFFFFF"/>
-              <w:right w:val="none" w:sz="0" w:space="0" w:color="FFFFFF"/>
-            </w:tcBorders>
-            <w:shd w:val="clear" w:color="auto" w:fill="1E2329"/>
-            <w:tcMar>
-              <w:top w:w="40" w:type="dxa"/>
-              <w:left w:w="200" w:type="dxa"/>
-              <w:bottom w:w="40" w:type="dxa"/>
-              <w:right w:w="200" w:type="dxa"/>
-            </w:tcMar>
-          </w:tcPr>
-          <w:p>
-            <w:r>
-              <w:rPr>
-                <w:rFonts w:ascii="Courier New" w:eastAsia="Courier New" w:hAnsi="Courier New" w:cs="Courier New"/>
-                <w:color w:val="00FF41"/>
-                <w:sz w:val="18"/>
-                <w:szCs w:val="18"/>
-              </w:rPr>
-              <w:t xml:space="preserve">          host  = '0.0.0.0',   # aceita conexões de qualquer IP da rede</w:t>
-            </w:r>
-          </w:p>
-        </w:tc>
-      </w:tr>
-      <w:tr>
-        <w:tc>
-          <w:tcPr>
-            <w:tcW w:w="9026" w:type="dxa"/>
-            <w:tcBorders>
-              <w:top w:val="none" w:sz="0" w:space="0" w:color="FFFFFF"/>
-              <w:left w:val="none" w:sz="0" w:space="0" w:color="FFFFFF"/>
-              <w:bottom w:val="none" w:sz="0" w:space="0" w:color="FFFFFF"/>
-              <w:right w:val="none" w:sz="0" w:space="0" w:color="FFFFFF"/>
-            </w:tcBorders>
-            <w:shd w:val="clear" w:color="auto" w:fill="1E2329"/>
-            <w:tcMar>
-              <w:top w:w="40" w:type="dxa"/>
-              <w:left w:w="200" w:type="dxa"/>
-              <w:bottom w:w="40" w:type="dxa"/>
-              <w:right w:w="200" w:type="dxa"/>
-            </w:tcMar>
-          </w:tcPr>
-          <w:p>
-            <w:r>
-              <w:rPr>
-                <w:rFonts w:ascii="Courier New" w:eastAsia="Courier New" w:hAnsi="Courier New" w:cs="Courier New"/>
-                <w:color w:val="00FF41"/>
-                <w:sz w:val="18"/>
-                <w:szCs w:val="18"/>
-              </w:rPr>
-              <w:t xml:space="preserve">          port  = 5000,</w:t>
+              <w:t xml:space="preserve">          </w:t>
+            </w:r>
+            <w:proofErr w:type="spellStart"/>
+            <w:r>
+              <w:rPr>
+                <w:rFonts w:ascii="Courier New" w:eastAsia="Courier New" w:hAnsi="Courier New" w:cs="Courier New"/>
+                <w:color w:val="00FF41"/>
+                <w:sz w:val="18"/>
+                <w:szCs w:val="18"/>
+              </w:rPr>
+              <w:t>port</w:t>
+            </w:r>
+            <w:proofErr w:type="spellEnd"/>
+            <w:r>
+              <w:rPr>
+                <w:rFonts w:ascii="Courier New" w:eastAsia="Courier New" w:hAnsi="Courier New" w:cs="Courier New"/>
+                <w:color w:val="00FF41"/>
+                <w:sz w:val="18"/>
+                <w:szCs w:val="18"/>
+              </w:rPr>
+              <w:t xml:space="preserve">  = 5000,</w:t>
             </w:r>
           </w:p>
         </w:tc>
@@ -10306,7 +13405,23 @@
       </w:pPr>
       <w:r>
         <w:lastRenderedPageBreak/>
-        <w:t>7. Rotas da API (Backend Flask)</w:t>
+        <w:t>7. Rotas da API (</w:t>
+      </w:r>
+      <w:proofErr w:type="spellStart"/>
+      <w:r>
+        <w:t>Backend</w:t>
+      </w:r>
+      <w:proofErr w:type="spellEnd"/>
+      <w:r>
+        <w:t xml:space="preserve"> </w:t>
+      </w:r>
+      <w:proofErr w:type="spellStart"/>
+      <w:r>
+        <w:t>Flask</w:t>
+      </w:r>
+      <w:proofErr w:type="spellEnd"/>
+      <w:r>
+        <w:t>)</w:t>
       </w:r>
     </w:p>
     <w:tbl>
@@ -11141,7 +14256,23 @@
                 <w:sz w:val="20"/>
                 <w:szCs w:val="20"/>
               </w:rPr>
-              <w:t>/uploads/&lt;filename&gt;</w:t>
+              <w:t>/uploads/&lt;</w:t>
+            </w:r>
+            <w:proofErr w:type="spellStart"/>
+            <w:r>
+              <w:rPr>
+                <w:sz w:val="20"/>
+                <w:szCs w:val="20"/>
+              </w:rPr>
+              <w:t>filename</w:t>
+            </w:r>
+            <w:proofErr w:type="spellEnd"/>
+            <w:r>
+              <w:rPr>
+                <w:sz w:val="20"/>
+                <w:szCs w:val="20"/>
+              </w:rPr>
+              <w:t>&gt;</w:t>
             </w:r>
           </w:p>
         </w:tc>
@@ -11906,7 +15037,7 @@
                 <w:b/>
                 <w:bCs/>
               </w:rPr>
-              <w:t>💡  Dica de Impressão</w:t>
+              <w:t>Dica de Impressão</w:t>
             </w:r>
           </w:p>
           <w:p>
@@ -11916,7 +15047,25 @@
                 <w:sz w:val="20"/>
                 <w:szCs w:val="20"/>
               </w:rPr>
-              <w:t>Testem a impressão em papel antes de gerar os PDFs em massa. Verifiquem se as margens estão corretas e se o corte entre carteirinhas é preciso. Imprimam uma página de teste e confirme com a secretaria antes de imprimir todas as turmas.</w:t>
+              <w:t xml:space="preserve">Testem a impressão em papel antes de gerar os </w:t>
+            </w:r>
+            <w:proofErr w:type="spellStart"/>
+            <w:r>
+              <w:rPr>
+                <w:color w:val="333333"/>
+                <w:sz w:val="20"/>
+                <w:szCs w:val="20"/>
+              </w:rPr>
+              <w:t>PDFs</w:t>
+            </w:r>
+            <w:proofErr w:type="spellEnd"/>
+            <w:r>
+              <w:rPr>
+                <w:color w:val="333333"/>
+                <w:sz w:val="20"/>
+                <w:szCs w:val="20"/>
+              </w:rPr>
+              <w:t xml:space="preserve"> em massa. Verifiquem se as margens estão corretas e se o corte entre carteirinhas é preciso. Imprimam uma página de teste e confirme com a secretaria antes de imprimir todas as turmas.</w:t>
             </w:r>
           </w:p>
         </w:tc>
@@ -12251,8 +15400,17 @@
                 <w:sz w:val="20"/>
                 <w:szCs w:val="20"/>
               </w:rPr>
-              <w:t>Configurar repositório Git</w:t>
-            </w:r>
+              <w:t xml:space="preserve">Configurar repositório </w:t>
+            </w:r>
+            <w:proofErr w:type="spellStart"/>
+            <w:r>
+              <w:rPr>
+                <w:sz w:val="20"/>
+                <w:szCs w:val="20"/>
+              </w:rPr>
+              <w:t>Git</w:t>
+            </w:r>
+            <w:proofErr w:type="spellEnd"/>
           </w:p>
         </w:tc>
         <w:tc>
@@ -12273,6 +15431,7 @@
             </w:tcMar>
           </w:tcPr>
           <w:p>
+            <w:proofErr w:type="spellStart"/>
             <w:r>
               <w:rPr>
                 <w:sz w:val="20"/>
@@ -12280,6 +15439,7 @@
               </w:rPr>
               <w:t>DevOps</w:t>
             </w:r>
+            <w:proofErr w:type="spellEnd"/>
           </w:p>
         </w:tc>
         <w:tc>
@@ -12439,6 +15599,7 @@
             </w:tcMar>
           </w:tcPr>
           <w:p>
+            <w:proofErr w:type="spellStart"/>
             <w:r>
               <w:rPr>
                 <w:sz w:val="20"/>
@@ -12446,6 +15607,7 @@
               </w:rPr>
               <w:t>Frontend</w:t>
             </w:r>
+            <w:proofErr w:type="spellEnd"/>
           </w:p>
         </w:tc>
         <w:tc>
@@ -12492,7 +15654,15 @@
         <w:pStyle w:val="Ttulo2"/>
       </w:pPr>
       <w:r>
-        <w:t>Sprint 2 — Backend e Cadastro</w:t>
+        <w:t xml:space="preserve">Sprint 2 — </w:t>
+      </w:r>
+      <w:proofErr w:type="spellStart"/>
+      <w:r>
+        <w:t>Backend</w:t>
+      </w:r>
+      <w:proofErr w:type="spellEnd"/>
+      <w:r>
+        <w:t xml:space="preserve"> e Cadastro</w:t>
       </w:r>
     </w:p>
     <w:tbl>
@@ -12636,7 +15806,23 @@
                 <w:sz w:val="20"/>
                 <w:szCs w:val="20"/>
               </w:rPr>
-              <w:t>Criar app.py com Flask rodando em 0.0.0.0</w:t>
+              <w:t xml:space="preserve">Criar app.py com </w:t>
+            </w:r>
+            <w:proofErr w:type="spellStart"/>
+            <w:r>
+              <w:rPr>
+                <w:sz w:val="20"/>
+                <w:szCs w:val="20"/>
+              </w:rPr>
+              <w:t>Flask</w:t>
+            </w:r>
+            <w:proofErr w:type="spellEnd"/>
+            <w:r>
+              <w:rPr>
+                <w:sz w:val="20"/>
+                <w:szCs w:val="20"/>
+              </w:rPr>
+              <w:t xml:space="preserve"> rodando em 0.0.0.0</w:t>
             </w:r>
           </w:p>
         </w:tc>
@@ -12658,6 +15844,7 @@
             </w:tcMar>
           </w:tcPr>
           <w:p>
+            <w:proofErr w:type="spellStart"/>
             <w:r>
               <w:rPr>
                 <w:sz w:val="20"/>
@@ -12665,6 +15852,7 @@
               </w:rPr>
               <w:t>Backend</w:t>
             </w:r>
+            <w:proofErr w:type="spellEnd"/>
           </w:p>
         </w:tc>
         <w:tc>
@@ -12741,6 +15929,7 @@
             </w:tcMar>
           </w:tcPr>
           <w:p>
+            <w:proofErr w:type="spellStart"/>
             <w:r>
               <w:rPr>
                 <w:sz w:val="20"/>
@@ -12748,6 +15937,7 @@
               </w:rPr>
               <w:t>Backend</w:t>
             </w:r>
+            <w:proofErr w:type="spellEnd"/>
           </w:p>
         </w:tc>
         <w:tc>
@@ -12824,6 +16014,7 @@
             </w:tcMar>
           </w:tcPr>
           <w:p>
+            <w:proofErr w:type="spellStart"/>
             <w:r>
               <w:rPr>
                 <w:sz w:val="20"/>
@@ -12831,6 +16022,7 @@
               </w:rPr>
               <w:t>Frontend</w:t>
             </w:r>
+            <w:proofErr w:type="spellEnd"/>
           </w:p>
         </w:tc>
         <w:tc>
@@ -12968,8 +16160,33 @@
                 <w:sz w:val="20"/>
                 <w:szCs w:val="20"/>
               </w:rPr>
-              <w:t>Validações no frontend e backend</w:t>
-            </w:r>
+              <w:t xml:space="preserve">Validações no </w:t>
+            </w:r>
+            <w:proofErr w:type="spellStart"/>
+            <w:r>
+              <w:rPr>
+                <w:sz w:val="20"/>
+                <w:szCs w:val="20"/>
+              </w:rPr>
+              <w:t>frontend</w:t>
+            </w:r>
+            <w:proofErr w:type="spellEnd"/>
+            <w:r>
+              <w:rPr>
+                <w:sz w:val="20"/>
+                <w:szCs w:val="20"/>
+              </w:rPr>
+              <w:t xml:space="preserve"> e </w:t>
+            </w:r>
+            <w:proofErr w:type="spellStart"/>
+            <w:r>
+              <w:rPr>
+                <w:sz w:val="20"/>
+                <w:szCs w:val="20"/>
+              </w:rPr>
+              <w:t>backend</w:t>
+            </w:r>
+            <w:proofErr w:type="spellEnd"/>
           </w:p>
         </w:tc>
         <w:tc>
@@ -13209,6 +16426,7 @@
             </w:tcMar>
           </w:tcPr>
           <w:p>
+            <w:proofErr w:type="spellStart"/>
             <w:r>
               <w:rPr>
                 <w:sz w:val="20"/>
@@ -13216,6 +16434,7 @@
               </w:rPr>
               <w:t>Backend</w:t>
             </w:r>
+            <w:proofErr w:type="spellEnd"/>
           </w:p>
         </w:tc>
         <w:tc>
@@ -13241,8 +16460,17 @@
                 <w:sz w:val="20"/>
                 <w:szCs w:val="20"/>
               </w:rPr>
-              <w:t>API com query params</w:t>
-            </w:r>
+              <w:t xml:space="preserve">API com query </w:t>
+            </w:r>
+            <w:proofErr w:type="spellStart"/>
+            <w:r>
+              <w:rPr>
+                <w:sz w:val="20"/>
+                <w:szCs w:val="20"/>
+              </w:rPr>
+              <w:t>params</w:t>
+            </w:r>
+            <w:proofErr w:type="spellEnd"/>
           </w:p>
         </w:tc>
       </w:tr>
@@ -13292,6 +16520,7 @@
             </w:tcMar>
           </w:tcPr>
           <w:p>
+            <w:proofErr w:type="spellStart"/>
             <w:r>
               <w:rPr>
                 <w:sz w:val="20"/>
@@ -13299,6 +16528,7 @@
               </w:rPr>
               <w:t>Frontend</w:t>
             </w:r>
+            <w:proofErr w:type="spellEnd"/>
           </w:p>
         </w:tc>
         <w:tc>
@@ -13375,6 +16605,7 @@
             </w:tcMar>
           </w:tcPr>
           <w:p>
+            <w:proofErr w:type="spellStart"/>
             <w:r>
               <w:rPr>
                 <w:sz w:val="20"/>
@@ -13382,6 +16613,7 @@
               </w:rPr>
               <w:t>Frontend</w:t>
             </w:r>
+            <w:proofErr w:type="spellEnd"/>
           </w:p>
         </w:tc>
         <w:tc>
@@ -13656,7 +16888,23 @@
                 <w:sz w:val="20"/>
                 <w:szCs w:val="20"/>
               </w:rPr>
-              <w:t>Integrar jsPDF no projeto</w:t>
+              <w:t xml:space="preserve">Integrar </w:t>
+            </w:r>
+            <w:proofErr w:type="spellStart"/>
+            <w:r>
+              <w:rPr>
+                <w:sz w:val="20"/>
+                <w:szCs w:val="20"/>
+              </w:rPr>
+              <w:t>jsPDF</w:t>
+            </w:r>
+            <w:proofErr w:type="spellEnd"/>
+            <w:r>
+              <w:rPr>
+                <w:sz w:val="20"/>
+                <w:szCs w:val="20"/>
+              </w:rPr>
+              <w:t xml:space="preserve"> no projeto</w:t>
             </w:r>
           </w:p>
         </w:tc>
@@ -13678,6 +16926,7 @@
             </w:tcMar>
           </w:tcPr>
           <w:p>
+            <w:proofErr w:type="spellStart"/>
             <w:r>
               <w:rPr>
                 <w:sz w:val="20"/>
@@ -13685,6 +16934,7 @@
               </w:rPr>
               <w:t>Frontend</w:t>
             </w:r>
+            <w:proofErr w:type="spellEnd"/>
           </w:p>
         </w:tc>
         <w:tc>
@@ -13705,12 +16955,21 @@
             </w:tcMar>
           </w:tcPr>
           <w:p>
-            <w:r>
-              <w:rPr>
-                <w:sz w:val="20"/>
-                <w:szCs w:val="20"/>
-              </w:rPr>
-              <w:t>jsPDF funcionando</w:t>
+            <w:proofErr w:type="spellStart"/>
+            <w:r>
+              <w:rPr>
+                <w:sz w:val="20"/>
+                <w:szCs w:val="20"/>
+              </w:rPr>
+              <w:t>jsPDF</w:t>
+            </w:r>
+            <w:proofErr w:type="spellEnd"/>
+            <w:r>
+              <w:rPr>
+                <w:sz w:val="20"/>
+                <w:szCs w:val="20"/>
+              </w:rPr>
+              <w:t xml:space="preserve"> funcionando</w:t>
             </w:r>
           </w:p>
         </w:tc>
@@ -13739,7 +16998,23 @@
                 <w:sz w:val="20"/>
                 <w:szCs w:val="20"/>
               </w:rPr>
-              <w:t>Desenhar carteirinha no Canvas (jsPDF)</w:t>
+              <w:t>Desenhar carteirinha no Canvas (</w:t>
+            </w:r>
+            <w:proofErr w:type="spellStart"/>
+            <w:r>
+              <w:rPr>
+                <w:sz w:val="20"/>
+                <w:szCs w:val="20"/>
+              </w:rPr>
+              <w:t>jsPDF</w:t>
+            </w:r>
+            <w:proofErr w:type="spellEnd"/>
+            <w:r>
+              <w:rPr>
+                <w:sz w:val="20"/>
+                <w:szCs w:val="20"/>
+              </w:rPr>
+              <w:t>)</w:t>
             </w:r>
           </w:p>
         </w:tc>
@@ -13761,6 +17036,7 @@
             </w:tcMar>
           </w:tcPr>
           <w:p>
+            <w:proofErr w:type="spellStart"/>
             <w:r>
               <w:rPr>
                 <w:sz w:val="20"/>
@@ -13768,6 +17044,7 @@
               </w:rPr>
               <w:t>Frontend</w:t>
             </w:r>
+            <w:proofErr w:type="spellEnd"/>
           </w:p>
         </w:tc>
         <w:tc>
@@ -13844,6 +17121,7 @@
             </w:tcMar>
           </w:tcPr>
           <w:p>
+            <w:proofErr w:type="spellStart"/>
             <w:r>
               <w:rPr>
                 <w:sz w:val="20"/>
@@ -13851,6 +17129,7 @@
               </w:rPr>
               <w:t>Frontend</w:t>
             </w:r>
+            <w:proofErr w:type="spellEnd"/>
           </w:p>
         </w:tc>
         <w:tc>
@@ -13927,6 +17206,7 @@
             </w:tcMar>
           </w:tcPr>
           <w:p>
+            <w:proofErr w:type="spellStart"/>
             <w:r>
               <w:rPr>
                 <w:sz w:val="20"/>
@@ -13934,6 +17214,7 @@
               </w:rPr>
               <w:t>Frontend</w:t>
             </w:r>
+            <w:proofErr w:type="spellEnd"/>
           </w:p>
         </w:tc>
         <w:tc>
@@ -14395,6 +17676,7 @@
             </w:tcMar>
           </w:tcPr>
           <w:p>
+            <w:proofErr w:type="spellStart"/>
             <w:r>
               <w:rPr>
                 <w:sz w:val="20"/>
@@ -14402,6 +17684,7 @@
               </w:rPr>
               <w:t>Frontend</w:t>
             </w:r>
+            <w:proofErr w:type="spellEnd"/>
           </w:p>
         </w:tc>
         <w:tc>
@@ -14780,6 +18063,7 @@
             </w:tcMar>
           </w:tcPr>
           <w:p>
+            <w:proofErr w:type="spellStart"/>
             <w:r>
               <w:rPr>
                 <w:sz w:val="20"/>
@@ -14787,6 +18071,7 @@
               </w:rPr>
               <w:t>Backend</w:t>
             </w:r>
+            <w:proofErr w:type="spellEnd"/>
           </w:p>
         </w:tc>
         <w:tc>
@@ -14812,8 +18097,17 @@
                 <w:sz w:val="20"/>
                 <w:szCs w:val="20"/>
               </w:rPr>
-              <w:t>start_server.bat / .sh</w:t>
-            </w:r>
+              <w:t>start_server.bat / .</w:t>
+            </w:r>
+            <w:proofErr w:type="spellStart"/>
+            <w:r>
+              <w:rPr>
+                <w:sz w:val="20"/>
+                <w:szCs w:val="20"/>
+              </w:rPr>
+              <w:t>sh</w:t>
+            </w:r>
+            <w:proofErr w:type="spellEnd"/>
           </w:p>
         </w:tc>
       </w:tr>
@@ -14973,13 +18267,31 @@
             </w:tcMar>
           </w:tcPr>
           <w:p>
-            <w:r>
-              <w:rPr>
-                <w:sz w:val="20"/>
-                <w:szCs w:val="20"/>
-              </w:rPr>
-              <w:t>Tag v1.0 no Git</w:t>
-            </w:r>
+            <w:proofErr w:type="spellStart"/>
+            <w:r>
+              <w:rPr>
+                <w:sz w:val="20"/>
+                <w:szCs w:val="20"/>
+              </w:rPr>
+              <w:t>Tag</w:t>
+            </w:r>
+            <w:proofErr w:type="spellEnd"/>
+            <w:r>
+              <w:rPr>
+                <w:sz w:val="20"/>
+                <w:szCs w:val="20"/>
+              </w:rPr>
+              <w:t xml:space="preserve"> v1.0 no </w:t>
+            </w:r>
+            <w:proofErr w:type="spellStart"/>
+            <w:r>
+              <w:rPr>
+                <w:sz w:val="20"/>
+                <w:szCs w:val="20"/>
+              </w:rPr>
+              <w:t>Git</w:t>
+            </w:r>
+            <w:proofErr w:type="spellEnd"/>
           </w:p>
         </w:tc>
       </w:tr>
@@ -15016,7 +18328,31 @@
         <w:spacing w:after="80"/>
       </w:pPr>
       <w:r>
-        <w:t>Nunca versione o arquivo .env no Git — ele contém senha do banco</w:t>
+        <w:t xml:space="preserve">Nunca </w:t>
+      </w:r>
+      <w:proofErr w:type="spellStart"/>
+      <w:r>
+        <w:t>versione</w:t>
+      </w:r>
+      <w:proofErr w:type="spellEnd"/>
+      <w:r>
+        <w:t xml:space="preserve"> o arquivo .</w:t>
+      </w:r>
+      <w:proofErr w:type="spellStart"/>
+      <w:r>
+        <w:t>env</w:t>
+      </w:r>
+      <w:proofErr w:type="spellEnd"/>
+      <w:r>
+        <w:t xml:space="preserve"> no </w:t>
+      </w:r>
+      <w:proofErr w:type="spellStart"/>
+      <w:r>
+        <w:t>Git</w:t>
+      </w:r>
+      <w:proofErr w:type="spellEnd"/>
+      <w:r>
+        <w:t xml:space="preserve"> — ele contém senha do banco</w:t>
       </w:r>
     </w:p>
     <w:p>
@@ -15055,8 +18391,21 @@
         <w:spacing w:after="80"/>
       </w:pPr>
       <w:r>
-        <w:t>Faça backup do banco periodicamente: mysqldump carteirinhas &gt; backup.sql</w:t>
+        <w:t xml:space="preserve">Faça backup do banco periodicamente: </w:t>
       </w:r>
+      <w:proofErr w:type="spellStart"/>
+      <w:r>
+        <w:t>mysqldump</w:t>
+      </w:r>
+      <w:proofErr w:type="spellEnd"/>
+      <w:r>
+        <w:t xml:space="preserve"> carteirinhas &gt; </w:t>
+      </w:r>
+      <w:proofErr w:type="spellStart"/>
+      <w:r>
+        <w:t>backup.sql</w:t>
+      </w:r>
+      <w:proofErr w:type="spellEnd"/>
     </w:p>
     <w:p>
       <w:pPr>
@@ -15073,8 +18422,13 @@
         <w:pStyle w:val="Ttulo2"/>
       </w:pPr>
       <w:r>
-        <w:t>10.2 Git</w:t>
+        <w:t xml:space="preserve">10.2 </w:t>
       </w:r>
+      <w:proofErr w:type="spellStart"/>
+      <w:r>
+        <w:t>Git</w:t>
+      </w:r>
+      <w:proofErr w:type="spellEnd"/>
     </w:p>
     <w:p>
       <w:pPr>
@@ -15086,8 +18440,29 @@
         <w:spacing w:after="80"/>
       </w:pPr>
       <w:r>
-        <w:t>Nunca faça commit direto na branch main</w:t>
+        <w:t xml:space="preserve">Nunca faça </w:t>
       </w:r>
+      <w:proofErr w:type="spellStart"/>
+      <w:r>
+        <w:t>commit</w:t>
+      </w:r>
+      <w:proofErr w:type="spellEnd"/>
+      <w:r>
+        <w:t xml:space="preserve"> direto na </w:t>
+      </w:r>
+      <w:proofErr w:type="spellStart"/>
+      <w:r>
+        <w:t>branch</w:t>
+      </w:r>
+      <w:proofErr w:type="spellEnd"/>
+      <w:r>
+        <w:t xml:space="preserve"> </w:t>
+      </w:r>
+      <w:proofErr w:type="spellStart"/>
+      <w:r>
+        <w:t>main</w:t>
+      </w:r>
+      <w:proofErr w:type="spellEnd"/>
     </w:p>
     <w:p>
       <w:pPr>
@@ -15111,8 +18486,13 @@
         </w:numPr>
         <w:spacing w:after="80"/>
       </w:pPr>
+      <w:proofErr w:type="spellStart"/>
       <w:r>
-        <w:t>Commits frequentes com mensagens descritivas em português</w:t>
+        <w:t>Commits</w:t>
+      </w:r>
+      <w:proofErr w:type="spellEnd"/>
+      <w:r>
+        <w:t xml:space="preserve"> frequentes com mensagens descritivas em português</w:t>
       </w:r>
     </w:p>
     <w:p>
@@ -15125,7 +18505,39 @@
         <w:spacing w:after="80"/>
       </w:pPr>
       <w:r>
-        <w:t>Adicione ao .gitignore: .env, uploads/, venv/, __pycache__/</w:t>
+        <w:t>Adicione ao .</w:t>
+      </w:r>
+      <w:proofErr w:type="spellStart"/>
+      <w:r>
+        <w:t>gitignore</w:t>
+      </w:r>
+      <w:proofErr w:type="spellEnd"/>
+      <w:r>
+        <w:t>: .</w:t>
+      </w:r>
+      <w:proofErr w:type="spellStart"/>
+      <w:r>
+        <w:t>env</w:t>
+      </w:r>
+      <w:proofErr w:type="spellEnd"/>
+      <w:r>
+        <w:t xml:space="preserve">, uploads/, </w:t>
+      </w:r>
+      <w:proofErr w:type="spellStart"/>
+      <w:r>
+        <w:t>venv</w:t>
+      </w:r>
+      <w:proofErr w:type="spellEnd"/>
+      <w:r>
+        <w:t>/, __</w:t>
+      </w:r>
+      <w:proofErr w:type="spellStart"/>
+      <w:r>
+        <w:t>pycache</w:t>
+      </w:r>
+      <w:proofErr w:type="spellEnd"/>
+      <w:r>
+        <w:t>__/</w:t>
       </w:r>
     </w:p>
     <w:p>
@@ -15156,7 +18568,15 @@
         <w:spacing w:after="80"/>
       </w:pPr>
       <w:r>
-        <w:t>Separe SQL do Flask: todo SQL fica em database.py</w:t>
+        <w:t xml:space="preserve">Separe SQL do </w:t>
+      </w:r>
+      <w:proofErr w:type="spellStart"/>
+      <w:r>
+        <w:t>Flask</w:t>
+      </w:r>
+      <w:proofErr w:type="spellEnd"/>
+      <w:r>
+        <w:t>: todo SQL fica em database.py</w:t>
       </w:r>
     </w:p>
     <w:p>
@@ -15169,7 +18589,23 @@
         <w:spacing w:after="80"/>
       </w:pPr>
       <w:r>
-        <w:t>Use cursor(dictionary=True) no MySQL para retornar dicionários</w:t>
+        <w:t>Use cursor(</w:t>
+      </w:r>
+      <w:proofErr w:type="spellStart"/>
+      <w:r>
+        <w:t>dictionary</w:t>
+      </w:r>
+      <w:proofErr w:type="spellEnd"/>
+      <w:r>
+        <w:t>=</w:t>
+      </w:r>
+      <w:proofErr w:type="spellStart"/>
+      <w:r>
+        <w:t>True</w:t>
+      </w:r>
+      <w:proofErr w:type="spellEnd"/>
+      <w:r>
+        <w:t>) no MySQL para retornar dicionários</w:t>
       </w:r>
     </w:p>
     <w:p>
@@ -15182,7 +18618,15 @@
         <w:spacing w:after="80"/>
       </w:pPr>
       <w:r>
-        <w:t>Sempre feche a conexão (conn.close()) após cada operação</w:t>
+        <w:t>Sempre feche a conexão (</w:t>
+      </w:r>
+      <w:proofErr w:type="spellStart"/>
+      <w:r>
+        <w:t>conn.close</w:t>
+      </w:r>
+      <w:proofErr w:type="spellEnd"/>
+      <w:r>
+        <w:t>()) após cada operação</w:t>
       </w:r>
     </w:p>
     <w:p>
@@ -15195,7 +18639,23 @@
         <w:spacing w:after="80"/>
       </w:pPr>
       <w:r>
-        <w:t>Valide dados no frontend (JS) E no backend (Python)</w:t>
+        <w:t xml:space="preserve">Valide dados no </w:t>
+      </w:r>
+      <w:proofErr w:type="spellStart"/>
+      <w:r>
+        <w:t>frontend</w:t>
+      </w:r>
+      <w:proofErr w:type="spellEnd"/>
+      <w:r>
+        <w:t xml:space="preserve"> (JS) E no </w:t>
+      </w:r>
+      <w:proofErr w:type="spellStart"/>
+      <w:r>
+        <w:t>backend</w:t>
+      </w:r>
+      <w:proofErr w:type="spellEnd"/>
+      <w:r>
+        <w:t xml:space="preserve"> (Python)</w:t>
       </w:r>
     </w:p>
     <w:p>
@@ -15255,7 +18715,7 @@
                 <w:b/>
                 <w:bCs/>
               </w:rPr>
-              <w:t>🚨  Regra de Ouro</w:t>
+              <w:t>Regra de Ouro</w:t>
             </w:r>
           </w:p>
           <w:p>
@@ -15729,7 +19189,39 @@
                 <w:sz w:val="20"/>
                 <w:szCs w:val="20"/>
               </w:rPr>
-              <w:t>Servidor configurado corretamente, .env protegido, .gitignore?</w:t>
+              <w:t>Servidor configurado corretamente, .</w:t>
+            </w:r>
+            <w:proofErr w:type="spellStart"/>
+            <w:r>
+              <w:rPr>
+                <w:sz w:val="20"/>
+                <w:szCs w:val="20"/>
+              </w:rPr>
+              <w:t>env</w:t>
+            </w:r>
+            <w:proofErr w:type="spellEnd"/>
+            <w:r>
+              <w:rPr>
+                <w:sz w:val="20"/>
+                <w:szCs w:val="20"/>
+              </w:rPr>
+              <w:t xml:space="preserve"> protegido, .</w:t>
+            </w:r>
+            <w:proofErr w:type="spellStart"/>
+            <w:r>
+              <w:rPr>
+                <w:sz w:val="20"/>
+                <w:szCs w:val="20"/>
+              </w:rPr>
+              <w:t>gitignore</w:t>
+            </w:r>
+            <w:proofErr w:type="spellEnd"/>
+            <w:r>
+              <w:rPr>
+                <w:sz w:val="20"/>
+                <w:szCs w:val="20"/>
+              </w:rPr>
+              <w:t>?</w:t>
             </w:r>
           </w:p>
         </w:tc>
@@ -15758,8 +19250,17 @@
                 <w:sz w:val="20"/>
                 <w:szCs w:val="20"/>
               </w:rPr>
-              <w:t>Uso do Git</w:t>
-            </w:r>
+              <w:t xml:space="preserve">Uso do </w:t>
+            </w:r>
+            <w:proofErr w:type="spellStart"/>
+            <w:r>
+              <w:rPr>
+                <w:sz w:val="20"/>
+                <w:szCs w:val="20"/>
+              </w:rPr>
+              <w:t>Git</w:t>
+            </w:r>
+            <w:proofErr w:type="spellEnd"/>
           </w:p>
         </w:tc>
         <w:tc>
@@ -15807,12 +19308,37 @@
             </w:tcMar>
           </w:tcPr>
           <w:p>
-            <w:r>
-              <w:rPr>
-                <w:sz w:val="20"/>
-                <w:szCs w:val="20"/>
-              </w:rPr>
-              <w:t>Commits frequentes, branches corretas, histórico limpo?</w:t>
+            <w:proofErr w:type="spellStart"/>
+            <w:r>
+              <w:rPr>
+                <w:sz w:val="20"/>
+                <w:szCs w:val="20"/>
+              </w:rPr>
+              <w:t>Commits</w:t>
+            </w:r>
+            <w:proofErr w:type="spellEnd"/>
+            <w:r>
+              <w:rPr>
+                <w:sz w:val="20"/>
+                <w:szCs w:val="20"/>
+              </w:rPr>
+              <w:t xml:space="preserve"> frequentes, </w:t>
+            </w:r>
+            <w:proofErr w:type="spellStart"/>
+            <w:r>
+              <w:rPr>
+                <w:sz w:val="20"/>
+                <w:szCs w:val="20"/>
+              </w:rPr>
+              <w:t>branches</w:t>
+            </w:r>
+            <w:proofErr w:type="spellEnd"/>
+            <w:r>
+              <w:rPr>
+                <w:sz w:val="20"/>
+                <w:szCs w:val="20"/>
+              </w:rPr>
+              <w:t xml:space="preserve"> corretas, histórico limpo?</w:t>
             </w:r>
           </w:p>
         </w:tc>
@@ -16077,7 +19603,23 @@
         <w:spacing w:after="80"/>
       </w:pPr>
       <w:r>
-        <w:t>Credenciais do banco protegidas (não versionadas no Git)</w:t>
+        <w:t xml:space="preserve">Credenciais do banco protegidas (não </w:t>
+      </w:r>
+      <w:proofErr w:type="spellStart"/>
+      <w:r>
+        <w:t>versionadas</w:t>
+      </w:r>
+      <w:proofErr w:type="spellEnd"/>
+      <w:r>
+        <w:t xml:space="preserve"> no </w:t>
+      </w:r>
+      <w:proofErr w:type="spellStart"/>
+      <w:r>
+        <w:t>Git</w:t>
+      </w:r>
+      <w:proofErr w:type="spellEnd"/>
+      <w:r>
+        <w:t>)</w:t>
       </w:r>
     </w:p>
     <w:p>
@@ -16111,8 +19653,13 @@
         </w:numPr>
         <w:spacing w:after="80"/>
       </w:pPr>
+      <w:proofErr w:type="spellStart"/>
       <w:r>
-        <w:t>Flask: https://flask.palletsprojects.com/en/3.0.x/</w:t>
+        <w:t>Flask</w:t>
+      </w:r>
+      <w:proofErr w:type="spellEnd"/>
+      <w:r>
+        <w:t>: https://flask.palletsprojects.com/en/3.0.x/</w:t>
       </w:r>
     </w:p>
     <w:p>
@@ -16125,7 +19672,51 @@
         <w:spacing w:after="80"/>
       </w:pPr>
       <w:r>
-        <w:t>MySQL Connector/Python: https://dev.mysql.com/doc/connector-python/en/</w:t>
+        <w:t xml:space="preserve">MySQL </w:t>
+      </w:r>
+      <w:proofErr w:type="spellStart"/>
+      <w:r>
+        <w:t>Connector</w:t>
+      </w:r>
+      <w:proofErr w:type="spellEnd"/>
+      <w:r>
+        <w:t>/Python: https://dev.mysql.com/doc/connector-python/en/</w:t>
+      </w:r>
+    </w:p>
+    <w:p>
+      <w:pPr>
+        <w:pStyle w:val="PargrafodaLista"/>
+        <w:numPr>
+          <w:ilvl w:val="0"/>
+          <w:numId w:val="2"/>
+        </w:numPr>
+        <w:spacing w:after="80"/>
+      </w:pPr>
+      <w:proofErr w:type="spellStart"/>
+      <w:r>
+        <w:t>jsPDF</w:t>
+      </w:r>
+      <w:proofErr w:type="spellEnd"/>
+      <w:r>
+        <w:t>: https://artskydj.github.io/jsPDF/docs/jsPDF.html</w:t>
+      </w:r>
+    </w:p>
+    <w:p>
+      <w:pPr>
+        <w:pStyle w:val="PargrafodaLista"/>
+        <w:numPr>
+          <w:ilvl w:val="0"/>
+          <w:numId w:val="2"/>
+        </w:numPr>
+        <w:spacing w:after="80"/>
+      </w:pPr>
+      <w:proofErr w:type="spellStart"/>
+      <w:r>
+        <w:t>python-dotenv</w:t>
+      </w:r>
+      <w:proofErr w:type="spellEnd"/>
+      <w:r>
+        <w:t>: https://pypi.org/project/python-dotenv/</w:t>
       </w:r>
     </w:p>
     <w:p>
@@ -16138,33 +19729,15 @@
         <w:spacing w:after="80"/>
       </w:pPr>
       <w:r>
-        <w:t>jsPDF: https://artskydj.github.io/jsPDF/docs/jsPDF.html</w:t>
+        <w:t xml:space="preserve">MDN Web </w:t>
       </w:r>
-    </w:p>
-    <w:p>
-      <w:pPr>
-        <w:pStyle w:val="PargrafodaLista"/>
-        <w:numPr>
-          <w:ilvl w:val="0"/>
-          <w:numId w:val="2"/>
-        </w:numPr>
-        <w:spacing w:after="80"/>
-      </w:pPr>
+      <w:proofErr w:type="spellStart"/>
       <w:r>
-        <w:t>python-dotenv: https://pypi.org/project/python-dotenv/</w:t>
+        <w:t>Docs</w:t>
       </w:r>
-    </w:p>
-    <w:p>
-      <w:pPr>
-        <w:pStyle w:val="PargrafodaLista"/>
-        <w:numPr>
-          <w:ilvl w:val="0"/>
-          <w:numId w:val="2"/>
-        </w:numPr>
-        <w:spacing w:after="80"/>
-      </w:pPr>
+      <w:proofErr w:type="spellEnd"/>
       <w:r>
-        <w:t>MDN Web Docs: https://developer.mozilla.org/pt-BR/</w:t>
+        <w:t>: https://developer.mozilla.org/pt-BR/</w:t>
       </w:r>
     </w:p>
     <w:p>
@@ -16207,8 +19780,39 @@
         </w:numPr>
         <w:spacing w:after="80"/>
       </w:pPr>
+      <w:proofErr w:type="spellStart"/>
       <w:r>
-        <w:t>Postman (testar rotas da API): https://www.postman.com/</w:t>
+        <w:t>Postman</w:t>
+      </w:r>
+      <w:proofErr w:type="spellEnd"/>
+      <w:r>
+        <w:t xml:space="preserve"> (testar rotas da API): https://www.postman.com/</w:t>
+      </w:r>
+    </w:p>
+    <w:p>
+      <w:pPr>
+        <w:pStyle w:val="PargrafodaLista"/>
+        <w:numPr>
+          <w:ilvl w:val="0"/>
+          <w:numId w:val="2"/>
+        </w:numPr>
+        <w:spacing w:after="80"/>
+      </w:pPr>
+      <w:proofErr w:type="spellStart"/>
+      <w:r>
+        <w:t>Figma</w:t>
+      </w:r>
+      <w:proofErr w:type="spellEnd"/>
+      <w:r>
+        <w:t xml:space="preserve"> (</w:t>
+      </w:r>
+      <w:proofErr w:type="spellStart"/>
+      <w:r>
+        <w:t>prototipar</w:t>
+      </w:r>
+      <w:proofErr w:type="spellEnd"/>
+      <w:r>
+        <w:t xml:space="preserve"> layout da carteirinha): https://figma.com</w:t>
       </w:r>
     </w:p>
     <w:p>
@@ -16221,20 +19825,15 @@
         <w:spacing w:after="80"/>
       </w:pPr>
       <w:r>
-        <w:t>Figma (prototipar layout da carteirinha): https://figma.com</w:t>
+        <w:t xml:space="preserve">VS </w:t>
       </w:r>
-    </w:p>
-    <w:p>
-      <w:pPr>
-        <w:pStyle w:val="PargrafodaLista"/>
-        <w:numPr>
-          <w:ilvl w:val="0"/>
-          <w:numId w:val="2"/>
-        </w:numPr>
-        <w:spacing w:after="80"/>
-      </w:pPr>
+      <w:proofErr w:type="spellStart"/>
       <w:r>
-        <w:t>VS Code (editor recomendado): https://code.visualstudio.com</w:t>
+        <w:t>Code</w:t>
+      </w:r>
+      <w:proofErr w:type="spellEnd"/>
+      <w:r>
+        <w:t xml:space="preserve"> (editor recomendado): https://code.visualstudio.com</w:t>
       </w:r>
     </w:p>
     <w:p>
@@ -16257,16 +19856,7 @@
         <w:pStyle w:val="Ttulo1"/>
       </w:pPr>
       <w:r>
-        <w:t>1</w:t>
-      </w:r>
-      <w:r>
-        <w:t>3</w:t>
-      </w:r>
-      <w:r>
-        <w:t xml:space="preserve">. </w:t>
-      </w:r>
-      <w:r>
-        <w:t>Alterações a ser feita</w:t>
+        <w:t>13. Alterações a ser feita</w:t>
       </w:r>
     </w:p>
     <w:p>
@@ -16279,7 +19869,15 @@
         <w:spacing w:after="80"/>
       </w:pPr>
       <w:r>
-        <w:t>Acrescentar no cadastro do aluno (Nome da Mãe,Data de Nascimento)</w:t>
+        <w:t xml:space="preserve">Acrescentar no cadastro do aluno (Nome da </w:t>
+      </w:r>
+      <w:proofErr w:type="spellStart"/>
+      <w:r>
+        <w:t>Mãe,Data</w:t>
+      </w:r>
+      <w:proofErr w:type="spellEnd"/>
+      <w:r>
+        <w:t xml:space="preserve"> de Nascimento)</w:t>
       </w:r>
     </w:p>
     <w:p>

--- a/documentacao/Documentacao_Carteirinhas_v2_MySQL.docx
+++ b/documentacao/Documentacao_Carteirinhas_v2_MySQL.docx
@@ -221,7 +221,25 @@
           <w:sz w:val="18"/>
           <w:szCs w:val="18"/>
         </w:rPr>
-        <w:t>Versão 2.0  —  Atualizado com MySQL e Rede Local</w:t>
+        <w:t xml:space="preserve">Versão </w:t>
+      </w:r>
+      <w:proofErr w:type="gramStart"/>
+      <w:r>
+        <w:rPr>
+          <w:color w:val="999999"/>
+          <w:sz w:val="18"/>
+          <w:szCs w:val="18"/>
+        </w:rPr>
+        <w:t>2.0  —</w:t>
+      </w:r>
+      <w:proofErr w:type="gramEnd"/>
+      <w:r>
+        <w:rPr>
+          <w:color w:val="999999"/>
+          <w:sz w:val="18"/>
+          <w:szCs w:val="18"/>
+        </w:rPr>
+        <w:t xml:space="preserve">  Atualizado com MySQL e Rede Local</w:t>
       </w:r>
     </w:p>
     <w:p>
@@ -317,7 +335,7 @@
                 <w:b/>
                 <w:bCs/>
               </w:rPr>
-              <w:t>🎯  Objetivo Principal</w:t>
+              <w:t>Objetivo Principal</w:t>
             </w:r>
           </w:p>
           <w:p>
@@ -345,7 +363,23 @@
                 <w:sz w:val="20"/>
                 <w:szCs w:val="20"/>
               </w:rPr>
-              <w:t xml:space="preserve"> prontos para impressão com 8 carteirinhas por folha A4. Os dados ficam armazenados em um banco de dados MySQL centralizado no servidor da escola.</w:t>
+              <w:t xml:space="preserve"> prontos para impressão com </w:t>
+            </w:r>
+            <w:r>
+              <w:rPr>
+                <w:color w:val="333333"/>
+                <w:sz w:val="20"/>
+                <w:szCs w:val="20"/>
+              </w:rPr>
+              <w:t>4</w:t>
+            </w:r>
+            <w:r>
+              <w:rPr>
+                <w:color w:val="333333"/>
+                <w:sz w:val="20"/>
+                <w:szCs w:val="20"/>
+              </w:rPr>
+              <w:t xml:space="preserve"> carteirinhas por folha A4. Os dados ficam armazenados em um banco de dados MySQL centralizado no servidor da escola.</w:t>
             </w:r>
           </w:p>
         </w:tc>
@@ -785,87 +819,6 @@
           </w:p>
         </w:tc>
       </w:tr>
-      <w:tr>
-        <w:tc>
-          <w:tcPr>
-            <w:tcW w:w="2500" w:type="dxa"/>
-            <w:tcBorders>
-              <w:top w:val="single" w:sz="1" w:space="0" w:color="CCCCCC"/>
-              <w:left w:val="single" w:sz="1" w:space="0" w:color="CCCCCC"/>
-              <w:bottom w:val="single" w:sz="1" w:space="0" w:color="CCCCCC"/>
-              <w:right w:val="single" w:sz="1" w:space="0" w:color="CCCCCC"/>
-            </w:tcBorders>
-            <w:shd w:val="clear" w:color="auto" w:fill="F2F3F4"/>
-            <w:tcMar>
-              <w:top w:w="80" w:type="dxa"/>
-              <w:left w:w="120" w:type="dxa"/>
-              <w:bottom w:w="80" w:type="dxa"/>
-              <w:right w:w="120" w:type="dxa"/>
-            </w:tcMar>
-          </w:tcPr>
-          <w:p>
-            <w:proofErr w:type="spellStart"/>
-            <w:r>
-              <w:rPr>
-                <w:sz w:val="20"/>
-                <w:szCs w:val="20"/>
-              </w:rPr>
-              <w:t>Git</w:t>
-            </w:r>
-            <w:proofErr w:type="spellEnd"/>
-            <w:r>
-              <w:rPr>
-                <w:sz w:val="20"/>
-                <w:szCs w:val="20"/>
-              </w:rPr>
-              <w:t xml:space="preserve"> &amp; Trabalho em Equipe</w:t>
-            </w:r>
-          </w:p>
-        </w:tc>
-        <w:tc>
-          <w:tcPr>
-            <w:tcW w:w="6526" w:type="dxa"/>
-            <w:tcBorders>
-              <w:top w:val="single" w:sz="1" w:space="0" w:color="CCCCCC"/>
-              <w:left w:val="single" w:sz="1" w:space="0" w:color="CCCCCC"/>
-              <w:bottom w:val="single" w:sz="1" w:space="0" w:color="CCCCCC"/>
-              <w:right w:val="single" w:sz="1" w:space="0" w:color="CCCCCC"/>
-            </w:tcBorders>
-            <w:shd w:val="clear" w:color="auto" w:fill="F2F3F4"/>
-            <w:tcMar>
-              <w:top w:w="80" w:type="dxa"/>
-              <w:left w:w="120" w:type="dxa"/>
-              <w:bottom w:w="80" w:type="dxa"/>
-              <w:right w:w="120" w:type="dxa"/>
-            </w:tcMar>
-          </w:tcPr>
-          <w:p>
-            <w:r>
-              <w:rPr>
-                <w:sz w:val="20"/>
-                <w:szCs w:val="20"/>
-              </w:rPr>
-              <w:t xml:space="preserve">Versionamento, </w:t>
-            </w:r>
-            <w:proofErr w:type="spellStart"/>
-            <w:r>
-              <w:rPr>
-                <w:sz w:val="20"/>
-                <w:szCs w:val="20"/>
-              </w:rPr>
-              <w:t>branches</w:t>
-            </w:r>
-            <w:proofErr w:type="spellEnd"/>
-            <w:r>
-              <w:rPr>
-                <w:sz w:val="20"/>
-                <w:szCs w:val="20"/>
-              </w:rPr>
-              <w:t>, divisão de tarefas por camada</w:t>
-            </w:r>
-          </w:p>
-        </w:tc>
-      </w:tr>
     </w:tbl>
     <w:p>
       <w:r>
@@ -1049,7 +1002,27 @@
                 <w:sz w:val="18"/>
                 <w:szCs w:val="18"/>
               </w:rPr>
-              <w:t xml:space="preserve">  │  PC Aluno A ──┐                                             │</w:t>
+              <w:t xml:space="preserve">  </w:t>
+            </w:r>
+            <w:proofErr w:type="gramStart"/>
+            <w:r>
+              <w:rPr>
+                <w:rFonts w:ascii="Courier New" w:eastAsia="Courier New" w:hAnsi="Courier New" w:cs="Courier New"/>
+                <w:color w:val="00FF41"/>
+                <w:sz w:val="18"/>
+                <w:szCs w:val="18"/>
+              </w:rPr>
+              <w:t>│  PC</w:t>
+            </w:r>
+            <w:proofErr w:type="gramEnd"/>
+            <w:r>
+              <w:rPr>
+                <w:rFonts w:ascii="Courier New" w:eastAsia="Courier New" w:hAnsi="Courier New" w:cs="Courier New"/>
+                <w:color w:val="00FF41"/>
+                <w:sz w:val="18"/>
+                <w:szCs w:val="18"/>
+              </w:rPr>
+              <w:t xml:space="preserve"> Aluno A ──┐                                             │</w:t>
             </w:r>
           </w:p>
         </w:tc>
@@ -1080,7 +1053,27 @@
                 <w:sz w:val="18"/>
                 <w:szCs w:val="18"/>
               </w:rPr>
-              <w:t xml:space="preserve">  │  (navegador)  │                                             │</w:t>
+              <w:t xml:space="preserve">  </w:t>
+            </w:r>
+            <w:proofErr w:type="gramStart"/>
+            <w:r>
+              <w:rPr>
+                <w:rFonts w:ascii="Courier New" w:eastAsia="Courier New" w:hAnsi="Courier New" w:cs="Courier New"/>
+                <w:color w:val="00FF41"/>
+                <w:sz w:val="18"/>
+                <w:szCs w:val="18"/>
+              </w:rPr>
+              <w:t>│  (navegador)  │</w:t>
+            </w:r>
+            <w:proofErr w:type="gramEnd"/>
+            <w:r>
+              <w:rPr>
+                <w:rFonts w:ascii="Courier New" w:eastAsia="Courier New" w:hAnsi="Courier New" w:cs="Courier New"/>
+                <w:color w:val="00FF41"/>
+                <w:sz w:val="18"/>
+                <w:szCs w:val="18"/>
+              </w:rPr>
+              <w:t xml:space="preserve">                                             │</w:t>
             </w:r>
           </w:p>
         </w:tc>
@@ -1142,8 +1135,59 @@
                 <w:sz w:val="18"/>
                 <w:szCs w:val="18"/>
               </w:rPr>
-              <w:t xml:space="preserve">  │  PC Aluno B ──┼───►│   SERVIDOR (PC da escola)          │  │</w:t>
-            </w:r>
+              <w:t xml:space="preserve">  </w:t>
+            </w:r>
+            <w:proofErr w:type="gramStart"/>
+            <w:r>
+              <w:rPr>
+                <w:rFonts w:ascii="Courier New" w:eastAsia="Courier New" w:hAnsi="Courier New" w:cs="Courier New"/>
+                <w:color w:val="00FF41"/>
+                <w:sz w:val="18"/>
+                <w:szCs w:val="18"/>
+              </w:rPr>
+              <w:t>│  PC</w:t>
+            </w:r>
+            <w:proofErr w:type="gramEnd"/>
+            <w:r>
+              <w:rPr>
+                <w:rFonts w:ascii="Courier New" w:eastAsia="Courier New" w:hAnsi="Courier New" w:cs="Courier New"/>
+                <w:color w:val="00FF41"/>
+                <w:sz w:val="18"/>
+                <w:szCs w:val="18"/>
+              </w:rPr>
+              <w:t xml:space="preserve"> Aluno B ──┼───►│   SERVIDOR (PC da </w:t>
+            </w:r>
+            <w:proofErr w:type="gramStart"/>
+            <w:r>
+              <w:rPr>
+                <w:rFonts w:ascii="Courier New" w:eastAsia="Courier New" w:hAnsi="Courier New" w:cs="Courier New"/>
+                <w:color w:val="00FF41"/>
+                <w:sz w:val="18"/>
+                <w:szCs w:val="18"/>
+              </w:rPr>
+              <w:t xml:space="preserve">escola)   </w:t>
+            </w:r>
+            <w:proofErr w:type="gramEnd"/>
+            <w:r>
+              <w:rPr>
+                <w:rFonts w:ascii="Courier New" w:eastAsia="Courier New" w:hAnsi="Courier New" w:cs="Courier New"/>
+                <w:color w:val="00FF41"/>
+                <w:sz w:val="18"/>
+                <w:szCs w:val="18"/>
+              </w:rPr>
+              <w:t xml:space="preserve">       </w:t>
+            </w:r>
+            <w:proofErr w:type="gramStart"/>
+            <w:r>
+              <w:rPr>
+                <w:rFonts w:ascii="Courier New" w:eastAsia="Courier New" w:hAnsi="Courier New" w:cs="Courier New"/>
+                <w:color w:val="00FF41"/>
+                <w:sz w:val="18"/>
+                <w:szCs w:val="18"/>
+              </w:rPr>
+              <w:t>│  │</w:t>
+            </w:r>
+            <w:proofErr w:type="gramEnd"/>
           </w:p>
         </w:tc>
       </w:tr>
@@ -1173,8 +1217,39 @@
                 <w:sz w:val="18"/>
                 <w:szCs w:val="18"/>
               </w:rPr>
-              <w:t xml:space="preserve">  │  (navegador)  │    │                                    │  │</w:t>
-            </w:r>
+              <w:t xml:space="preserve">  </w:t>
+            </w:r>
+            <w:proofErr w:type="gramStart"/>
+            <w:r>
+              <w:rPr>
+                <w:rFonts w:ascii="Courier New" w:eastAsia="Courier New" w:hAnsi="Courier New" w:cs="Courier New"/>
+                <w:color w:val="00FF41"/>
+                <w:sz w:val="18"/>
+                <w:szCs w:val="18"/>
+              </w:rPr>
+              <w:t>│  (navegador)  │</w:t>
+            </w:r>
+            <w:proofErr w:type="gramEnd"/>
+            <w:r>
+              <w:rPr>
+                <w:rFonts w:ascii="Courier New" w:eastAsia="Courier New" w:hAnsi="Courier New" w:cs="Courier New"/>
+                <w:color w:val="00FF41"/>
+                <w:sz w:val="18"/>
+                <w:szCs w:val="18"/>
+              </w:rPr>
+              <w:t xml:space="preserve">    │                                    </w:t>
+            </w:r>
+            <w:proofErr w:type="gramStart"/>
+            <w:r>
+              <w:rPr>
+                <w:rFonts w:ascii="Courier New" w:eastAsia="Courier New" w:hAnsi="Courier New" w:cs="Courier New"/>
+                <w:color w:val="00FF41"/>
+                <w:sz w:val="18"/>
+                <w:szCs w:val="18"/>
+              </w:rPr>
+              <w:t>│  │</w:t>
+            </w:r>
+            <w:proofErr w:type="gramEnd"/>
           </w:p>
         </w:tc>
       </w:tr>
@@ -1235,7 +1310,47 @@
                 <w:sz w:val="18"/>
                 <w:szCs w:val="18"/>
               </w:rPr>
-              <w:t xml:space="preserve">  │  PC Aluno C ──┘    │  │  </w:t>
+              <w:t xml:space="preserve">  </w:t>
+            </w:r>
+            <w:proofErr w:type="gramStart"/>
+            <w:r>
+              <w:rPr>
+                <w:rFonts w:ascii="Courier New" w:eastAsia="Courier New" w:hAnsi="Courier New" w:cs="Courier New"/>
+                <w:color w:val="00FF41"/>
+                <w:sz w:val="18"/>
+                <w:szCs w:val="18"/>
+              </w:rPr>
+              <w:t>│  PC</w:t>
+            </w:r>
+            <w:proofErr w:type="gramEnd"/>
+            <w:r>
+              <w:rPr>
+                <w:rFonts w:ascii="Courier New" w:eastAsia="Courier New" w:hAnsi="Courier New" w:cs="Courier New"/>
+                <w:color w:val="00FF41"/>
+                <w:sz w:val="18"/>
+                <w:szCs w:val="18"/>
+              </w:rPr>
+              <w:t xml:space="preserve"> Aluno C ──┘    </w:t>
+            </w:r>
+            <w:proofErr w:type="gramStart"/>
+            <w:r>
+              <w:rPr>
+                <w:rFonts w:ascii="Courier New" w:eastAsia="Courier New" w:hAnsi="Courier New" w:cs="Courier New"/>
+                <w:color w:val="00FF41"/>
+                <w:sz w:val="18"/>
+                <w:szCs w:val="18"/>
+              </w:rPr>
+              <w:t>│  │</w:t>
+            </w:r>
+            <w:proofErr w:type="gramEnd"/>
+            <w:r>
+              <w:rPr>
+                <w:rFonts w:ascii="Courier New" w:eastAsia="Courier New" w:hAnsi="Courier New" w:cs="Courier New"/>
+                <w:color w:val="00FF41"/>
+                <w:sz w:val="18"/>
+                <w:szCs w:val="18"/>
+              </w:rPr>
+              <w:t xml:space="preserve">  </w:t>
             </w:r>
             <w:proofErr w:type="spellStart"/>
             <w:r>
@@ -1255,8 +1370,39 @@
                 <w:sz w:val="18"/>
                 <w:szCs w:val="18"/>
               </w:rPr>
-              <w:t xml:space="preserve">   │   │  MySQL Server │ │  │</w:t>
-            </w:r>
+              <w:t xml:space="preserve">   │   </w:t>
+            </w:r>
+            <w:proofErr w:type="gramStart"/>
+            <w:r>
+              <w:rPr>
+                <w:rFonts w:ascii="Courier New" w:eastAsia="Courier New" w:hAnsi="Courier New" w:cs="Courier New"/>
+                <w:color w:val="00FF41"/>
+                <w:sz w:val="18"/>
+                <w:szCs w:val="18"/>
+              </w:rPr>
+              <w:t>│  MySQL</w:t>
+            </w:r>
+            <w:proofErr w:type="gramEnd"/>
+            <w:r>
+              <w:rPr>
+                <w:rFonts w:ascii="Courier New" w:eastAsia="Courier New" w:hAnsi="Courier New" w:cs="Courier New"/>
+                <w:color w:val="00FF41"/>
+                <w:sz w:val="18"/>
+                <w:szCs w:val="18"/>
+              </w:rPr>
+              <w:t xml:space="preserve"> Server │ </w:t>
+            </w:r>
+            <w:proofErr w:type="gramStart"/>
+            <w:r>
+              <w:rPr>
+                <w:rFonts w:ascii="Courier New" w:eastAsia="Courier New" w:hAnsi="Courier New" w:cs="Courier New"/>
+                <w:color w:val="00FF41"/>
+                <w:sz w:val="18"/>
+                <w:szCs w:val="18"/>
+              </w:rPr>
+              <w:t>│  │</w:t>
+            </w:r>
+            <w:proofErr w:type="gramEnd"/>
           </w:p>
         </w:tc>
       </w:tr>
@@ -1286,8 +1432,79 @@
                 <w:sz w:val="18"/>
                 <w:szCs w:val="18"/>
               </w:rPr>
-              <w:t xml:space="preserve">  │  (navegador)       │  │ :5000    │──►│  :3306        │ │  │</w:t>
-            </w:r>
+              <w:t xml:space="preserve">  </w:t>
+            </w:r>
+            <w:proofErr w:type="gramStart"/>
+            <w:r>
+              <w:rPr>
+                <w:rFonts w:ascii="Courier New" w:eastAsia="Courier New" w:hAnsi="Courier New" w:cs="Courier New"/>
+                <w:color w:val="00FF41"/>
+                <w:sz w:val="18"/>
+                <w:szCs w:val="18"/>
+              </w:rPr>
+              <w:t xml:space="preserve">│  (navegador)   </w:t>
+            </w:r>
+            <w:proofErr w:type="gramEnd"/>
+            <w:r>
+              <w:rPr>
+                <w:rFonts w:ascii="Courier New" w:eastAsia="Courier New" w:hAnsi="Courier New" w:cs="Courier New"/>
+                <w:color w:val="00FF41"/>
+                <w:sz w:val="18"/>
+                <w:szCs w:val="18"/>
+              </w:rPr>
+              <w:t xml:space="preserve">    </w:t>
+            </w:r>
+            <w:proofErr w:type="gramStart"/>
+            <w:r>
+              <w:rPr>
+                <w:rFonts w:ascii="Courier New" w:eastAsia="Courier New" w:hAnsi="Courier New" w:cs="Courier New"/>
+                <w:color w:val="00FF41"/>
+                <w:sz w:val="18"/>
+                <w:szCs w:val="18"/>
+              </w:rPr>
+              <w:t>│  │</w:t>
+            </w:r>
+            <w:proofErr w:type="gramEnd"/>
+            <w:r>
+              <w:rPr>
+                <w:rFonts w:ascii="Courier New" w:eastAsia="Courier New" w:hAnsi="Courier New" w:cs="Courier New"/>
+                <w:color w:val="00FF41"/>
+                <w:sz w:val="18"/>
+                <w:szCs w:val="18"/>
+              </w:rPr>
+              <w:t xml:space="preserve"> :5000    │──►</w:t>
+            </w:r>
+            <w:proofErr w:type="gramStart"/>
+            <w:r>
+              <w:rPr>
+                <w:rFonts w:ascii="Courier New" w:eastAsia="Courier New" w:hAnsi="Courier New" w:cs="Courier New"/>
+                <w:color w:val="00FF41"/>
+                <w:sz w:val="18"/>
+                <w:szCs w:val="18"/>
+              </w:rPr>
+              <w:t>│  :</w:t>
+            </w:r>
+            <w:proofErr w:type="gramEnd"/>
+            <w:r>
+              <w:rPr>
+                <w:rFonts w:ascii="Courier New" w:eastAsia="Courier New" w:hAnsi="Courier New" w:cs="Courier New"/>
+                <w:color w:val="00FF41"/>
+                <w:sz w:val="18"/>
+                <w:szCs w:val="18"/>
+              </w:rPr>
+              <w:t xml:space="preserve">3306        │ </w:t>
+            </w:r>
+            <w:proofErr w:type="gramStart"/>
+            <w:r>
+              <w:rPr>
+                <w:rFonts w:ascii="Courier New" w:eastAsia="Courier New" w:hAnsi="Courier New" w:cs="Courier New"/>
+                <w:color w:val="00FF41"/>
+                <w:sz w:val="18"/>
+                <w:szCs w:val="18"/>
+              </w:rPr>
+              <w:t>│  │</w:t>
+            </w:r>
+            <w:proofErr w:type="gramEnd"/>
           </w:p>
         </w:tc>
       </w:tr>
@@ -1348,8 +1565,39 @@
                 <w:sz w:val="18"/>
                 <w:szCs w:val="18"/>
               </w:rPr>
-              <w:t xml:space="preserve">  │  PC Secretaria ───►│   IP: 192.168.1.10                │  │</w:t>
-            </w:r>
+              <w:t xml:space="preserve">  </w:t>
+            </w:r>
+            <w:proofErr w:type="gramStart"/>
+            <w:r>
+              <w:rPr>
+                <w:rFonts w:ascii="Courier New" w:eastAsia="Courier New" w:hAnsi="Courier New" w:cs="Courier New"/>
+                <w:color w:val="00FF41"/>
+                <w:sz w:val="18"/>
+                <w:szCs w:val="18"/>
+              </w:rPr>
+              <w:t>│  PC</w:t>
+            </w:r>
+            <w:proofErr w:type="gramEnd"/>
+            <w:r>
+              <w:rPr>
+                <w:rFonts w:ascii="Courier New" w:eastAsia="Courier New" w:hAnsi="Courier New" w:cs="Courier New"/>
+                <w:color w:val="00FF41"/>
+                <w:sz w:val="18"/>
+                <w:szCs w:val="18"/>
+              </w:rPr>
+              <w:t xml:space="preserve"> Secretaria ───►│   IP: 192.168.1.10                </w:t>
+            </w:r>
+            <w:proofErr w:type="gramStart"/>
+            <w:r>
+              <w:rPr>
+                <w:rFonts w:ascii="Courier New" w:eastAsia="Courier New" w:hAnsi="Courier New" w:cs="Courier New"/>
+                <w:color w:val="00FF41"/>
+                <w:sz w:val="18"/>
+                <w:szCs w:val="18"/>
+              </w:rPr>
+              <w:t>│  │</w:t>
+            </w:r>
+            <w:proofErr w:type="gramEnd"/>
           </w:p>
         </w:tc>
       </w:tr>
@@ -1379,8 +1627,39 @@
                 <w:sz w:val="18"/>
                 <w:szCs w:val="18"/>
               </w:rPr>
-              <w:t xml:space="preserve">  │  (navegador)       └────────────────────────────────────┘  │</w:t>
-            </w:r>
+              <w:t xml:space="preserve">  </w:t>
+            </w:r>
+            <w:proofErr w:type="gramStart"/>
+            <w:r>
+              <w:rPr>
+                <w:rFonts w:ascii="Courier New" w:eastAsia="Courier New" w:hAnsi="Courier New" w:cs="Courier New"/>
+                <w:color w:val="00FF41"/>
+                <w:sz w:val="18"/>
+                <w:szCs w:val="18"/>
+              </w:rPr>
+              <w:t xml:space="preserve">│  (navegador)   </w:t>
+            </w:r>
+            <w:proofErr w:type="gramEnd"/>
+            <w:r>
+              <w:rPr>
+                <w:rFonts w:ascii="Courier New" w:eastAsia="Courier New" w:hAnsi="Courier New" w:cs="Courier New"/>
+                <w:color w:val="00FF41"/>
+                <w:sz w:val="18"/>
+                <w:szCs w:val="18"/>
+              </w:rPr>
+              <w:t xml:space="preserve">    └────────────────────────────────────</w:t>
+            </w:r>
+            <w:proofErr w:type="gramStart"/>
+            <w:r>
+              <w:rPr>
+                <w:rFonts w:ascii="Courier New" w:eastAsia="Courier New" w:hAnsi="Courier New" w:cs="Courier New"/>
+                <w:color w:val="00FF41"/>
+                <w:sz w:val="18"/>
+                <w:szCs w:val="18"/>
+              </w:rPr>
+              <w:t>┘  │</w:t>
+            </w:r>
+            <w:proofErr w:type="gramEnd"/>
           </w:p>
         </w:tc>
       </w:tr>
@@ -1504,7 +1783,7 @@
                 <w:b/>
                 <w:bCs/>
               </w:rPr>
-              <w:t>🖥️  Como os alunos acessam?</w:t>
+              <w:t>Como os alunos acessam?</w:t>
             </w:r>
           </w:p>
           <w:p>
@@ -2788,17 +3067,7 @@
               <w:right w:w="120" w:type="dxa"/>
             </w:tcMar>
           </w:tcPr>
-          <w:p>
-            <w:proofErr w:type="spellStart"/>
-            <w:r>
-              <w:rPr>
-                <w:sz w:val="20"/>
-                <w:szCs w:val="20"/>
-              </w:rPr>
-              <w:t>Git</w:t>
-            </w:r>
-            <w:proofErr w:type="spellEnd"/>
-          </w:p>
+          <w:p/>
         </w:tc>
         <w:tc>
           <w:tcPr>
@@ -2817,15 +3086,7 @@
               <w:right w:w="120" w:type="dxa"/>
             </w:tcMar>
           </w:tcPr>
-          <w:p>
-            <w:r>
-              <w:rPr>
-                <w:sz w:val="20"/>
-                <w:szCs w:val="20"/>
-              </w:rPr>
-              <w:t>—</w:t>
-            </w:r>
-          </w:p>
+          <w:p/>
         </w:tc>
         <w:tc>
           <w:tcPr>
@@ -2844,15 +3105,7 @@
               <w:right w:w="120" w:type="dxa"/>
             </w:tcMar>
           </w:tcPr>
-          <w:p>
-            <w:r>
-              <w:rPr>
-                <w:sz w:val="20"/>
-                <w:szCs w:val="20"/>
-              </w:rPr>
-              <w:t>Controle de versão do código-fonte</w:t>
-            </w:r>
-          </w:p>
+          <w:p/>
         </w:tc>
       </w:tr>
     </w:tbl>
@@ -3367,8 +3620,17 @@
                 <w:sz w:val="20"/>
                 <w:szCs w:val="20"/>
               </w:rPr>
-              <w:t>Ponto de interrogação: ?</w:t>
-            </w:r>
+              <w:t>Ponto de interrogação</w:t>
+            </w:r>
+            <w:proofErr w:type="gramStart"/>
+            <w:r>
+              <w:rPr>
+                <w:sz w:val="20"/>
+                <w:szCs w:val="20"/>
+              </w:rPr>
+              <w:t>: ?</w:t>
+            </w:r>
+            <w:proofErr w:type="gramEnd"/>
           </w:p>
         </w:tc>
         <w:tc>
@@ -3897,12 +4159,21 @@
             </w:tcMar>
           </w:tcPr>
           <w:p>
-            <w:r>
-              <w:rPr>
-                <w:sz w:val="20"/>
-                <w:szCs w:val="20"/>
-              </w:rPr>
-              <w:t>VARCHAR(150)</w:t>
+            <w:proofErr w:type="gramStart"/>
+            <w:r>
+              <w:rPr>
+                <w:sz w:val="20"/>
+                <w:szCs w:val="20"/>
+              </w:rPr>
+              <w:t>VARCHAR(</w:t>
+            </w:r>
+            <w:proofErr w:type="gramEnd"/>
+            <w:r>
+              <w:rPr>
+                <w:sz w:val="20"/>
+                <w:szCs w:val="20"/>
+              </w:rPr>
+              <w:t>150)</w:t>
             </w:r>
           </w:p>
         </w:tc>
@@ -4007,12 +4278,21 @@
             </w:tcMar>
           </w:tcPr>
           <w:p>
-            <w:r>
-              <w:rPr>
-                <w:sz w:val="20"/>
-                <w:szCs w:val="20"/>
-              </w:rPr>
-              <w:t>VARCHAR(20)</w:t>
+            <w:proofErr w:type="gramStart"/>
+            <w:r>
+              <w:rPr>
+                <w:sz w:val="20"/>
+                <w:szCs w:val="20"/>
+              </w:rPr>
+              <w:t>VARCHAR(</w:t>
+            </w:r>
+            <w:proofErr w:type="gramEnd"/>
+            <w:r>
+              <w:rPr>
+                <w:sz w:val="20"/>
+                <w:szCs w:val="20"/>
+              </w:rPr>
+              <w:t>20)</w:t>
             </w:r>
           </w:p>
         </w:tc>
@@ -4117,12 +4397,21 @@
             </w:tcMar>
           </w:tcPr>
           <w:p>
-            <w:r>
-              <w:rPr>
-                <w:sz w:val="20"/>
-                <w:szCs w:val="20"/>
-              </w:rPr>
-              <w:t>VARCHAR(10)</w:t>
+            <w:proofErr w:type="gramStart"/>
+            <w:r>
+              <w:rPr>
+                <w:sz w:val="20"/>
+                <w:szCs w:val="20"/>
+              </w:rPr>
+              <w:t>VARCHAR(</w:t>
+            </w:r>
+            <w:proofErr w:type="gramEnd"/>
+            <w:r>
+              <w:rPr>
+                <w:sz w:val="20"/>
+                <w:szCs w:val="20"/>
+              </w:rPr>
+              <w:t>10)</w:t>
             </w:r>
           </w:p>
         </w:tc>
@@ -4243,12 +4532,21 @@
             </w:tcMar>
           </w:tcPr>
           <w:p>
-            <w:r>
-              <w:rPr>
-                <w:sz w:val="20"/>
-                <w:szCs w:val="20"/>
-              </w:rPr>
-              <w:t>VARCHAR(10)</w:t>
+            <w:proofErr w:type="gramStart"/>
+            <w:r>
+              <w:rPr>
+                <w:sz w:val="20"/>
+                <w:szCs w:val="20"/>
+              </w:rPr>
+              <w:t>VARCHAR(</w:t>
+            </w:r>
+            <w:proofErr w:type="gramEnd"/>
+            <w:r>
+              <w:rPr>
+                <w:sz w:val="20"/>
+                <w:szCs w:val="20"/>
+              </w:rPr>
+              <w:t>10)</w:t>
             </w:r>
           </w:p>
         </w:tc>
@@ -4302,7 +4600,23 @@
                 <w:sz w:val="20"/>
                 <w:szCs w:val="20"/>
               </w:rPr>
-              <w:t>Manhã, Tarde ou Noite</w:t>
+              <w:t xml:space="preserve">Manhã, </w:t>
+            </w:r>
+            <w:proofErr w:type="gramStart"/>
+            <w:r>
+              <w:rPr>
+                <w:sz w:val="20"/>
+                <w:szCs w:val="20"/>
+              </w:rPr>
+              <w:t>Tarde</w:t>
+            </w:r>
+            <w:proofErr w:type="gramEnd"/>
+            <w:r>
+              <w:rPr>
+                <w:sz w:val="20"/>
+                <w:szCs w:val="20"/>
+              </w:rPr>
+              <w:t xml:space="preserve"> ou Noite</w:t>
             </w:r>
           </w:p>
         </w:tc>
@@ -4353,12 +4667,21 @@
             </w:tcMar>
           </w:tcPr>
           <w:p>
-            <w:r>
-              <w:rPr>
-                <w:sz w:val="20"/>
-                <w:szCs w:val="20"/>
-              </w:rPr>
-              <w:t>VARCHAR(200)</w:t>
+            <w:proofErr w:type="gramStart"/>
+            <w:r>
+              <w:rPr>
+                <w:sz w:val="20"/>
+                <w:szCs w:val="20"/>
+              </w:rPr>
+              <w:t>VARCHAR(</w:t>
+            </w:r>
+            <w:proofErr w:type="gramEnd"/>
+            <w:r>
+              <w:rPr>
+                <w:sz w:val="20"/>
+                <w:szCs w:val="20"/>
+              </w:rPr>
+              <w:t>200)</w:t>
             </w:r>
           </w:p>
         </w:tc>
@@ -4575,12 +4898,21 @@
             </w:tcMar>
           </w:tcPr>
           <w:p>
-            <w:r>
-              <w:rPr>
-                <w:sz w:val="20"/>
-                <w:szCs w:val="20"/>
-              </w:rPr>
-              <w:t>TINYINT(1)</w:t>
+            <w:proofErr w:type="gramStart"/>
+            <w:r>
+              <w:rPr>
+                <w:sz w:val="20"/>
+                <w:szCs w:val="20"/>
+              </w:rPr>
+              <w:t>TINYINT(</w:t>
+            </w:r>
+            <w:proofErr w:type="gramEnd"/>
+            <w:r>
+              <w:rPr>
+                <w:sz w:val="20"/>
+                <w:szCs w:val="20"/>
+              </w:rPr>
+              <w:t>1)</w:t>
             </w:r>
           </w:p>
         </w:tc>
@@ -4746,7 +5078,23 @@
                 <w:sz w:val="20"/>
                 <w:szCs w:val="20"/>
               </w:rPr>
-              <w:t>Data/hora do cadastro — default NOW()</w:t>
+              <w:t xml:space="preserve">Data/hora do cadastro — default </w:t>
+            </w:r>
+            <w:proofErr w:type="gramStart"/>
+            <w:r>
+              <w:rPr>
+                <w:sz w:val="20"/>
+                <w:szCs w:val="20"/>
+              </w:rPr>
+              <w:t>NOW(</w:t>
+            </w:r>
+            <w:proofErr w:type="gramEnd"/>
+            <w:r>
+              <w:rPr>
+                <w:sz w:val="20"/>
+                <w:szCs w:val="20"/>
+              </w:rPr>
+              <w:t>)</w:t>
             </w:r>
           </w:p>
         </w:tc>
@@ -5143,7 +5491,27 @@
                 <w:sz w:val="18"/>
                 <w:szCs w:val="18"/>
               </w:rPr>
-              <w:t xml:space="preserve">    nome       VARCHAR(150) NOT NULL,</w:t>
+              <w:t xml:space="preserve">    nome       </w:t>
+            </w:r>
+            <w:proofErr w:type="gramStart"/>
+            <w:r>
+              <w:rPr>
+                <w:rFonts w:ascii="Courier New" w:eastAsia="Courier New" w:hAnsi="Courier New" w:cs="Courier New"/>
+                <w:color w:val="00FF41"/>
+                <w:sz w:val="18"/>
+                <w:szCs w:val="18"/>
+              </w:rPr>
+              <w:t>VARCHAR(</w:t>
+            </w:r>
+            <w:proofErr w:type="gramEnd"/>
+            <w:r>
+              <w:rPr>
+                <w:rFonts w:ascii="Courier New" w:eastAsia="Courier New" w:hAnsi="Courier New" w:cs="Courier New"/>
+                <w:color w:val="00FF41"/>
+                <w:sz w:val="18"/>
+                <w:szCs w:val="18"/>
+              </w:rPr>
+              <w:t>150) NOT NULL,</w:t>
             </w:r>
           </w:p>
         </w:tc>
@@ -5174,7 +5542,47 @@
                 <w:sz w:val="18"/>
                 <w:szCs w:val="18"/>
               </w:rPr>
-              <w:t xml:space="preserve">    matricula  VARCHAR(20)  NOT NULL UNIQUE,</w:t>
+              <w:t xml:space="preserve">    </w:t>
+            </w:r>
+            <w:proofErr w:type="gramStart"/>
+            <w:r>
+              <w:rPr>
+                <w:rFonts w:ascii="Courier New" w:eastAsia="Courier New" w:hAnsi="Courier New" w:cs="Courier New"/>
+                <w:color w:val="00FF41"/>
+                <w:sz w:val="18"/>
+                <w:szCs w:val="18"/>
+              </w:rPr>
+              <w:t>matricula  VARCHAR</w:t>
+            </w:r>
+            <w:proofErr w:type="gramEnd"/>
+            <w:r>
+              <w:rPr>
+                <w:rFonts w:ascii="Courier New" w:eastAsia="Courier New" w:hAnsi="Courier New" w:cs="Courier New"/>
+                <w:color w:val="00FF41"/>
+                <w:sz w:val="18"/>
+                <w:szCs w:val="18"/>
+              </w:rPr>
+              <w:t>(20</w:t>
+            </w:r>
+            <w:proofErr w:type="gramStart"/>
+            <w:r>
+              <w:rPr>
+                <w:rFonts w:ascii="Courier New" w:eastAsia="Courier New" w:hAnsi="Courier New" w:cs="Courier New"/>
+                <w:color w:val="00FF41"/>
+                <w:sz w:val="18"/>
+                <w:szCs w:val="18"/>
+              </w:rPr>
+              <w:t>)  NOT</w:t>
+            </w:r>
+            <w:proofErr w:type="gramEnd"/>
+            <w:r>
+              <w:rPr>
+                <w:rFonts w:ascii="Courier New" w:eastAsia="Courier New" w:hAnsi="Courier New" w:cs="Courier New"/>
+                <w:color w:val="00FF41"/>
+                <w:sz w:val="18"/>
+                <w:szCs w:val="18"/>
+              </w:rPr>
+              <w:t xml:space="preserve"> NULL UNIQUE,</w:t>
             </w:r>
           </w:p>
         </w:tc>
@@ -5205,7 +5613,47 @@
                 <w:sz w:val="18"/>
                 <w:szCs w:val="18"/>
               </w:rPr>
-              <w:t xml:space="preserve">    turma      VARCHAR(10)  NOT NULL,</w:t>
+              <w:t xml:space="preserve">    turma      </w:t>
+            </w:r>
+            <w:proofErr w:type="gramStart"/>
+            <w:r>
+              <w:rPr>
+                <w:rFonts w:ascii="Courier New" w:eastAsia="Courier New" w:hAnsi="Courier New" w:cs="Courier New"/>
+                <w:color w:val="00FF41"/>
+                <w:sz w:val="18"/>
+                <w:szCs w:val="18"/>
+              </w:rPr>
+              <w:t>VARCHAR(</w:t>
+            </w:r>
+            <w:proofErr w:type="gramEnd"/>
+            <w:r>
+              <w:rPr>
+                <w:rFonts w:ascii="Courier New" w:eastAsia="Courier New" w:hAnsi="Courier New" w:cs="Courier New"/>
+                <w:color w:val="00FF41"/>
+                <w:sz w:val="18"/>
+                <w:szCs w:val="18"/>
+              </w:rPr>
+              <w:t>10</w:t>
+            </w:r>
+            <w:proofErr w:type="gramStart"/>
+            <w:r>
+              <w:rPr>
+                <w:rFonts w:ascii="Courier New" w:eastAsia="Courier New" w:hAnsi="Courier New" w:cs="Courier New"/>
+                <w:color w:val="00FF41"/>
+                <w:sz w:val="18"/>
+                <w:szCs w:val="18"/>
+              </w:rPr>
+              <w:t>)  NOT</w:t>
+            </w:r>
+            <w:proofErr w:type="gramEnd"/>
+            <w:r>
+              <w:rPr>
+                <w:rFonts w:ascii="Courier New" w:eastAsia="Courier New" w:hAnsi="Courier New" w:cs="Courier New"/>
+                <w:color w:val="00FF41"/>
+                <w:sz w:val="18"/>
+                <w:szCs w:val="18"/>
+              </w:rPr>
+              <w:t xml:space="preserve"> NULL,</w:t>
             </w:r>
           </w:p>
         </w:tc>
@@ -5236,7 +5684,47 @@
                 <w:sz w:val="18"/>
                 <w:szCs w:val="18"/>
               </w:rPr>
-              <w:t xml:space="preserve">    turno      VARCHAR(10)  NOT NULL,</w:t>
+              <w:t xml:space="preserve">    turno      </w:t>
+            </w:r>
+            <w:proofErr w:type="gramStart"/>
+            <w:r>
+              <w:rPr>
+                <w:rFonts w:ascii="Courier New" w:eastAsia="Courier New" w:hAnsi="Courier New" w:cs="Courier New"/>
+                <w:color w:val="00FF41"/>
+                <w:sz w:val="18"/>
+                <w:szCs w:val="18"/>
+              </w:rPr>
+              <w:t>VARCHAR(</w:t>
+            </w:r>
+            <w:proofErr w:type="gramEnd"/>
+            <w:r>
+              <w:rPr>
+                <w:rFonts w:ascii="Courier New" w:eastAsia="Courier New" w:hAnsi="Courier New" w:cs="Courier New"/>
+                <w:color w:val="00FF41"/>
+                <w:sz w:val="18"/>
+                <w:szCs w:val="18"/>
+              </w:rPr>
+              <w:t>10</w:t>
+            </w:r>
+            <w:proofErr w:type="gramStart"/>
+            <w:r>
+              <w:rPr>
+                <w:rFonts w:ascii="Courier New" w:eastAsia="Courier New" w:hAnsi="Courier New" w:cs="Courier New"/>
+                <w:color w:val="00FF41"/>
+                <w:sz w:val="18"/>
+                <w:szCs w:val="18"/>
+              </w:rPr>
+              <w:t>)  NOT</w:t>
+            </w:r>
+            <w:proofErr w:type="gramEnd"/>
+            <w:r>
+              <w:rPr>
+                <w:rFonts w:ascii="Courier New" w:eastAsia="Courier New" w:hAnsi="Courier New" w:cs="Courier New"/>
+                <w:color w:val="00FF41"/>
+                <w:sz w:val="18"/>
+                <w:szCs w:val="18"/>
+              </w:rPr>
+              <w:t xml:space="preserve"> NULL,</w:t>
             </w:r>
           </w:p>
         </w:tc>
@@ -5267,7 +5755,27 @@
                 <w:sz w:val="18"/>
                 <w:szCs w:val="18"/>
               </w:rPr>
-              <w:t xml:space="preserve">    foto       VARCHAR(200),</w:t>
+              <w:t xml:space="preserve">    foto       </w:t>
+            </w:r>
+            <w:proofErr w:type="gramStart"/>
+            <w:r>
+              <w:rPr>
+                <w:rFonts w:ascii="Courier New" w:eastAsia="Courier New" w:hAnsi="Courier New" w:cs="Courier New"/>
+                <w:color w:val="00FF41"/>
+                <w:sz w:val="18"/>
+                <w:szCs w:val="18"/>
+              </w:rPr>
+              <w:t>VARCHAR(</w:t>
+            </w:r>
+            <w:proofErr w:type="gramEnd"/>
+            <w:r>
+              <w:rPr>
+                <w:rFonts w:ascii="Courier New" w:eastAsia="Courier New" w:hAnsi="Courier New" w:cs="Courier New"/>
+                <w:color w:val="00FF41"/>
+                <w:sz w:val="18"/>
+                <w:szCs w:val="18"/>
+              </w:rPr>
+              <w:t>200),</w:t>
             </w:r>
           </w:p>
         </w:tc>
@@ -5349,7 +5857,27 @@
                 <w:sz w:val="18"/>
                 <w:szCs w:val="18"/>
               </w:rPr>
-              <w:t xml:space="preserve">    impresso   TINYINT(1)   NOT NULL DEFAULT 0,</w:t>
+              <w:t xml:space="preserve">    impresso   </w:t>
+            </w:r>
+            <w:proofErr w:type="gramStart"/>
+            <w:r>
+              <w:rPr>
+                <w:rFonts w:ascii="Courier New" w:eastAsia="Courier New" w:hAnsi="Courier New" w:cs="Courier New"/>
+                <w:color w:val="00FF41"/>
+                <w:sz w:val="18"/>
+                <w:szCs w:val="18"/>
+              </w:rPr>
+              <w:t>TINYINT(</w:t>
+            </w:r>
+            <w:proofErr w:type="gramEnd"/>
+            <w:r>
+              <w:rPr>
+                <w:rFonts w:ascii="Courier New" w:eastAsia="Courier New" w:hAnsi="Courier New" w:cs="Courier New"/>
+                <w:color w:val="00FF41"/>
+                <w:sz w:val="18"/>
+                <w:szCs w:val="18"/>
+              </w:rPr>
+              <w:t>1)   NOT NULL DEFAULT 0,</w:t>
             </w:r>
           </w:p>
         </w:tc>
@@ -5400,7 +5928,27 @@
                 <w:sz w:val="18"/>
                 <w:szCs w:val="18"/>
               </w:rPr>
-              <w:t xml:space="preserve"> DATETIME     NOT NULL DEFAULT NOW()</w:t>
+              <w:t xml:space="preserve"> DATETIME     NOT NULL DEFAULT </w:t>
+            </w:r>
+            <w:proofErr w:type="gramStart"/>
+            <w:r>
+              <w:rPr>
+                <w:rFonts w:ascii="Courier New" w:eastAsia="Courier New" w:hAnsi="Courier New" w:cs="Courier New"/>
+                <w:color w:val="00FF41"/>
+                <w:sz w:val="18"/>
+                <w:szCs w:val="18"/>
+              </w:rPr>
+              <w:t>NOW(</w:t>
+            </w:r>
+            <w:proofErr w:type="gramEnd"/>
+            <w:r>
+              <w:rPr>
+                <w:rFonts w:ascii="Courier New" w:eastAsia="Courier New" w:hAnsi="Courier New" w:cs="Courier New"/>
+                <w:color w:val="00FF41"/>
+                <w:sz w:val="18"/>
+                <w:szCs w:val="18"/>
+              </w:rPr>
+              <w:t>)</w:t>
             </w:r>
           </w:p>
         </w:tc>
@@ -5595,7 +6143,36 @@
                 <w:sz w:val="18"/>
                 <w:szCs w:val="18"/>
               </w:rPr>
-              <w:t xml:space="preserve">    IDENTIFIED BY 'SenhaForte@2025';</w:t>
+              <w:t xml:space="preserve">    IDENTIFIED BY </w:t>
+            </w:r>
+            <w:r>
+              <w:rPr>
+                <w:rFonts w:ascii="Courier New" w:eastAsia="Courier New" w:hAnsi="Courier New" w:cs="Courier New"/>
+                <w:color w:val="00FF41"/>
+                <w:sz w:val="18"/>
+                <w:szCs w:val="18"/>
+              </w:rPr>
+              <w:t>‘</w:t>
+            </w:r>
+            <w:proofErr w:type="spellStart"/>
+            <w:r>
+              <w:rPr>
+                <w:rFonts w:ascii="Courier New" w:eastAsia="Courier New" w:hAnsi="Courier New" w:cs="Courier New"/>
+                <w:color w:val="00FF41"/>
+                <w:sz w:val="18"/>
+                <w:szCs w:val="18"/>
+              </w:rPr>
+              <w:t>estermouta</w:t>
+            </w:r>
+            <w:proofErr w:type="spellEnd"/>
+            <w:r>
+              <w:rPr>
+                <w:rFonts w:ascii="Courier New" w:eastAsia="Courier New" w:hAnsi="Courier New" w:cs="Courier New"/>
+                <w:color w:val="00FF41"/>
+                <w:sz w:val="18"/>
+                <w:szCs w:val="18"/>
+              </w:rPr>
+              <w:t>';</w:t>
             </w:r>
           </w:p>
         </w:tc>
@@ -5657,8 +6234,19 @@
                 <w:sz w:val="18"/>
                 <w:szCs w:val="18"/>
               </w:rPr>
-              <w:t xml:space="preserve">  GRANT ALL PRIVILEGES ON carteirinhas.*</w:t>
-            </w:r>
+              <w:t xml:space="preserve">  GRANT ALL PRIVILEGES ON </w:t>
+            </w:r>
+            <w:proofErr w:type="gramStart"/>
+            <w:r>
+              <w:rPr>
+                <w:rFonts w:ascii="Courier New" w:eastAsia="Courier New" w:hAnsi="Courier New" w:cs="Courier New"/>
+                <w:color w:val="00FF41"/>
+                <w:sz w:val="18"/>
+                <w:szCs w:val="18"/>
+              </w:rPr>
+              <w:t>carteirinhas.*</w:t>
+            </w:r>
+            <w:proofErr w:type="gramEnd"/>
           </w:p>
         </w:tc>
       </w:tr>
@@ -5688,7 +6276,7 @@
                 <w:sz w:val="18"/>
                 <w:szCs w:val="18"/>
               </w:rPr>
-              <w:t xml:space="preserve">    TO 'carteirinhas_</w:t>
+              <w:t xml:space="preserve">    TO '</w:t>
             </w:r>
             <w:proofErr w:type="spellStart"/>
             <w:r>
@@ -5698,7 +6286,7 @@
                 <w:sz w:val="18"/>
                 <w:szCs w:val="18"/>
               </w:rPr>
-              <w:t>user</w:t>
+              <w:t>estermouta</w:t>
             </w:r>
             <w:proofErr w:type="spellEnd"/>
             <w:r>
@@ -5867,7 +6455,7 @@
                 <w:sz w:val="20"/>
                 <w:szCs w:val="20"/>
               </w:rPr>
-              <w:t>carteirinhas_user</w:t>
+              <w:t>estermouta</w:t>
             </w:r>
             <w:proofErr w:type="spellEnd"/>
             <w:r>
@@ -5876,7 +6464,16 @@
                 <w:sz w:val="20"/>
                 <w:szCs w:val="20"/>
               </w:rPr>
-              <w:t>) com acesso apenas ao banco carteirinhas. Escolha uma senha forte. Guarde as credenciais em um arquivo .</w:t>
+              <w:t xml:space="preserve">) com acesso apenas ao banco carteirinhas. Escolha uma senha forte. Guarde as credenciais em um </w:t>
+            </w:r>
+            <w:proofErr w:type="gramStart"/>
+            <w:r>
+              <w:rPr>
+                <w:color w:val="333333"/>
+                <w:sz w:val="20"/>
+                <w:szCs w:val="20"/>
+              </w:rPr>
+              <w:t>arquivo .</w:t>
             </w:r>
             <w:proofErr w:type="spellStart"/>
             <w:r>
@@ -5888,6 +6485,7 @@
               <w:t>env</w:t>
             </w:r>
             <w:proofErr w:type="spellEnd"/>
+            <w:proofErr w:type="gramEnd"/>
             <w:r>
               <w:rPr>
                 <w:color w:val="333333"/>
@@ -6154,290 +6752,6 @@
           </w:p>
         </w:tc>
       </w:tr>
-      <w:tr>
-        <w:tc>
-          <w:tcPr>
-            <w:tcW w:w="9026" w:type="dxa"/>
-            <w:tcBorders>
-              <w:top w:val="none" w:sz="0" w:space="0" w:color="FFFFFF"/>
-              <w:left w:val="none" w:sz="0" w:space="0" w:color="FFFFFF"/>
-              <w:bottom w:val="none" w:sz="0" w:space="0" w:color="FFFFFF"/>
-              <w:right w:val="none" w:sz="0" w:space="0" w:color="FFFFFF"/>
-            </w:tcBorders>
-            <w:shd w:val="clear" w:color="auto" w:fill="1E2329"/>
-            <w:tcMar>
-              <w:top w:w="40" w:type="dxa"/>
-              <w:left w:w="200" w:type="dxa"/>
-              <w:bottom w:w="40" w:type="dxa"/>
-              <w:right w:w="200" w:type="dxa"/>
-            </w:tcMar>
-          </w:tcPr>
-          <w:p>
-            <w:r>
-              <w:rPr>
-                <w:rFonts w:ascii="Courier New" w:eastAsia="Courier New" w:hAnsi="Courier New" w:cs="Courier New"/>
-                <w:color w:val="00FF41"/>
-                <w:sz w:val="18"/>
-                <w:szCs w:val="18"/>
-              </w:rPr>
-              <w:t xml:space="preserve">  # Linux (Ubuntu/Debian):</w:t>
-            </w:r>
-          </w:p>
-        </w:tc>
-      </w:tr>
-      <w:tr>
-        <w:tc>
-          <w:tcPr>
-            <w:tcW w:w="9026" w:type="dxa"/>
-            <w:tcBorders>
-              <w:top w:val="none" w:sz="0" w:space="0" w:color="FFFFFF"/>
-              <w:left w:val="none" w:sz="0" w:space="0" w:color="FFFFFF"/>
-              <w:bottom w:val="none" w:sz="0" w:space="0" w:color="FFFFFF"/>
-              <w:right w:val="none" w:sz="0" w:space="0" w:color="FFFFFF"/>
-            </w:tcBorders>
-            <w:shd w:val="clear" w:color="auto" w:fill="1E2329"/>
-            <w:tcMar>
-              <w:top w:w="40" w:type="dxa"/>
-              <w:left w:w="200" w:type="dxa"/>
-              <w:bottom w:w="40" w:type="dxa"/>
-              <w:right w:w="200" w:type="dxa"/>
-            </w:tcMar>
-          </w:tcPr>
-          <w:p>
-            <w:r>
-              <w:rPr>
-                <w:rFonts w:ascii="Courier New" w:eastAsia="Courier New" w:hAnsi="Courier New" w:cs="Courier New"/>
-                <w:color w:val="00FF41"/>
-                <w:sz w:val="18"/>
-                <w:szCs w:val="18"/>
-              </w:rPr>
-              <w:t xml:space="preserve">  </w:t>
-            </w:r>
-            <w:proofErr w:type="spellStart"/>
-            <w:r>
-              <w:rPr>
-                <w:rFonts w:ascii="Courier New" w:eastAsia="Courier New" w:hAnsi="Courier New" w:cs="Courier New"/>
-                <w:color w:val="00FF41"/>
-                <w:sz w:val="18"/>
-                <w:szCs w:val="18"/>
-              </w:rPr>
-              <w:t>sudo</w:t>
-            </w:r>
-            <w:proofErr w:type="spellEnd"/>
-            <w:r>
-              <w:rPr>
-                <w:rFonts w:ascii="Courier New" w:eastAsia="Courier New" w:hAnsi="Courier New" w:cs="Courier New"/>
-                <w:color w:val="00FF41"/>
-                <w:sz w:val="18"/>
-                <w:szCs w:val="18"/>
-              </w:rPr>
-              <w:t xml:space="preserve"> </w:t>
-            </w:r>
-            <w:proofErr w:type="spellStart"/>
-            <w:r>
-              <w:rPr>
-                <w:rFonts w:ascii="Courier New" w:eastAsia="Courier New" w:hAnsi="Courier New" w:cs="Courier New"/>
-                <w:color w:val="00FF41"/>
-                <w:sz w:val="18"/>
-                <w:szCs w:val="18"/>
-              </w:rPr>
-              <w:t>apt</w:t>
-            </w:r>
-            <w:proofErr w:type="spellEnd"/>
-            <w:r>
-              <w:rPr>
-                <w:rFonts w:ascii="Courier New" w:eastAsia="Courier New" w:hAnsi="Courier New" w:cs="Courier New"/>
-                <w:color w:val="00FF41"/>
-                <w:sz w:val="18"/>
-                <w:szCs w:val="18"/>
-              </w:rPr>
-              <w:t xml:space="preserve"> update</w:t>
-            </w:r>
-          </w:p>
-        </w:tc>
-      </w:tr>
-      <w:tr>
-        <w:tc>
-          <w:tcPr>
-            <w:tcW w:w="9026" w:type="dxa"/>
-            <w:tcBorders>
-              <w:top w:val="none" w:sz="0" w:space="0" w:color="FFFFFF"/>
-              <w:left w:val="none" w:sz="0" w:space="0" w:color="FFFFFF"/>
-              <w:bottom w:val="none" w:sz="0" w:space="0" w:color="FFFFFF"/>
-              <w:right w:val="none" w:sz="0" w:space="0" w:color="FFFFFF"/>
-            </w:tcBorders>
-            <w:shd w:val="clear" w:color="auto" w:fill="1E2329"/>
-            <w:tcMar>
-              <w:top w:w="40" w:type="dxa"/>
-              <w:left w:w="200" w:type="dxa"/>
-              <w:bottom w:w="40" w:type="dxa"/>
-              <w:right w:w="200" w:type="dxa"/>
-            </w:tcMar>
-          </w:tcPr>
-          <w:p>
-            <w:r>
-              <w:rPr>
-                <w:rFonts w:ascii="Courier New" w:eastAsia="Courier New" w:hAnsi="Courier New" w:cs="Courier New"/>
-                <w:color w:val="00FF41"/>
-                <w:sz w:val="18"/>
-                <w:szCs w:val="18"/>
-              </w:rPr>
-              <w:t xml:space="preserve">  </w:t>
-            </w:r>
-            <w:proofErr w:type="spellStart"/>
-            <w:r>
-              <w:rPr>
-                <w:rFonts w:ascii="Courier New" w:eastAsia="Courier New" w:hAnsi="Courier New" w:cs="Courier New"/>
-                <w:color w:val="00FF41"/>
-                <w:sz w:val="18"/>
-                <w:szCs w:val="18"/>
-              </w:rPr>
-              <w:t>sudo</w:t>
-            </w:r>
-            <w:proofErr w:type="spellEnd"/>
-            <w:r>
-              <w:rPr>
-                <w:rFonts w:ascii="Courier New" w:eastAsia="Courier New" w:hAnsi="Courier New" w:cs="Courier New"/>
-                <w:color w:val="00FF41"/>
-                <w:sz w:val="18"/>
-                <w:szCs w:val="18"/>
-              </w:rPr>
-              <w:t xml:space="preserve"> </w:t>
-            </w:r>
-            <w:proofErr w:type="spellStart"/>
-            <w:r>
-              <w:rPr>
-                <w:rFonts w:ascii="Courier New" w:eastAsia="Courier New" w:hAnsi="Courier New" w:cs="Courier New"/>
-                <w:color w:val="00FF41"/>
-                <w:sz w:val="18"/>
-                <w:szCs w:val="18"/>
-              </w:rPr>
-              <w:t>apt</w:t>
-            </w:r>
-            <w:proofErr w:type="spellEnd"/>
-            <w:r>
-              <w:rPr>
-                <w:rFonts w:ascii="Courier New" w:eastAsia="Courier New" w:hAnsi="Courier New" w:cs="Courier New"/>
-                <w:color w:val="00FF41"/>
-                <w:sz w:val="18"/>
-                <w:szCs w:val="18"/>
-              </w:rPr>
-              <w:t xml:space="preserve"> </w:t>
-            </w:r>
-            <w:proofErr w:type="spellStart"/>
-            <w:r>
-              <w:rPr>
-                <w:rFonts w:ascii="Courier New" w:eastAsia="Courier New" w:hAnsi="Courier New" w:cs="Courier New"/>
-                <w:color w:val="00FF41"/>
-                <w:sz w:val="18"/>
-                <w:szCs w:val="18"/>
-              </w:rPr>
-              <w:t>install</w:t>
-            </w:r>
-            <w:proofErr w:type="spellEnd"/>
-            <w:r>
-              <w:rPr>
-                <w:rFonts w:ascii="Courier New" w:eastAsia="Courier New" w:hAnsi="Courier New" w:cs="Courier New"/>
-                <w:color w:val="00FF41"/>
-                <w:sz w:val="18"/>
-                <w:szCs w:val="18"/>
-              </w:rPr>
-              <w:t xml:space="preserve"> </w:t>
-            </w:r>
-            <w:proofErr w:type="spellStart"/>
-            <w:r>
-              <w:rPr>
-                <w:rFonts w:ascii="Courier New" w:eastAsia="Courier New" w:hAnsi="Courier New" w:cs="Courier New"/>
-                <w:color w:val="00FF41"/>
-                <w:sz w:val="18"/>
-                <w:szCs w:val="18"/>
-              </w:rPr>
-              <w:t>mysql</w:t>
-            </w:r>
-            <w:proofErr w:type="spellEnd"/>
-            <w:r>
-              <w:rPr>
-                <w:rFonts w:ascii="Courier New" w:eastAsia="Courier New" w:hAnsi="Courier New" w:cs="Courier New"/>
-                <w:color w:val="00FF41"/>
-                <w:sz w:val="18"/>
-                <w:szCs w:val="18"/>
-              </w:rPr>
-              <w:t>-server -y</w:t>
-            </w:r>
-          </w:p>
-        </w:tc>
-      </w:tr>
-      <w:tr>
-        <w:tc>
-          <w:tcPr>
-            <w:tcW w:w="9026" w:type="dxa"/>
-            <w:tcBorders>
-              <w:top w:val="none" w:sz="0" w:space="0" w:color="FFFFFF"/>
-              <w:left w:val="none" w:sz="0" w:space="0" w:color="FFFFFF"/>
-              <w:bottom w:val="none" w:sz="0" w:space="0" w:color="FFFFFF"/>
-              <w:right w:val="none" w:sz="0" w:space="0" w:color="FFFFFF"/>
-            </w:tcBorders>
-            <w:shd w:val="clear" w:color="auto" w:fill="1E2329"/>
-            <w:tcMar>
-              <w:top w:w="40" w:type="dxa"/>
-              <w:left w:w="200" w:type="dxa"/>
-              <w:bottom w:w="40" w:type="dxa"/>
-              <w:right w:w="200" w:type="dxa"/>
-            </w:tcMar>
-          </w:tcPr>
-          <w:p>
-            <w:r>
-              <w:rPr>
-                <w:rFonts w:ascii="Courier New" w:eastAsia="Courier New" w:hAnsi="Courier New" w:cs="Courier New"/>
-                <w:color w:val="00FF41"/>
-                <w:sz w:val="18"/>
-                <w:szCs w:val="18"/>
-              </w:rPr>
-              <w:t xml:space="preserve">  </w:t>
-            </w:r>
-            <w:proofErr w:type="spellStart"/>
-            <w:r>
-              <w:rPr>
-                <w:rFonts w:ascii="Courier New" w:eastAsia="Courier New" w:hAnsi="Courier New" w:cs="Courier New"/>
-                <w:color w:val="00FF41"/>
-                <w:sz w:val="18"/>
-                <w:szCs w:val="18"/>
-              </w:rPr>
-              <w:t>sudo</w:t>
-            </w:r>
-            <w:proofErr w:type="spellEnd"/>
-            <w:r>
-              <w:rPr>
-                <w:rFonts w:ascii="Courier New" w:eastAsia="Courier New" w:hAnsi="Courier New" w:cs="Courier New"/>
-                <w:color w:val="00FF41"/>
-                <w:sz w:val="18"/>
-                <w:szCs w:val="18"/>
-              </w:rPr>
-              <w:t xml:space="preserve"> </w:t>
-            </w:r>
-            <w:proofErr w:type="spellStart"/>
-            <w:r>
-              <w:rPr>
-                <w:rFonts w:ascii="Courier New" w:eastAsia="Courier New" w:hAnsi="Courier New" w:cs="Courier New"/>
-                <w:color w:val="00FF41"/>
-                <w:sz w:val="18"/>
-                <w:szCs w:val="18"/>
-              </w:rPr>
-              <w:t>mysql_secure_installation</w:t>
-            </w:r>
-            <w:proofErr w:type="spellEnd"/>
-            <w:r>
-              <w:rPr>
-                <w:rFonts w:ascii="Courier New" w:eastAsia="Courier New" w:hAnsi="Courier New" w:cs="Courier New"/>
-                <w:color w:val="00FF41"/>
-                <w:sz w:val="18"/>
-                <w:szCs w:val="18"/>
-              </w:rPr>
-              <w:t xml:space="preserve">   # assistente de segurança inicial</w:t>
-            </w:r>
-          </w:p>
-        </w:tc>
-      </w:tr>
     </w:tbl>
     <w:p>
       <w:pPr>
@@ -6601,108 +6915,6 @@
                 <w:sz w:val="18"/>
                 <w:szCs w:val="18"/>
               </w:rPr>
-              <w:t xml:space="preserve">  # Linux:</w:t>
-            </w:r>
-          </w:p>
-        </w:tc>
-      </w:tr>
-      <w:tr>
-        <w:tc>
-          <w:tcPr>
-            <w:tcW w:w="9026" w:type="dxa"/>
-            <w:tcBorders>
-              <w:top w:val="none" w:sz="0" w:space="0" w:color="FFFFFF"/>
-              <w:left w:val="none" w:sz="0" w:space="0" w:color="FFFFFF"/>
-              <w:bottom w:val="none" w:sz="0" w:space="0" w:color="FFFFFF"/>
-              <w:right w:val="none" w:sz="0" w:space="0" w:color="FFFFFF"/>
-            </w:tcBorders>
-            <w:shd w:val="clear" w:color="auto" w:fill="1E2329"/>
-            <w:tcMar>
-              <w:top w:w="40" w:type="dxa"/>
-              <w:left w:w="200" w:type="dxa"/>
-              <w:bottom w:w="40" w:type="dxa"/>
-              <w:right w:w="200" w:type="dxa"/>
-            </w:tcMar>
-          </w:tcPr>
-          <w:p>
-            <w:r>
-              <w:rPr>
-                <w:rFonts w:ascii="Courier New" w:eastAsia="Courier New" w:hAnsi="Courier New" w:cs="Courier New"/>
-                <w:color w:val="00FF41"/>
-                <w:sz w:val="18"/>
-                <w:szCs w:val="18"/>
-              </w:rPr>
-              <w:t xml:space="preserve">  </w:t>
-            </w:r>
-            <w:proofErr w:type="spellStart"/>
-            <w:r>
-              <w:rPr>
-                <w:rFonts w:ascii="Courier New" w:eastAsia="Courier New" w:hAnsi="Courier New" w:cs="Courier New"/>
-                <w:color w:val="00FF41"/>
-                <w:sz w:val="18"/>
-                <w:szCs w:val="18"/>
-              </w:rPr>
-              <w:t>sudo</w:t>
-            </w:r>
-            <w:proofErr w:type="spellEnd"/>
-            <w:r>
-              <w:rPr>
-                <w:rFonts w:ascii="Courier New" w:eastAsia="Courier New" w:hAnsi="Courier New" w:cs="Courier New"/>
-                <w:color w:val="00FF41"/>
-                <w:sz w:val="18"/>
-                <w:szCs w:val="18"/>
-              </w:rPr>
-              <w:t xml:space="preserve"> </w:t>
-            </w:r>
-            <w:proofErr w:type="spellStart"/>
-            <w:r>
-              <w:rPr>
-                <w:rFonts w:ascii="Courier New" w:eastAsia="Courier New" w:hAnsi="Courier New" w:cs="Courier New"/>
-                <w:color w:val="00FF41"/>
-                <w:sz w:val="18"/>
-                <w:szCs w:val="18"/>
-              </w:rPr>
-              <w:t>mysql</w:t>
-            </w:r>
-            <w:proofErr w:type="spellEnd"/>
-            <w:r>
-              <w:rPr>
-                <w:rFonts w:ascii="Courier New" w:eastAsia="Courier New" w:hAnsi="Courier New" w:cs="Courier New"/>
-                <w:color w:val="00FF41"/>
-                <w:sz w:val="18"/>
-                <w:szCs w:val="18"/>
-              </w:rPr>
-              <w:t xml:space="preserve"> -u root -p</w:t>
-            </w:r>
-          </w:p>
-        </w:tc>
-      </w:tr>
-      <w:tr>
-        <w:tc>
-          <w:tcPr>
-            <w:tcW w:w="9026" w:type="dxa"/>
-            <w:tcBorders>
-              <w:top w:val="none" w:sz="0" w:space="0" w:color="FFFFFF"/>
-              <w:left w:val="none" w:sz="0" w:space="0" w:color="FFFFFF"/>
-              <w:bottom w:val="none" w:sz="0" w:space="0" w:color="FFFFFF"/>
-              <w:right w:val="none" w:sz="0" w:space="0" w:color="FFFFFF"/>
-            </w:tcBorders>
-            <w:shd w:val="clear" w:color="auto" w:fill="1E2329"/>
-            <w:tcMar>
-              <w:top w:w="40" w:type="dxa"/>
-              <w:left w:w="200" w:type="dxa"/>
-              <w:bottom w:w="40" w:type="dxa"/>
-              <w:right w:w="200" w:type="dxa"/>
-            </w:tcMar>
-          </w:tcPr>
-          <w:p>
-            <w:r>
-              <w:rPr>
-                <w:rFonts w:ascii="Courier New" w:eastAsia="Courier New" w:hAnsi="Courier New" w:cs="Courier New"/>
-                <w:color w:val="00FF41"/>
-                <w:sz w:val="18"/>
-                <w:szCs w:val="18"/>
-              </w:rPr>
               <w:t xml:space="preserve"> </w:t>
             </w:r>
           </w:p>
@@ -6942,7 +7154,7 @@
                 <w:sz w:val="18"/>
                 <w:szCs w:val="18"/>
               </w:rPr>
-              <w:t xml:space="preserve">  # Clonar o repositório do projeto:</w:t>
+              <w:t xml:space="preserve"> </w:t>
             </w:r>
           </w:p>
         </w:tc>
@@ -6973,27 +7185,7 @@
                 <w:sz w:val="18"/>
                 <w:szCs w:val="18"/>
               </w:rPr>
-              <w:t xml:space="preserve">  </w:t>
-            </w:r>
-            <w:proofErr w:type="spellStart"/>
-            <w:r>
-              <w:rPr>
-                <w:rFonts w:ascii="Courier New" w:eastAsia="Courier New" w:hAnsi="Courier New" w:cs="Courier New"/>
-                <w:color w:val="00FF41"/>
-                <w:sz w:val="18"/>
-                <w:szCs w:val="18"/>
-              </w:rPr>
-              <w:t>git</w:t>
-            </w:r>
-            <w:proofErr w:type="spellEnd"/>
-            <w:r>
-              <w:rPr>
-                <w:rFonts w:ascii="Courier New" w:eastAsia="Courier New" w:hAnsi="Courier New" w:cs="Courier New"/>
-                <w:color w:val="00FF41"/>
-                <w:sz w:val="18"/>
-                <w:szCs w:val="18"/>
-              </w:rPr>
-              <w:t xml:space="preserve"> clone https://github.com/sua-escola/carteirinhas.git</w:t>
+              <w:t xml:space="preserve">  # Criar e ativar o ambiente virtual:</w:t>
             </w:r>
           </w:p>
         </w:tc>
@@ -7034,7 +7226,7 @@
                 <w:sz w:val="18"/>
                 <w:szCs w:val="18"/>
               </w:rPr>
-              <w:t>cd</w:t>
+              <w:t>python</w:t>
             </w:r>
             <w:proofErr w:type="spellEnd"/>
             <w:r>
@@ -7044,8 +7236,39 @@
                 <w:sz w:val="18"/>
                 <w:szCs w:val="18"/>
               </w:rPr>
-              <w:t xml:space="preserve"> carteirinhas</w:t>
-            </w:r>
+              <w:t xml:space="preserve"> -m </w:t>
+            </w:r>
+            <w:proofErr w:type="spellStart"/>
+            <w:r>
+              <w:rPr>
+                <w:rFonts w:ascii="Courier New" w:eastAsia="Courier New" w:hAnsi="Courier New" w:cs="Courier New"/>
+                <w:color w:val="00FF41"/>
+                <w:sz w:val="18"/>
+                <w:szCs w:val="18"/>
+              </w:rPr>
+              <w:t>venv</w:t>
+            </w:r>
+            <w:proofErr w:type="spellEnd"/>
+            <w:r>
+              <w:rPr>
+                <w:rFonts w:ascii="Courier New" w:eastAsia="Courier New" w:hAnsi="Courier New" w:cs="Courier New"/>
+                <w:color w:val="00FF41"/>
+                <w:sz w:val="18"/>
+                <w:szCs w:val="18"/>
+              </w:rPr>
+              <w:t xml:space="preserve"> </w:t>
+            </w:r>
+            <w:proofErr w:type="spellStart"/>
+            <w:r>
+              <w:rPr>
+                <w:rFonts w:ascii="Courier New" w:eastAsia="Courier New" w:hAnsi="Courier New" w:cs="Courier New"/>
+                <w:color w:val="00FF41"/>
+                <w:sz w:val="18"/>
+                <w:szCs w:val="18"/>
+              </w:rPr>
+              <w:t>venv</w:t>
+            </w:r>
+            <w:proofErr w:type="spellEnd"/>
           </w:p>
         </w:tc>
       </w:tr>
@@ -7075,7 +7298,47 @@
                 <w:sz w:val="18"/>
                 <w:szCs w:val="18"/>
               </w:rPr>
-              <w:t xml:space="preserve"> </w:t>
+              <w:t xml:space="preserve">  </w:t>
+            </w:r>
+            <w:proofErr w:type="spellStart"/>
+            <w:r>
+              <w:rPr>
+                <w:rFonts w:ascii="Courier New" w:eastAsia="Courier New" w:hAnsi="Courier New" w:cs="Courier New"/>
+                <w:color w:val="00FF41"/>
+                <w:sz w:val="18"/>
+                <w:szCs w:val="18"/>
+              </w:rPr>
+              <w:t>venv</w:t>
+            </w:r>
+            <w:proofErr w:type="spellEnd"/>
+            <w:r>
+              <w:rPr>
+                <w:rFonts w:ascii="Courier New" w:eastAsia="Courier New" w:hAnsi="Courier New" w:cs="Courier New"/>
+                <w:color w:val="00FF41"/>
+                <w:sz w:val="18"/>
+                <w:szCs w:val="18"/>
+              </w:rPr>
+              <w:t>\Scripts\</w:t>
+            </w:r>
+            <w:proofErr w:type="spellStart"/>
+            <w:r>
+              <w:rPr>
+                <w:rFonts w:ascii="Courier New" w:eastAsia="Courier New" w:hAnsi="Courier New" w:cs="Courier New"/>
+                <w:color w:val="00FF41"/>
+                <w:sz w:val="18"/>
+                <w:szCs w:val="18"/>
+              </w:rPr>
+              <w:t>activate</w:t>
+            </w:r>
+            <w:proofErr w:type="spellEnd"/>
+            <w:r>
+              <w:rPr>
+                <w:rFonts w:ascii="Courier New" w:eastAsia="Courier New" w:hAnsi="Courier New" w:cs="Courier New"/>
+                <w:color w:val="00FF41"/>
+                <w:sz w:val="18"/>
+                <w:szCs w:val="18"/>
+              </w:rPr>
+              <w:t xml:space="preserve">        # Windows</w:t>
             </w:r>
           </w:p>
         </w:tc>
@@ -7106,7 +7369,67 @@
                 <w:sz w:val="18"/>
                 <w:szCs w:val="18"/>
               </w:rPr>
-              <w:t xml:space="preserve">  # Criar e ativar o ambiente virtual:</w:t>
+              <w:t xml:space="preserve">  </w:t>
+            </w:r>
+            <w:proofErr w:type="spellStart"/>
+            <w:r>
+              <w:rPr>
+                <w:rFonts w:ascii="Courier New" w:eastAsia="Courier New" w:hAnsi="Courier New" w:cs="Courier New"/>
+                <w:color w:val="00FF41"/>
+                <w:sz w:val="18"/>
+                <w:szCs w:val="18"/>
+              </w:rPr>
+              <w:t>source</w:t>
+            </w:r>
+            <w:proofErr w:type="spellEnd"/>
+            <w:r>
+              <w:rPr>
+                <w:rFonts w:ascii="Courier New" w:eastAsia="Courier New" w:hAnsi="Courier New" w:cs="Courier New"/>
+                <w:color w:val="00FF41"/>
+                <w:sz w:val="18"/>
+                <w:szCs w:val="18"/>
+              </w:rPr>
+              <w:t xml:space="preserve"> </w:t>
+            </w:r>
+            <w:proofErr w:type="spellStart"/>
+            <w:r>
+              <w:rPr>
+                <w:rFonts w:ascii="Courier New" w:eastAsia="Courier New" w:hAnsi="Courier New" w:cs="Courier New"/>
+                <w:color w:val="00FF41"/>
+                <w:sz w:val="18"/>
+                <w:szCs w:val="18"/>
+              </w:rPr>
+              <w:t>venv</w:t>
+            </w:r>
+            <w:proofErr w:type="spellEnd"/>
+            <w:r>
+              <w:rPr>
+                <w:rFonts w:ascii="Courier New" w:eastAsia="Courier New" w:hAnsi="Courier New" w:cs="Courier New"/>
+                <w:color w:val="00FF41"/>
+                <w:sz w:val="18"/>
+                <w:szCs w:val="18"/>
+              </w:rPr>
+              <w:t>/bin/</w:t>
+            </w:r>
+            <w:proofErr w:type="spellStart"/>
+            <w:r>
+              <w:rPr>
+                <w:rFonts w:ascii="Courier New" w:eastAsia="Courier New" w:hAnsi="Courier New" w:cs="Courier New"/>
+                <w:color w:val="00FF41"/>
+                <w:sz w:val="18"/>
+                <w:szCs w:val="18"/>
+              </w:rPr>
+              <w:t>activate</w:t>
+            </w:r>
+            <w:proofErr w:type="spellEnd"/>
+            <w:r>
+              <w:rPr>
+                <w:rFonts w:ascii="Courier New" w:eastAsia="Courier New" w:hAnsi="Courier New" w:cs="Courier New"/>
+                <w:color w:val="00FF41"/>
+                <w:sz w:val="18"/>
+                <w:szCs w:val="18"/>
+              </w:rPr>
+              <w:t xml:space="preserve">     # Linux</w:t>
             </w:r>
           </w:p>
         </w:tc>
@@ -7137,251 +7460,6 @@
                 <w:sz w:val="18"/>
                 <w:szCs w:val="18"/>
               </w:rPr>
-              <w:t xml:space="preserve">  </w:t>
-            </w:r>
-            <w:proofErr w:type="spellStart"/>
-            <w:r>
-              <w:rPr>
-                <w:rFonts w:ascii="Courier New" w:eastAsia="Courier New" w:hAnsi="Courier New" w:cs="Courier New"/>
-                <w:color w:val="00FF41"/>
-                <w:sz w:val="18"/>
-                <w:szCs w:val="18"/>
-              </w:rPr>
-              <w:t>python</w:t>
-            </w:r>
-            <w:proofErr w:type="spellEnd"/>
-            <w:r>
-              <w:rPr>
-                <w:rFonts w:ascii="Courier New" w:eastAsia="Courier New" w:hAnsi="Courier New" w:cs="Courier New"/>
-                <w:color w:val="00FF41"/>
-                <w:sz w:val="18"/>
-                <w:szCs w:val="18"/>
-              </w:rPr>
-              <w:t xml:space="preserve"> -m </w:t>
-            </w:r>
-            <w:proofErr w:type="spellStart"/>
-            <w:r>
-              <w:rPr>
-                <w:rFonts w:ascii="Courier New" w:eastAsia="Courier New" w:hAnsi="Courier New" w:cs="Courier New"/>
-                <w:color w:val="00FF41"/>
-                <w:sz w:val="18"/>
-                <w:szCs w:val="18"/>
-              </w:rPr>
-              <w:t>venv</w:t>
-            </w:r>
-            <w:proofErr w:type="spellEnd"/>
-            <w:r>
-              <w:rPr>
-                <w:rFonts w:ascii="Courier New" w:eastAsia="Courier New" w:hAnsi="Courier New" w:cs="Courier New"/>
-                <w:color w:val="00FF41"/>
-                <w:sz w:val="18"/>
-                <w:szCs w:val="18"/>
-              </w:rPr>
-              <w:t xml:space="preserve"> </w:t>
-            </w:r>
-            <w:proofErr w:type="spellStart"/>
-            <w:r>
-              <w:rPr>
-                <w:rFonts w:ascii="Courier New" w:eastAsia="Courier New" w:hAnsi="Courier New" w:cs="Courier New"/>
-                <w:color w:val="00FF41"/>
-                <w:sz w:val="18"/>
-                <w:szCs w:val="18"/>
-              </w:rPr>
-              <w:t>venv</w:t>
-            </w:r>
-            <w:proofErr w:type="spellEnd"/>
-          </w:p>
-        </w:tc>
-      </w:tr>
-      <w:tr>
-        <w:tc>
-          <w:tcPr>
-            <w:tcW w:w="9026" w:type="dxa"/>
-            <w:tcBorders>
-              <w:top w:val="none" w:sz="0" w:space="0" w:color="FFFFFF"/>
-              <w:left w:val="none" w:sz="0" w:space="0" w:color="FFFFFF"/>
-              <w:bottom w:val="none" w:sz="0" w:space="0" w:color="FFFFFF"/>
-              <w:right w:val="none" w:sz="0" w:space="0" w:color="FFFFFF"/>
-            </w:tcBorders>
-            <w:shd w:val="clear" w:color="auto" w:fill="1E2329"/>
-            <w:tcMar>
-              <w:top w:w="40" w:type="dxa"/>
-              <w:left w:w="200" w:type="dxa"/>
-              <w:bottom w:w="40" w:type="dxa"/>
-              <w:right w:w="200" w:type="dxa"/>
-            </w:tcMar>
-          </w:tcPr>
-          <w:p>
-            <w:r>
-              <w:rPr>
-                <w:rFonts w:ascii="Courier New" w:eastAsia="Courier New" w:hAnsi="Courier New" w:cs="Courier New"/>
-                <w:color w:val="00FF41"/>
-                <w:sz w:val="18"/>
-                <w:szCs w:val="18"/>
-              </w:rPr>
-              <w:t xml:space="preserve">  </w:t>
-            </w:r>
-            <w:proofErr w:type="spellStart"/>
-            <w:r>
-              <w:rPr>
-                <w:rFonts w:ascii="Courier New" w:eastAsia="Courier New" w:hAnsi="Courier New" w:cs="Courier New"/>
-                <w:color w:val="00FF41"/>
-                <w:sz w:val="18"/>
-                <w:szCs w:val="18"/>
-              </w:rPr>
-              <w:t>venv</w:t>
-            </w:r>
-            <w:proofErr w:type="spellEnd"/>
-            <w:r>
-              <w:rPr>
-                <w:rFonts w:ascii="Courier New" w:eastAsia="Courier New" w:hAnsi="Courier New" w:cs="Courier New"/>
-                <w:color w:val="00FF41"/>
-                <w:sz w:val="18"/>
-                <w:szCs w:val="18"/>
-              </w:rPr>
-              <w:t>\Scripts\</w:t>
-            </w:r>
-            <w:proofErr w:type="spellStart"/>
-            <w:r>
-              <w:rPr>
-                <w:rFonts w:ascii="Courier New" w:eastAsia="Courier New" w:hAnsi="Courier New" w:cs="Courier New"/>
-                <w:color w:val="00FF41"/>
-                <w:sz w:val="18"/>
-                <w:szCs w:val="18"/>
-              </w:rPr>
-              <w:t>activate</w:t>
-            </w:r>
-            <w:proofErr w:type="spellEnd"/>
-            <w:r>
-              <w:rPr>
-                <w:rFonts w:ascii="Courier New" w:eastAsia="Courier New" w:hAnsi="Courier New" w:cs="Courier New"/>
-                <w:color w:val="00FF41"/>
-                <w:sz w:val="18"/>
-                <w:szCs w:val="18"/>
-              </w:rPr>
-              <w:t xml:space="preserve">        # Windows</w:t>
-            </w:r>
-          </w:p>
-        </w:tc>
-      </w:tr>
-      <w:tr>
-        <w:tc>
-          <w:tcPr>
-            <w:tcW w:w="9026" w:type="dxa"/>
-            <w:tcBorders>
-              <w:top w:val="none" w:sz="0" w:space="0" w:color="FFFFFF"/>
-              <w:left w:val="none" w:sz="0" w:space="0" w:color="FFFFFF"/>
-              <w:bottom w:val="none" w:sz="0" w:space="0" w:color="FFFFFF"/>
-              <w:right w:val="none" w:sz="0" w:space="0" w:color="FFFFFF"/>
-            </w:tcBorders>
-            <w:shd w:val="clear" w:color="auto" w:fill="1E2329"/>
-            <w:tcMar>
-              <w:top w:w="40" w:type="dxa"/>
-              <w:left w:w="200" w:type="dxa"/>
-              <w:bottom w:w="40" w:type="dxa"/>
-              <w:right w:w="200" w:type="dxa"/>
-            </w:tcMar>
-          </w:tcPr>
-          <w:p>
-            <w:r>
-              <w:rPr>
-                <w:rFonts w:ascii="Courier New" w:eastAsia="Courier New" w:hAnsi="Courier New" w:cs="Courier New"/>
-                <w:color w:val="00FF41"/>
-                <w:sz w:val="18"/>
-                <w:szCs w:val="18"/>
-              </w:rPr>
-              <w:t xml:space="preserve">  </w:t>
-            </w:r>
-            <w:proofErr w:type="spellStart"/>
-            <w:r>
-              <w:rPr>
-                <w:rFonts w:ascii="Courier New" w:eastAsia="Courier New" w:hAnsi="Courier New" w:cs="Courier New"/>
-                <w:color w:val="00FF41"/>
-                <w:sz w:val="18"/>
-                <w:szCs w:val="18"/>
-              </w:rPr>
-              <w:t>source</w:t>
-            </w:r>
-            <w:proofErr w:type="spellEnd"/>
-            <w:r>
-              <w:rPr>
-                <w:rFonts w:ascii="Courier New" w:eastAsia="Courier New" w:hAnsi="Courier New" w:cs="Courier New"/>
-                <w:color w:val="00FF41"/>
-                <w:sz w:val="18"/>
-                <w:szCs w:val="18"/>
-              </w:rPr>
-              <w:t xml:space="preserve"> </w:t>
-            </w:r>
-            <w:proofErr w:type="spellStart"/>
-            <w:r>
-              <w:rPr>
-                <w:rFonts w:ascii="Courier New" w:eastAsia="Courier New" w:hAnsi="Courier New" w:cs="Courier New"/>
-                <w:color w:val="00FF41"/>
-                <w:sz w:val="18"/>
-                <w:szCs w:val="18"/>
-              </w:rPr>
-              <w:t>venv</w:t>
-            </w:r>
-            <w:proofErr w:type="spellEnd"/>
-            <w:r>
-              <w:rPr>
-                <w:rFonts w:ascii="Courier New" w:eastAsia="Courier New" w:hAnsi="Courier New" w:cs="Courier New"/>
-                <w:color w:val="00FF41"/>
-                <w:sz w:val="18"/>
-                <w:szCs w:val="18"/>
-              </w:rPr>
-              <w:t>/bin/</w:t>
-            </w:r>
-            <w:proofErr w:type="spellStart"/>
-            <w:r>
-              <w:rPr>
-                <w:rFonts w:ascii="Courier New" w:eastAsia="Courier New" w:hAnsi="Courier New" w:cs="Courier New"/>
-                <w:color w:val="00FF41"/>
-                <w:sz w:val="18"/>
-                <w:szCs w:val="18"/>
-              </w:rPr>
-              <w:t>activate</w:t>
-            </w:r>
-            <w:proofErr w:type="spellEnd"/>
-            <w:r>
-              <w:rPr>
-                <w:rFonts w:ascii="Courier New" w:eastAsia="Courier New" w:hAnsi="Courier New" w:cs="Courier New"/>
-                <w:color w:val="00FF41"/>
-                <w:sz w:val="18"/>
-                <w:szCs w:val="18"/>
-              </w:rPr>
-              <w:t xml:space="preserve">     # Linux</w:t>
-            </w:r>
-          </w:p>
-        </w:tc>
-      </w:tr>
-      <w:tr>
-        <w:tc>
-          <w:tcPr>
-            <w:tcW w:w="9026" w:type="dxa"/>
-            <w:tcBorders>
-              <w:top w:val="none" w:sz="0" w:space="0" w:color="FFFFFF"/>
-              <w:left w:val="none" w:sz="0" w:space="0" w:color="FFFFFF"/>
-              <w:bottom w:val="none" w:sz="0" w:space="0" w:color="FFFFFF"/>
-              <w:right w:val="none" w:sz="0" w:space="0" w:color="FFFFFF"/>
-            </w:tcBorders>
-            <w:shd w:val="clear" w:color="auto" w:fill="1E2329"/>
-            <w:tcMar>
-              <w:top w:w="40" w:type="dxa"/>
-              <w:left w:w="200" w:type="dxa"/>
-              <w:bottom w:w="40" w:type="dxa"/>
-              <w:right w:w="200" w:type="dxa"/>
-            </w:tcMar>
-          </w:tcPr>
-          <w:p>
-            <w:r>
-              <w:rPr>
-                <w:rFonts w:ascii="Courier New" w:eastAsia="Courier New" w:hAnsi="Courier New" w:cs="Courier New"/>
-                <w:color w:val="00FF41"/>
-                <w:sz w:val="18"/>
-                <w:szCs w:val="18"/>
-              </w:rPr>
-              <w:lastRenderedPageBreak/>
               <w:t xml:space="preserve"> </w:t>
             </w:r>
           </w:p>
@@ -7505,13 +7583,18 @@
         <w:pStyle w:val="Ttulo2"/>
       </w:pPr>
       <w:r>
-        <w:t>4.4 Configurar as Credenciais (arquivo .</w:t>
+        <w:t>4.4 Configurar as Credenciais (</w:t>
+      </w:r>
+      <w:proofErr w:type="gramStart"/>
+      <w:r>
+        <w:t>arquivo .</w:t>
       </w:r>
       <w:proofErr w:type="spellStart"/>
       <w:r>
         <w:t>env</w:t>
       </w:r>
       <w:proofErr w:type="spellEnd"/>
+      <w:proofErr w:type="gramEnd"/>
       <w:r>
         <w:t>)</w:t>
       </w:r>
@@ -7524,7 +7607,15 @@
         <w:rPr>
           <w:color w:val="000000"/>
         </w:rPr>
-        <w:t>Crie um arquivo chamado .</w:t>
+        <w:lastRenderedPageBreak/>
+        <w:t xml:space="preserve">Crie um arquivo </w:t>
+      </w:r>
+      <w:proofErr w:type="gramStart"/>
+      <w:r>
+        <w:rPr>
+          <w:color w:val="000000"/>
+        </w:rPr>
+        <w:t>chamado .</w:t>
       </w:r>
       <w:proofErr w:type="spellStart"/>
       <w:r>
@@ -7534,6 +7625,7 @@
         <w:t>env</w:t>
       </w:r>
       <w:proofErr w:type="spellEnd"/>
+      <w:proofErr w:type="gramEnd"/>
       <w:r>
         <w:rPr>
           <w:color w:val="000000"/>
@@ -7620,7 +7712,17 @@
                 <w:sz w:val="18"/>
                 <w:szCs w:val="18"/>
               </w:rPr>
-              <w:t xml:space="preserve">  # Arquivo: .</w:t>
+              <w:t xml:space="preserve">  # Arquivo</w:t>
+            </w:r>
+            <w:proofErr w:type="gramStart"/>
+            <w:r>
+              <w:rPr>
+                <w:rFonts w:ascii="Courier New" w:eastAsia="Courier New" w:hAnsi="Courier New" w:cs="Courier New"/>
+                <w:color w:val="00FF41"/>
+                <w:sz w:val="18"/>
+                <w:szCs w:val="18"/>
+              </w:rPr>
+              <w:t>: .</w:t>
             </w:r>
             <w:proofErr w:type="spellStart"/>
             <w:r>
@@ -7633,6 +7735,7 @@
               <w:t>env</w:t>
             </w:r>
             <w:proofErr w:type="spellEnd"/>
+            <w:proofErr w:type="gramEnd"/>
             <w:r>
               <w:rPr>
                 <w:rFonts w:ascii="Courier New" w:eastAsia="Courier New" w:hAnsi="Courier New" w:cs="Courier New"/>
@@ -8158,7 +8261,27 @@
                 <w:sz w:val="18"/>
                 <w:szCs w:val="18"/>
               </w:rPr>
-              <w:t xml:space="preserve"> http://192.168.1.10:5000  ← este é o endereço da rede</w:t>
+              <w:t xml:space="preserve"> </w:t>
+            </w:r>
+            <w:proofErr w:type="gramStart"/>
+            <w:r>
+              <w:rPr>
+                <w:rFonts w:ascii="Courier New" w:eastAsia="Courier New" w:hAnsi="Courier New" w:cs="Courier New"/>
+                <w:color w:val="00FF41"/>
+                <w:sz w:val="18"/>
+                <w:szCs w:val="18"/>
+              </w:rPr>
+              <w:t>http://192.168.1.10:5000  ←</w:t>
+            </w:r>
+            <w:proofErr w:type="gramEnd"/>
+            <w:r>
+              <w:rPr>
+                <w:rFonts w:ascii="Courier New" w:eastAsia="Courier New" w:hAnsi="Courier New" w:cs="Courier New"/>
+                <w:color w:val="00FF41"/>
+                <w:sz w:val="18"/>
+                <w:szCs w:val="18"/>
+              </w:rPr>
+              <w:t xml:space="preserve"> este é o endereço da rede</w:t>
             </w:r>
           </w:p>
         </w:tc>
@@ -8309,7 +8432,7 @@
                 <w:b/>
                 <w:bCs/>
               </w:rPr>
-              <w:t>📡  Descobrir o IP do servidor</w:t>
+              <w:t>Descobrir o IP do servidor</w:t>
             </w:r>
           </w:p>
           <w:p>
@@ -8391,8 +8514,18 @@
                 <w:sz w:val="20"/>
                 <w:szCs w:val="20"/>
               </w:rPr>
-              <w:t xml:space="preserve"> -I. O IP geralmente começa com 192.168.x.x ou 10.x.x.x.</w:t>
-            </w:r>
+              <w:t xml:space="preserve"> -I. O IP geralmente começa com 192.168.x.x ou </w:t>
+            </w:r>
+            <w:proofErr w:type="gramStart"/>
+            <w:r>
+              <w:rPr>
+                <w:color w:val="333333"/>
+                <w:sz w:val="20"/>
+                <w:szCs w:val="20"/>
+              </w:rPr>
+              <w:t>10.x.x.x.</w:t>
+            </w:r>
+            <w:proofErr w:type="gramEnd"/>
           </w:p>
         </w:tc>
       </w:tr>
@@ -8632,7 +8765,17 @@
                 <w:sz w:val="18"/>
                 <w:szCs w:val="18"/>
               </w:rPr>
-              <w:t xml:space="preserve">  ├── .</w:t>
+              <w:t xml:space="preserve">  ├─</w:t>
+            </w:r>
+            <w:proofErr w:type="gramStart"/>
+            <w:r>
+              <w:rPr>
+                <w:rFonts w:ascii="Courier New" w:eastAsia="Courier New" w:hAnsi="Courier New" w:cs="Courier New"/>
+                <w:color w:val="00FF41"/>
+                <w:sz w:val="18"/>
+                <w:szCs w:val="18"/>
+              </w:rPr>
+              <w:t>─ .</w:t>
             </w:r>
             <w:proofErr w:type="spellStart"/>
             <w:r>
@@ -8645,6 +8788,7 @@
               <w:t>env</w:t>
             </w:r>
             <w:proofErr w:type="spellEnd"/>
+            <w:proofErr w:type="gramEnd"/>
             <w:r>
               <w:rPr>
                 <w:rFonts w:ascii="Courier New" w:eastAsia="Courier New" w:hAnsi="Courier New" w:cs="Courier New"/>
@@ -8723,7 +8867,17 @@
                 <w:sz w:val="18"/>
                 <w:szCs w:val="18"/>
               </w:rPr>
-              <w:t xml:space="preserve">  ├── .</w:t>
+              <w:t xml:space="preserve">  ├─</w:t>
+            </w:r>
+            <w:proofErr w:type="gramStart"/>
+            <w:r>
+              <w:rPr>
+                <w:rFonts w:ascii="Courier New" w:eastAsia="Courier New" w:hAnsi="Courier New" w:cs="Courier New"/>
+                <w:color w:val="00FF41"/>
+                <w:sz w:val="18"/>
+                <w:szCs w:val="18"/>
+              </w:rPr>
+              <w:t>─ .</w:t>
             </w:r>
             <w:proofErr w:type="spellStart"/>
             <w:r>
@@ -8736,14 +8890,25 @@
               <w:t>gitignore</w:t>
             </w:r>
             <w:proofErr w:type="spellEnd"/>
-            <w:r>
-              <w:rPr>
-                <w:rFonts w:ascii="Courier New" w:eastAsia="Courier New" w:hAnsi="Courier New" w:cs="Courier New"/>
-                <w:color w:val="00FF41"/>
-                <w:sz w:val="18"/>
-                <w:szCs w:val="18"/>
-              </w:rPr>
-              <w:t xml:space="preserve">              # Ignora .</w:t>
+            <w:proofErr w:type="gramEnd"/>
+            <w:r>
+              <w:rPr>
+                <w:rFonts w:ascii="Courier New" w:eastAsia="Courier New" w:hAnsi="Courier New" w:cs="Courier New"/>
+                <w:color w:val="00FF41"/>
+                <w:sz w:val="18"/>
+                <w:szCs w:val="18"/>
+              </w:rPr>
+              <w:t xml:space="preserve">              # </w:t>
+            </w:r>
+            <w:proofErr w:type="gramStart"/>
+            <w:r>
+              <w:rPr>
+                <w:rFonts w:ascii="Courier New" w:eastAsia="Courier New" w:hAnsi="Courier New" w:cs="Courier New"/>
+                <w:color w:val="00FF41"/>
+                <w:sz w:val="18"/>
+                <w:szCs w:val="18"/>
+              </w:rPr>
+              <w:t>Ignora .</w:t>
             </w:r>
             <w:proofErr w:type="spellStart"/>
             <w:r>
@@ -8756,6 +8921,7 @@
               <w:t>env</w:t>
             </w:r>
             <w:proofErr w:type="spellEnd"/>
+            <w:proofErr w:type="gramEnd"/>
             <w:r>
               <w:rPr>
                 <w:rFonts w:ascii="Courier New" w:eastAsia="Courier New" w:hAnsi="Courier New" w:cs="Courier New"/>
@@ -9750,13 +9916,18 @@
         <w:pStyle w:val="Ttulo2"/>
       </w:pPr>
       <w:r>
-        <w:t>5.2 Conteúdo do .</w:t>
+        <w:t xml:space="preserve">5.2 Conteúdo </w:t>
+      </w:r>
+      <w:proofErr w:type="gramStart"/>
+      <w:r>
+        <w:t>do .</w:t>
       </w:r>
       <w:proofErr w:type="spellStart"/>
       <w:r>
         <w:t>gitignore</w:t>
       </w:r>
       <w:proofErr w:type="spellEnd"/>
+      <w:proofErr w:type="gramEnd"/>
     </w:p>
     <w:p>
       <w:pPr>
@@ -9851,7 +10022,17 @@
                 <w:sz w:val="18"/>
                 <w:szCs w:val="18"/>
               </w:rPr>
-              <w:t xml:space="preserve">  .</w:t>
+              <w:t xml:space="preserve">  </w:t>
+            </w:r>
+            <w:proofErr w:type="gramStart"/>
+            <w:r>
+              <w:rPr>
+                <w:rFonts w:ascii="Courier New" w:eastAsia="Courier New" w:hAnsi="Courier New" w:cs="Courier New"/>
+                <w:color w:val="00FF41"/>
+                <w:sz w:val="18"/>
+                <w:szCs w:val="18"/>
+              </w:rPr>
+              <w:t>.</w:t>
             </w:r>
             <w:proofErr w:type="spellStart"/>
             <w:r>
@@ -9864,6 +10045,7 @@
               <w:t>env</w:t>
             </w:r>
             <w:proofErr w:type="spellEnd"/>
+            <w:proofErr w:type="gramEnd"/>
           </w:p>
         </w:tc>
       </w:tr>
@@ -10385,6 +10567,7 @@
               <w:t xml:space="preserve"> </w:t>
             </w:r>
             <w:proofErr w:type="spellStart"/>
+            <w:proofErr w:type="gramStart"/>
             <w:r>
               <w:rPr>
                 <w:rFonts w:ascii="Courier New" w:eastAsia="Courier New" w:hAnsi="Courier New" w:cs="Courier New"/>
@@ -10395,6 +10578,7 @@
               <w:t>mysql.connector</w:t>
             </w:r>
             <w:proofErr w:type="spellEnd"/>
+            <w:proofErr w:type="gramEnd"/>
           </w:p>
         </w:tc>
       </w:tr>
@@ -10618,7 +10802,17 @@
                 <w:sz w:val="18"/>
                 <w:szCs w:val="18"/>
               </w:rPr>
-              <w:t>load_dotenv</w:t>
+              <w:t>load_</w:t>
+            </w:r>
+            <w:proofErr w:type="gramStart"/>
+            <w:r>
+              <w:rPr>
+                <w:rFonts w:ascii="Courier New" w:eastAsia="Courier New" w:hAnsi="Courier New" w:cs="Courier New"/>
+                <w:color w:val="00FF41"/>
+                <w:sz w:val="18"/>
+                <w:szCs w:val="18"/>
+              </w:rPr>
+              <w:t>dotenv</w:t>
             </w:r>
             <w:proofErr w:type="spellEnd"/>
             <w:r>
@@ -10628,7 +10822,27 @@
                 <w:sz w:val="18"/>
                 <w:szCs w:val="18"/>
               </w:rPr>
-              <w:t>()  # carrega variáveis do arquivo .</w:t>
+              <w:t>()  #</w:t>
+            </w:r>
+            <w:proofErr w:type="gramEnd"/>
+            <w:r>
+              <w:rPr>
+                <w:rFonts w:ascii="Courier New" w:eastAsia="Courier New" w:hAnsi="Courier New" w:cs="Courier New"/>
+                <w:color w:val="00FF41"/>
+                <w:sz w:val="18"/>
+                <w:szCs w:val="18"/>
+              </w:rPr>
+              <w:t xml:space="preserve"> carrega variáveis do </w:t>
+            </w:r>
+            <w:proofErr w:type="gramStart"/>
+            <w:r>
+              <w:rPr>
+                <w:rFonts w:ascii="Courier New" w:eastAsia="Courier New" w:hAnsi="Courier New" w:cs="Courier New"/>
+                <w:color w:val="00FF41"/>
+                <w:sz w:val="18"/>
+                <w:szCs w:val="18"/>
+              </w:rPr>
+              <w:t>arquivo .</w:t>
             </w:r>
             <w:proofErr w:type="spellStart"/>
             <w:r>
@@ -10641,6 +10855,7 @@
               <w:t>env</w:t>
             </w:r>
             <w:proofErr w:type="spellEnd"/>
+            <w:proofErr w:type="gramEnd"/>
           </w:p>
         </w:tc>
       </w:tr>
@@ -10731,7 +10946,17 @@
                 <w:sz w:val="18"/>
                 <w:szCs w:val="18"/>
               </w:rPr>
-              <w:t>get_connection</w:t>
+              <w:t>get_</w:t>
+            </w:r>
+            <w:proofErr w:type="gramStart"/>
+            <w:r>
+              <w:rPr>
+                <w:rFonts w:ascii="Courier New" w:eastAsia="Courier New" w:hAnsi="Courier New" w:cs="Courier New"/>
+                <w:color w:val="00FF41"/>
+                <w:sz w:val="18"/>
+                <w:szCs w:val="18"/>
+              </w:rPr>
+              <w:t>connection</w:t>
             </w:r>
             <w:proofErr w:type="spellEnd"/>
             <w:r>
@@ -10741,7 +10966,17 @@
                 <w:sz w:val="18"/>
                 <w:szCs w:val="18"/>
               </w:rPr>
-              <w:t>():</w:t>
+              <w:t>(</w:t>
+            </w:r>
+            <w:proofErr w:type="gramEnd"/>
+            <w:r>
+              <w:rPr>
+                <w:rFonts w:ascii="Courier New" w:eastAsia="Courier New" w:hAnsi="Courier New" w:cs="Courier New"/>
+                <w:color w:val="00FF41"/>
+                <w:sz w:val="18"/>
+                <w:szCs w:val="18"/>
+              </w:rPr>
+              <w:t>):</w:t>
             </w:r>
           </w:p>
         </w:tc>
@@ -10795,14 +11030,35 @@
               <w:t xml:space="preserve"> </w:t>
             </w:r>
             <w:proofErr w:type="spellStart"/>
-            <w:r>
-              <w:rPr>
-                <w:rFonts w:ascii="Courier New" w:eastAsia="Courier New" w:hAnsi="Courier New" w:cs="Courier New"/>
-                <w:color w:val="00FF41"/>
-                <w:sz w:val="18"/>
-                <w:szCs w:val="18"/>
-              </w:rPr>
-              <w:t>mysql.connector.connect</w:t>
+            <w:proofErr w:type="gramStart"/>
+            <w:r>
+              <w:rPr>
+                <w:rFonts w:ascii="Courier New" w:eastAsia="Courier New" w:hAnsi="Courier New" w:cs="Courier New"/>
+                <w:color w:val="00FF41"/>
+                <w:sz w:val="18"/>
+                <w:szCs w:val="18"/>
+              </w:rPr>
+              <w:t>mysql.connector</w:t>
+            </w:r>
+            <w:proofErr w:type="gramEnd"/>
+            <w:r>
+              <w:rPr>
+                <w:rFonts w:ascii="Courier New" w:eastAsia="Courier New" w:hAnsi="Courier New" w:cs="Courier New"/>
+                <w:color w:val="00FF41"/>
+                <w:sz w:val="18"/>
+                <w:szCs w:val="18"/>
+              </w:rPr>
+              <w:t>.</w:t>
+            </w:r>
+            <w:proofErr w:type="gramStart"/>
+            <w:r>
+              <w:rPr>
+                <w:rFonts w:ascii="Courier New" w:eastAsia="Courier New" w:hAnsi="Courier New" w:cs="Courier New"/>
+                <w:color w:val="00FF41"/>
+                <w:sz w:val="18"/>
+                <w:szCs w:val="18"/>
+              </w:rPr>
+              <w:t>connect</w:t>
             </w:r>
             <w:proofErr w:type="spellEnd"/>
             <w:r>
@@ -10814,6 +11070,7 @@
               </w:rPr>
               <w:t>(</w:t>
             </w:r>
+            <w:proofErr w:type="gramEnd"/>
           </w:p>
         </w:tc>
       </w:tr>
@@ -10846,6 +11103,7 @@
               <w:t xml:space="preserve">          host     = </w:t>
             </w:r>
             <w:proofErr w:type="spellStart"/>
+            <w:proofErr w:type="gramStart"/>
             <w:r>
               <w:rPr>
                 <w:rFonts w:ascii="Courier New" w:eastAsia="Courier New" w:hAnsi="Courier New" w:cs="Courier New"/>
@@ -10856,6 +11114,7 @@
               <w:t>os.getenv</w:t>
             </w:r>
             <w:proofErr w:type="spellEnd"/>
+            <w:proofErr w:type="gramEnd"/>
             <w:r>
               <w:rPr>
                 <w:rFonts w:ascii="Courier New" w:eastAsia="Courier New" w:hAnsi="Courier New" w:cs="Courier New"/>
@@ -10917,6 +11176,7 @@
               <w:t xml:space="preserve">     = </w:t>
             </w:r>
             <w:proofErr w:type="spellStart"/>
+            <w:proofErr w:type="gramStart"/>
             <w:r>
               <w:rPr>
                 <w:rFonts w:ascii="Courier New" w:eastAsia="Courier New" w:hAnsi="Courier New" w:cs="Courier New"/>
@@ -10947,6 +11207,7 @@
               <w:t>os.getenv</w:t>
             </w:r>
             <w:proofErr w:type="spellEnd"/>
+            <w:proofErr w:type="gramEnd"/>
             <w:r>
               <w:rPr>
                 <w:rFonts w:ascii="Courier New" w:eastAsia="Courier New" w:hAnsi="Courier New" w:cs="Courier New"/>
@@ -11008,6 +11269,7 @@
               <w:t xml:space="preserve"> = </w:t>
             </w:r>
             <w:proofErr w:type="spellStart"/>
+            <w:proofErr w:type="gramStart"/>
             <w:r>
               <w:rPr>
                 <w:rFonts w:ascii="Courier New" w:eastAsia="Courier New" w:hAnsi="Courier New" w:cs="Courier New"/>
@@ -11018,6 +11280,7 @@
               <w:t>os.getenv</w:t>
             </w:r>
             <w:proofErr w:type="spellEnd"/>
+            <w:proofErr w:type="gramEnd"/>
             <w:r>
               <w:rPr>
                 <w:rFonts w:ascii="Courier New" w:eastAsia="Courier New" w:hAnsi="Courier New" w:cs="Courier New"/>
@@ -11079,6 +11342,7 @@
               <w:t xml:space="preserve">     = </w:t>
             </w:r>
             <w:proofErr w:type="spellStart"/>
+            <w:proofErr w:type="gramStart"/>
             <w:r>
               <w:rPr>
                 <w:rFonts w:ascii="Courier New" w:eastAsia="Courier New" w:hAnsi="Courier New" w:cs="Courier New"/>
@@ -11089,6 +11353,7 @@
               <w:t>os.getenv</w:t>
             </w:r>
             <w:proofErr w:type="spellEnd"/>
+            <w:proofErr w:type="gramEnd"/>
             <w:r>
               <w:rPr>
                 <w:rFonts w:ascii="Courier New" w:eastAsia="Courier New" w:hAnsi="Courier New" w:cs="Courier New"/>
@@ -11150,6 +11415,7 @@
               <w:t xml:space="preserve"> = </w:t>
             </w:r>
             <w:proofErr w:type="spellStart"/>
+            <w:proofErr w:type="gramStart"/>
             <w:r>
               <w:rPr>
                 <w:rFonts w:ascii="Courier New" w:eastAsia="Courier New" w:hAnsi="Courier New" w:cs="Courier New"/>
@@ -11160,6 +11426,7 @@
               <w:t>os.getenv</w:t>
             </w:r>
             <w:proofErr w:type="spellEnd"/>
+            <w:proofErr w:type="gramEnd"/>
             <w:r>
               <w:rPr>
                 <w:rFonts w:ascii="Courier New" w:eastAsia="Courier New" w:hAnsi="Courier New" w:cs="Courier New"/>
@@ -11201,6 +11468,7 @@
               <w:t xml:space="preserve">          </w:t>
             </w:r>
             <w:proofErr w:type="spellStart"/>
+            <w:proofErr w:type="gramStart"/>
             <w:r>
               <w:rPr>
                 <w:rFonts w:ascii="Courier New" w:eastAsia="Courier New" w:hAnsi="Courier New" w:cs="Courier New"/>
@@ -11218,7 +11486,17 @@
                 <w:sz w:val="18"/>
                 <w:szCs w:val="18"/>
               </w:rPr>
-              <w:t xml:space="preserve">  = 'utf8mb4'</w:t>
+              <w:t xml:space="preserve">  =</w:t>
+            </w:r>
+            <w:proofErr w:type="gramEnd"/>
+            <w:r>
+              <w:rPr>
+                <w:rFonts w:ascii="Courier New" w:eastAsia="Courier New" w:hAnsi="Courier New" w:cs="Courier New"/>
+                <w:color w:val="00FF41"/>
+                <w:sz w:val="18"/>
+                <w:szCs w:val="18"/>
+              </w:rPr>
+              <w:t xml:space="preserve"> 'utf8mb4'</w:t>
             </w:r>
           </w:p>
         </w:tc>
@@ -11341,7 +11619,17 @@
                 <w:sz w:val="18"/>
                 <w:szCs w:val="18"/>
               </w:rPr>
-              <w:t>listar_alunos</w:t>
+              <w:t>listar_</w:t>
+            </w:r>
+            <w:proofErr w:type="gramStart"/>
+            <w:r>
+              <w:rPr>
+                <w:rFonts w:ascii="Courier New" w:eastAsia="Courier New" w:hAnsi="Courier New" w:cs="Courier New"/>
+                <w:color w:val="00FF41"/>
+                <w:sz w:val="18"/>
+                <w:szCs w:val="18"/>
+              </w:rPr>
+              <w:t>alunos</w:t>
             </w:r>
             <w:proofErr w:type="spellEnd"/>
             <w:r>
@@ -11351,7 +11639,17 @@
                 <w:sz w:val="18"/>
                 <w:szCs w:val="18"/>
               </w:rPr>
-              <w:t>(turma=</w:t>
+              <w:t>(</w:t>
+            </w:r>
+            <w:proofErr w:type="gramEnd"/>
+            <w:r>
+              <w:rPr>
+                <w:rFonts w:ascii="Courier New" w:eastAsia="Courier New" w:hAnsi="Courier New" w:cs="Courier New"/>
+                <w:color w:val="00FF41"/>
+                <w:sz w:val="18"/>
+                <w:szCs w:val="18"/>
+              </w:rPr>
+              <w:t>turma=</w:t>
             </w:r>
             <w:proofErr w:type="spellStart"/>
             <w:r>
@@ -11452,7 +11750,17 @@
                 <w:sz w:val="18"/>
                 <w:szCs w:val="18"/>
               </w:rPr>
-              <w:t>get_connection</w:t>
+              <w:t>get_</w:t>
+            </w:r>
+            <w:proofErr w:type="gramStart"/>
+            <w:r>
+              <w:rPr>
+                <w:rFonts w:ascii="Courier New" w:eastAsia="Courier New" w:hAnsi="Courier New" w:cs="Courier New"/>
+                <w:color w:val="00FF41"/>
+                <w:sz w:val="18"/>
+                <w:szCs w:val="18"/>
+              </w:rPr>
+              <w:t>connection</w:t>
             </w:r>
             <w:proofErr w:type="spellEnd"/>
             <w:r>
@@ -11462,7 +11770,17 @@
                 <w:sz w:val="18"/>
                 <w:szCs w:val="18"/>
               </w:rPr>
-              <w:t>()</w:t>
+              <w:t>(</w:t>
+            </w:r>
+            <w:proofErr w:type="gramEnd"/>
+            <w:r>
+              <w:rPr>
+                <w:rFonts w:ascii="Courier New" w:eastAsia="Courier New" w:hAnsi="Courier New" w:cs="Courier New"/>
+                <w:color w:val="00FF41"/>
+                <w:sz w:val="18"/>
+                <w:szCs w:val="18"/>
+              </w:rPr>
+              <w:t>)</w:t>
             </w:r>
           </w:p>
         </w:tc>
@@ -11496,6 +11814,7 @@
               <w:t xml:space="preserve">      cursor = </w:t>
             </w:r>
             <w:proofErr w:type="spellStart"/>
+            <w:proofErr w:type="gramStart"/>
             <w:r>
               <w:rPr>
                 <w:rFonts w:ascii="Courier New" w:eastAsia="Courier New" w:hAnsi="Courier New" w:cs="Courier New"/>
@@ -11506,6 +11825,7 @@
               <w:t>conn.cursor</w:t>
             </w:r>
             <w:proofErr w:type="spellEnd"/>
+            <w:proofErr w:type="gramEnd"/>
             <w:r>
               <w:rPr>
                 <w:rFonts w:ascii="Courier New" w:eastAsia="Courier New" w:hAnsi="Courier New" w:cs="Courier New"/>
@@ -11791,6 +12111,7 @@
               <w:t xml:space="preserve">          </w:t>
             </w:r>
             <w:proofErr w:type="spellStart"/>
+            <w:proofErr w:type="gramStart"/>
             <w:r>
               <w:rPr>
                 <w:rFonts w:ascii="Courier New" w:eastAsia="Courier New" w:hAnsi="Courier New" w:cs="Courier New"/>
@@ -11801,6 +12122,7 @@
               <w:t>params.append</w:t>
             </w:r>
             <w:proofErr w:type="spellEnd"/>
+            <w:proofErr w:type="gramEnd"/>
             <w:r>
               <w:rPr>
                 <w:rFonts w:ascii="Courier New" w:eastAsia="Courier New" w:hAnsi="Courier New" w:cs="Courier New"/>
@@ -11944,6 +12266,7 @@
               <w:t xml:space="preserve">          </w:t>
             </w:r>
             <w:proofErr w:type="spellStart"/>
+            <w:proofErr w:type="gramStart"/>
             <w:r>
               <w:rPr>
                 <w:rFonts w:ascii="Courier New" w:eastAsia="Courier New" w:hAnsi="Courier New" w:cs="Courier New"/>
@@ -11954,6 +12277,7 @@
               <w:t>params.append</w:t>
             </w:r>
             <w:proofErr w:type="spellEnd"/>
+            <w:proofErr w:type="gramEnd"/>
             <w:r>
               <w:rPr>
                 <w:rFonts w:ascii="Courier New" w:eastAsia="Courier New" w:hAnsi="Courier New" w:cs="Courier New"/>
@@ -11995,6 +12319,7 @@
               <w:t xml:space="preserve">      </w:t>
             </w:r>
             <w:proofErr w:type="spellStart"/>
+            <w:proofErr w:type="gramStart"/>
             <w:r>
               <w:rPr>
                 <w:rFonts w:ascii="Courier New" w:eastAsia="Courier New" w:hAnsi="Courier New" w:cs="Courier New"/>
@@ -12005,6 +12330,7 @@
               <w:t>cursor.execute</w:t>
             </w:r>
             <w:proofErr w:type="spellEnd"/>
+            <w:proofErr w:type="gramEnd"/>
             <w:r>
               <w:rPr>
                 <w:rFonts w:ascii="Courier New" w:eastAsia="Courier New" w:hAnsi="Courier New" w:cs="Courier New"/>
@@ -12086,6 +12412,7 @@
               <w:t xml:space="preserve">      resultado = </w:t>
             </w:r>
             <w:proofErr w:type="spellStart"/>
+            <w:proofErr w:type="gramStart"/>
             <w:r>
               <w:rPr>
                 <w:rFonts w:ascii="Courier New" w:eastAsia="Courier New" w:hAnsi="Courier New" w:cs="Courier New"/>
@@ -12096,6 +12423,7 @@
               <w:t>cursor.fetchall</w:t>
             </w:r>
             <w:proofErr w:type="spellEnd"/>
+            <w:proofErr w:type="gramEnd"/>
             <w:r>
               <w:rPr>
                 <w:rFonts w:ascii="Courier New" w:eastAsia="Courier New" w:hAnsi="Courier New" w:cs="Courier New"/>
@@ -12137,6 +12465,7 @@
               <w:t xml:space="preserve">      </w:t>
             </w:r>
             <w:proofErr w:type="spellStart"/>
+            <w:proofErr w:type="gramStart"/>
             <w:r>
               <w:rPr>
                 <w:rFonts w:ascii="Courier New" w:eastAsia="Courier New" w:hAnsi="Courier New" w:cs="Courier New"/>
@@ -12147,6 +12476,7 @@
               <w:t>cursor.close</w:t>
             </w:r>
             <w:proofErr w:type="spellEnd"/>
+            <w:proofErr w:type="gramEnd"/>
             <w:r>
               <w:rPr>
                 <w:rFonts w:ascii="Courier New" w:eastAsia="Courier New" w:hAnsi="Courier New" w:cs="Courier New"/>
@@ -12188,6 +12518,7 @@
               <w:t xml:space="preserve">      </w:t>
             </w:r>
             <w:proofErr w:type="spellStart"/>
+            <w:proofErr w:type="gramStart"/>
             <w:r>
               <w:rPr>
                 <w:rFonts w:ascii="Courier New" w:eastAsia="Courier New" w:hAnsi="Courier New" w:cs="Courier New"/>
@@ -12198,6 +12529,7 @@
               <w:t>conn.close</w:t>
             </w:r>
             <w:proofErr w:type="spellEnd"/>
+            <w:proofErr w:type="gramEnd"/>
             <w:r>
               <w:rPr>
                 <w:rFonts w:ascii="Courier New" w:eastAsia="Courier New" w:hAnsi="Courier New" w:cs="Courier New"/>
@@ -12348,7 +12680,17 @@
                 <w:sz w:val="18"/>
                 <w:szCs w:val="18"/>
               </w:rPr>
-              <w:t>inserir_aluno</w:t>
+              <w:t>inserir_</w:t>
+            </w:r>
+            <w:proofErr w:type="gramStart"/>
+            <w:r>
+              <w:rPr>
+                <w:rFonts w:ascii="Courier New" w:eastAsia="Courier New" w:hAnsi="Courier New" w:cs="Courier New"/>
+                <w:color w:val="00FF41"/>
+                <w:sz w:val="18"/>
+                <w:szCs w:val="18"/>
+              </w:rPr>
+              <w:t>aluno</w:t>
             </w:r>
             <w:proofErr w:type="spellEnd"/>
             <w:r>
@@ -12358,7 +12700,17 @@
                 <w:sz w:val="18"/>
                 <w:szCs w:val="18"/>
               </w:rPr>
-              <w:t xml:space="preserve">(nome, matricula, turma, turno, foto, </w:t>
+              <w:t>(</w:t>
+            </w:r>
+            <w:proofErr w:type="gramEnd"/>
+            <w:r>
+              <w:rPr>
+                <w:rFonts w:ascii="Courier New" w:eastAsia="Courier New" w:hAnsi="Courier New" w:cs="Courier New"/>
+                <w:color w:val="00FF41"/>
+                <w:sz w:val="18"/>
+                <w:szCs w:val="18"/>
+              </w:rPr>
+              <w:t xml:space="preserve">nome, matricula, turma, turno, foto, </w:t>
             </w:r>
             <w:proofErr w:type="spellStart"/>
             <w:r>
@@ -12439,7 +12791,17 @@
                 <w:sz w:val="18"/>
                 <w:szCs w:val="18"/>
               </w:rPr>
-              <w:t>get_connection</w:t>
+              <w:t>get_</w:t>
+            </w:r>
+            <w:proofErr w:type="gramStart"/>
+            <w:r>
+              <w:rPr>
+                <w:rFonts w:ascii="Courier New" w:eastAsia="Courier New" w:hAnsi="Courier New" w:cs="Courier New"/>
+                <w:color w:val="00FF41"/>
+                <w:sz w:val="18"/>
+                <w:szCs w:val="18"/>
+              </w:rPr>
+              <w:t>connection</w:t>
             </w:r>
             <w:proofErr w:type="spellEnd"/>
             <w:r>
@@ -12449,7 +12811,17 @@
                 <w:sz w:val="18"/>
                 <w:szCs w:val="18"/>
               </w:rPr>
-              <w:t>()</w:t>
+              <w:t>(</w:t>
+            </w:r>
+            <w:proofErr w:type="gramEnd"/>
+            <w:r>
+              <w:rPr>
+                <w:rFonts w:ascii="Courier New" w:eastAsia="Courier New" w:hAnsi="Courier New" w:cs="Courier New"/>
+                <w:color w:val="00FF41"/>
+                <w:sz w:val="18"/>
+                <w:szCs w:val="18"/>
+              </w:rPr>
+              <w:t>)</w:t>
             </w:r>
           </w:p>
         </w:tc>
@@ -12483,6 +12855,7 @@
               <w:t xml:space="preserve">      cursor = </w:t>
             </w:r>
             <w:proofErr w:type="spellStart"/>
+            <w:proofErr w:type="gramStart"/>
             <w:r>
               <w:rPr>
                 <w:rFonts w:ascii="Courier New" w:eastAsia="Courier New" w:hAnsi="Courier New" w:cs="Courier New"/>
@@ -12493,6 +12866,7 @@
               <w:t>conn.cursor</w:t>
             </w:r>
             <w:proofErr w:type="spellEnd"/>
+            <w:proofErr w:type="gramEnd"/>
             <w:r>
               <w:rPr>
                 <w:rFonts w:ascii="Courier New" w:eastAsia="Courier New" w:hAnsi="Courier New" w:cs="Courier New"/>
@@ -12667,6 +13041,7 @@
               <w:t xml:space="preserve">      </w:t>
             </w:r>
             <w:proofErr w:type="spellStart"/>
+            <w:proofErr w:type="gramStart"/>
             <w:r>
               <w:rPr>
                 <w:rFonts w:ascii="Courier New" w:eastAsia="Courier New" w:hAnsi="Courier New" w:cs="Courier New"/>
@@ -12677,6 +13052,7 @@
               <w:t>cursor.execute</w:t>
             </w:r>
             <w:proofErr w:type="spellEnd"/>
+            <w:proofErr w:type="gramEnd"/>
             <w:r>
               <w:rPr>
                 <w:rFonts w:ascii="Courier New" w:eastAsia="Courier New" w:hAnsi="Courier New" w:cs="Courier New"/>
@@ -12758,6 +13134,7 @@
               <w:t xml:space="preserve">      </w:t>
             </w:r>
             <w:proofErr w:type="spellStart"/>
+            <w:proofErr w:type="gramStart"/>
             <w:r>
               <w:rPr>
                 <w:rFonts w:ascii="Courier New" w:eastAsia="Courier New" w:hAnsi="Courier New" w:cs="Courier New"/>
@@ -12768,6 +13145,7 @@
               <w:t>conn.commit</w:t>
             </w:r>
             <w:proofErr w:type="spellEnd"/>
+            <w:proofErr w:type="gramEnd"/>
             <w:r>
               <w:rPr>
                 <w:rFonts w:ascii="Courier New" w:eastAsia="Courier New" w:hAnsi="Courier New" w:cs="Courier New"/>
@@ -12829,6 +13207,7 @@
               <w:t xml:space="preserve"> = </w:t>
             </w:r>
             <w:proofErr w:type="spellStart"/>
+            <w:proofErr w:type="gramStart"/>
             <w:r>
               <w:rPr>
                 <w:rFonts w:ascii="Courier New" w:eastAsia="Courier New" w:hAnsi="Courier New" w:cs="Courier New"/>
@@ -12839,6 +13218,7 @@
               <w:t>cursor.lastrowid</w:t>
             </w:r>
             <w:proofErr w:type="spellEnd"/>
+            <w:proofErr w:type="gramEnd"/>
           </w:p>
         </w:tc>
       </w:tr>
@@ -12872,6 +13252,7 @@
               <w:t xml:space="preserve">      </w:t>
             </w:r>
             <w:proofErr w:type="spellStart"/>
+            <w:proofErr w:type="gramStart"/>
             <w:r>
               <w:rPr>
                 <w:rFonts w:ascii="Courier New" w:eastAsia="Courier New" w:hAnsi="Courier New" w:cs="Courier New"/>
@@ -12882,6 +13263,7 @@
               <w:t>cursor.close</w:t>
             </w:r>
             <w:proofErr w:type="spellEnd"/>
+            <w:proofErr w:type="gramEnd"/>
             <w:r>
               <w:rPr>
                 <w:rFonts w:ascii="Courier New" w:eastAsia="Courier New" w:hAnsi="Courier New" w:cs="Courier New"/>
@@ -12923,6 +13305,7 @@
               <w:t xml:space="preserve">      </w:t>
             </w:r>
             <w:proofErr w:type="spellStart"/>
+            <w:proofErr w:type="gramStart"/>
             <w:r>
               <w:rPr>
                 <w:rFonts w:ascii="Courier New" w:eastAsia="Courier New" w:hAnsi="Courier New" w:cs="Courier New"/>
@@ -12933,6 +13316,7 @@
               <w:t>conn.close</w:t>
             </w:r>
             <w:proofErr w:type="spellEnd"/>
+            <w:proofErr w:type="gramEnd"/>
             <w:r>
               <w:rPr>
                 <w:rFonts w:ascii="Courier New" w:eastAsia="Courier New" w:hAnsi="Courier New" w:cs="Courier New"/>
@@ -13227,6 +13611,7 @@
               <w:t xml:space="preserve">      </w:t>
             </w:r>
             <w:proofErr w:type="spellStart"/>
+            <w:proofErr w:type="gramStart"/>
             <w:r>
               <w:rPr>
                 <w:rFonts w:ascii="Courier New" w:eastAsia="Courier New" w:hAnsi="Courier New" w:cs="Courier New"/>
@@ -13246,6 +13631,7 @@
               </w:rPr>
               <w:t>(</w:t>
             </w:r>
+            <w:proofErr w:type="gramEnd"/>
           </w:p>
         </w:tc>
       </w:tr>
@@ -13275,7 +13661,47 @@
                 <w:sz w:val="18"/>
                 <w:szCs w:val="18"/>
               </w:rPr>
-              <w:t xml:space="preserve">          host  = '0.0.0.0',   # aceita conexões de qualquer IP da rede</w:t>
+              <w:t xml:space="preserve">          </w:t>
+            </w:r>
+            <w:proofErr w:type="gramStart"/>
+            <w:r>
+              <w:rPr>
+                <w:rFonts w:ascii="Courier New" w:eastAsia="Courier New" w:hAnsi="Courier New" w:cs="Courier New"/>
+                <w:color w:val="00FF41"/>
+                <w:sz w:val="18"/>
+                <w:szCs w:val="18"/>
+              </w:rPr>
+              <w:t>host  =</w:t>
+            </w:r>
+            <w:proofErr w:type="gramEnd"/>
+            <w:r>
+              <w:rPr>
+                <w:rFonts w:ascii="Courier New" w:eastAsia="Courier New" w:hAnsi="Courier New" w:cs="Courier New"/>
+                <w:color w:val="00FF41"/>
+                <w:sz w:val="18"/>
+                <w:szCs w:val="18"/>
+              </w:rPr>
+              <w:t xml:space="preserve"> '0.0.0.0</w:t>
+            </w:r>
+            <w:proofErr w:type="gramStart"/>
+            <w:r>
+              <w:rPr>
+                <w:rFonts w:ascii="Courier New" w:eastAsia="Courier New" w:hAnsi="Courier New" w:cs="Courier New"/>
+                <w:color w:val="00FF41"/>
+                <w:sz w:val="18"/>
+                <w:szCs w:val="18"/>
+              </w:rPr>
+              <w:t xml:space="preserve">',   </w:t>
+            </w:r>
+            <w:proofErr w:type="gramEnd"/>
+            <w:r>
+              <w:rPr>
+                <w:rFonts w:ascii="Courier New" w:eastAsia="Courier New" w:hAnsi="Courier New" w:cs="Courier New"/>
+                <w:color w:val="00FF41"/>
+                <w:sz w:val="18"/>
+                <w:szCs w:val="18"/>
+              </w:rPr>
+              <w:t># aceita conexões de qualquer IP da rede</w:t>
             </w:r>
           </w:p>
         </w:tc>
@@ -13309,6 +13735,7 @@
               <w:t xml:space="preserve">          </w:t>
             </w:r>
             <w:proofErr w:type="spellStart"/>
+            <w:proofErr w:type="gramStart"/>
             <w:r>
               <w:rPr>
                 <w:rFonts w:ascii="Courier New" w:eastAsia="Courier New" w:hAnsi="Courier New" w:cs="Courier New"/>
@@ -13326,7 +13753,17 @@
                 <w:sz w:val="18"/>
                 <w:szCs w:val="18"/>
               </w:rPr>
-              <w:t xml:space="preserve">  = 5000,</w:t>
+              <w:t xml:space="preserve">  =</w:t>
+            </w:r>
+            <w:proofErr w:type="gramEnd"/>
+            <w:r>
+              <w:rPr>
+                <w:rFonts w:ascii="Courier New" w:eastAsia="Courier New" w:hAnsi="Courier New" w:cs="Courier New"/>
+                <w:color w:val="00FF41"/>
+                <w:sz w:val="18"/>
+                <w:szCs w:val="18"/>
+              </w:rPr>
+              <w:t xml:space="preserve"> 5000,</w:t>
             </w:r>
           </w:p>
         </w:tc>
@@ -13868,7 +14305,39 @@
                 <w:sz w:val="20"/>
                 <w:szCs w:val="20"/>
               </w:rPr>
-              <w:t>Lista alunos — aceita ?turma= e ?turno=</w:t>
+              <w:t xml:space="preserve">Lista alunos — </w:t>
+            </w:r>
+            <w:proofErr w:type="gramStart"/>
+            <w:r>
+              <w:rPr>
+                <w:sz w:val="20"/>
+                <w:szCs w:val="20"/>
+              </w:rPr>
+              <w:t>aceita ?turma</w:t>
+            </w:r>
+            <w:proofErr w:type="gramEnd"/>
+            <w:r>
+              <w:rPr>
+                <w:sz w:val="20"/>
+                <w:szCs w:val="20"/>
+              </w:rPr>
+              <w:t xml:space="preserve">= </w:t>
+            </w:r>
+            <w:proofErr w:type="gramStart"/>
+            <w:r>
+              <w:rPr>
+                <w:sz w:val="20"/>
+                <w:szCs w:val="20"/>
+              </w:rPr>
+              <w:t>e ?turno</w:t>
+            </w:r>
+            <w:proofErr w:type="gramEnd"/>
+            <w:r>
+              <w:rPr>
+                <w:sz w:val="20"/>
+                <w:szCs w:val="20"/>
+              </w:rPr>
+              <w:t>=</w:t>
             </w:r>
           </w:p>
         </w:tc>
@@ -14617,7 +15086,27 @@
                 <w:sz w:val="18"/>
                 <w:szCs w:val="18"/>
               </w:rPr>
-              <w:t xml:space="preserve">  │  margem: 10mm                                       │</w:t>
+              <w:t xml:space="preserve">  </w:t>
+            </w:r>
+            <w:proofErr w:type="gramStart"/>
+            <w:r>
+              <w:rPr>
+                <w:rFonts w:ascii="Courier New" w:eastAsia="Courier New" w:hAnsi="Courier New" w:cs="Courier New"/>
+                <w:color w:val="00FF41"/>
+                <w:sz w:val="18"/>
+                <w:szCs w:val="18"/>
+              </w:rPr>
+              <w:t>│  margem</w:t>
+            </w:r>
+            <w:proofErr w:type="gramEnd"/>
+            <w:r>
+              <w:rPr>
+                <w:rFonts w:ascii="Courier New" w:eastAsia="Courier New" w:hAnsi="Courier New" w:cs="Courier New"/>
+                <w:color w:val="00FF41"/>
+                <w:sz w:val="18"/>
+                <w:szCs w:val="18"/>
+              </w:rPr>
+              <w:t>: 10mm                                       │</w:t>
             </w:r>
           </w:p>
         </w:tc>
@@ -14679,7 +15168,27 @@
                 <w:sz w:val="18"/>
                 <w:szCs w:val="18"/>
               </w:rPr>
-              <w:t xml:space="preserve">  │  │   #01    │ │   #02    │ │   #03    │ │   #04    ││</w:t>
+              <w:t xml:space="preserve">  </w:t>
+            </w:r>
+            <w:proofErr w:type="gramStart"/>
+            <w:r>
+              <w:rPr>
+                <w:rFonts w:ascii="Courier New" w:eastAsia="Courier New" w:hAnsi="Courier New" w:cs="Courier New"/>
+                <w:color w:val="00FF41"/>
+                <w:sz w:val="18"/>
+                <w:szCs w:val="18"/>
+              </w:rPr>
+              <w:t>│  │</w:t>
+            </w:r>
+            <w:proofErr w:type="gramEnd"/>
+            <w:r>
+              <w:rPr>
+                <w:rFonts w:ascii="Courier New" w:eastAsia="Courier New" w:hAnsi="Courier New" w:cs="Courier New"/>
+                <w:color w:val="00FF41"/>
+                <w:sz w:val="18"/>
+                <w:szCs w:val="18"/>
+              </w:rPr>
+              <w:t xml:space="preserve">   #01    │ │   #02    │ │   #03    │ │   #04    ││</w:t>
             </w:r>
           </w:p>
         </w:tc>
@@ -14710,7 +15219,27 @@
                 <w:sz w:val="18"/>
                 <w:szCs w:val="18"/>
               </w:rPr>
-              <w:t xml:space="preserve">  │  │ 65×45 mm │ │ 65×45 mm │ │ 65×45 mm │ │ 65×45 mm ││</w:t>
+              <w:t xml:space="preserve">  </w:t>
+            </w:r>
+            <w:proofErr w:type="gramStart"/>
+            <w:r>
+              <w:rPr>
+                <w:rFonts w:ascii="Courier New" w:eastAsia="Courier New" w:hAnsi="Courier New" w:cs="Courier New"/>
+                <w:color w:val="00FF41"/>
+                <w:sz w:val="18"/>
+                <w:szCs w:val="18"/>
+              </w:rPr>
+              <w:t>│  │</w:t>
+            </w:r>
+            <w:proofErr w:type="gramEnd"/>
+            <w:r>
+              <w:rPr>
+                <w:rFonts w:ascii="Courier New" w:eastAsia="Courier New" w:hAnsi="Courier New" w:cs="Courier New"/>
+                <w:color w:val="00FF41"/>
+                <w:sz w:val="18"/>
+                <w:szCs w:val="18"/>
+              </w:rPr>
+              <w:t xml:space="preserve"> 65×45 mm │ │ 65×45 mm │ │ 65×45 mm │ │ 65×45 mm ││</w:t>
             </w:r>
           </w:p>
         </w:tc>
@@ -14772,7 +15301,27 @@
                 <w:sz w:val="18"/>
                 <w:szCs w:val="18"/>
               </w:rPr>
-              <w:t xml:space="preserve">  │  gap: 5mm                                           │</w:t>
+              <w:t xml:space="preserve">  </w:t>
+            </w:r>
+            <w:proofErr w:type="gramStart"/>
+            <w:r>
+              <w:rPr>
+                <w:rFonts w:ascii="Courier New" w:eastAsia="Courier New" w:hAnsi="Courier New" w:cs="Courier New"/>
+                <w:color w:val="00FF41"/>
+                <w:sz w:val="18"/>
+                <w:szCs w:val="18"/>
+              </w:rPr>
+              <w:t>│  gap</w:t>
+            </w:r>
+            <w:proofErr w:type="gramEnd"/>
+            <w:r>
+              <w:rPr>
+                <w:rFonts w:ascii="Courier New" w:eastAsia="Courier New" w:hAnsi="Courier New" w:cs="Courier New"/>
+                <w:color w:val="00FF41"/>
+                <w:sz w:val="18"/>
+                <w:szCs w:val="18"/>
+              </w:rPr>
+              <w:t>: 5mm                                           │</w:t>
             </w:r>
           </w:p>
         </w:tc>
@@ -14834,7 +15383,27 @@
                 <w:sz w:val="18"/>
                 <w:szCs w:val="18"/>
               </w:rPr>
-              <w:t xml:space="preserve">  │  │   #05    │ │   #06    │ │   #07    │ │   #08    ││</w:t>
+              <w:t xml:space="preserve">  </w:t>
+            </w:r>
+            <w:proofErr w:type="gramStart"/>
+            <w:r>
+              <w:rPr>
+                <w:rFonts w:ascii="Courier New" w:eastAsia="Courier New" w:hAnsi="Courier New" w:cs="Courier New"/>
+                <w:color w:val="00FF41"/>
+                <w:sz w:val="18"/>
+                <w:szCs w:val="18"/>
+              </w:rPr>
+              <w:t>│  │</w:t>
+            </w:r>
+            <w:proofErr w:type="gramEnd"/>
+            <w:r>
+              <w:rPr>
+                <w:rFonts w:ascii="Courier New" w:eastAsia="Courier New" w:hAnsi="Courier New" w:cs="Courier New"/>
+                <w:color w:val="00FF41"/>
+                <w:sz w:val="18"/>
+                <w:szCs w:val="18"/>
+              </w:rPr>
+              <w:t xml:space="preserve">   #05    │ │   #06    │ │   #07    │ │   #08    ││</w:t>
             </w:r>
           </w:p>
         </w:tc>
@@ -15371,8 +15940,17 @@
                 <w:sz w:val="20"/>
                 <w:szCs w:val="20"/>
               </w:rPr>
-              <w:t>Banco carteirinhas criado</w:t>
-            </w:r>
+              <w:t xml:space="preserve">Banco </w:t>
+            </w:r>
+            <w:proofErr w:type="gramStart"/>
+            <w:r>
+              <w:rPr>
+                <w:sz w:val="20"/>
+                <w:szCs w:val="20"/>
+              </w:rPr>
+              <w:t>carteirinhas criado</w:t>
+            </w:r>
+            <w:proofErr w:type="gramEnd"/>
           </w:p>
         </w:tc>
       </w:tr>
@@ -18336,13 +18914,18 @@
       </w:r>
       <w:proofErr w:type="spellEnd"/>
       <w:r>
-        <w:t xml:space="preserve"> o arquivo .</w:t>
+        <w:t xml:space="preserve"> o </w:t>
+      </w:r>
+      <w:proofErr w:type="gramStart"/>
+      <w:r>
+        <w:t>arquivo .</w:t>
       </w:r>
       <w:proofErr w:type="spellStart"/>
       <w:r>
         <w:t>env</w:t>
       </w:r>
       <w:proofErr w:type="spellEnd"/>
+      <w:proofErr w:type="gramEnd"/>
       <w:r>
         <w:t xml:space="preserve"> no </w:t>
       </w:r>
@@ -18505,7 +19088,11 @@
         <w:spacing w:after="80"/>
       </w:pPr>
       <w:r>
-        <w:t>Adicione ao .</w:t>
+        <w:t xml:space="preserve">Adicione </w:t>
+      </w:r>
+      <w:proofErr w:type="gramStart"/>
+      <w:r>
+        <w:t>ao .</w:t>
       </w:r>
       <w:proofErr w:type="spellStart"/>
       <w:r>
@@ -18520,6 +19107,7 @@
         <w:t>env</w:t>
       </w:r>
       <w:proofErr w:type="spellEnd"/>
+      <w:proofErr w:type="gramEnd"/>
       <w:r>
         <w:t xml:space="preserve">, uploads/, </w:t>
       </w:r>
@@ -18621,10 +19209,12 @@
         <w:t>Sempre feche a conexão (</w:t>
       </w:r>
       <w:proofErr w:type="spellStart"/>
+      <w:proofErr w:type="gramStart"/>
       <w:r>
         <w:t>conn.close</w:t>
       </w:r>
       <w:proofErr w:type="spellEnd"/>
+      <w:proofErr w:type="gramEnd"/>
       <w:r>
         <w:t>()) após cada operação</w:t>
       </w:r>
@@ -18668,69 +19258,6 @@
         <w:spacing w:after="160"/>
       </w:pPr>
     </w:p>
-    <w:tbl>
-      <w:tblPr>
-        <w:tblW w:w="9026" w:type="dxa"/>
-        <w:tblBorders>
-          <w:top w:val="single" w:sz="4" w:space="0" w:color="auto"/>
-          <w:left w:val="single" w:sz="4" w:space="0" w:color="auto"/>
-          <w:bottom w:val="single" w:sz="4" w:space="0" w:color="auto"/>
-          <w:right w:val="single" w:sz="4" w:space="0" w:color="auto"/>
-          <w:insideH w:val="single" w:sz="4" w:space="0" w:color="auto"/>
-          <w:insideV w:val="single" w:sz="4" w:space="0" w:color="auto"/>
-        </w:tblBorders>
-        <w:tblCellMar>
-          <w:left w:w="10" w:type="dxa"/>
-          <w:right w:w="10" w:type="dxa"/>
-        </w:tblCellMar>
-        <w:tblLook w:val="04A0" w:firstRow="1" w:lastRow="0" w:firstColumn="1" w:lastColumn="0" w:noHBand="0" w:noVBand="1"/>
-      </w:tblPr>
-      <w:tblGrid>
-        <w:gridCol w:w="9026"/>
-      </w:tblGrid>
-      <w:tr>
-        <w:tc>
-          <w:tcPr>
-            <w:tcW w:w="9026" w:type="dxa"/>
-            <w:tcBorders>
-              <w:top w:val="single" w:sz="4" w:space="0" w:color="922B21"/>
-              <w:left w:val="thick" w:sz="12" w:space="0" w:color="922B21"/>
-              <w:bottom w:val="single" w:sz="4" w:space="0" w:color="922B21"/>
-              <w:right w:val="single" w:sz="4" w:space="0" w:color="922B21"/>
-            </w:tcBorders>
-            <w:shd w:val="clear" w:color="auto" w:fill="FADBD8"/>
-            <w:tcMar>
-              <w:top w:w="120" w:type="dxa"/>
-              <w:left w:w="200" w:type="dxa"/>
-              <w:bottom w:w="120" w:type="dxa"/>
-              <w:right w:w="200" w:type="dxa"/>
-            </w:tcMar>
-          </w:tcPr>
-          <w:p>
-            <w:pPr>
-              <w:spacing w:after="60"/>
-            </w:pPr>
-            <w:r>
-              <w:rPr>
-                <w:b/>
-                <w:bCs/>
-              </w:rPr>
-              <w:t>Regra de Ouro</w:t>
-            </w:r>
-          </w:p>
-          <w:p>
-            <w:r>
-              <w:rPr>
-                <w:color w:val="333333"/>
-                <w:sz w:val="20"/>
-                <w:szCs w:val="20"/>
-              </w:rPr>
-              <w:t>O sistema vai rodar em rede — múltiplos alunos podem fazer coisas ao mesmo tempo. Testem sempre com mais de um computador acessando simultaneamente antes de entregar. Um bug que só aparece com múltiplos usuários pode travar tudo na hora do uso real.</w:t>
-            </w:r>
-          </w:p>
-        </w:tc>
-      </w:tr>
-    </w:tbl>
     <w:p>
       <w:r>
         <w:br w:type="page"/>
@@ -19189,7 +19716,15 @@
                 <w:sz w:val="20"/>
                 <w:szCs w:val="20"/>
               </w:rPr>
-              <w:t>Servidor configurado corretamente, .</w:t>
+              <w:t>Servidor configurado corretamente</w:t>
+            </w:r>
+            <w:proofErr w:type="gramStart"/>
+            <w:r>
+              <w:rPr>
+                <w:sz w:val="20"/>
+                <w:szCs w:val="20"/>
+              </w:rPr>
+              <w:t>, .</w:t>
             </w:r>
             <w:proofErr w:type="spellStart"/>
             <w:r>
@@ -19200,12 +19735,21 @@
               <w:t>env</w:t>
             </w:r>
             <w:proofErr w:type="spellEnd"/>
-            <w:r>
-              <w:rPr>
-                <w:sz w:val="20"/>
-                <w:szCs w:val="20"/>
-              </w:rPr>
-              <w:t xml:space="preserve"> protegido, .</w:t>
+            <w:proofErr w:type="gramEnd"/>
+            <w:r>
+              <w:rPr>
+                <w:sz w:val="20"/>
+                <w:szCs w:val="20"/>
+              </w:rPr>
+              <w:t xml:space="preserve"> protegido</w:t>
+            </w:r>
+            <w:proofErr w:type="gramStart"/>
+            <w:r>
+              <w:rPr>
+                <w:sz w:val="20"/>
+                <w:szCs w:val="20"/>
+              </w:rPr>
+              <w:t>, .</w:t>
             </w:r>
             <w:proofErr w:type="spellStart"/>
             <w:r>
@@ -19216,6 +19760,7 @@
               <w:t>gitignore</w:t>
             </w:r>
             <w:proofErr w:type="spellEnd"/>
+            <w:proofErr w:type="gramEnd"/>
             <w:r>
               <w:rPr>
                 <w:sz w:val="20"/>
@@ -19869,15 +20414,13 @@
         <w:spacing w:after="80"/>
       </w:pPr>
       <w:r>
-        <w:t xml:space="preserve">Acrescentar no cadastro do aluno (Nome da </w:t>
+        <w:t>Acrescentar no cadastro do aluno (Nome da Mãe,</w:t>
       </w:r>
-      <w:proofErr w:type="spellStart"/>
       <w:r>
-        <w:t>Mãe,Data</w:t>
+        <w:t xml:space="preserve"> </w:t>
       </w:r>
-      <w:proofErr w:type="spellEnd"/>
       <w:r>
-        <w:t xml:space="preserve"> de Nascimento)</w:t>
+        <w:t>Data de Nascimento)</w:t>
       </w:r>
     </w:p>
     <w:p>
